--- a/100_logical_QA.docx
+++ b/100_logical_QA.docx
@@ -18,7 +18,7 @@
       </w:pPr>
       <w:r>
         <w:rPr>
-          <w:rFonts w:ascii="Cambria" w:eastAsia="Times New Roman" w:hAnsi="Cambria" w:cs="Cambria"/>
+          <w:rFonts w:ascii="Times New Roman" w:eastAsia="Times New Roman" w:hAnsi="Times New Roman" w:cs="Times New Roman"/>
           <w:b/>
           <w:bCs/>
           <w:kern w:val="36"/>
@@ -26,19 +26,7 @@
           <w:szCs w:val="48"/>
           <w:lang w:eastAsia="en-IN"/>
         </w:rPr>
-        <w:t>🧠</w:t>
-      </w:r>
-      <w:r>
-        <w:rPr>
-          <w:rFonts w:ascii="Times New Roman" w:eastAsia="Times New Roman" w:hAnsi="Times New Roman" w:cs="Times New Roman"/>
-          <w:b/>
-          <w:bCs/>
-          <w:kern w:val="36"/>
-          <w:sz w:val="48"/>
-          <w:szCs w:val="48"/>
-          <w:lang w:eastAsia="en-IN"/>
-        </w:rPr>
-        <w:t xml:space="preserve"> 100 LOGICAL SQL QUESTIONS &amp; ANSWERS</w:t>
+        <w:t>100 LOGICAL SQL QUESTIONS &amp; ANSWERS</w:t>
       </w:r>
     </w:p>
     <w:p>
@@ -107,7 +95,7 @@
           <w:szCs w:val="36"/>
           <w:lang w:eastAsia="en-IN"/>
         </w:rPr>
-        <w:t>🟢 SECTION 1: AGGREGATES &amp; GROUP BY (Q1–Q25)</w:t>
+        <w:t>SECTION 1: AGGREGATES &amp; GROUP BY (Q1–Q25)</w:t>
       </w:r>
     </w:p>
     <w:p>
@@ -176,8 +164,21 @@
           <w:szCs w:val="24"/>
           <w:lang w:eastAsia="en-IN"/>
         </w:rPr>
-        <w:t>Answer:</w:t>
-      </w:r>
+        <w:t>Answer</w:t>
+      </w:r>
+      <w:proofErr w:type="gramStart"/>
+      <w:r>
+        <w:rPr>
+          <w:rFonts w:ascii="Times New Roman" w:eastAsia="Times New Roman" w:hAnsi="Times New Roman" w:cs="Times New Roman"/>
+          <w:b/>
+          <w:bCs/>
+          <w:sz w:val="24"/>
+          <w:szCs w:val="24"/>
+          <w:lang w:eastAsia="en-IN"/>
+        </w:rPr>
+        <w:t>:</w:t>
+      </w:r>
+      <w:proofErr w:type="gramEnd"/>
       <w:r>
         <w:rPr>
           <w:rFonts w:ascii="Times New Roman" w:eastAsia="Times New Roman" w:hAnsi="Times New Roman" w:cs="Times New Roman"/>
@@ -216,7 +217,26 @@
           <w:lang w:eastAsia="en-IN"/>
         </w:rPr>
         <w:br/>
-        <w:t xml:space="preserve">If you aggregate the entire table (e.g., COUNT(*)), SQL treats the whole table as </w:t>
+        <w:t xml:space="preserve">If you aggregate the entire table </w:t>
+      </w:r>
+      <w:r>
+        <w:rPr>
+          <w:rFonts w:ascii="Times New Roman" w:eastAsia="Times New Roman" w:hAnsi="Times New Roman" w:cs="Times New Roman"/>
+          <w:noProof/>
+          <w:sz w:val="24"/>
+          <w:szCs w:val="24"/>
+          <w:lang w:eastAsia="en-IN"/>
+        </w:rPr>
+        <w:t>(e.g., COUNT(*)),</w:t>
+      </w:r>
+      <w:r>
+        <w:rPr>
+          <w:rFonts w:ascii="Times New Roman" w:eastAsia="Times New Roman" w:hAnsi="Times New Roman" w:cs="Times New Roman"/>
+          <w:sz w:val="24"/>
+          <w:szCs w:val="24"/>
+          <w:lang w:eastAsia="en-IN"/>
+        </w:rPr>
+        <w:t xml:space="preserve"> SQL treats the whole table as </w:t>
       </w:r>
       <w:r>
         <w:rPr>
@@ -321,40 +341,9 @@
           <w:szCs w:val="20"/>
           <w:lang w:eastAsia="en-IN"/>
         </w:rPr>
-        <w:t>SELECT department, COUNT(*) FROM employees;</w:t>
-      </w:r>
-    </w:p>
-    <w:p>
-      <w:pPr>
-        <w:spacing w:before="100" w:beforeAutospacing="1" w:after="100" w:afterAutospacing="1" w:line="240" w:lineRule="auto"/>
-        <w:rPr>
-          <w:rFonts w:ascii="Times New Roman" w:eastAsia="Times New Roman" w:hAnsi="Times New Roman" w:cs="Times New Roman"/>
-          <w:sz w:val="24"/>
-          <w:szCs w:val="24"/>
-          <w:lang w:eastAsia="en-IN"/>
-        </w:rPr>
-      </w:pPr>
-      <w:r>
-        <w:rPr>
-          <w:rFonts w:ascii="Times New Roman" w:eastAsia="Times New Roman" w:hAnsi="Times New Roman" w:cs="Times New Roman"/>
-          <w:b/>
-          <w:bCs/>
-          <w:sz w:val="24"/>
-          <w:szCs w:val="24"/>
-          <w:lang w:eastAsia="en-IN"/>
-        </w:rPr>
-        <w:t>Answer:</w:t>
-      </w:r>
-      <w:r>
-        <w:rPr>
-          <w:rFonts w:ascii="Times New Roman" w:eastAsia="Times New Roman" w:hAnsi="Times New Roman" w:cs="Times New Roman"/>
-          <w:sz w:val="24"/>
-          <w:szCs w:val="24"/>
-          <w:lang w:eastAsia="en-IN"/>
-        </w:rPr>
-        <w:br/>
-        <w:t xml:space="preserve">Because </w:t>
-      </w:r>
+        <w:t xml:space="preserve">SELECT department, </w:t>
+      </w:r>
+      <w:proofErr w:type="gramStart"/>
       <w:r>
         <w:rPr>
           <w:rFonts w:ascii="Courier New" w:eastAsia="Times New Roman" w:hAnsi="Courier New" w:cs="Courier New"/>
@@ -362,6 +351,70 @@
           <w:szCs w:val="20"/>
           <w:lang w:eastAsia="en-IN"/>
         </w:rPr>
+        <w:t>COUNT(</w:t>
+      </w:r>
+      <w:proofErr w:type="gramEnd"/>
+      <w:r>
+        <w:rPr>
+          <w:rFonts w:ascii="Courier New" w:eastAsia="Times New Roman" w:hAnsi="Courier New" w:cs="Courier New"/>
+          <w:sz w:val="20"/>
+          <w:szCs w:val="20"/>
+          <w:lang w:eastAsia="en-IN"/>
+        </w:rPr>
+        <w:t>*) FROM employees;</w:t>
+      </w:r>
+    </w:p>
+    <w:p>
+      <w:pPr>
+        <w:spacing w:before="100" w:beforeAutospacing="1" w:after="100" w:afterAutospacing="1" w:line="240" w:lineRule="auto"/>
+        <w:rPr>
+          <w:rFonts w:ascii="Times New Roman" w:eastAsia="Times New Roman" w:hAnsi="Times New Roman" w:cs="Times New Roman"/>
+          <w:sz w:val="24"/>
+          <w:szCs w:val="24"/>
+          <w:lang w:eastAsia="en-IN"/>
+        </w:rPr>
+      </w:pPr>
+      <w:r>
+        <w:rPr>
+          <w:rFonts w:ascii="Times New Roman" w:eastAsia="Times New Roman" w:hAnsi="Times New Roman" w:cs="Times New Roman"/>
+          <w:b/>
+          <w:bCs/>
+          <w:sz w:val="24"/>
+          <w:szCs w:val="24"/>
+          <w:lang w:eastAsia="en-IN"/>
+        </w:rPr>
+        <w:t>Answer</w:t>
+      </w:r>
+      <w:proofErr w:type="gramStart"/>
+      <w:r>
+        <w:rPr>
+          <w:rFonts w:ascii="Times New Roman" w:eastAsia="Times New Roman" w:hAnsi="Times New Roman" w:cs="Times New Roman"/>
+          <w:b/>
+          <w:bCs/>
+          <w:sz w:val="24"/>
+          <w:szCs w:val="24"/>
+          <w:lang w:eastAsia="en-IN"/>
+        </w:rPr>
+        <w:t>:</w:t>
+      </w:r>
+      <w:proofErr w:type="gramEnd"/>
+      <w:r>
+        <w:rPr>
+          <w:rFonts w:ascii="Times New Roman" w:eastAsia="Times New Roman" w:hAnsi="Times New Roman" w:cs="Times New Roman"/>
+          <w:sz w:val="24"/>
+          <w:szCs w:val="24"/>
+          <w:lang w:eastAsia="en-IN"/>
+        </w:rPr>
+        <w:br/>
+        <w:t xml:space="preserve">Because </w:t>
+      </w:r>
+      <w:r>
+        <w:rPr>
+          <w:rFonts w:ascii="Courier New" w:eastAsia="Times New Roman" w:hAnsi="Courier New" w:cs="Courier New"/>
+          <w:sz w:val="20"/>
+          <w:szCs w:val="20"/>
+          <w:lang w:eastAsia="en-IN"/>
+        </w:rPr>
         <w:t>department</w:t>
       </w:r>
       <w:r>
@@ -460,8 +513,21 @@
           <w:szCs w:val="24"/>
           <w:lang w:eastAsia="en-IN"/>
         </w:rPr>
-        <w:t>Answer:</w:t>
-      </w:r>
+        <w:t>Answer</w:t>
+      </w:r>
+      <w:proofErr w:type="gramStart"/>
+      <w:r>
+        <w:rPr>
+          <w:rFonts w:ascii="Times New Roman" w:eastAsia="Times New Roman" w:hAnsi="Times New Roman" w:cs="Times New Roman"/>
+          <w:b/>
+          <w:bCs/>
+          <w:sz w:val="24"/>
+          <w:szCs w:val="24"/>
+          <w:lang w:eastAsia="en-IN"/>
+        </w:rPr>
+        <w:t>:</w:t>
+      </w:r>
+      <w:proofErr w:type="gramEnd"/>
       <w:r>
         <w:rPr>
           <w:rFonts w:ascii="Times New Roman" w:eastAsia="Times New Roman" w:hAnsi="Times New Roman" w:cs="Times New Roman"/>
@@ -559,8 +625,21 @@
           <w:szCs w:val="24"/>
           <w:lang w:eastAsia="en-IN"/>
         </w:rPr>
-        <w:t>Answer:</w:t>
-      </w:r>
+        <w:t>Answer</w:t>
+      </w:r>
+      <w:proofErr w:type="gramStart"/>
+      <w:r>
+        <w:rPr>
+          <w:rFonts w:ascii="Times New Roman" w:eastAsia="Times New Roman" w:hAnsi="Times New Roman" w:cs="Times New Roman"/>
+          <w:b/>
+          <w:bCs/>
+          <w:sz w:val="24"/>
+          <w:szCs w:val="24"/>
+          <w:lang w:eastAsia="en-IN"/>
+        </w:rPr>
+        <w:t>:</w:t>
+      </w:r>
+      <w:proofErr w:type="gramEnd"/>
       <w:r>
         <w:rPr>
           <w:rFonts w:ascii="Times New Roman" w:eastAsia="Times New Roman" w:hAnsi="Times New Roman" w:cs="Times New Roman"/>
@@ -659,8 +738,21 @@
           <w:lang w:eastAsia="en-IN"/>
         </w:rPr>
         <w:lastRenderedPageBreak/>
-        <w:t>Answer:</w:t>
-      </w:r>
+        <w:t>Answer</w:t>
+      </w:r>
+      <w:proofErr w:type="gramStart"/>
+      <w:r>
+        <w:rPr>
+          <w:rFonts w:ascii="Times New Roman" w:eastAsia="Times New Roman" w:hAnsi="Times New Roman" w:cs="Times New Roman"/>
+          <w:b/>
+          <w:bCs/>
+          <w:sz w:val="24"/>
+          <w:szCs w:val="24"/>
+          <w:lang w:eastAsia="en-IN"/>
+        </w:rPr>
+        <w:t>:</w:t>
+      </w:r>
+      <w:proofErr w:type="gramEnd"/>
       <w:r>
         <w:rPr>
           <w:rFonts w:ascii="Times New Roman" w:eastAsia="Times New Roman" w:hAnsi="Times New Roman" w:cs="Times New Roman"/>
@@ -758,8 +850,21 @@
           <w:szCs w:val="24"/>
           <w:lang w:eastAsia="en-IN"/>
         </w:rPr>
-        <w:t>Answer:</w:t>
-      </w:r>
+        <w:t>Answer</w:t>
+      </w:r>
+      <w:proofErr w:type="gramStart"/>
+      <w:r>
+        <w:rPr>
+          <w:rFonts w:ascii="Times New Roman" w:eastAsia="Times New Roman" w:hAnsi="Times New Roman" w:cs="Times New Roman"/>
+          <w:b/>
+          <w:bCs/>
+          <w:sz w:val="24"/>
+          <w:szCs w:val="24"/>
+          <w:lang w:eastAsia="en-IN"/>
+        </w:rPr>
+        <w:t>:</w:t>
+      </w:r>
+      <w:proofErr w:type="gramEnd"/>
       <w:r>
         <w:rPr>
           <w:rFonts w:ascii="Times New Roman" w:eastAsia="Times New Roman" w:hAnsi="Times New Roman" w:cs="Times New Roman"/>
@@ -857,8 +962,21 @@
           <w:szCs w:val="24"/>
           <w:lang w:eastAsia="en-IN"/>
         </w:rPr>
-        <w:t>Answer:</w:t>
-      </w:r>
+        <w:t>Answer</w:t>
+      </w:r>
+      <w:proofErr w:type="gramStart"/>
+      <w:r>
+        <w:rPr>
+          <w:rFonts w:ascii="Times New Roman" w:eastAsia="Times New Roman" w:hAnsi="Times New Roman" w:cs="Times New Roman"/>
+          <w:b/>
+          <w:bCs/>
+          <w:sz w:val="24"/>
+          <w:szCs w:val="24"/>
+          <w:lang w:eastAsia="en-IN"/>
+        </w:rPr>
+        <w:t>:</w:t>
+      </w:r>
+      <w:proofErr w:type="gramEnd"/>
       <w:r>
         <w:rPr>
           <w:rFonts w:ascii="Times New Roman" w:eastAsia="Times New Roman" w:hAnsi="Times New Roman" w:cs="Times New Roman"/>
@@ -936,8 +1054,21 @@
           <w:szCs w:val="24"/>
           <w:lang w:eastAsia="en-IN"/>
         </w:rPr>
-        <w:t>Answer:</w:t>
-      </w:r>
+        <w:t>Answer</w:t>
+      </w:r>
+      <w:proofErr w:type="gramStart"/>
+      <w:r>
+        <w:rPr>
+          <w:rFonts w:ascii="Times New Roman" w:eastAsia="Times New Roman" w:hAnsi="Times New Roman" w:cs="Times New Roman"/>
+          <w:b/>
+          <w:bCs/>
+          <w:sz w:val="24"/>
+          <w:szCs w:val="24"/>
+          <w:lang w:eastAsia="en-IN"/>
+        </w:rPr>
+        <w:t>:</w:t>
+      </w:r>
+      <w:proofErr w:type="gramEnd"/>
       <w:r>
         <w:rPr>
           <w:rFonts w:ascii="Times New Roman" w:eastAsia="Times New Roman" w:hAnsi="Times New Roman" w:cs="Times New Roman"/>
@@ -1015,8 +1146,21 @@
           <w:szCs w:val="24"/>
           <w:lang w:eastAsia="en-IN"/>
         </w:rPr>
-        <w:t>Answer:</w:t>
-      </w:r>
+        <w:t>Answer</w:t>
+      </w:r>
+      <w:proofErr w:type="gramStart"/>
+      <w:r>
+        <w:rPr>
+          <w:rFonts w:ascii="Times New Roman" w:eastAsia="Times New Roman" w:hAnsi="Times New Roman" w:cs="Times New Roman"/>
+          <w:b/>
+          <w:bCs/>
+          <w:sz w:val="24"/>
+          <w:szCs w:val="24"/>
+          <w:lang w:eastAsia="en-IN"/>
+        </w:rPr>
+        <w:t>:</w:t>
+      </w:r>
+      <w:proofErr w:type="gramEnd"/>
       <w:r>
         <w:rPr>
           <w:rFonts w:ascii="Times New Roman" w:eastAsia="Times New Roman" w:hAnsi="Times New Roman" w:cs="Times New Roman"/>
@@ -1094,8 +1238,21 @@
           <w:szCs w:val="24"/>
           <w:lang w:eastAsia="en-IN"/>
         </w:rPr>
-        <w:t>Answer:</w:t>
-      </w:r>
+        <w:t>Answer</w:t>
+      </w:r>
+      <w:proofErr w:type="gramStart"/>
+      <w:r>
+        <w:rPr>
+          <w:rFonts w:ascii="Times New Roman" w:eastAsia="Times New Roman" w:hAnsi="Times New Roman" w:cs="Times New Roman"/>
+          <w:b/>
+          <w:bCs/>
+          <w:sz w:val="24"/>
+          <w:szCs w:val="24"/>
+          <w:lang w:eastAsia="en-IN"/>
+        </w:rPr>
+        <w:t>:</w:t>
+      </w:r>
+      <w:proofErr w:type="gramEnd"/>
       <w:r>
         <w:rPr>
           <w:rFonts w:ascii="Times New Roman" w:eastAsia="Times New Roman" w:hAnsi="Times New Roman" w:cs="Times New Roman"/>
@@ -1151,30 +1308,67 @@
           <w:szCs w:val="27"/>
           <w:lang w:eastAsia="en-IN"/>
         </w:rPr>
-        <w:t>Q11. Why is COUNT(*) preferred over COUNT(column)?</w:t>
-      </w:r>
-    </w:p>
-    <w:p>
-      <w:pPr>
-        <w:spacing w:before="100" w:beforeAutospacing="1" w:after="100" w:afterAutospacing="1" w:line="240" w:lineRule="auto"/>
-        <w:rPr>
-          <w:rFonts w:ascii="Times New Roman" w:eastAsia="Times New Roman" w:hAnsi="Times New Roman" w:cs="Times New Roman"/>
-          <w:sz w:val="24"/>
-          <w:szCs w:val="24"/>
-          <w:lang w:eastAsia="en-IN"/>
-        </w:rPr>
-      </w:pPr>
-      <w:r>
-        <w:rPr>
-          <w:rFonts w:ascii="Times New Roman" w:eastAsia="Times New Roman" w:hAnsi="Times New Roman" w:cs="Times New Roman"/>
-          <w:b/>
-          <w:bCs/>
-          <w:sz w:val="24"/>
-          <w:szCs w:val="24"/>
-          <w:lang w:eastAsia="en-IN"/>
-        </w:rPr>
-        <w:t>Answer:</w:t>
-      </w:r>
+        <w:t xml:space="preserve">Q11. Why is </w:t>
+      </w:r>
+      <w:proofErr w:type="gramStart"/>
+      <w:r>
+        <w:rPr>
+          <w:rFonts w:ascii="Times New Roman" w:eastAsia="Times New Roman" w:hAnsi="Times New Roman" w:cs="Times New Roman"/>
+          <w:b/>
+          <w:bCs/>
+          <w:sz w:val="27"/>
+          <w:szCs w:val="27"/>
+          <w:lang w:eastAsia="en-IN"/>
+        </w:rPr>
+        <w:t>COUNT(</w:t>
+      </w:r>
+      <w:proofErr w:type="gramEnd"/>
+      <w:r>
+        <w:rPr>
+          <w:rFonts w:ascii="Times New Roman" w:eastAsia="Times New Roman" w:hAnsi="Times New Roman" w:cs="Times New Roman"/>
+          <w:b/>
+          <w:bCs/>
+          <w:sz w:val="27"/>
+          <w:szCs w:val="27"/>
+          <w:lang w:eastAsia="en-IN"/>
+        </w:rPr>
+        <w:t>*) preferred over COUNT(column)?</w:t>
+      </w:r>
+    </w:p>
+    <w:p>
+      <w:pPr>
+        <w:spacing w:before="100" w:beforeAutospacing="1" w:after="100" w:afterAutospacing="1" w:line="240" w:lineRule="auto"/>
+        <w:rPr>
+          <w:rFonts w:ascii="Times New Roman" w:eastAsia="Times New Roman" w:hAnsi="Times New Roman" w:cs="Times New Roman"/>
+          <w:sz w:val="24"/>
+          <w:szCs w:val="24"/>
+          <w:lang w:eastAsia="en-IN"/>
+        </w:rPr>
+      </w:pPr>
+      <w:r>
+        <w:rPr>
+          <w:rFonts w:ascii="Times New Roman" w:eastAsia="Times New Roman" w:hAnsi="Times New Roman" w:cs="Times New Roman"/>
+          <w:b/>
+          <w:bCs/>
+          <w:sz w:val="24"/>
+          <w:szCs w:val="24"/>
+          <w:lang w:eastAsia="en-IN"/>
+        </w:rPr>
+        <w:t>Answer</w:t>
+      </w:r>
+      <w:proofErr w:type="gramStart"/>
+      <w:r>
+        <w:rPr>
+          <w:rFonts w:ascii="Times New Roman" w:eastAsia="Times New Roman" w:hAnsi="Times New Roman" w:cs="Times New Roman"/>
+          <w:b/>
+          <w:bCs/>
+          <w:sz w:val="24"/>
+          <w:szCs w:val="24"/>
+          <w:lang w:eastAsia="en-IN"/>
+        </w:rPr>
+        <w:t>:</w:t>
+      </w:r>
+      <w:proofErr w:type="gramEnd"/>
       <w:r>
         <w:rPr>
           <w:rFonts w:ascii="Times New Roman" w:eastAsia="Times New Roman" w:hAnsi="Times New Roman" w:cs="Times New Roman"/>
@@ -1253,8 +1447,21 @@
           <w:lang w:eastAsia="en-IN"/>
         </w:rPr>
         <w:lastRenderedPageBreak/>
-        <w:t>Answer:</w:t>
-      </w:r>
+        <w:t>Answer</w:t>
+      </w:r>
+      <w:proofErr w:type="gramStart"/>
+      <w:r>
+        <w:rPr>
+          <w:rFonts w:ascii="Times New Roman" w:eastAsia="Times New Roman" w:hAnsi="Times New Roman" w:cs="Times New Roman"/>
+          <w:b/>
+          <w:bCs/>
+          <w:sz w:val="24"/>
+          <w:szCs w:val="24"/>
+          <w:lang w:eastAsia="en-IN"/>
+        </w:rPr>
+        <w:t>:</w:t>
+      </w:r>
+      <w:proofErr w:type="gramEnd"/>
       <w:r>
         <w:rPr>
           <w:rFonts w:ascii="Times New Roman" w:eastAsia="Times New Roman" w:hAnsi="Times New Roman" w:cs="Times New Roman"/>
@@ -1332,8 +1539,21 @@
           <w:szCs w:val="24"/>
           <w:lang w:eastAsia="en-IN"/>
         </w:rPr>
-        <w:t>Answer:</w:t>
-      </w:r>
+        <w:t>Answer</w:t>
+      </w:r>
+      <w:proofErr w:type="gramStart"/>
+      <w:r>
+        <w:rPr>
+          <w:rFonts w:ascii="Times New Roman" w:eastAsia="Times New Roman" w:hAnsi="Times New Roman" w:cs="Times New Roman"/>
+          <w:b/>
+          <w:bCs/>
+          <w:sz w:val="24"/>
+          <w:szCs w:val="24"/>
+          <w:lang w:eastAsia="en-IN"/>
+        </w:rPr>
+        <w:t>:</w:t>
+      </w:r>
+      <w:proofErr w:type="gramEnd"/>
       <w:r>
         <w:rPr>
           <w:rFonts w:ascii="Times New Roman" w:eastAsia="Times New Roman" w:hAnsi="Times New Roman" w:cs="Times New Roman"/>
@@ -1411,8 +1631,21 @@
           <w:szCs w:val="24"/>
           <w:lang w:eastAsia="en-IN"/>
         </w:rPr>
-        <w:t>Answer:</w:t>
-      </w:r>
+        <w:t>Answer</w:t>
+      </w:r>
+      <w:proofErr w:type="gramStart"/>
+      <w:r>
+        <w:rPr>
+          <w:rFonts w:ascii="Times New Roman" w:eastAsia="Times New Roman" w:hAnsi="Times New Roman" w:cs="Times New Roman"/>
+          <w:b/>
+          <w:bCs/>
+          <w:sz w:val="24"/>
+          <w:szCs w:val="24"/>
+          <w:lang w:eastAsia="en-IN"/>
+        </w:rPr>
+        <w:t>:</w:t>
+      </w:r>
+      <w:proofErr w:type="gramEnd"/>
       <w:r>
         <w:rPr>
           <w:rFonts w:ascii="Times New Roman" w:eastAsia="Times New Roman" w:hAnsi="Times New Roman" w:cs="Times New Roman"/>
@@ -1468,30 +1701,67 @@
           <w:szCs w:val="27"/>
           <w:lang w:eastAsia="en-IN"/>
         </w:rPr>
-        <w:t>Q15. Why does GROUP BY + JOIN sometimes inflate totals?</w:t>
-      </w:r>
-    </w:p>
-    <w:p>
-      <w:pPr>
-        <w:spacing w:before="100" w:beforeAutospacing="1" w:after="100" w:afterAutospacing="1" w:line="240" w:lineRule="auto"/>
-        <w:rPr>
-          <w:rFonts w:ascii="Times New Roman" w:eastAsia="Times New Roman" w:hAnsi="Times New Roman" w:cs="Times New Roman"/>
-          <w:sz w:val="24"/>
-          <w:szCs w:val="24"/>
-          <w:lang w:eastAsia="en-IN"/>
-        </w:rPr>
-      </w:pPr>
-      <w:r>
-        <w:rPr>
-          <w:rFonts w:ascii="Times New Roman" w:eastAsia="Times New Roman" w:hAnsi="Times New Roman" w:cs="Times New Roman"/>
-          <w:b/>
-          <w:bCs/>
-          <w:sz w:val="24"/>
-          <w:szCs w:val="24"/>
-          <w:lang w:eastAsia="en-IN"/>
-        </w:rPr>
-        <w:t>Answer:</w:t>
-      </w:r>
+        <w:t xml:space="preserve">Q15. Why </w:t>
+      </w:r>
+      <w:proofErr w:type="gramStart"/>
+      <w:r>
+        <w:rPr>
+          <w:rFonts w:ascii="Times New Roman" w:eastAsia="Times New Roman" w:hAnsi="Times New Roman" w:cs="Times New Roman"/>
+          <w:b/>
+          <w:bCs/>
+          <w:sz w:val="27"/>
+          <w:szCs w:val="27"/>
+          <w:lang w:eastAsia="en-IN"/>
+        </w:rPr>
+        <w:t>does</w:t>
+      </w:r>
+      <w:proofErr w:type="gramEnd"/>
+      <w:r>
+        <w:rPr>
+          <w:rFonts w:ascii="Times New Roman" w:eastAsia="Times New Roman" w:hAnsi="Times New Roman" w:cs="Times New Roman"/>
+          <w:b/>
+          <w:bCs/>
+          <w:sz w:val="27"/>
+          <w:szCs w:val="27"/>
+          <w:lang w:eastAsia="en-IN"/>
+        </w:rPr>
+        <w:t xml:space="preserve"> GROUP BY + JOIN sometimes inflate totals?</w:t>
+      </w:r>
+    </w:p>
+    <w:p>
+      <w:pPr>
+        <w:spacing w:before="100" w:beforeAutospacing="1" w:after="100" w:afterAutospacing="1" w:line="240" w:lineRule="auto"/>
+        <w:rPr>
+          <w:rFonts w:ascii="Times New Roman" w:eastAsia="Times New Roman" w:hAnsi="Times New Roman" w:cs="Times New Roman"/>
+          <w:sz w:val="24"/>
+          <w:szCs w:val="24"/>
+          <w:lang w:eastAsia="en-IN"/>
+        </w:rPr>
+      </w:pPr>
+      <w:r>
+        <w:rPr>
+          <w:rFonts w:ascii="Times New Roman" w:eastAsia="Times New Roman" w:hAnsi="Times New Roman" w:cs="Times New Roman"/>
+          <w:b/>
+          <w:bCs/>
+          <w:sz w:val="24"/>
+          <w:szCs w:val="24"/>
+          <w:lang w:eastAsia="en-IN"/>
+        </w:rPr>
+        <w:t>Answer</w:t>
+      </w:r>
+      <w:proofErr w:type="gramStart"/>
+      <w:r>
+        <w:rPr>
+          <w:rFonts w:ascii="Times New Roman" w:eastAsia="Times New Roman" w:hAnsi="Times New Roman" w:cs="Times New Roman"/>
+          <w:b/>
+          <w:bCs/>
+          <w:sz w:val="24"/>
+          <w:szCs w:val="24"/>
+          <w:lang w:eastAsia="en-IN"/>
+        </w:rPr>
+        <w:t>:</w:t>
+      </w:r>
+      <w:proofErr w:type="gramEnd"/>
       <w:r>
         <w:rPr>
           <w:rFonts w:ascii="Times New Roman" w:eastAsia="Times New Roman" w:hAnsi="Times New Roman" w:cs="Times New Roman"/>
@@ -1589,8 +1859,21 @@
           <w:szCs w:val="24"/>
           <w:lang w:eastAsia="en-IN"/>
         </w:rPr>
-        <w:t>Answer:</w:t>
-      </w:r>
+        <w:t>Answer</w:t>
+      </w:r>
+      <w:proofErr w:type="gramStart"/>
+      <w:r>
+        <w:rPr>
+          <w:rFonts w:ascii="Times New Roman" w:eastAsia="Times New Roman" w:hAnsi="Times New Roman" w:cs="Times New Roman"/>
+          <w:b/>
+          <w:bCs/>
+          <w:sz w:val="24"/>
+          <w:szCs w:val="24"/>
+          <w:lang w:eastAsia="en-IN"/>
+        </w:rPr>
+        <w:t>:</w:t>
+      </w:r>
+      <w:proofErr w:type="gramEnd"/>
       <w:r>
         <w:rPr>
           <w:rFonts w:ascii="Times New Roman" w:eastAsia="Times New Roman" w:hAnsi="Times New Roman" w:cs="Times New Roman"/>
@@ -1668,8 +1951,21 @@
           <w:szCs w:val="24"/>
           <w:lang w:eastAsia="en-IN"/>
         </w:rPr>
-        <w:t>Answer:</w:t>
-      </w:r>
+        <w:t>Answer</w:t>
+      </w:r>
+      <w:proofErr w:type="gramStart"/>
+      <w:r>
+        <w:rPr>
+          <w:rFonts w:ascii="Times New Roman" w:eastAsia="Times New Roman" w:hAnsi="Times New Roman" w:cs="Times New Roman"/>
+          <w:b/>
+          <w:bCs/>
+          <w:sz w:val="24"/>
+          <w:szCs w:val="24"/>
+          <w:lang w:eastAsia="en-IN"/>
+        </w:rPr>
+        <w:t>:</w:t>
+      </w:r>
+      <w:proofErr w:type="gramEnd"/>
       <w:r>
         <w:rPr>
           <w:rFonts w:ascii="Times New Roman" w:eastAsia="Times New Roman" w:hAnsi="Times New Roman" w:cs="Times New Roman"/>
@@ -1711,38 +2007,53 @@
           <w:rFonts w:ascii="Times New Roman" w:eastAsia="Times New Roman" w:hAnsi="Times New Roman" w:cs="Times New Roman"/>
           <w:b/>
           <w:bCs/>
-          <w:sz w:val="27"/>
-          <w:szCs w:val="27"/>
-          <w:lang w:eastAsia="en-IN"/>
-        </w:rPr>
-      </w:pPr>
-      <w:r>
-        <w:rPr>
-          <w:rFonts w:ascii="Times New Roman" w:eastAsia="Times New Roman" w:hAnsi="Times New Roman" w:cs="Times New Roman"/>
-          <w:b/>
-          <w:bCs/>
-          <w:sz w:val="27"/>
-          <w:szCs w:val="27"/>
-          <w:lang w:eastAsia="en-IN"/>
-        </w:rPr>
-        <w:t>Q18. Why is COUNT(DISTINCT) expensive?</w:t>
-      </w:r>
-    </w:p>
-    <w:p>
-      <w:pPr>
-        <w:spacing w:before="100" w:beforeAutospacing="1" w:after="100" w:afterAutospacing="1" w:line="240" w:lineRule="auto"/>
-        <w:rPr>
-          <w:rFonts w:ascii="Times New Roman" w:eastAsia="Times New Roman" w:hAnsi="Times New Roman" w:cs="Times New Roman"/>
-          <w:sz w:val="24"/>
-          <w:szCs w:val="24"/>
-          <w:lang w:eastAsia="en-IN"/>
-        </w:rPr>
-      </w:pPr>
-      <w:r>
-        <w:rPr>
-          <w:rFonts w:ascii="Times New Roman" w:eastAsia="Times New Roman" w:hAnsi="Times New Roman" w:cs="Times New Roman"/>
-          <w:b/>
-          <w:bCs/>
+          <w:noProof/>
+          <w:sz w:val="27"/>
+          <w:szCs w:val="27"/>
+          <w:lang w:eastAsia="en-IN"/>
+        </w:rPr>
+      </w:pPr>
+      <w:r>
+        <w:rPr>
+          <w:rFonts w:ascii="Times New Roman" w:eastAsia="Times New Roman" w:hAnsi="Times New Roman" w:cs="Times New Roman"/>
+          <w:b/>
+          <w:bCs/>
+          <w:sz w:val="27"/>
+          <w:szCs w:val="27"/>
+          <w:lang w:eastAsia="en-IN"/>
+        </w:rPr>
+        <w:t xml:space="preserve">Q18. Why is </w:t>
+      </w:r>
+      <w:r>
+        <w:rPr>
+          <w:rFonts w:ascii="Times New Roman" w:eastAsia="Times New Roman" w:hAnsi="Times New Roman" w:cs="Times New Roman"/>
+          <w:b/>
+          <w:bCs/>
+          <w:noProof/>
+          <w:sz w:val="27"/>
+          <w:szCs w:val="27"/>
+          <w:lang w:eastAsia="en-IN"/>
+        </w:rPr>
+        <w:t>COUNT(DISTINCT) expensive?</w:t>
+      </w:r>
+    </w:p>
+    <w:p>
+      <w:pPr>
+        <w:spacing w:before="100" w:beforeAutospacing="1" w:after="100" w:afterAutospacing="1" w:line="240" w:lineRule="auto"/>
+        <w:rPr>
+          <w:rFonts w:ascii="Times New Roman" w:eastAsia="Times New Roman" w:hAnsi="Times New Roman" w:cs="Times New Roman"/>
+          <w:noProof/>
+          <w:sz w:val="24"/>
+          <w:szCs w:val="24"/>
+          <w:lang w:eastAsia="en-IN"/>
+        </w:rPr>
+      </w:pPr>
+      <w:r>
+        <w:rPr>
+          <w:rFonts w:ascii="Times New Roman" w:eastAsia="Times New Roman" w:hAnsi="Times New Roman" w:cs="Times New Roman"/>
+          <w:b/>
+          <w:bCs/>
+          <w:noProof/>
           <w:sz w:val="24"/>
           <w:szCs w:val="24"/>
           <w:lang w:eastAsia="en-IN"/>
@@ -1752,6 +2063,7 @@
       <w:r>
         <w:rPr>
           <w:rFonts w:ascii="Times New Roman" w:eastAsia="Times New Roman" w:hAnsi="Times New Roman" w:cs="Times New Roman"/>
+          <w:noProof/>
           <w:sz w:val="24"/>
           <w:szCs w:val="24"/>
           <w:lang w:eastAsia="en-IN"/>
@@ -1827,8 +2139,21 @@
           <w:lang w:eastAsia="en-IN"/>
         </w:rPr>
         <w:lastRenderedPageBreak/>
-        <w:t>Answer:</w:t>
-      </w:r>
+        <w:t>Answer</w:t>
+      </w:r>
+      <w:proofErr w:type="gramStart"/>
+      <w:r>
+        <w:rPr>
+          <w:rFonts w:ascii="Times New Roman" w:eastAsia="Times New Roman" w:hAnsi="Times New Roman" w:cs="Times New Roman"/>
+          <w:b/>
+          <w:bCs/>
+          <w:sz w:val="24"/>
+          <w:szCs w:val="24"/>
+          <w:lang w:eastAsia="en-IN"/>
+        </w:rPr>
+        <w:t>:</w:t>
+      </w:r>
+      <w:proofErr w:type="gramEnd"/>
       <w:r>
         <w:rPr>
           <w:rFonts w:ascii="Times New Roman" w:eastAsia="Times New Roman" w:hAnsi="Times New Roman" w:cs="Times New Roman"/>
@@ -1837,7 +2162,27 @@
           <w:lang w:eastAsia="en-IN"/>
         </w:rPr>
         <w:br/>
-        <w:t>Yes. SQL evaluates the expression per row, then groups by the result.</w:t>
+        <w:t xml:space="preserve">Yes. SQL evaluates the expression per row, </w:t>
+      </w:r>
+      <w:proofErr w:type="gramStart"/>
+      <w:r>
+        <w:rPr>
+          <w:rFonts w:ascii="Times New Roman" w:eastAsia="Times New Roman" w:hAnsi="Times New Roman" w:cs="Times New Roman"/>
+          <w:sz w:val="24"/>
+          <w:szCs w:val="24"/>
+          <w:lang w:eastAsia="en-IN"/>
+        </w:rPr>
+        <w:t>then</w:t>
+      </w:r>
+      <w:proofErr w:type="gramEnd"/>
+      <w:r>
+        <w:rPr>
+          <w:rFonts w:ascii="Times New Roman" w:eastAsia="Times New Roman" w:hAnsi="Times New Roman" w:cs="Times New Roman"/>
+          <w:sz w:val="24"/>
+          <w:szCs w:val="24"/>
+          <w:lang w:eastAsia="en-IN"/>
+        </w:rPr>
+        <w:t xml:space="preserve"> groups by the result.</w:t>
       </w:r>
     </w:p>
     <w:p>
@@ -1906,8 +2251,21 @@
           <w:szCs w:val="24"/>
           <w:lang w:eastAsia="en-IN"/>
         </w:rPr>
-        <w:t>Answer:</w:t>
-      </w:r>
+        <w:t>Answer</w:t>
+      </w:r>
+      <w:proofErr w:type="gramStart"/>
+      <w:r>
+        <w:rPr>
+          <w:rFonts w:ascii="Times New Roman" w:eastAsia="Times New Roman" w:hAnsi="Times New Roman" w:cs="Times New Roman"/>
+          <w:b/>
+          <w:bCs/>
+          <w:sz w:val="24"/>
+          <w:szCs w:val="24"/>
+          <w:lang w:eastAsia="en-IN"/>
+        </w:rPr>
+        <w:t>:</w:t>
+      </w:r>
+      <w:proofErr w:type="gramEnd"/>
       <w:r>
         <w:rPr>
           <w:rFonts w:ascii="Times New Roman" w:eastAsia="Times New Roman" w:hAnsi="Times New Roman" w:cs="Times New Roman"/>
@@ -1963,30 +2321,66 @@
           <w:szCs w:val="27"/>
           <w:lang w:eastAsia="en-IN"/>
         </w:rPr>
-        <w:t>Q21. Why does PostgreSQL allow grouping by primary key only?</w:t>
-      </w:r>
-    </w:p>
-    <w:p>
-      <w:pPr>
-        <w:spacing w:before="100" w:beforeAutospacing="1" w:after="100" w:afterAutospacing="1" w:line="240" w:lineRule="auto"/>
-        <w:rPr>
-          <w:rFonts w:ascii="Times New Roman" w:eastAsia="Times New Roman" w:hAnsi="Times New Roman" w:cs="Times New Roman"/>
-          <w:sz w:val="24"/>
-          <w:szCs w:val="24"/>
-          <w:lang w:eastAsia="en-IN"/>
-        </w:rPr>
-      </w:pPr>
-      <w:r>
-        <w:rPr>
-          <w:rFonts w:ascii="Times New Roman" w:eastAsia="Times New Roman" w:hAnsi="Times New Roman" w:cs="Times New Roman"/>
-          <w:b/>
-          <w:bCs/>
-          <w:sz w:val="24"/>
-          <w:szCs w:val="24"/>
-          <w:lang w:eastAsia="en-IN"/>
-        </w:rPr>
-        <w:t>Answer:</w:t>
-      </w:r>
+        <w:t xml:space="preserve">Q21. Why does </w:t>
+      </w:r>
+      <w:r>
+        <w:rPr>
+          <w:rFonts w:ascii="Times New Roman" w:eastAsia="Times New Roman" w:hAnsi="Times New Roman" w:cs="Times New Roman"/>
+          <w:b/>
+          <w:bCs/>
+          <w:noProof/>
+          <w:sz w:val="27"/>
+          <w:szCs w:val="27"/>
+          <w:lang w:eastAsia="en-IN"/>
+        </w:rPr>
+        <w:t>PostgreSQL allow</w:t>
+      </w:r>
+      <w:r>
+        <w:rPr>
+          <w:rFonts w:ascii="Times New Roman" w:eastAsia="Times New Roman" w:hAnsi="Times New Roman" w:cs="Times New Roman"/>
+          <w:b/>
+          <w:bCs/>
+          <w:sz w:val="27"/>
+          <w:szCs w:val="27"/>
+          <w:lang w:eastAsia="en-IN"/>
+        </w:rPr>
+        <w:t xml:space="preserve"> grouping by primary key only?</w:t>
+      </w:r>
+    </w:p>
+    <w:p>
+      <w:pPr>
+        <w:spacing w:before="100" w:beforeAutospacing="1" w:after="100" w:afterAutospacing="1" w:line="240" w:lineRule="auto"/>
+        <w:rPr>
+          <w:rFonts w:ascii="Times New Roman" w:eastAsia="Times New Roman" w:hAnsi="Times New Roman" w:cs="Times New Roman"/>
+          <w:sz w:val="24"/>
+          <w:szCs w:val="24"/>
+          <w:lang w:eastAsia="en-IN"/>
+        </w:rPr>
+      </w:pPr>
+      <w:r>
+        <w:rPr>
+          <w:rFonts w:ascii="Times New Roman" w:eastAsia="Times New Roman" w:hAnsi="Times New Roman" w:cs="Times New Roman"/>
+          <w:b/>
+          <w:bCs/>
+          <w:sz w:val="24"/>
+          <w:szCs w:val="24"/>
+          <w:lang w:eastAsia="en-IN"/>
+        </w:rPr>
+        <w:t>Answer</w:t>
+      </w:r>
+      <w:proofErr w:type="gramStart"/>
+      <w:r>
+        <w:rPr>
+          <w:rFonts w:ascii="Times New Roman" w:eastAsia="Times New Roman" w:hAnsi="Times New Roman" w:cs="Times New Roman"/>
+          <w:b/>
+          <w:bCs/>
+          <w:sz w:val="24"/>
+          <w:szCs w:val="24"/>
+          <w:lang w:eastAsia="en-IN"/>
+        </w:rPr>
+        <w:t>:</w:t>
+      </w:r>
+      <w:proofErr w:type="gramEnd"/>
       <w:r>
         <w:rPr>
           <w:rFonts w:ascii="Times New Roman" w:eastAsia="Times New Roman" w:hAnsi="Times New Roman" w:cs="Times New Roman"/>
@@ -2062,30 +2456,67 @@
           <w:szCs w:val="27"/>
           <w:lang w:eastAsia="en-IN"/>
         </w:rPr>
-        <w:t>Q22. Why is GROUP BY considered an aggregation boundary?</w:t>
-      </w:r>
-    </w:p>
-    <w:p>
-      <w:pPr>
-        <w:spacing w:before="100" w:beforeAutospacing="1" w:after="100" w:afterAutospacing="1" w:line="240" w:lineRule="auto"/>
-        <w:rPr>
-          <w:rFonts w:ascii="Times New Roman" w:eastAsia="Times New Roman" w:hAnsi="Times New Roman" w:cs="Times New Roman"/>
-          <w:sz w:val="24"/>
-          <w:szCs w:val="24"/>
-          <w:lang w:eastAsia="en-IN"/>
-        </w:rPr>
-      </w:pPr>
-      <w:r>
-        <w:rPr>
-          <w:rFonts w:ascii="Times New Roman" w:eastAsia="Times New Roman" w:hAnsi="Times New Roman" w:cs="Times New Roman"/>
-          <w:b/>
-          <w:bCs/>
-          <w:sz w:val="24"/>
-          <w:szCs w:val="24"/>
-          <w:lang w:eastAsia="en-IN"/>
-        </w:rPr>
-        <w:t>Answer:</w:t>
-      </w:r>
+        <w:t xml:space="preserve">Q22. Why </w:t>
+      </w:r>
+      <w:proofErr w:type="gramStart"/>
+      <w:r>
+        <w:rPr>
+          <w:rFonts w:ascii="Times New Roman" w:eastAsia="Times New Roman" w:hAnsi="Times New Roman" w:cs="Times New Roman"/>
+          <w:b/>
+          <w:bCs/>
+          <w:sz w:val="27"/>
+          <w:szCs w:val="27"/>
+          <w:lang w:eastAsia="en-IN"/>
+        </w:rPr>
+        <w:t>is GROUP BY</w:t>
+      </w:r>
+      <w:proofErr w:type="gramEnd"/>
+      <w:r>
+        <w:rPr>
+          <w:rFonts w:ascii="Times New Roman" w:eastAsia="Times New Roman" w:hAnsi="Times New Roman" w:cs="Times New Roman"/>
+          <w:b/>
+          <w:bCs/>
+          <w:sz w:val="27"/>
+          <w:szCs w:val="27"/>
+          <w:lang w:eastAsia="en-IN"/>
+        </w:rPr>
+        <w:t xml:space="preserve"> considered an aggregation boundary?</w:t>
+      </w:r>
+    </w:p>
+    <w:p>
+      <w:pPr>
+        <w:spacing w:before="100" w:beforeAutospacing="1" w:after="100" w:afterAutospacing="1" w:line="240" w:lineRule="auto"/>
+        <w:rPr>
+          <w:rFonts w:ascii="Times New Roman" w:eastAsia="Times New Roman" w:hAnsi="Times New Roman" w:cs="Times New Roman"/>
+          <w:sz w:val="24"/>
+          <w:szCs w:val="24"/>
+          <w:lang w:eastAsia="en-IN"/>
+        </w:rPr>
+      </w:pPr>
+      <w:r>
+        <w:rPr>
+          <w:rFonts w:ascii="Times New Roman" w:eastAsia="Times New Roman" w:hAnsi="Times New Roman" w:cs="Times New Roman"/>
+          <w:b/>
+          <w:bCs/>
+          <w:sz w:val="24"/>
+          <w:szCs w:val="24"/>
+          <w:lang w:eastAsia="en-IN"/>
+        </w:rPr>
+        <w:t>Answer</w:t>
+      </w:r>
+      <w:proofErr w:type="gramStart"/>
+      <w:r>
+        <w:rPr>
+          <w:rFonts w:ascii="Times New Roman" w:eastAsia="Times New Roman" w:hAnsi="Times New Roman" w:cs="Times New Roman"/>
+          <w:b/>
+          <w:bCs/>
+          <w:sz w:val="24"/>
+          <w:szCs w:val="24"/>
+          <w:lang w:eastAsia="en-IN"/>
+        </w:rPr>
+        <w:t>:</w:t>
+      </w:r>
+      <w:proofErr w:type="gramEnd"/>
       <w:r>
         <w:rPr>
           <w:rFonts w:ascii="Times New Roman" w:eastAsia="Times New Roman" w:hAnsi="Times New Roman" w:cs="Times New Roman"/>
@@ -2163,8 +2594,21 @@
           <w:szCs w:val="24"/>
           <w:lang w:eastAsia="en-IN"/>
         </w:rPr>
-        <w:t>Answer:</w:t>
-      </w:r>
+        <w:t>Answer</w:t>
+      </w:r>
+      <w:proofErr w:type="gramStart"/>
+      <w:r>
+        <w:rPr>
+          <w:rFonts w:ascii="Times New Roman" w:eastAsia="Times New Roman" w:hAnsi="Times New Roman" w:cs="Times New Roman"/>
+          <w:b/>
+          <w:bCs/>
+          <w:sz w:val="24"/>
+          <w:szCs w:val="24"/>
+          <w:lang w:eastAsia="en-IN"/>
+        </w:rPr>
+        <w:t>:</w:t>
+      </w:r>
+      <w:proofErr w:type="gramEnd"/>
       <w:r>
         <w:rPr>
           <w:rFonts w:ascii="Times New Roman" w:eastAsia="Times New Roman" w:hAnsi="Times New Roman" w:cs="Times New Roman"/>
@@ -2220,30 +2664,67 @@
           <w:szCs w:val="27"/>
           <w:lang w:eastAsia="en-IN"/>
         </w:rPr>
-        <w:t>Q24. Why does GROUP BY + LIMIT without ORDER BY give random rows?</w:t>
-      </w:r>
-    </w:p>
-    <w:p>
-      <w:pPr>
-        <w:spacing w:before="100" w:beforeAutospacing="1" w:after="100" w:afterAutospacing="1" w:line="240" w:lineRule="auto"/>
-        <w:rPr>
-          <w:rFonts w:ascii="Times New Roman" w:eastAsia="Times New Roman" w:hAnsi="Times New Roman" w:cs="Times New Roman"/>
-          <w:sz w:val="24"/>
-          <w:szCs w:val="24"/>
-          <w:lang w:eastAsia="en-IN"/>
-        </w:rPr>
-      </w:pPr>
-      <w:r>
-        <w:rPr>
-          <w:rFonts w:ascii="Times New Roman" w:eastAsia="Times New Roman" w:hAnsi="Times New Roman" w:cs="Times New Roman"/>
-          <w:b/>
-          <w:bCs/>
-          <w:sz w:val="24"/>
-          <w:szCs w:val="24"/>
-          <w:lang w:eastAsia="en-IN"/>
-        </w:rPr>
-        <w:t>Answer:</w:t>
-      </w:r>
+        <w:t xml:space="preserve">Q24. Why </w:t>
+      </w:r>
+      <w:proofErr w:type="gramStart"/>
+      <w:r>
+        <w:rPr>
+          <w:rFonts w:ascii="Times New Roman" w:eastAsia="Times New Roman" w:hAnsi="Times New Roman" w:cs="Times New Roman"/>
+          <w:b/>
+          <w:bCs/>
+          <w:sz w:val="27"/>
+          <w:szCs w:val="27"/>
+          <w:lang w:eastAsia="en-IN"/>
+        </w:rPr>
+        <w:t>does</w:t>
+      </w:r>
+      <w:proofErr w:type="gramEnd"/>
+      <w:r>
+        <w:rPr>
+          <w:rFonts w:ascii="Times New Roman" w:eastAsia="Times New Roman" w:hAnsi="Times New Roman" w:cs="Times New Roman"/>
+          <w:b/>
+          <w:bCs/>
+          <w:sz w:val="27"/>
+          <w:szCs w:val="27"/>
+          <w:lang w:eastAsia="en-IN"/>
+        </w:rPr>
+        <w:t xml:space="preserve"> GROUP BY + LIMIT without ORDER BY give random rows?</w:t>
+      </w:r>
+    </w:p>
+    <w:p>
+      <w:pPr>
+        <w:spacing w:before="100" w:beforeAutospacing="1" w:after="100" w:afterAutospacing="1" w:line="240" w:lineRule="auto"/>
+        <w:rPr>
+          <w:rFonts w:ascii="Times New Roman" w:eastAsia="Times New Roman" w:hAnsi="Times New Roman" w:cs="Times New Roman"/>
+          <w:sz w:val="24"/>
+          <w:szCs w:val="24"/>
+          <w:lang w:eastAsia="en-IN"/>
+        </w:rPr>
+      </w:pPr>
+      <w:r>
+        <w:rPr>
+          <w:rFonts w:ascii="Times New Roman" w:eastAsia="Times New Roman" w:hAnsi="Times New Roman" w:cs="Times New Roman"/>
+          <w:b/>
+          <w:bCs/>
+          <w:sz w:val="24"/>
+          <w:szCs w:val="24"/>
+          <w:lang w:eastAsia="en-IN"/>
+        </w:rPr>
+        <w:t>Answer</w:t>
+      </w:r>
+      <w:proofErr w:type="gramStart"/>
+      <w:r>
+        <w:rPr>
+          <w:rFonts w:ascii="Times New Roman" w:eastAsia="Times New Roman" w:hAnsi="Times New Roman" w:cs="Times New Roman"/>
+          <w:b/>
+          <w:bCs/>
+          <w:sz w:val="24"/>
+          <w:szCs w:val="24"/>
+          <w:lang w:eastAsia="en-IN"/>
+        </w:rPr>
+        <w:t>:</w:t>
+      </w:r>
+      <w:proofErr w:type="gramEnd"/>
       <w:r>
         <w:rPr>
           <w:rFonts w:ascii="Times New Roman" w:eastAsia="Times New Roman" w:hAnsi="Times New Roman" w:cs="Times New Roman"/>
@@ -2321,8 +2802,21 @@
           <w:szCs w:val="24"/>
           <w:lang w:eastAsia="en-IN"/>
         </w:rPr>
-        <w:t>Answer:</w:t>
-      </w:r>
+        <w:t>Answer</w:t>
+      </w:r>
+      <w:proofErr w:type="gramStart"/>
+      <w:r>
+        <w:rPr>
+          <w:rFonts w:ascii="Times New Roman" w:eastAsia="Times New Roman" w:hAnsi="Times New Roman" w:cs="Times New Roman"/>
+          <w:b/>
+          <w:bCs/>
+          <w:sz w:val="24"/>
+          <w:szCs w:val="24"/>
+          <w:lang w:eastAsia="en-IN"/>
+        </w:rPr>
+        <w:t>:</w:t>
+      </w:r>
+      <w:proofErr w:type="gramEnd"/>
       <w:r>
         <w:rPr>
           <w:rFonts w:ascii="Times New Roman" w:eastAsia="Times New Roman" w:hAnsi="Times New Roman" w:cs="Times New Roman"/>
@@ -2379,7 +2873,31 @@
           <w:lang w:eastAsia="en-IN"/>
         </w:rPr>
         <w:lastRenderedPageBreak/>
-        <w:t>🟡 SECTION 2: WHERE vs HAVING (Q26–Q50)</w:t>
+        <w:t xml:space="preserve">🟡 SECTION 2: WHERE </w:t>
+      </w:r>
+      <w:proofErr w:type="spellStart"/>
+      <w:r>
+        <w:rPr>
+          <w:rFonts w:ascii="Times New Roman" w:eastAsia="Times New Roman" w:hAnsi="Times New Roman" w:cs="Times New Roman"/>
+          <w:b/>
+          <w:bCs/>
+          <w:sz w:val="36"/>
+          <w:szCs w:val="36"/>
+          <w:lang w:eastAsia="en-IN"/>
+        </w:rPr>
+        <w:t>vs</w:t>
+      </w:r>
+      <w:proofErr w:type="spellEnd"/>
+      <w:r>
+        <w:rPr>
+          <w:rFonts w:ascii="Times New Roman" w:eastAsia="Times New Roman" w:hAnsi="Times New Roman" w:cs="Times New Roman"/>
+          <w:b/>
+          <w:bCs/>
+          <w:sz w:val="36"/>
+          <w:szCs w:val="36"/>
+          <w:lang w:eastAsia="en-IN"/>
+        </w:rPr>
+        <w:t xml:space="preserve"> HAVING (Q26–Q50)</w:t>
       </w:r>
     </w:p>
     <w:p>
@@ -2448,8 +2966,21 @@
           <w:szCs w:val="24"/>
           <w:lang w:eastAsia="en-IN"/>
         </w:rPr>
-        <w:t>Answer:</w:t>
-      </w:r>
+        <w:t>Answer</w:t>
+      </w:r>
+      <w:proofErr w:type="gramStart"/>
+      <w:r>
+        <w:rPr>
+          <w:rFonts w:ascii="Times New Roman" w:eastAsia="Times New Roman" w:hAnsi="Times New Roman" w:cs="Times New Roman"/>
+          <w:b/>
+          <w:bCs/>
+          <w:sz w:val="24"/>
+          <w:szCs w:val="24"/>
+          <w:lang w:eastAsia="en-IN"/>
+        </w:rPr>
+        <w:t>:</w:t>
+      </w:r>
+      <w:proofErr w:type="gramEnd"/>
       <w:r>
         <w:rPr>
           <w:rFonts w:ascii="Times New Roman" w:eastAsia="Times New Roman" w:hAnsi="Times New Roman" w:cs="Times New Roman"/>
@@ -2547,8 +3078,21 @@
           <w:szCs w:val="24"/>
           <w:lang w:eastAsia="en-IN"/>
         </w:rPr>
-        <w:t>Answer:</w:t>
-      </w:r>
+        <w:t>Answer</w:t>
+      </w:r>
+      <w:proofErr w:type="gramStart"/>
+      <w:r>
+        <w:rPr>
+          <w:rFonts w:ascii="Times New Roman" w:eastAsia="Times New Roman" w:hAnsi="Times New Roman" w:cs="Times New Roman"/>
+          <w:b/>
+          <w:bCs/>
+          <w:sz w:val="24"/>
+          <w:szCs w:val="24"/>
+          <w:lang w:eastAsia="en-IN"/>
+        </w:rPr>
+        <w:t>:</w:t>
+      </w:r>
+      <w:proofErr w:type="gramEnd"/>
       <w:r>
         <w:rPr>
           <w:rFonts w:ascii="Times New Roman" w:eastAsia="Times New Roman" w:hAnsi="Times New Roman" w:cs="Times New Roman"/>
@@ -2684,8 +3228,21 @@
           <w:szCs w:val="24"/>
           <w:lang w:eastAsia="en-IN"/>
         </w:rPr>
-        <w:t>Answer:</w:t>
-      </w:r>
+        <w:t>Answer</w:t>
+      </w:r>
+      <w:proofErr w:type="gramStart"/>
+      <w:r>
+        <w:rPr>
+          <w:rFonts w:ascii="Times New Roman" w:eastAsia="Times New Roman" w:hAnsi="Times New Roman" w:cs="Times New Roman"/>
+          <w:b/>
+          <w:bCs/>
+          <w:sz w:val="24"/>
+          <w:szCs w:val="24"/>
+          <w:lang w:eastAsia="en-IN"/>
+        </w:rPr>
+        <w:t>:</w:t>
+      </w:r>
+      <w:proofErr w:type="gramEnd"/>
       <w:r>
         <w:rPr>
           <w:rFonts w:ascii="Times New Roman" w:eastAsia="Times New Roman" w:hAnsi="Times New Roman" w:cs="Times New Roman"/>
@@ -2783,8 +3340,21 @@
           <w:szCs w:val="24"/>
           <w:lang w:eastAsia="en-IN"/>
         </w:rPr>
-        <w:t>Answer:</w:t>
-      </w:r>
+        <w:t>Answer</w:t>
+      </w:r>
+      <w:proofErr w:type="gramStart"/>
+      <w:r>
+        <w:rPr>
+          <w:rFonts w:ascii="Times New Roman" w:eastAsia="Times New Roman" w:hAnsi="Times New Roman" w:cs="Times New Roman"/>
+          <w:b/>
+          <w:bCs/>
+          <w:sz w:val="24"/>
+          <w:szCs w:val="24"/>
+          <w:lang w:eastAsia="en-IN"/>
+        </w:rPr>
+        <w:t>:</w:t>
+      </w:r>
+      <w:proofErr w:type="gramEnd"/>
       <w:r>
         <w:rPr>
           <w:rFonts w:ascii="Times New Roman" w:eastAsia="Times New Roman" w:hAnsi="Times New Roman" w:cs="Times New Roman"/>
@@ -2862,8 +3432,21 @@
           <w:szCs w:val="24"/>
           <w:lang w:eastAsia="en-IN"/>
         </w:rPr>
-        <w:t>Answer:</w:t>
-      </w:r>
+        <w:t>Answer</w:t>
+      </w:r>
+      <w:proofErr w:type="gramStart"/>
+      <w:r>
+        <w:rPr>
+          <w:rFonts w:ascii="Times New Roman" w:eastAsia="Times New Roman" w:hAnsi="Times New Roman" w:cs="Times New Roman"/>
+          <w:b/>
+          <w:bCs/>
+          <w:sz w:val="24"/>
+          <w:szCs w:val="24"/>
+          <w:lang w:eastAsia="en-IN"/>
+        </w:rPr>
+        <w:t>:</w:t>
+      </w:r>
+      <w:proofErr w:type="gramEnd"/>
       <w:r>
         <w:rPr>
           <w:rFonts w:ascii="Times New Roman" w:eastAsia="Times New Roman" w:hAnsi="Times New Roman" w:cs="Times New Roman"/>
@@ -2919,30 +3502,67 @@
           <w:szCs w:val="27"/>
           <w:lang w:eastAsia="en-IN"/>
         </w:rPr>
-        <w:t>Q31. Why does filtering in HAVING give wrong averages?</w:t>
-      </w:r>
-    </w:p>
-    <w:p>
-      <w:pPr>
-        <w:spacing w:before="100" w:beforeAutospacing="1" w:after="100" w:afterAutospacing="1" w:line="240" w:lineRule="auto"/>
-        <w:rPr>
-          <w:rFonts w:ascii="Times New Roman" w:eastAsia="Times New Roman" w:hAnsi="Times New Roman" w:cs="Times New Roman"/>
-          <w:sz w:val="24"/>
-          <w:szCs w:val="24"/>
-          <w:lang w:eastAsia="en-IN"/>
-        </w:rPr>
-      </w:pPr>
-      <w:r>
-        <w:rPr>
-          <w:rFonts w:ascii="Times New Roman" w:eastAsia="Times New Roman" w:hAnsi="Times New Roman" w:cs="Times New Roman"/>
-          <w:b/>
-          <w:bCs/>
-          <w:sz w:val="24"/>
-          <w:szCs w:val="24"/>
-          <w:lang w:eastAsia="en-IN"/>
-        </w:rPr>
-        <w:t>Answer:</w:t>
-      </w:r>
+        <w:t xml:space="preserve">Q31. Why does filtering in HAVING </w:t>
+      </w:r>
+      <w:proofErr w:type="spellStart"/>
+      <w:r>
+        <w:rPr>
+          <w:rFonts w:ascii="Times New Roman" w:eastAsia="Times New Roman" w:hAnsi="Times New Roman" w:cs="Times New Roman"/>
+          <w:b/>
+          <w:bCs/>
+          <w:sz w:val="27"/>
+          <w:szCs w:val="27"/>
+          <w:lang w:eastAsia="en-IN"/>
+        </w:rPr>
+        <w:t>give</w:t>
+      </w:r>
+      <w:proofErr w:type="spellEnd"/>
+      <w:r>
+        <w:rPr>
+          <w:rFonts w:ascii="Times New Roman" w:eastAsia="Times New Roman" w:hAnsi="Times New Roman" w:cs="Times New Roman"/>
+          <w:b/>
+          <w:bCs/>
+          <w:sz w:val="27"/>
+          <w:szCs w:val="27"/>
+          <w:lang w:eastAsia="en-IN"/>
+        </w:rPr>
+        <w:t xml:space="preserve"> wrong averages?</w:t>
+      </w:r>
+    </w:p>
+    <w:p>
+      <w:pPr>
+        <w:spacing w:before="100" w:beforeAutospacing="1" w:after="100" w:afterAutospacing="1" w:line="240" w:lineRule="auto"/>
+        <w:rPr>
+          <w:rFonts w:ascii="Times New Roman" w:eastAsia="Times New Roman" w:hAnsi="Times New Roman" w:cs="Times New Roman"/>
+          <w:sz w:val="24"/>
+          <w:szCs w:val="24"/>
+          <w:lang w:eastAsia="en-IN"/>
+        </w:rPr>
+      </w:pPr>
+      <w:r>
+        <w:rPr>
+          <w:rFonts w:ascii="Times New Roman" w:eastAsia="Times New Roman" w:hAnsi="Times New Roman" w:cs="Times New Roman"/>
+          <w:b/>
+          <w:bCs/>
+          <w:sz w:val="24"/>
+          <w:szCs w:val="24"/>
+          <w:lang w:eastAsia="en-IN"/>
+        </w:rPr>
+        <w:t>Answer</w:t>
+      </w:r>
+      <w:proofErr w:type="gramStart"/>
+      <w:r>
+        <w:rPr>
+          <w:rFonts w:ascii="Times New Roman" w:eastAsia="Times New Roman" w:hAnsi="Times New Roman" w:cs="Times New Roman"/>
+          <w:b/>
+          <w:bCs/>
+          <w:sz w:val="24"/>
+          <w:szCs w:val="24"/>
+          <w:lang w:eastAsia="en-IN"/>
+        </w:rPr>
+        <w:t>:</w:t>
+      </w:r>
+      <w:proofErr w:type="gramEnd"/>
       <w:r>
         <w:rPr>
           <w:rFonts w:ascii="Times New Roman" w:eastAsia="Times New Roman" w:hAnsi="Times New Roman" w:cs="Times New Roman"/>
@@ -3021,8 +3641,21 @@
           <w:lang w:eastAsia="en-IN"/>
         </w:rPr>
         <w:lastRenderedPageBreak/>
-        <w:t>Answer:</w:t>
-      </w:r>
+        <w:t>Answer</w:t>
+      </w:r>
+      <w:proofErr w:type="gramStart"/>
+      <w:r>
+        <w:rPr>
+          <w:rFonts w:ascii="Times New Roman" w:eastAsia="Times New Roman" w:hAnsi="Times New Roman" w:cs="Times New Roman"/>
+          <w:b/>
+          <w:bCs/>
+          <w:sz w:val="24"/>
+          <w:szCs w:val="24"/>
+          <w:lang w:eastAsia="en-IN"/>
+        </w:rPr>
+        <w:t>:</w:t>
+      </w:r>
+      <w:proofErr w:type="gramEnd"/>
       <w:r>
         <w:rPr>
           <w:rFonts w:ascii="Times New Roman" w:eastAsia="Times New Roman" w:hAnsi="Times New Roman" w:cs="Times New Roman"/>
@@ -3100,8 +3733,21 @@
           <w:szCs w:val="24"/>
           <w:lang w:eastAsia="en-IN"/>
         </w:rPr>
-        <w:t>Answer:</w:t>
-      </w:r>
+        <w:t>Answer</w:t>
+      </w:r>
+      <w:proofErr w:type="gramStart"/>
+      <w:r>
+        <w:rPr>
+          <w:rFonts w:ascii="Times New Roman" w:eastAsia="Times New Roman" w:hAnsi="Times New Roman" w:cs="Times New Roman"/>
+          <w:b/>
+          <w:bCs/>
+          <w:sz w:val="24"/>
+          <w:szCs w:val="24"/>
+          <w:lang w:eastAsia="en-IN"/>
+        </w:rPr>
+        <w:t>:</w:t>
+      </w:r>
+      <w:proofErr w:type="gramEnd"/>
       <w:r>
         <w:rPr>
           <w:rFonts w:ascii="Times New Roman" w:eastAsia="Times New Roman" w:hAnsi="Times New Roman" w:cs="Times New Roman"/>
@@ -3157,30 +3803,67 @@
           <w:szCs w:val="27"/>
           <w:lang w:eastAsia="en-IN"/>
         </w:rPr>
-        <w:t>Q34. Why does HAVING reject non-grouped columns?</w:t>
-      </w:r>
-    </w:p>
-    <w:p>
-      <w:pPr>
-        <w:spacing w:before="100" w:beforeAutospacing="1" w:after="100" w:afterAutospacing="1" w:line="240" w:lineRule="auto"/>
-        <w:rPr>
-          <w:rFonts w:ascii="Times New Roman" w:eastAsia="Times New Roman" w:hAnsi="Times New Roman" w:cs="Times New Roman"/>
-          <w:sz w:val="24"/>
-          <w:szCs w:val="24"/>
-          <w:lang w:eastAsia="en-IN"/>
-        </w:rPr>
-      </w:pPr>
-      <w:r>
-        <w:rPr>
-          <w:rFonts w:ascii="Times New Roman" w:eastAsia="Times New Roman" w:hAnsi="Times New Roman" w:cs="Times New Roman"/>
-          <w:b/>
-          <w:bCs/>
-          <w:sz w:val="24"/>
-          <w:szCs w:val="24"/>
-          <w:lang w:eastAsia="en-IN"/>
-        </w:rPr>
-        <w:t>Answer:</w:t>
-      </w:r>
+        <w:t xml:space="preserve">Q34. Why does HAVING </w:t>
+      </w:r>
+      <w:proofErr w:type="gramStart"/>
+      <w:r>
+        <w:rPr>
+          <w:rFonts w:ascii="Times New Roman" w:eastAsia="Times New Roman" w:hAnsi="Times New Roman" w:cs="Times New Roman"/>
+          <w:b/>
+          <w:bCs/>
+          <w:sz w:val="27"/>
+          <w:szCs w:val="27"/>
+          <w:lang w:eastAsia="en-IN"/>
+        </w:rPr>
+        <w:t>reject</w:t>
+      </w:r>
+      <w:proofErr w:type="gramEnd"/>
+      <w:r>
+        <w:rPr>
+          <w:rFonts w:ascii="Times New Roman" w:eastAsia="Times New Roman" w:hAnsi="Times New Roman" w:cs="Times New Roman"/>
+          <w:b/>
+          <w:bCs/>
+          <w:sz w:val="27"/>
+          <w:szCs w:val="27"/>
+          <w:lang w:eastAsia="en-IN"/>
+        </w:rPr>
+        <w:t xml:space="preserve"> non-grouped columns?</w:t>
+      </w:r>
+    </w:p>
+    <w:p>
+      <w:pPr>
+        <w:spacing w:before="100" w:beforeAutospacing="1" w:after="100" w:afterAutospacing="1" w:line="240" w:lineRule="auto"/>
+        <w:rPr>
+          <w:rFonts w:ascii="Times New Roman" w:eastAsia="Times New Roman" w:hAnsi="Times New Roman" w:cs="Times New Roman"/>
+          <w:sz w:val="24"/>
+          <w:szCs w:val="24"/>
+          <w:lang w:eastAsia="en-IN"/>
+        </w:rPr>
+      </w:pPr>
+      <w:r>
+        <w:rPr>
+          <w:rFonts w:ascii="Times New Roman" w:eastAsia="Times New Roman" w:hAnsi="Times New Roman" w:cs="Times New Roman"/>
+          <w:b/>
+          <w:bCs/>
+          <w:sz w:val="24"/>
+          <w:szCs w:val="24"/>
+          <w:lang w:eastAsia="en-IN"/>
+        </w:rPr>
+        <w:t>Answer</w:t>
+      </w:r>
+      <w:proofErr w:type="gramStart"/>
+      <w:r>
+        <w:rPr>
+          <w:rFonts w:ascii="Times New Roman" w:eastAsia="Times New Roman" w:hAnsi="Times New Roman" w:cs="Times New Roman"/>
+          <w:b/>
+          <w:bCs/>
+          <w:sz w:val="24"/>
+          <w:szCs w:val="24"/>
+          <w:lang w:eastAsia="en-IN"/>
+        </w:rPr>
+        <w:t>:</w:t>
+      </w:r>
+      <w:proofErr w:type="gramEnd"/>
       <w:r>
         <w:rPr>
           <w:rFonts w:ascii="Times New Roman" w:eastAsia="Times New Roman" w:hAnsi="Times New Roman" w:cs="Times New Roman"/>
@@ -3236,30 +3919,67 @@
           <w:szCs w:val="27"/>
           <w:lang w:eastAsia="en-IN"/>
         </w:rPr>
-        <w:t>Q35. Why does HAVING COUNT(*) &gt; 0 usually do nothing?</w:t>
-      </w:r>
-    </w:p>
-    <w:p>
-      <w:pPr>
-        <w:spacing w:before="100" w:beforeAutospacing="1" w:after="100" w:afterAutospacing="1" w:line="240" w:lineRule="auto"/>
-        <w:rPr>
-          <w:rFonts w:ascii="Times New Roman" w:eastAsia="Times New Roman" w:hAnsi="Times New Roman" w:cs="Times New Roman"/>
-          <w:sz w:val="24"/>
-          <w:szCs w:val="24"/>
-          <w:lang w:eastAsia="en-IN"/>
-        </w:rPr>
-      </w:pPr>
-      <w:r>
-        <w:rPr>
-          <w:rFonts w:ascii="Times New Roman" w:eastAsia="Times New Roman" w:hAnsi="Times New Roman" w:cs="Times New Roman"/>
-          <w:b/>
-          <w:bCs/>
-          <w:sz w:val="24"/>
-          <w:szCs w:val="24"/>
-          <w:lang w:eastAsia="en-IN"/>
-        </w:rPr>
-        <w:t>Answer:</w:t>
-      </w:r>
+        <w:t xml:space="preserve">Q35. Why does HAVING </w:t>
+      </w:r>
+      <w:proofErr w:type="gramStart"/>
+      <w:r>
+        <w:rPr>
+          <w:rFonts w:ascii="Times New Roman" w:eastAsia="Times New Roman" w:hAnsi="Times New Roman" w:cs="Times New Roman"/>
+          <w:b/>
+          <w:bCs/>
+          <w:sz w:val="27"/>
+          <w:szCs w:val="27"/>
+          <w:lang w:eastAsia="en-IN"/>
+        </w:rPr>
+        <w:t>COUNT(</w:t>
+      </w:r>
+      <w:proofErr w:type="gramEnd"/>
+      <w:r>
+        <w:rPr>
+          <w:rFonts w:ascii="Times New Roman" w:eastAsia="Times New Roman" w:hAnsi="Times New Roman" w:cs="Times New Roman"/>
+          <w:b/>
+          <w:bCs/>
+          <w:sz w:val="27"/>
+          <w:szCs w:val="27"/>
+          <w:lang w:eastAsia="en-IN"/>
+        </w:rPr>
+        <w:t>*) &gt; 0 usually do nothing?</w:t>
+      </w:r>
+    </w:p>
+    <w:p>
+      <w:pPr>
+        <w:spacing w:before="100" w:beforeAutospacing="1" w:after="100" w:afterAutospacing="1" w:line="240" w:lineRule="auto"/>
+        <w:rPr>
+          <w:rFonts w:ascii="Times New Roman" w:eastAsia="Times New Roman" w:hAnsi="Times New Roman" w:cs="Times New Roman"/>
+          <w:sz w:val="24"/>
+          <w:szCs w:val="24"/>
+          <w:lang w:eastAsia="en-IN"/>
+        </w:rPr>
+      </w:pPr>
+      <w:r>
+        <w:rPr>
+          <w:rFonts w:ascii="Times New Roman" w:eastAsia="Times New Roman" w:hAnsi="Times New Roman" w:cs="Times New Roman"/>
+          <w:b/>
+          <w:bCs/>
+          <w:sz w:val="24"/>
+          <w:szCs w:val="24"/>
+          <w:lang w:eastAsia="en-IN"/>
+        </w:rPr>
+        <w:t>Answer</w:t>
+      </w:r>
+      <w:proofErr w:type="gramStart"/>
+      <w:r>
+        <w:rPr>
+          <w:rFonts w:ascii="Times New Roman" w:eastAsia="Times New Roman" w:hAnsi="Times New Roman" w:cs="Times New Roman"/>
+          <w:b/>
+          <w:bCs/>
+          <w:sz w:val="24"/>
+          <w:szCs w:val="24"/>
+          <w:lang w:eastAsia="en-IN"/>
+        </w:rPr>
+        <w:t>:</w:t>
+      </w:r>
+      <w:proofErr w:type="gramEnd"/>
       <w:r>
         <w:rPr>
           <w:rFonts w:ascii="Times New Roman" w:eastAsia="Times New Roman" w:hAnsi="Times New Roman" w:cs="Times New Roman"/>
@@ -3315,30 +4035,67 @@
           <w:szCs w:val="27"/>
           <w:lang w:eastAsia="en-IN"/>
         </w:rPr>
-        <w:t>Q36. Why does HAVING COUNT(column) behave differently?</w:t>
-      </w:r>
-    </w:p>
-    <w:p>
-      <w:pPr>
-        <w:spacing w:before="100" w:beforeAutospacing="1" w:after="100" w:afterAutospacing="1" w:line="240" w:lineRule="auto"/>
-        <w:rPr>
-          <w:rFonts w:ascii="Times New Roman" w:eastAsia="Times New Roman" w:hAnsi="Times New Roman" w:cs="Times New Roman"/>
-          <w:sz w:val="24"/>
-          <w:szCs w:val="24"/>
-          <w:lang w:eastAsia="en-IN"/>
-        </w:rPr>
-      </w:pPr>
-      <w:r>
-        <w:rPr>
-          <w:rFonts w:ascii="Times New Roman" w:eastAsia="Times New Roman" w:hAnsi="Times New Roman" w:cs="Times New Roman"/>
-          <w:b/>
-          <w:bCs/>
-          <w:sz w:val="24"/>
-          <w:szCs w:val="24"/>
-          <w:lang w:eastAsia="en-IN"/>
-        </w:rPr>
-        <w:t>Answer:</w:t>
-      </w:r>
+        <w:t xml:space="preserve">Q36. Why does HAVING </w:t>
+      </w:r>
+      <w:proofErr w:type="gramStart"/>
+      <w:r>
+        <w:rPr>
+          <w:rFonts w:ascii="Times New Roman" w:eastAsia="Times New Roman" w:hAnsi="Times New Roman" w:cs="Times New Roman"/>
+          <w:b/>
+          <w:bCs/>
+          <w:sz w:val="27"/>
+          <w:szCs w:val="27"/>
+          <w:lang w:eastAsia="en-IN"/>
+        </w:rPr>
+        <w:t>COUNT(</w:t>
+      </w:r>
+      <w:proofErr w:type="gramEnd"/>
+      <w:r>
+        <w:rPr>
+          <w:rFonts w:ascii="Times New Roman" w:eastAsia="Times New Roman" w:hAnsi="Times New Roman" w:cs="Times New Roman"/>
+          <w:b/>
+          <w:bCs/>
+          <w:sz w:val="27"/>
+          <w:szCs w:val="27"/>
+          <w:lang w:eastAsia="en-IN"/>
+        </w:rPr>
+        <w:t>column) behave differently?</w:t>
+      </w:r>
+    </w:p>
+    <w:p>
+      <w:pPr>
+        <w:spacing w:before="100" w:beforeAutospacing="1" w:after="100" w:afterAutospacing="1" w:line="240" w:lineRule="auto"/>
+        <w:rPr>
+          <w:rFonts w:ascii="Times New Roman" w:eastAsia="Times New Roman" w:hAnsi="Times New Roman" w:cs="Times New Roman"/>
+          <w:sz w:val="24"/>
+          <w:szCs w:val="24"/>
+          <w:lang w:eastAsia="en-IN"/>
+        </w:rPr>
+      </w:pPr>
+      <w:r>
+        <w:rPr>
+          <w:rFonts w:ascii="Times New Roman" w:eastAsia="Times New Roman" w:hAnsi="Times New Roman" w:cs="Times New Roman"/>
+          <w:b/>
+          <w:bCs/>
+          <w:sz w:val="24"/>
+          <w:szCs w:val="24"/>
+          <w:lang w:eastAsia="en-IN"/>
+        </w:rPr>
+        <w:t>Answer</w:t>
+      </w:r>
+      <w:proofErr w:type="gramStart"/>
+      <w:r>
+        <w:rPr>
+          <w:rFonts w:ascii="Times New Roman" w:eastAsia="Times New Roman" w:hAnsi="Times New Roman" w:cs="Times New Roman"/>
+          <w:b/>
+          <w:bCs/>
+          <w:sz w:val="24"/>
+          <w:szCs w:val="24"/>
+          <w:lang w:eastAsia="en-IN"/>
+        </w:rPr>
+        <w:t>:</w:t>
+      </w:r>
+      <w:proofErr w:type="gramEnd"/>
       <w:r>
         <w:rPr>
           <w:rFonts w:ascii="Times New Roman" w:eastAsia="Times New Roman" w:hAnsi="Times New Roman" w:cs="Times New Roman"/>
@@ -3416,8 +4173,21 @@
           <w:szCs w:val="24"/>
           <w:lang w:eastAsia="en-IN"/>
         </w:rPr>
-        <w:t>Answer:</w:t>
-      </w:r>
+        <w:t>Answer</w:t>
+      </w:r>
+      <w:proofErr w:type="gramStart"/>
+      <w:r>
+        <w:rPr>
+          <w:rFonts w:ascii="Times New Roman" w:eastAsia="Times New Roman" w:hAnsi="Times New Roman" w:cs="Times New Roman"/>
+          <w:b/>
+          <w:bCs/>
+          <w:sz w:val="24"/>
+          <w:szCs w:val="24"/>
+          <w:lang w:eastAsia="en-IN"/>
+        </w:rPr>
+        <w:t>:</w:t>
+      </w:r>
+      <w:proofErr w:type="gramEnd"/>
       <w:r>
         <w:rPr>
           <w:rFonts w:ascii="Times New Roman" w:eastAsia="Times New Roman" w:hAnsi="Times New Roman" w:cs="Times New Roman"/>
@@ -3515,8 +4285,21 @@
           <w:szCs w:val="24"/>
           <w:lang w:eastAsia="en-IN"/>
         </w:rPr>
-        <w:t>Answer:</w:t>
-      </w:r>
+        <w:t>Answer</w:t>
+      </w:r>
+      <w:proofErr w:type="gramStart"/>
+      <w:r>
+        <w:rPr>
+          <w:rFonts w:ascii="Times New Roman" w:eastAsia="Times New Roman" w:hAnsi="Times New Roman" w:cs="Times New Roman"/>
+          <w:b/>
+          <w:bCs/>
+          <w:sz w:val="24"/>
+          <w:szCs w:val="24"/>
+          <w:lang w:eastAsia="en-IN"/>
+        </w:rPr>
+        <w:t>:</w:t>
+      </w:r>
+      <w:proofErr w:type="gramEnd"/>
       <w:r>
         <w:rPr>
           <w:rFonts w:ascii="Times New Roman" w:eastAsia="Times New Roman" w:hAnsi="Times New Roman" w:cs="Times New Roman"/>
@@ -3595,8 +4378,21 @@
           <w:lang w:eastAsia="en-IN"/>
         </w:rPr>
         <w:lastRenderedPageBreak/>
-        <w:t>Answer:</w:t>
-      </w:r>
+        <w:t>Answer</w:t>
+      </w:r>
+      <w:proofErr w:type="gramStart"/>
+      <w:r>
+        <w:rPr>
+          <w:rFonts w:ascii="Times New Roman" w:eastAsia="Times New Roman" w:hAnsi="Times New Roman" w:cs="Times New Roman"/>
+          <w:b/>
+          <w:bCs/>
+          <w:sz w:val="24"/>
+          <w:szCs w:val="24"/>
+          <w:lang w:eastAsia="en-IN"/>
+        </w:rPr>
+        <w:t>:</w:t>
+      </w:r>
+      <w:proofErr w:type="gramEnd"/>
       <w:r>
         <w:rPr>
           <w:rFonts w:ascii="Times New Roman" w:eastAsia="Times New Roman" w:hAnsi="Times New Roman" w:cs="Times New Roman"/>
@@ -3674,8 +4470,21 @@
           <w:szCs w:val="24"/>
           <w:lang w:eastAsia="en-IN"/>
         </w:rPr>
-        <w:t>Answer:</w:t>
-      </w:r>
+        <w:t>Answer</w:t>
+      </w:r>
+      <w:proofErr w:type="gramStart"/>
+      <w:r>
+        <w:rPr>
+          <w:rFonts w:ascii="Times New Roman" w:eastAsia="Times New Roman" w:hAnsi="Times New Roman" w:cs="Times New Roman"/>
+          <w:b/>
+          <w:bCs/>
+          <w:sz w:val="24"/>
+          <w:szCs w:val="24"/>
+          <w:lang w:eastAsia="en-IN"/>
+        </w:rPr>
+        <w:t>:</w:t>
+      </w:r>
+      <w:proofErr w:type="gramEnd"/>
       <w:r>
         <w:rPr>
           <w:rFonts w:ascii="Times New Roman" w:eastAsia="Times New Roman" w:hAnsi="Times New Roman" w:cs="Times New Roman"/>
@@ -3731,30 +4540,91 @@
           <w:szCs w:val="27"/>
           <w:lang w:eastAsia="en-IN"/>
         </w:rPr>
-        <w:t>Q41. Can HAVING contain subqueries?</w:t>
-      </w:r>
-    </w:p>
-    <w:p>
-      <w:pPr>
-        <w:spacing w:before="100" w:beforeAutospacing="1" w:after="100" w:afterAutospacing="1" w:line="240" w:lineRule="auto"/>
-        <w:rPr>
-          <w:rFonts w:ascii="Times New Roman" w:eastAsia="Times New Roman" w:hAnsi="Times New Roman" w:cs="Times New Roman"/>
-          <w:sz w:val="24"/>
-          <w:szCs w:val="24"/>
-          <w:lang w:eastAsia="en-IN"/>
-        </w:rPr>
-      </w:pPr>
-      <w:r>
-        <w:rPr>
-          <w:rFonts w:ascii="Times New Roman" w:eastAsia="Times New Roman" w:hAnsi="Times New Roman" w:cs="Times New Roman"/>
-          <w:b/>
-          <w:bCs/>
-          <w:sz w:val="24"/>
-          <w:szCs w:val="24"/>
-          <w:lang w:eastAsia="en-IN"/>
-        </w:rPr>
-        <w:t>Answer:</w:t>
-      </w:r>
+        <w:t xml:space="preserve">Q41. Can HAVING </w:t>
+      </w:r>
+      <w:proofErr w:type="gramStart"/>
+      <w:r>
+        <w:rPr>
+          <w:rFonts w:ascii="Times New Roman" w:eastAsia="Times New Roman" w:hAnsi="Times New Roman" w:cs="Times New Roman"/>
+          <w:b/>
+          <w:bCs/>
+          <w:sz w:val="27"/>
+          <w:szCs w:val="27"/>
+          <w:lang w:eastAsia="en-IN"/>
+        </w:rPr>
+        <w:t>contain</w:t>
+      </w:r>
+      <w:proofErr w:type="gramEnd"/>
+      <w:r>
+        <w:rPr>
+          <w:rFonts w:ascii="Times New Roman" w:eastAsia="Times New Roman" w:hAnsi="Times New Roman" w:cs="Times New Roman"/>
+          <w:b/>
+          <w:bCs/>
+          <w:sz w:val="27"/>
+          <w:szCs w:val="27"/>
+          <w:lang w:eastAsia="en-IN"/>
+        </w:rPr>
+        <w:t xml:space="preserve"> </w:t>
+      </w:r>
+      <w:proofErr w:type="spellStart"/>
+      <w:r>
+        <w:rPr>
+          <w:rFonts w:ascii="Times New Roman" w:eastAsia="Times New Roman" w:hAnsi="Times New Roman" w:cs="Times New Roman"/>
+          <w:b/>
+          <w:bCs/>
+          <w:sz w:val="27"/>
+          <w:szCs w:val="27"/>
+          <w:lang w:eastAsia="en-IN"/>
+        </w:rPr>
+        <w:t>subqueries</w:t>
+      </w:r>
+      <w:proofErr w:type="spellEnd"/>
+      <w:r>
+        <w:rPr>
+          <w:rFonts w:ascii="Times New Roman" w:eastAsia="Times New Roman" w:hAnsi="Times New Roman" w:cs="Times New Roman"/>
+          <w:b/>
+          <w:bCs/>
+          <w:sz w:val="27"/>
+          <w:szCs w:val="27"/>
+          <w:lang w:eastAsia="en-IN"/>
+        </w:rPr>
+        <w:t>?</w:t>
+      </w:r>
+    </w:p>
+    <w:p>
+      <w:pPr>
+        <w:spacing w:before="100" w:beforeAutospacing="1" w:after="100" w:afterAutospacing="1" w:line="240" w:lineRule="auto"/>
+        <w:rPr>
+          <w:rFonts w:ascii="Times New Roman" w:eastAsia="Times New Roman" w:hAnsi="Times New Roman" w:cs="Times New Roman"/>
+          <w:sz w:val="24"/>
+          <w:szCs w:val="24"/>
+          <w:lang w:eastAsia="en-IN"/>
+        </w:rPr>
+      </w:pPr>
+      <w:r>
+        <w:rPr>
+          <w:rFonts w:ascii="Times New Roman" w:eastAsia="Times New Roman" w:hAnsi="Times New Roman" w:cs="Times New Roman"/>
+          <w:b/>
+          <w:bCs/>
+          <w:sz w:val="24"/>
+          <w:szCs w:val="24"/>
+          <w:lang w:eastAsia="en-IN"/>
+        </w:rPr>
+        <w:t>Answer</w:t>
+      </w:r>
+      <w:proofErr w:type="gramStart"/>
+      <w:r>
+        <w:rPr>
+          <w:rFonts w:ascii="Times New Roman" w:eastAsia="Times New Roman" w:hAnsi="Times New Roman" w:cs="Times New Roman"/>
+          <w:b/>
+          <w:bCs/>
+          <w:sz w:val="24"/>
+          <w:szCs w:val="24"/>
+          <w:lang w:eastAsia="en-IN"/>
+        </w:rPr>
+        <w:t>:</w:t>
+      </w:r>
+      <w:proofErr w:type="gramEnd"/>
       <w:r>
         <w:rPr>
           <w:rFonts w:ascii="Times New Roman" w:eastAsia="Times New Roman" w:hAnsi="Times New Roman" w:cs="Times New Roman"/>
@@ -3832,8 +4702,21 @@
           <w:szCs w:val="24"/>
           <w:lang w:eastAsia="en-IN"/>
         </w:rPr>
-        <w:t>Answer:</w:t>
-      </w:r>
+        <w:t>Answer</w:t>
+      </w:r>
+      <w:proofErr w:type="gramStart"/>
+      <w:r>
+        <w:rPr>
+          <w:rFonts w:ascii="Times New Roman" w:eastAsia="Times New Roman" w:hAnsi="Times New Roman" w:cs="Times New Roman"/>
+          <w:b/>
+          <w:bCs/>
+          <w:sz w:val="24"/>
+          <w:szCs w:val="24"/>
+          <w:lang w:eastAsia="en-IN"/>
+        </w:rPr>
+        <w:t>:</w:t>
+      </w:r>
+      <w:proofErr w:type="gramEnd"/>
       <w:r>
         <w:rPr>
           <w:rFonts w:ascii="Times New Roman" w:eastAsia="Times New Roman" w:hAnsi="Times New Roman" w:cs="Times New Roman"/>
@@ -3889,30 +4772,67 @@
           <w:szCs w:val="27"/>
           <w:lang w:eastAsia="en-IN"/>
         </w:rPr>
-        <w:t>Q43. Why does HAVING AVG(salary) &gt; 0 include NULL salaries?</w:t>
-      </w:r>
-    </w:p>
-    <w:p>
-      <w:pPr>
-        <w:spacing w:before="100" w:beforeAutospacing="1" w:after="100" w:afterAutospacing="1" w:line="240" w:lineRule="auto"/>
-        <w:rPr>
-          <w:rFonts w:ascii="Times New Roman" w:eastAsia="Times New Roman" w:hAnsi="Times New Roman" w:cs="Times New Roman"/>
-          <w:sz w:val="24"/>
-          <w:szCs w:val="24"/>
-          <w:lang w:eastAsia="en-IN"/>
-        </w:rPr>
-      </w:pPr>
-      <w:r>
-        <w:rPr>
-          <w:rFonts w:ascii="Times New Roman" w:eastAsia="Times New Roman" w:hAnsi="Times New Roman" w:cs="Times New Roman"/>
-          <w:b/>
-          <w:bCs/>
-          <w:sz w:val="24"/>
-          <w:szCs w:val="24"/>
-          <w:lang w:eastAsia="en-IN"/>
-        </w:rPr>
-        <w:t>Answer:</w:t>
-      </w:r>
+        <w:t xml:space="preserve">Q43. Why does HAVING </w:t>
+      </w:r>
+      <w:proofErr w:type="gramStart"/>
+      <w:r>
+        <w:rPr>
+          <w:rFonts w:ascii="Times New Roman" w:eastAsia="Times New Roman" w:hAnsi="Times New Roman" w:cs="Times New Roman"/>
+          <w:b/>
+          <w:bCs/>
+          <w:sz w:val="27"/>
+          <w:szCs w:val="27"/>
+          <w:lang w:eastAsia="en-IN"/>
+        </w:rPr>
+        <w:t>AVG(</w:t>
+      </w:r>
+      <w:proofErr w:type="gramEnd"/>
+      <w:r>
+        <w:rPr>
+          <w:rFonts w:ascii="Times New Roman" w:eastAsia="Times New Roman" w:hAnsi="Times New Roman" w:cs="Times New Roman"/>
+          <w:b/>
+          <w:bCs/>
+          <w:sz w:val="27"/>
+          <w:szCs w:val="27"/>
+          <w:lang w:eastAsia="en-IN"/>
+        </w:rPr>
+        <w:t>salary) &gt; 0 include NULL salaries?</w:t>
+      </w:r>
+    </w:p>
+    <w:p>
+      <w:pPr>
+        <w:spacing w:before="100" w:beforeAutospacing="1" w:after="100" w:afterAutospacing="1" w:line="240" w:lineRule="auto"/>
+        <w:rPr>
+          <w:rFonts w:ascii="Times New Roman" w:eastAsia="Times New Roman" w:hAnsi="Times New Roman" w:cs="Times New Roman"/>
+          <w:sz w:val="24"/>
+          <w:szCs w:val="24"/>
+          <w:lang w:eastAsia="en-IN"/>
+        </w:rPr>
+      </w:pPr>
+      <w:r>
+        <w:rPr>
+          <w:rFonts w:ascii="Times New Roman" w:eastAsia="Times New Roman" w:hAnsi="Times New Roman" w:cs="Times New Roman"/>
+          <w:b/>
+          <w:bCs/>
+          <w:sz w:val="24"/>
+          <w:szCs w:val="24"/>
+          <w:lang w:eastAsia="en-IN"/>
+        </w:rPr>
+        <w:t>Answer</w:t>
+      </w:r>
+      <w:proofErr w:type="gramStart"/>
+      <w:r>
+        <w:rPr>
+          <w:rFonts w:ascii="Times New Roman" w:eastAsia="Times New Roman" w:hAnsi="Times New Roman" w:cs="Times New Roman"/>
+          <w:b/>
+          <w:bCs/>
+          <w:sz w:val="24"/>
+          <w:szCs w:val="24"/>
+          <w:lang w:eastAsia="en-IN"/>
+        </w:rPr>
+        <w:t>:</w:t>
+      </w:r>
+      <w:proofErr w:type="gramEnd"/>
       <w:r>
         <w:rPr>
           <w:rFonts w:ascii="Times New Roman" w:eastAsia="Times New Roman" w:hAnsi="Times New Roman" w:cs="Times New Roman"/>
@@ -3968,30 +4888,67 @@
           <w:szCs w:val="27"/>
           <w:lang w:eastAsia="en-IN"/>
         </w:rPr>
-        <w:t>Q44. Why does HAVING COUNT(*) differ from COUNT(column)?</w:t>
-      </w:r>
-    </w:p>
-    <w:p>
-      <w:pPr>
-        <w:spacing w:before="100" w:beforeAutospacing="1" w:after="100" w:afterAutospacing="1" w:line="240" w:lineRule="auto"/>
-        <w:rPr>
-          <w:rFonts w:ascii="Times New Roman" w:eastAsia="Times New Roman" w:hAnsi="Times New Roman" w:cs="Times New Roman"/>
-          <w:sz w:val="24"/>
-          <w:szCs w:val="24"/>
-          <w:lang w:eastAsia="en-IN"/>
-        </w:rPr>
-      </w:pPr>
-      <w:r>
-        <w:rPr>
-          <w:rFonts w:ascii="Times New Roman" w:eastAsia="Times New Roman" w:hAnsi="Times New Roman" w:cs="Times New Roman"/>
-          <w:b/>
-          <w:bCs/>
-          <w:sz w:val="24"/>
-          <w:szCs w:val="24"/>
-          <w:lang w:eastAsia="en-IN"/>
-        </w:rPr>
-        <w:t>Answer:</w:t>
-      </w:r>
+        <w:t xml:space="preserve">Q44. Why does HAVING </w:t>
+      </w:r>
+      <w:proofErr w:type="gramStart"/>
+      <w:r>
+        <w:rPr>
+          <w:rFonts w:ascii="Times New Roman" w:eastAsia="Times New Roman" w:hAnsi="Times New Roman" w:cs="Times New Roman"/>
+          <w:b/>
+          <w:bCs/>
+          <w:sz w:val="27"/>
+          <w:szCs w:val="27"/>
+          <w:lang w:eastAsia="en-IN"/>
+        </w:rPr>
+        <w:t>COUNT(</w:t>
+      </w:r>
+      <w:proofErr w:type="gramEnd"/>
+      <w:r>
+        <w:rPr>
+          <w:rFonts w:ascii="Times New Roman" w:eastAsia="Times New Roman" w:hAnsi="Times New Roman" w:cs="Times New Roman"/>
+          <w:b/>
+          <w:bCs/>
+          <w:sz w:val="27"/>
+          <w:szCs w:val="27"/>
+          <w:lang w:eastAsia="en-IN"/>
+        </w:rPr>
+        <w:t>*) differ from COUNT(column)?</w:t>
+      </w:r>
+    </w:p>
+    <w:p>
+      <w:pPr>
+        <w:spacing w:before="100" w:beforeAutospacing="1" w:after="100" w:afterAutospacing="1" w:line="240" w:lineRule="auto"/>
+        <w:rPr>
+          <w:rFonts w:ascii="Times New Roman" w:eastAsia="Times New Roman" w:hAnsi="Times New Roman" w:cs="Times New Roman"/>
+          <w:sz w:val="24"/>
+          <w:szCs w:val="24"/>
+          <w:lang w:eastAsia="en-IN"/>
+        </w:rPr>
+      </w:pPr>
+      <w:r>
+        <w:rPr>
+          <w:rFonts w:ascii="Times New Roman" w:eastAsia="Times New Roman" w:hAnsi="Times New Roman" w:cs="Times New Roman"/>
+          <w:b/>
+          <w:bCs/>
+          <w:sz w:val="24"/>
+          <w:szCs w:val="24"/>
+          <w:lang w:eastAsia="en-IN"/>
+        </w:rPr>
+        <w:t>Answer</w:t>
+      </w:r>
+      <w:proofErr w:type="gramStart"/>
+      <w:r>
+        <w:rPr>
+          <w:rFonts w:ascii="Times New Roman" w:eastAsia="Times New Roman" w:hAnsi="Times New Roman" w:cs="Times New Roman"/>
+          <w:b/>
+          <w:bCs/>
+          <w:sz w:val="24"/>
+          <w:szCs w:val="24"/>
+          <w:lang w:eastAsia="en-IN"/>
+        </w:rPr>
+        <w:t>:</w:t>
+      </w:r>
+      <w:proofErr w:type="gramEnd"/>
       <w:r>
         <w:rPr>
           <w:rFonts w:ascii="Times New Roman" w:eastAsia="Times New Roman" w:hAnsi="Times New Roman" w:cs="Times New Roman"/>
@@ -4069,8 +5026,21 @@
           <w:szCs w:val="24"/>
           <w:lang w:eastAsia="en-IN"/>
         </w:rPr>
-        <w:t>Answer:</w:t>
-      </w:r>
+        <w:t>Answer</w:t>
+      </w:r>
+      <w:proofErr w:type="gramStart"/>
+      <w:r>
+        <w:rPr>
+          <w:rFonts w:ascii="Times New Roman" w:eastAsia="Times New Roman" w:hAnsi="Times New Roman" w:cs="Times New Roman"/>
+          <w:b/>
+          <w:bCs/>
+          <w:sz w:val="24"/>
+          <w:szCs w:val="24"/>
+          <w:lang w:eastAsia="en-IN"/>
+        </w:rPr>
+        <w:t>:</w:t>
+      </w:r>
+      <w:proofErr w:type="gramEnd"/>
       <w:r>
         <w:rPr>
           <w:rFonts w:ascii="Times New Roman" w:eastAsia="Times New Roman" w:hAnsi="Times New Roman" w:cs="Times New Roman"/>
@@ -4149,8 +5119,21 @@
           <w:lang w:eastAsia="en-IN"/>
         </w:rPr>
         <w:lastRenderedPageBreak/>
-        <w:t>Answer:</w:t>
-      </w:r>
+        <w:t>Answer</w:t>
+      </w:r>
+      <w:proofErr w:type="gramStart"/>
+      <w:r>
+        <w:rPr>
+          <w:rFonts w:ascii="Times New Roman" w:eastAsia="Times New Roman" w:hAnsi="Times New Roman" w:cs="Times New Roman"/>
+          <w:b/>
+          <w:bCs/>
+          <w:sz w:val="24"/>
+          <w:szCs w:val="24"/>
+          <w:lang w:eastAsia="en-IN"/>
+        </w:rPr>
+        <w:t>:</w:t>
+      </w:r>
+      <w:proofErr w:type="gramEnd"/>
       <w:r>
         <w:rPr>
           <w:rFonts w:ascii="Times New Roman" w:eastAsia="Times New Roman" w:hAnsi="Times New Roman" w:cs="Times New Roman"/>
@@ -4226,30 +5209,67 @@
           <w:szCs w:val="27"/>
           <w:lang w:eastAsia="en-IN"/>
         </w:rPr>
-        <w:t>Q47. Why does HAVING require GROUP BY context?</w:t>
-      </w:r>
-    </w:p>
-    <w:p>
-      <w:pPr>
-        <w:spacing w:before="100" w:beforeAutospacing="1" w:after="100" w:afterAutospacing="1" w:line="240" w:lineRule="auto"/>
-        <w:rPr>
-          <w:rFonts w:ascii="Times New Roman" w:eastAsia="Times New Roman" w:hAnsi="Times New Roman" w:cs="Times New Roman"/>
-          <w:sz w:val="24"/>
-          <w:szCs w:val="24"/>
-          <w:lang w:eastAsia="en-IN"/>
-        </w:rPr>
-      </w:pPr>
-      <w:r>
-        <w:rPr>
-          <w:rFonts w:ascii="Times New Roman" w:eastAsia="Times New Roman" w:hAnsi="Times New Roman" w:cs="Times New Roman"/>
-          <w:b/>
-          <w:bCs/>
-          <w:sz w:val="24"/>
-          <w:szCs w:val="24"/>
-          <w:lang w:eastAsia="en-IN"/>
-        </w:rPr>
-        <w:t>Answer:</w:t>
-      </w:r>
+        <w:t xml:space="preserve">Q47. Why does HAVING </w:t>
+      </w:r>
+      <w:proofErr w:type="gramStart"/>
+      <w:r>
+        <w:rPr>
+          <w:rFonts w:ascii="Times New Roman" w:eastAsia="Times New Roman" w:hAnsi="Times New Roman" w:cs="Times New Roman"/>
+          <w:b/>
+          <w:bCs/>
+          <w:sz w:val="27"/>
+          <w:szCs w:val="27"/>
+          <w:lang w:eastAsia="en-IN"/>
+        </w:rPr>
+        <w:t>require</w:t>
+      </w:r>
+      <w:proofErr w:type="gramEnd"/>
+      <w:r>
+        <w:rPr>
+          <w:rFonts w:ascii="Times New Roman" w:eastAsia="Times New Roman" w:hAnsi="Times New Roman" w:cs="Times New Roman"/>
+          <w:b/>
+          <w:bCs/>
+          <w:sz w:val="27"/>
+          <w:szCs w:val="27"/>
+          <w:lang w:eastAsia="en-IN"/>
+        </w:rPr>
+        <w:t xml:space="preserve"> GROUP BY context?</w:t>
+      </w:r>
+    </w:p>
+    <w:p>
+      <w:pPr>
+        <w:spacing w:before="100" w:beforeAutospacing="1" w:after="100" w:afterAutospacing="1" w:line="240" w:lineRule="auto"/>
+        <w:rPr>
+          <w:rFonts w:ascii="Times New Roman" w:eastAsia="Times New Roman" w:hAnsi="Times New Roman" w:cs="Times New Roman"/>
+          <w:sz w:val="24"/>
+          <w:szCs w:val="24"/>
+          <w:lang w:eastAsia="en-IN"/>
+        </w:rPr>
+      </w:pPr>
+      <w:r>
+        <w:rPr>
+          <w:rFonts w:ascii="Times New Roman" w:eastAsia="Times New Roman" w:hAnsi="Times New Roman" w:cs="Times New Roman"/>
+          <w:b/>
+          <w:bCs/>
+          <w:sz w:val="24"/>
+          <w:szCs w:val="24"/>
+          <w:lang w:eastAsia="en-IN"/>
+        </w:rPr>
+        <w:t>Answer</w:t>
+      </w:r>
+      <w:proofErr w:type="gramStart"/>
+      <w:r>
+        <w:rPr>
+          <w:rFonts w:ascii="Times New Roman" w:eastAsia="Times New Roman" w:hAnsi="Times New Roman" w:cs="Times New Roman"/>
+          <w:b/>
+          <w:bCs/>
+          <w:sz w:val="24"/>
+          <w:szCs w:val="24"/>
+          <w:lang w:eastAsia="en-IN"/>
+        </w:rPr>
+        <w:t>:</w:t>
+      </w:r>
+      <w:proofErr w:type="gramEnd"/>
       <w:r>
         <w:rPr>
           <w:rFonts w:ascii="Times New Roman" w:eastAsia="Times New Roman" w:hAnsi="Times New Roman" w:cs="Times New Roman"/>
@@ -4327,8 +5347,21 @@
           <w:szCs w:val="24"/>
           <w:lang w:eastAsia="en-IN"/>
         </w:rPr>
-        <w:t>Answer:</w:t>
-      </w:r>
+        <w:t>Answer</w:t>
+      </w:r>
+      <w:proofErr w:type="gramStart"/>
+      <w:r>
+        <w:rPr>
+          <w:rFonts w:ascii="Times New Roman" w:eastAsia="Times New Roman" w:hAnsi="Times New Roman" w:cs="Times New Roman"/>
+          <w:b/>
+          <w:bCs/>
+          <w:sz w:val="24"/>
+          <w:szCs w:val="24"/>
+          <w:lang w:eastAsia="en-IN"/>
+        </w:rPr>
+        <w:t>:</w:t>
+      </w:r>
+      <w:proofErr w:type="gramEnd"/>
       <w:r>
         <w:rPr>
           <w:rFonts w:ascii="Times New Roman" w:eastAsia="Times New Roman" w:hAnsi="Times New Roman" w:cs="Times New Roman"/>
@@ -4406,8 +5439,21 @@
           <w:szCs w:val="24"/>
           <w:lang w:eastAsia="en-IN"/>
         </w:rPr>
-        <w:t>Answer:</w:t>
-      </w:r>
+        <w:t>Answer</w:t>
+      </w:r>
+      <w:proofErr w:type="gramStart"/>
+      <w:r>
+        <w:rPr>
+          <w:rFonts w:ascii="Times New Roman" w:eastAsia="Times New Roman" w:hAnsi="Times New Roman" w:cs="Times New Roman"/>
+          <w:b/>
+          <w:bCs/>
+          <w:sz w:val="24"/>
+          <w:szCs w:val="24"/>
+          <w:lang w:eastAsia="en-IN"/>
+        </w:rPr>
+        <w:t>:</w:t>
+      </w:r>
+      <w:proofErr w:type="gramEnd"/>
       <w:r>
         <w:rPr>
           <w:rFonts w:ascii="Times New Roman" w:eastAsia="Times New Roman" w:hAnsi="Times New Roman" w:cs="Times New Roman"/>
@@ -4463,30 +5509,67 @@
           <w:szCs w:val="27"/>
           <w:lang w:eastAsia="en-IN"/>
         </w:rPr>
-        <w:t>Q50. Why does HAVING define business rules?</w:t>
-      </w:r>
-    </w:p>
-    <w:p>
-      <w:pPr>
-        <w:spacing w:before="100" w:beforeAutospacing="1" w:after="100" w:afterAutospacing="1" w:line="240" w:lineRule="auto"/>
-        <w:rPr>
-          <w:rFonts w:ascii="Times New Roman" w:eastAsia="Times New Roman" w:hAnsi="Times New Roman" w:cs="Times New Roman"/>
-          <w:sz w:val="24"/>
-          <w:szCs w:val="24"/>
-          <w:lang w:eastAsia="en-IN"/>
-        </w:rPr>
-      </w:pPr>
-      <w:r>
-        <w:rPr>
-          <w:rFonts w:ascii="Times New Roman" w:eastAsia="Times New Roman" w:hAnsi="Times New Roman" w:cs="Times New Roman"/>
-          <w:b/>
-          <w:bCs/>
-          <w:sz w:val="24"/>
-          <w:szCs w:val="24"/>
-          <w:lang w:eastAsia="en-IN"/>
-        </w:rPr>
-        <w:t>Answer:</w:t>
-      </w:r>
+        <w:t xml:space="preserve">Q50. Why does HAVING </w:t>
+      </w:r>
+      <w:proofErr w:type="gramStart"/>
+      <w:r>
+        <w:rPr>
+          <w:rFonts w:ascii="Times New Roman" w:eastAsia="Times New Roman" w:hAnsi="Times New Roman" w:cs="Times New Roman"/>
+          <w:b/>
+          <w:bCs/>
+          <w:sz w:val="27"/>
+          <w:szCs w:val="27"/>
+          <w:lang w:eastAsia="en-IN"/>
+        </w:rPr>
+        <w:t>define</w:t>
+      </w:r>
+      <w:proofErr w:type="gramEnd"/>
+      <w:r>
+        <w:rPr>
+          <w:rFonts w:ascii="Times New Roman" w:eastAsia="Times New Roman" w:hAnsi="Times New Roman" w:cs="Times New Roman"/>
+          <w:b/>
+          <w:bCs/>
+          <w:sz w:val="27"/>
+          <w:szCs w:val="27"/>
+          <w:lang w:eastAsia="en-IN"/>
+        </w:rPr>
+        <w:t xml:space="preserve"> business rules?</w:t>
+      </w:r>
+    </w:p>
+    <w:p>
+      <w:pPr>
+        <w:spacing w:before="100" w:beforeAutospacing="1" w:after="100" w:afterAutospacing="1" w:line="240" w:lineRule="auto"/>
+        <w:rPr>
+          <w:rFonts w:ascii="Times New Roman" w:eastAsia="Times New Roman" w:hAnsi="Times New Roman" w:cs="Times New Roman"/>
+          <w:sz w:val="24"/>
+          <w:szCs w:val="24"/>
+          <w:lang w:eastAsia="en-IN"/>
+        </w:rPr>
+      </w:pPr>
+      <w:r>
+        <w:rPr>
+          <w:rFonts w:ascii="Times New Roman" w:eastAsia="Times New Roman" w:hAnsi="Times New Roman" w:cs="Times New Roman"/>
+          <w:b/>
+          <w:bCs/>
+          <w:sz w:val="24"/>
+          <w:szCs w:val="24"/>
+          <w:lang w:eastAsia="en-IN"/>
+        </w:rPr>
+        <w:t>Answer</w:t>
+      </w:r>
+      <w:proofErr w:type="gramStart"/>
+      <w:r>
+        <w:rPr>
+          <w:rFonts w:ascii="Times New Roman" w:eastAsia="Times New Roman" w:hAnsi="Times New Roman" w:cs="Times New Roman"/>
+          <w:b/>
+          <w:bCs/>
+          <w:sz w:val="24"/>
+          <w:szCs w:val="24"/>
+          <w:lang w:eastAsia="en-IN"/>
+        </w:rPr>
+        <w:t>:</w:t>
+      </w:r>
+      <w:proofErr w:type="gramEnd"/>
       <w:r>
         <w:rPr>
           <w:rFonts w:ascii="Times New Roman" w:eastAsia="Times New Roman" w:hAnsi="Times New Roman" w:cs="Times New Roman"/>
@@ -4611,8 +5694,21 @@
           <w:szCs w:val="24"/>
           <w:lang w:eastAsia="en-IN"/>
         </w:rPr>
-        <w:t>Answer:</w:t>
-      </w:r>
+        <w:t>Answer</w:t>
+      </w:r>
+      <w:proofErr w:type="gramStart"/>
+      <w:r>
+        <w:rPr>
+          <w:rFonts w:ascii="Times New Roman" w:eastAsia="Times New Roman" w:hAnsi="Times New Roman" w:cs="Times New Roman"/>
+          <w:b/>
+          <w:bCs/>
+          <w:sz w:val="24"/>
+          <w:szCs w:val="24"/>
+          <w:lang w:eastAsia="en-IN"/>
+        </w:rPr>
+        <w:t>:</w:t>
+      </w:r>
+      <w:proofErr w:type="gramEnd"/>
       <w:r>
         <w:rPr>
           <w:rFonts w:ascii="Times New Roman" w:eastAsia="Times New Roman" w:hAnsi="Times New Roman" w:cs="Times New Roman"/>
@@ -4690,8 +5786,21 @@
           <w:szCs w:val="24"/>
           <w:lang w:eastAsia="en-IN"/>
         </w:rPr>
-        <w:t>Answer:</w:t>
-      </w:r>
+        <w:t>Answer</w:t>
+      </w:r>
+      <w:proofErr w:type="gramStart"/>
+      <w:r>
+        <w:rPr>
+          <w:rFonts w:ascii="Times New Roman" w:eastAsia="Times New Roman" w:hAnsi="Times New Roman" w:cs="Times New Roman"/>
+          <w:b/>
+          <w:bCs/>
+          <w:sz w:val="24"/>
+          <w:szCs w:val="24"/>
+          <w:lang w:eastAsia="en-IN"/>
+        </w:rPr>
+        <w:t>:</w:t>
+      </w:r>
+      <w:proofErr w:type="gramEnd"/>
       <w:r>
         <w:rPr>
           <w:rFonts w:ascii="Times New Roman" w:eastAsia="Times New Roman" w:hAnsi="Times New Roman" w:cs="Times New Roman"/>
@@ -4770,8 +5879,21 @@
           <w:szCs w:val="24"/>
           <w:lang w:eastAsia="en-IN"/>
         </w:rPr>
-        <w:t>Answer:</w:t>
-      </w:r>
+        <w:t>Answer</w:t>
+      </w:r>
+      <w:proofErr w:type="gramStart"/>
+      <w:r>
+        <w:rPr>
+          <w:rFonts w:ascii="Times New Roman" w:eastAsia="Times New Roman" w:hAnsi="Times New Roman" w:cs="Times New Roman"/>
+          <w:b/>
+          <w:bCs/>
+          <w:sz w:val="24"/>
+          <w:szCs w:val="24"/>
+          <w:lang w:eastAsia="en-IN"/>
+        </w:rPr>
+        <w:t>:</w:t>
+      </w:r>
+      <w:proofErr w:type="gramEnd"/>
       <w:r>
         <w:rPr>
           <w:rFonts w:ascii="Times New Roman" w:eastAsia="Times New Roman" w:hAnsi="Times New Roman" w:cs="Times New Roman"/>
@@ -4849,8 +5971,21 @@
           <w:szCs w:val="24"/>
           <w:lang w:eastAsia="en-IN"/>
         </w:rPr>
-        <w:t>Answer:</w:t>
-      </w:r>
+        <w:t>Answer</w:t>
+      </w:r>
+      <w:proofErr w:type="gramStart"/>
+      <w:r>
+        <w:rPr>
+          <w:rFonts w:ascii="Times New Roman" w:eastAsia="Times New Roman" w:hAnsi="Times New Roman" w:cs="Times New Roman"/>
+          <w:b/>
+          <w:bCs/>
+          <w:sz w:val="24"/>
+          <w:szCs w:val="24"/>
+          <w:lang w:eastAsia="en-IN"/>
+        </w:rPr>
+        <w:t>:</w:t>
+      </w:r>
+      <w:proofErr w:type="gramEnd"/>
       <w:r>
         <w:rPr>
           <w:rFonts w:ascii="Times New Roman" w:eastAsia="Times New Roman" w:hAnsi="Times New Roman" w:cs="Times New Roman"/>
@@ -4928,8 +6063,21 @@
           <w:szCs w:val="24"/>
           <w:lang w:eastAsia="en-IN"/>
         </w:rPr>
-        <w:t>Answer:</w:t>
-      </w:r>
+        <w:t>Answer</w:t>
+      </w:r>
+      <w:proofErr w:type="gramStart"/>
+      <w:r>
+        <w:rPr>
+          <w:rFonts w:ascii="Times New Roman" w:eastAsia="Times New Roman" w:hAnsi="Times New Roman" w:cs="Times New Roman"/>
+          <w:b/>
+          <w:bCs/>
+          <w:sz w:val="24"/>
+          <w:szCs w:val="24"/>
+          <w:lang w:eastAsia="en-IN"/>
+        </w:rPr>
+        <w:t>:</w:t>
+      </w:r>
+      <w:proofErr w:type="gramEnd"/>
       <w:r>
         <w:rPr>
           <w:rFonts w:ascii="Times New Roman" w:eastAsia="Times New Roman" w:hAnsi="Times New Roman" w:cs="Times New Roman"/>
@@ -5007,8 +6155,21 @@
           <w:szCs w:val="24"/>
           <w:lang w:eastAsia="en-IN"/>
         </w:rPr>
-        <w:t>Answer:</w:t>
-      </w:r>
+        <w:t>Answer</w:t>
+      </w:r>
+      <w:proofErr w:type="gramStart"/>
+      <w:r>
+        <w:rPr>
+          <w:rFonts w:ascii="Times New Roman" w:eastAsia="Times New Roman" w:hAnsi="Times New Roman" w:cs="Times New Roman"/>
+          <w:b/>
+          <w:bCs/>
+          <w:sz w:val="24"/>
+          <w:szCs w:val="24"/>
+          <w:lang w:eastAsia="en-IN"/>
+        </w:rPr>
+        <w:t>:</w:t>
+      </w:r>
+      <w:proofErr w:type="gramEnd"/>
       <w:r>
         <w:rPr>
           <w:rFonts w:ascii="Times New Roman" w:eastAsia="Times New Roman" w:hAnsi="Times New Roman" w:cs="Times New Roman"/>
@@ -5086,8 +6247,21 @@
           <w:szCs w:val="24"/>
           <w:lang w:eastAsia="en-IN"/>
         </w:rPr>
-        <w:t>Answer:</w:t>
-      </w:r>
+        <w:t>Answer</w:t>
+      </w:r>
+      <w:proofErr w:type="gramStart"/>
+      <w:r>
+        <w:rPr>
+          <w:rFonts w:ascii="Times New Roman" w:eastAsia="Times New Roman" w:hAnsi="Times New Roman" w:cs="Times New Roman"/>
+          <w:b/>
+          <w:bCs/>
+          <w:sz w:val="24"/>
+          <w:szCs w:val="24"/>
+          <w:lang w:eastAsia="en-IN"/>
+        </w:rPr>
+        <w:t>:</w:t>
+      </w:r>
+      <w:proofErr w:type="gramEnd"/>
       <w:r>
         <w:rPr>
           <w:rFonts w:ascii="Times New Roman" w:eastAsia="Times New Roman" w:hAnsi="Times New Roman" w:cs="Times New Roman"/>
@@ -5165,8 +6339,21 @@
           <w:szCs w:val="24"/>
           <w:lang w:eastAsia="en-IN"/>
         </w:rPr>
-        <w:t>Answer:</w:t>
-      </w:r>
+        <w:t>Answer</w:t>
+      </w:r>
+      <w:proofErr w:type="gramStart"/>
+      <w:r>
+        <w:rPr>
+          <w:rFonts w:ascii="Times New Roman" w:eastAsia="Times New Roman" w:hAnsi="Times New Roman" w:cs="Times New Roman"/>
+          <w:b/>
+          <w:bCs/>
+          <w:sz w:val="24"/>
+          <w:szCs w:val="24"/>
+          <w:lang w:eastAsia="en-IN"/>
+        </w:rPr>
+        <w:t>:</w:t>
+      </w:r>
+      <w:proofErr w:type="gramEnd"/>
       <w:r>
         <w:rPr>
           <w:rFonts w:ascii="Times New Roman" w:eastAsia="Times New Roman" w:hAnsi="Times New Roman" w:cs="Times New Roman"/>
@@ -5244,8 +6431,21 @@
           <w:szCs w:val="24"/>
           <w:lang w:eastAsia="en-IN"/>
         </w:rPr>
-        <w:t>Answer:</w:t>
-      </w:r>
+        <w:t>Answer</w:t>
+      </w:r>
+      <w:proofErr w:type="gramStart"/>
+      <w:r>
+        <w:rPr>
+          <w:rFonts w:ascii="Times New Roman" w:eastAsia="Times New Roman" w:hAnsi="Times New Roman" w:cs="Times New Roman"/>
+          <w:b/>
+          <w:bCs/>
+          <w:sz w:val="24"/>
+          <w:szCs w:val="24"/>
+          <w:lang w:eastAsia="en-IN"/>
+        </w:rPr>
+        <w:t>:</w:t>
+      </w:r>
+      <w:proofErr w:type="gramEnd"/>
       <w:r>
         <w:rPr>
           <w:rFonts w:ascii="Times New Roman" w:eastAsia="Times New Roman" w:hAnsi="Times New Roman" w:cs="Times New Roman"/>
@@ -5324,8 +6524,21 @@
           <w:szCs w:val="24"/>
           <w:lang w:eastAsia="en-IN"/>
         </w:rPr>
-        <w:t>Answer:</w:t>
-      </w:r>
+        <w:t>Answer</w:t>
+      </w:r>
+      <w:proofErr w:type="gramStart"/>
+      <w:r>
+        <w:rPr>
+          <w:rFonts w:ascii="Times New Roman" w:eastAsia="Times New Roman" w:hAnsi="Times New Roman" w:cs="Times New Roman"/>
+          <w:b/>
+          <w:bCs/>
+          <w:sz w:val="24"/>
+          <w:szCs w:val="24"/>
+          <w:lang w:eastAsia="en-IN"/>
+        </w:rPr>
+        <w:t>:</w:t>
+      </w:r>
+      <w:proofErr w:type="gramEnd"/>
       <w:r>
         <w:rPr>
           <w:rFonts w:ascii="Times New Roman" w:eastAsia="Times New Roman" w:hAnsi="Times New Roman" w:cs="Times New Roman"/>
@@ -5403,8 +6616,21 @@
           <w:szCs w:val="24"/>
           <w:lang w:eastAsia="en-IN"/>
         </w:rPr>
-        <w:t>Answer:</w:t>
-      </w:r>
+        <w:t>Answer</w:t>
+      </w:r>
+      <w:proofErr w:type="gramStart"/>
+      <w:r>
+        <w:rPr>
+          <w:rFonts w:ascii="Times New Roman" w:eastAsia="Times New Roman" w:hAnsi="Times New Roman" w:cs="Times New Roman"/>
+          <w:b/>
+          <w:bCs/>
+          <w:sz w:val="24"/>
+          <w:szCs w:val="24"/>
+          <w:lang w:eastAsia="en-IN"/>
+        </w:rPr>
+        <w:t>:</w:t>
+      </w:r>
+      <w:proofErr w:type="gramEnd"/>
       <w:r>
         <w:rPr>
           <w:rFonts w:ascii="Times New Roman" w:eastAsia="Times New Roman" w:hAnsi="Times New Roman" w:cs="Times New Roman"/>
@@ -5482,8 +6708,21 @@
           <w:szCs w:val="24"/>
           <w:lang w:eastAsia="en-IN"/>
         </w:rPr>
-        <w:t>Answer:</w:t>
-      </w:r>
+        <w:t>Answer</w:t>
+      </w:r>
+      <w:proofErr w:type="gramStart"/>
+      <w:r>
+        <w:rPr>
+          <w:rFonts w:ascii="Times New Roman" w:eastAsia="Times New Roman" w:hAnsi="Times New Roman" w:cs="Times New Roman"/>
+          <w:b/>
+          <w:bCs/>
+          <w:sz w:val="24"/>
+          <w:szCs w:val="24"/>
+          <w:lang w:eastAsia="en-IN"/>
+        </w:rPr>
+        <w:t>:</w:t>
+      </w:r>
+      <w:proofErr w:type="gramEnd"/>
       <w:r>
         <w:rPr>
           <w:rFonts w:ascii="Times New Roman" w:eastAsia="Times New Roman" w:hAnsi="Times New Roman" w:cs="Times New Roman"/>
@@ -5561,8 +6800,21 @@
           <w:szCs w:val="24"/>
           <w:lang w:eastAsia="en-IN"/>
         </w:rPr>
-        <w:t>Answer:</w:t>
-      </w:r>
+        <w:t>Answer</w:t>
+      </w:r>
+      <w:proofErr w:type="gramStart"/>
+      <w:r>
+        <w:rPr>
+          <w:rFonts w:ascii="Times New Roman" w:eastAsia="Times New Roman" w:hAnsi="Times New Roman" w:cs="Times New Roman"/>
+          <w:b/>
+          <w:bCs/>
+          <w:sz w:val="24"/>
+          <w:szCs w:val="24"/>
+          <w:lang w:eastAsia="en-IN"/>
+        </w:rPr>
+        <w:t>:</w:t>
+      </w:r>
+      <w:proofErr w:type="gramEnd"/>
       <w:r>
         <w:rPr>
           <w:rFonts w:ascii="Times New Roman" w:eastAsia="Times New Roman" w:hAnsi="Times New Roman" w:cs="Times New Roman"/>
@@ -5640,8 +6892,21 @@
           <w:szCs w:val="24"/>
           <w:lang w:eastAsia="en-IN"/>
         </w:rPr>
-        <w:t>Answer:</w:t>
-      </w:r>
+        <w:t>Answer</w:t>
+      </w:r>
+      <w:proofErr w:type="gramStart"/>
+      <w:r>
+        <w:rPr>
+          <w:rFonts w:ascii="Times New Roman" w:eastAsia="Times New Roman" w:hAnsi="Times New Roman" w:cs="Times New Roman"/>
+          <w:b/>
+          <w:bCs/>
+          <w:sz w:val="24"/>
+          <w:szCs w:val="24"/>
+          <w:lang w:eastAsia="en-IN"/>
+        </w:rPr>
+        <w:t>:</w:t>
+      </w:r>
+      <w:proofErr w:type="gramEnd"/>
       <w:r>
         <w:rPr>
           <w:rFonts w:ascii="Times New Roman" w:eastAsia="Times New Roman" w:hAnsi="Times New Roman" w:cs="Times New Roman"/>
@@ -5719,8 +6984,21 @@
           <w:szCs w:val="24"/>
           <w:lang w:eastAsia="en-IN"/>
         </w:rPr>
-        <w:t>Answer:</w:t>
-      </w:r>
+        <w:t>Answer</w:t>
+      </w:r>
+      <w:proofErr w:type="gramStart"/>
+      <w:r>
+        <w:rPr>
+          <w:rFonts w:ascii="Times New Roman" w:eastAsia="Times New Roman" w:hAnsi="Times New Roman" w:cs="Times New Roman"/>
+          <w:b/>
+          <w:bCs/>
+          <w:sz w:val="24"/>
+          <w:szCs w:val="24"/>
+          <w:lang w:eastAsia="en-IN"/>
+        </w:rPr>
+        <w:t>:</w:t>
+      </w:r>
+      <w:proofErr w:type="gramEnd"/>
       <w:r>
         <w:rPr>
           <w:rFonts w:ascii="Times New Roman" w:eastAsia="Times New Roman" w:hAnsi="Times New Roman" w:cs="Times New Roman"/>
@@ -5798,8 +7076,21 @@
           <w:szCs w:val="24"/>
           <w:lang w:eastAsia="en-IN"/>
         </w:rPr>
-        <w:t>Answer:</w:t>
-      </w:r>
+        <w:t>Answer</w:t>
+      </w:r>
+      <w:proofErr w:type="gramStart"/>
+      <w:r>
+        <w:rPr>
+          <w:rFonts w:ascii="Times New Roman" w:eastAsia="Times New Roman" w:hAnsi="Times New Roman" w:cs="Times New Roman"/>
+          <w:b/>
+          <w:bCs/>
+          <w:sz w:val="24"/>
+          <w:szCs w:val="24"/>
+          <w:lang w:eastAsia="en-IN"/>
+        </w:rPr>
+        <w:t>:</w:t>
+      </w:r>
+      <w:proofErr w:type="gramEnd"/>
       <w:r>
         <w:rPr>
           <w:rFonts w:ascii="Times New Roman" w:eastAsia="Times New Roman" w:hAnsi="Times New Roman" w:cs="Times New Roman"/>
@@ -5878,8 +7169,21 @@
           <w:szCs w:val="24"/>
           <w:lang w:eastAsia="en-IN"/>
         </w:rPr>
-        <w:t>Answer:</w:t>
-      </w:r>
+        <w:t>Answer</w:t>
+      </w:r>
+      <w:proofErr w:type="gramStart"/>
+      <w:r>
+        <w:rPr>
+          <w:rFonts w:ascii="Times New Roman" w:eastAsia="Times New Roman" w:hAnsi="Times New Roman" w:cs="Times New Roman"/>
+          <w:b/>
+          <w:bCs/>
+          <w:sz w:val="24"/>
+          <w:szCs w:val="24"/>
+          <w:lang w:eastAsia="en-IN"/>
+        </w:rPr>
+        <w:t>:</w:t>
+      </w:r>
+      <w:proofErr w:type="gramEnd"/>
       <w:r>
         <w:rPr>
           <w:rFonts w:ascii="Times New Roman" w:eastAsia="Times New Roman" w:hAnsi="Times New Roman" w:cs="Times New Roman"/>
@@ -5957,8 +7261,21 @@
           <w:szCs w:val="24"/>
           <w:lang w:eastAsia="en-IN"/>
         </w:rPr>
-        <w:t>Answer:</w:t>
-      </w:r>
+        <w:t>Answer</w:t>
+      </w:r>
+      <w:proofErr w:type="gramStart"/>
+      <w:r>
+        <w:rPr>
+          <w:rFonts w:ascii="Times New Roman" w:eastAsia="Times New Roman" w:hAnsi="Times New Roman" w:cs="Times New Roman"/>
+          <w:b/>
+          <w:bCs/>
+          <w:sz w:val="24"/>
+          <w:szCs w:val="24"/>
+          <w:lang w:eastAsia="en-IN"/>
+        </w:rPr>
+        <w:t>:</w:t>
+      </w:r>
+      <w:proofErr w:type="gramEnd"/>
       <w:r>
         <w:rPr>
           <w:rFonts w:ascii="Times New Roman" w:eastAsia="Times New Roman" w:hAnsi="Times New Roman" w:cs="Times New Roman"/>
@@ -6014,30 +7331,67 @@
           <w:szCs w:val="27"/>
           <w:lang w:eastAsia="en-IN"/>
         </w:rPr>
-        <w:t>Q69. Why does JOIN + GROUP BY need careful grain?</w:t>
-      </w:r>
-    </w:p>
-    <w:p>
-      <w:pPr>
-        <w:spacing w:before="100" w:beforeAutospacing="1" w:after="100" w:afterAutospacing="1" w:line="240" w:lineRule="auto"/>
-        <w:rPr>
-          <w:rFonts w:ascii="Times New Roman" w:eastAsia="Times New Roman" w:hAnsi="Times New Roman" w:cs="Times New Roman"/>
-          <w:sz w:val="24"/>
-          <w:szCs w:val="24"/>
-          <w:lang w:eastAsia="en-IN"/>
-        </w:rPr>
-      </w:pPr>
-      <w:r>
-        <w:rPr>
-          <w:rFonts w:ascii="Times New Roman" w:eastAsia="Times New Roman" w:hAnsi="Times New Roman" w:cs="Times New Roman"/>
-          <w:b/>
-          <w:bCs/>
-          <w:sz w:val="24"/>
-          <w:szCs w:val="24"/>
-          <w:lang w:eastAsia="en-IN"/>
-        </w:rPr>
-        <w:t>Answer:</w:t>
-      </w:r>
+        <w:t xml:space="preserve">Q69. Why </w:t>
+      </w:r>
+      <w:proofErr w:type="gramStart"/>
+      <w:r>
+        <w:rPr>
+          <w:rFonts w:ascii="Times New Roman" w:eastAsia="Times New Roman" w:hAnsi="Times New Roman" w:cs="Times New Roman"/>
+          <w:b/>
+          <w:bCs/>
+          <w:sz w:val="27"/>
+          <w:szCs w:val="27"/>
+          <w:lang w:eastAsia="en-IN"/>
+        </w:rPr>
+        <w:t>does</w:t>
+      </w:r>
+      <w:proofErr w:type="gramEnd"/>
+      <w:r>
+        <w:rPr>
+          <w:rFonts w:ascii="Times New Roman" w:eastAsia="Times New Roman" w:hAnsi="Times New Roman" w:cs="Times New Roman"/>
+          <w:b/>
+          <w:bCs/>
+          <w:sz w:val="27"/>
+          <w:szCs w:val="27"/>
+          <w:lang w:eastAsia="en-IN"/>
+        </w:rPr>
+        <w:t xml:space="preserve"> JOIN + GROUP BY need careful grain?</w:t>
+      </w:r>
+    </w:p>
+    <w:p>
+      <w:pPr>
+        <w:spacing w:before="100" w:beforeAutospacing="1" w:after="100" w:afterAutospacing="1" w:line="240" w:lineRule="auto"/>
+        <w:rPr>
+          <w:rFonts w:ascii="Times New Roman" w:eastAsia="Times New Roman" w:hAnsi="Times New Roman" w:cs="Times New Roman"/>
+          <w:sz w:val="24"/>
+          <w:szCs w:val="24"/>
+          <w:lang w:eastAsia="en-IN"/>
+        </w:rPr>
+      </w:pPr>
+      <w:r>
+        <w:rPr>
+          <w:rFonts w:ascii="Times New Roman" w:eastAsia="Times New Roman" w:hAnsi="Times New Roman" w:cs="Times New Roman"/>
+          <w:b/>
+          <w:bCs/>
+          <w:sz w:val="24"/>
+          <w:szCs w:val="24"/>
+          <w:lang w:eastAsia="en-IN"/>
+        </w:rPr>
+        <w:t>Answer</w:t>
+      </w:r>
+      <w:proofErr w:type="gramStart"/>
+      <w:r>
+        <w:rPr>
+          <w:rFonts w:ascii="Times New Roman" w:eastAsia="Times New Roman" w:hAnsi="Times New Roman" w:cs="Times New Roman"/>
+          <w:b/>
+          <w:bCs/>
+          <w:sz w:val="24"/>
+          <w:szCs w:val="24"/>
+          <w:lang w:eastAsia="en-IN"/>
+        </w:rPr>
+        <w:t>:</w:t>
+      </w:r>
+      <w:proofErr w:type="gramEnd"/>
       <w:r>
         <w:rPr>
           <w:rFonts w:ascii="Times New Roman" w:eastAsia="Times New Roman" w:hAnsi="Times New Roman" w:cs="Times New Roman"/>
@@ -6115,8 +7469,21 @@
           <w:szCs w:val="24"/>
           <w:lang w:eastAsia="en-IN"/>
         </w:rPr>
-        <w:t>Answer:</w:t>
-      </w:r>
+        <w:t>Answer</w:t>
+      </w:r>
+      <w:proofErr w:type="gramStart"/>
+      <w:r>
+        <w:rPr>
+          <w:rFonts w:ascii="Times New Roman" w:eastAsia="Times New Roman" w:hAnsi="Times New Roman" w:cs="Times New Roman"/>
+          <w:b/>
+          <w:bCs/>
+          <w:sz w:val="24"/>
+          <w:szCs w:val="24"/>
+          <w:lang w:eastAsia="en-IN"/>
+        </w:rPr>
+        <w:t>:</w:t>
+      </w:r>
+      <w:proofErr w:type="gramEnd"/>
       <w:r>
         <w:rPr>
           <w:rFonts w:ascii="Times New Roman" w:eastAsia="Times New Roman" w:hAnsi="Times New Roman" w:cs="Times New Roman"/>
@@ -6194,8 +7561,21 @@
           <w:szCs w:val="24"/>
           <w:lang w:eastAsia="en-IN"/>
         </w:rPr>
-        <w:t>Answer:</w:t>
-      </w:r>
+        <w:t>Answer</w:t>
+      </w:r>
+      <w:proofErr w:type="gramStart"/>
+      <w:r>
+        <w:rPr>
+          <w:rFonts w:ascii="Times New Roman" w:eastAsia="Times New Roman" w:hAnsi="Times New Roman" w:cs="Times New Roman"/>
+          <w:b/>
+          <w:bCs/>
+          <w:sz w:val="24"/>
+          <w:szCs w:val="24"/>
+          <w:lang w:eastAsia="en-IN"/>
+        </w:rPr>
+        <w:t>:</w:t>
+      </w:r>
+      <w:proofErr w:type="gramEnd"/>
       <w:r>
         <w:rPr>
           <w:rFonts w:ascii="Times New Roman" w:eastAsia="Times New Roman" w:hAnsi="Times New Roman" w:cs="Times New Roman"/>
@@ -6273,8 +7653,21 @@
           <w:szCs w:val="24"/>
           <w:lang w:eastAsia="en-IN"/>
         </w:rPr>
-        <w:t>Answer:</w:t>
-      </w:r>
+        <w:t>Answer</w:t>
+      </w:r>
+      <w:proofErr w:type="gramStart"/>
+      <w:r>
+        <w:rPr>
+          <w:rFonts w:ascii="Times New Roman" w:eastAsia="Times New Roman" w:hAnsi="Times New Roman" w:cs="Times New Roman"/>
+          <w:b/>
+          <w:bCs/>
+          <w:sz w:val="24"/>
+          <w:szCs w:val="24"/>
+          <w:lang w:eastAsia="en-IN"/>
+        </w:rPr>
+        <w:t>:</w:t>
+      </w:r>
+      <w:proofErr w:type="gramEnd"/>
       <w:r>
         <w:rPr>
           <w:rFonts w:ascii="Times New Roman" w:eastAsia="Times New Roman" w:hAnsi="Times New Roman" w:cs="Times New Roman"/>
@@ -6352,8 +7745,21 @@
           <w:szCs w:val="24"/>
           <w:lang w:eastAsia="en-IN"/>
         </w:rPr>
-        <w:t>Answer:</w:t>
-      </w:r>
+        <w:t>Answer</w:t>
+      </w:r>
+      <w:proofErr w:type="gramStart"/>
+      <w:r>
+        <w:rPr>
+          <w:rFonts w:ascii="Times New Roman" w:eastAsia="Times New Roman" w:hAnsi="Times New Roman" w:cs="Times New Roman"/>
+          <w:b/>
+          <w:bCs/>
+          <w:sz w:val="24"/>
+          <w:szCs w:val="24"/>
+          <w:lang w:eastAsia="en-IN"/>
+        </w:rPr>
+        <w:t>:</w:t>
+      </w:r>
+      <w:proofErr w:type="gramEnd"/>
       <w:r>
         <w:rPr>
           <w:rFonts w:ascii="Times New Roman" w:eastAsia="Times New Roman" w:hAnsi="Times New Roman" w:cs="Times New Roman"/>
@@ -6432,8 +7838,21 @@
           <w:szCs w:val="24"/>
           <w:lang w:eastAsia="en-IN"/>
         </w:rPr>
-        <w:t>Answer:</w:t>
-      </w:r>
+        <w:t>Answer</w:t>
+      </w:r>
+      <w:proofErr w:type="gramStart"/>
+      <w:r>
+        <w:rPr>
+          <w:rFonts w:ascii="Times New Roman" w:eastAsia="Times New Roman" w:hAnsi="Times New Roman" w:cs="Times New Roman"/>
+          <w:b/>
+          <w:bCs/>
+          <w:sz w:val="24"/>
+          <w:szCs w:val="24"/>
+          <w:lang w:eastAsia="en-IN"/>
+        </w:rPr>
+        <w:t>:</w:t>
+      </w:r>
+      <w:proofErr w:type="gramEnd"/>
       <w:r>
         <w:rPr>
           <w:rFonts w:ascii="Times New Roman" w:eastAsia="Times New Roman" w:hAnsi="Times New Roman" w:cs="Times New Roman"/>
@@ -6511,8 +7930,21 @@
           <w:szCs w:val="24"/>
           <w:lang w:eastAsia="en-IN"/>
         </w:rPr>
-        <w:t>Answer:</w:t>
-      </w:r>
+        <w:t>Answer</w:t>
+      </w:r>
+      <w:proofErr w:type="gramStart"/>
+      <w:r>
+        <w:rPr>
+          <w:rFonts w:ascii="Times New Roman" w:eastAsia="Times New Roman" w:hAnsi="Times New Roman" w:cs="Times New Roman"/>
+          <w:b/>
+          <w:bCs/>
+          <w:sz w:val="24"/>
+          <w:szCs w:val="24"/>
+          <w:lang w:eastAsia="en-IN"/>
+        </w:rPr>
+        <w:t>:</w:t>
+      </w:r>
+      <w:proofErr w:type="gramEnd"/>
       <w:r>
         <w:rPr>
           <w:rFonts w:ascii="Times New Roman" w:eastAsia="Times New Roman" w:hAnsi="Times New Roman" w:cs="Times New Roman"/>
@@ -6637,8 +8069,21 @@
           <w:szCs w:val="24"/>
           <w:lang w:eastAsia="en-IN"/>
         </w:rPr>
-        <w:t>Answer:</w:t>
-      </w:r>
+        <w:t>Answer</w:t>
+      </w:r>
+      <w:proofErr w:type="gramStart"/>
+      <w:r>
+        <w:rPr>
+          <w:rFonts w:ascii="Times New Roman" w:eastAsia="Times New Roman" w:hAnsi="Times New Roman" w:cs="Times New Roman"/>
+          <w:b/>
+          <w:bCs/>
+          <w:sz w:val="24"/>
+          <w:szCs w:val="24"/>
+          <w:lang w:eastAsia="en-IN"/>
+        </w:rPr>
+        <w:t>:</w:t>
+      </w:r>
+      <w:proofErr w:type="gramEnd"/>
       <w:r>
         <w:rPr>
           <w:rFonts w:ascii="Times New Roman" w:eastAsia="Times New Roman" w:hAnsi="Times New Roman" w:cs="Times New Roman"/>
@@ -6738,8 +8183,21 @@
           <w:szCs w:val="24"/>
           <w:lang w:eastAsia="en-IN"/>
         </w:rPr>
-        <w:t>Answer:</w:t>
-      </w:r>
+        <w:t>Answer</w:t>
+      </w:r>
+      <w:proofErr w:type="gramStart"/>
+      <w:r>
+        <w:rPr>
+          <w:rFonts w:ascii="Times New Roman" w:eastAsia="Times New Roman" w:hAnsi="Times New Roman" w:cs="Times New Roman"/>
+          <w:b/>
+          <w:bCs/>
+          <w:sz w:val="24"/>
+          <w:szCs w:val="24"/>
+          <w:lang w:eastAsia="en-IN"/>
+        </w:rPr>
+        <w:t>:</w:t>
+      </w:r>
+      <w:proofErr w:type="gramEnd"/>
       <w:r>
         <w:rPr>
           <w:rFonts w:ascii="Times New Roman" w:eastAsia="Times New Roman" w:hAnsi="Times New Roman" w:cs="Times New Roman"/>
@@ -6839,8 +8297,21 @@
           <w:szCs w:val="24"/>
           <w:lang w:eastAsia="en-IN"/>
         </w:rPr>
-        <w:t>Answer:</w:t>
-      </w:r>
+        <w:t>Answer</w:t>
+      </w:r>
+      <w:proofErr w:type="gramStart"/>
+      <w:r>
+        <w:rPr>
+          <w:rFonts w:ascii="Times New Roman" w:eastAsia="Times New Roman" w:hAnsi="Times New Roman" w:cs="Times New Roman"/>
+          <w:b/>
+          <w:bCs/>
+          <w:sz w:val="24"/>
+          <w:szCs w:val="24"/>
+          <w:lang w:eastAsia="en-IN"/>
+        </w:rPr>
+        <w:t>:</w:t>
+      </w:r>
+      <w:proofErr w:type="gramEnd"/>
       <w:r>
         <w:rPr>
           <w:rFonts w:ascii="Times New Roman" w:eastAsia="Times New Roman" w:hAnsi="Times New Roman" w:cs="Times New Roman"/>
@@ -6918,8 +8389,21 @@
           <w:szCs w:val="24"/>
           <w:lang w:eastAsia="en-IN"/>
         </w:rPr>
-        <w:t>Answer:</w:t>
-      </w:r>
+        <w:t>Answer</w:t>
+      </w:r>
+      <w:proofErr w:type="gramStart"/>
+      <w:r>
+        <w:rPr>
+          <w:rFonts w:ascii="Times New Roman" w:eastAsia="Times New Roman" w:hAnsi="Times New Roman" w:cs="Times New Roman"/>
+          <w:b/>
+          <w:bCs/>
+          <w:sz w:val="24"/>
+          <w:szCs w:val="24"/>
+          <w:lang w:eastAsia="en-IN"/>
+        </w:rPr>
+        <w:t>:</w:t>
+      </w:r>
+      <w:proofErr w:type="gramEnd"/>
       <w:r>
         <w:rPr>
           <w:rFonts w:ascii="Times New Roman" w:eastAsia="Times New Roman" w:hAnsi="Times New Roman" w:cs="Times New Roman"/>
@@ -6998,8 +8482,21 @@
           <w:szCs w:val="24"/>
           <w:lang w:eastAsia="en-IN"/>
         </w:rPr>
-        <w:t>Answer:</w:t>
-      </w:r>
+        <w:t>Answer</w:t>
+      </w:r>
+      <w:proofErr w:type="gramStart"/>
+      <w:r>
+        <w:rPr>
+          <w:rFonts w:ascii="Times New Roman" w:eastAsia="Times New Roman" w:hAnsi="Times New Roman" w:cs="Times New Roman"/>
+          <w:b/>
+          <w:bCs/>
+          <w:sz w:val="24"/>
+          <w:szCs w:val="24"/>
+          <w:lang w:eastAsia="en-IN"/>
+        </w:rPr>
+        <w:t>:</w:t>
+      </w:r>
+      <w:proofErr w:type="gramEnd"/>
       <w:r>
         <w:rPr>
           <w:rFonts w:ascii="Times New Roman" w:eastAsia="Times New Roman" w:hAnsi="Times New Roman" w:cs="Times New Roman"/>
@@ -7077,8 +8574,21 @@
           <w:szCs w:val="24"/>
           <w:lang w:eastAsia="en-IN"/>
         </w:rPr>
-        <w:t>Answer:</w:t>
-      </w:r>
+        <w:t>Answer</w:t>
+      </w:r>
+      <w:proofErr w:type="gramStart"/>
+      <w:r>
+        <w:rPr>
+          <w:rFonts w:ascii="Times New Roman" w:eastAsia="Times New Roman" w:hAnsi="Times New Roman" w:cs="Times New Roman"/>
+          <w:b/>
+          <w:bCs/>
+          <w:sz w:val="24"/>
+          <w:szCs w:val="24"/>
+          <w:lang w:eastAsia="en-IN"/>
+        </w:rPr>
+        <w:t>:</w:t>
+      </w:r>
+      <w:proofErr w:type="gramEnd"/>
       <w:r>
         <w:rPr>
           <w:rFonts w:ascii="Times New Roman" w:eastAsia="Times New Roman" w:hAnsi="Times New Roman" w:cs="Times New Roman"/>
@@ -7089,6 +8599,8 @@
         <w:br/>
         <w:t>GROUP BY runs before SELECT.</w:t>
       </w:r>
+      <w:bookmarkStart w:id="0" w:name="_GoBack"/>
+      <w:bookmarkEnd w:id="0"/>
     </w:p>
     <w:p>
       <w:pPr>
@@ -7156,8 +8668,21 @@
           <w:szCs w:val="24"/>
           <w:lang w:eastAsia="en-IN"/>
         </w:rPr>
-        <w:t>Answer:</w:t>
-      </w:r>
+        <w:t>Answer</w:t>
+      </w:r>
+      <w:proofErr w:type="gramStart"/>
+      <w:r>
+        <w:rPr>
+          <w:rFonts w:ascii="Times New Roman" w:eastAsia="Times New Roman" w:hAnsi="Times New Roman" w:cs="Times New Roman"/>
+          <w:b/>
+          <w:bCs/>
+          <w:sz w:val="24"/>
+          <w:szCs w:val="24"/>
+          <w:lang w:eastAsia="en-IN"/>
+        </w:rPr>
+        <w:t>:</w:t>
+      </w:r>
+      <w:proofErr w:type="gramEnd"/>
       <w:r>
         <w:rPr>
           <w:rFonts w:ascii="Times New Roman" w:eastAsia="Times New Roman" w:hAnsi="Times New Roman" w:cs="Times New Roman"/>
@@ -7235,8 +8760,21 @@
           <w:szCs w:val="24"/>
           <w:lang w:eastAsia="en-IN"/>
         </w:rPr>
-        <w:t>Answer:</w:t>
-      </w:r>
+        <w:t>Answer</w:t>
+      </w:r>
+      <w:proofErr w:type="gramStart"/>
+      <w:r>
+        <w:rPr>
+          <w:rFonts w:ascii="Times New Roman" w:eastAsia="Times New Roman" w:hAnsi="Times New Roman" w:cs="Times New Roman"/>
+          <w:b/>
+          <w:bCs/>
+          <w:sz w:val="24"/>
+          <w:szCs w:val="24"/>
+          <w:lang w:eastAsia="en-IN"/>
+        </w:rPr>
+        <w:t>:</w:t>
+      </w:r>
+      <w:proofErr w:type="gramEnd"/>
       <w:r>
         <w:rPr>
           <w:rFonts w:ascii="Times New Roman" w:eastAsia="Times New Roman" w:hAnsi="Times New Roman" w:cs="Times New Roman"/>
@@ -7314,8 +8852,21 @@
           <w:szCs w:val="24"/>
           <w:lang w:eastAsia="en-IN"/>
         </w:rPr>
-        <w:t>Answer:</w:t>
-      </w:r>
+        <w:t>Answer</w:t>
+      </w:r>
+      <w:proofErr w:type="gramStart"/>
+      <w:r>
+        <w:rPr>
+          <w:rFonts w:ascii="Times New Roman" w:eastAsia="Times New Roman" w:hAnsi="Times New Roman" w:cs="Times New Roman"/>
+          <w:b/>
+          <w:bCs/>
+          <w:sz w:val="24"/>
+          <w:szCs w:val="24"/>
+          <w:lang w:eastAsia="en-IN"/>
+        </w:rPr>
+        <w:t>:</w:t>
+      </w:r>
+      <w:proofErr w:type="gramEnd"/>
       <w:r>
         <w:rPr>
           <w:rFonts w:ascii="Times New Roman" w:eastAsia="Times New Roman" w:hAnsi="Times New Roman" w:cs="Times New Roman"/>
@@ -7357,44 +8908,70 @@
           <w:rFonts w:ascii="Times New Roman" w:eastAsia="Times New Roman" w:hAnsi="Times New Roman" w:cs="Times New Roman"/>
           <w:b/>
           <w:bCs/>
-          <w:sz w:val="27"/>
-          <w:szCs w:val="27"/>
-          <w:lang w:eastAsia="en-IN"/>
-        </w:rPr>
-      </w:pPr>
-      <w:r>
-        <w:rPr>
-          <w:rFonts w:ascii="Times New Roman" w:eastAsia="Times New Roman" w:hAnsi="Times New Roman" w:cs="Times New Roman"/>
-          <w:b/>
-          <w:bCs/>
-          <w:sz w:val="27"/>
-          <w:szCs w:val="27"/>
-          <w:lang w:eastAsia="en-IN"/>
-        </w:rPr>
-        <w:t>Q85. Why does COUNT(*) still scan table?</w:t>
-      </w:r>
-    </w:p>
-    <w:p>
-      <w:pPr>
-        <w:spacing w:before="100" w:beforeAutospacing="1" w:after="100" w:afterAutospacing="1" w:line="240" w:lineRule="auto"/>
-        <w:rPr>
-          <w:rFonts w:ascii="Times New Roman" w:eastAsia="Times New Roman" w:hAnsi="Times New Roman" w:cs="Times New Roman"/>
-          <w:sz w:val="24"/>
-          <w:szCs w:val="24"/>
-          <w:lang w:eastAsia="en-IN"/>
-        </w:rPr>
-      </w:pPr>
-      <w:r>
-        <w:rPr>
-          <w:rFonts w:ascii="Times New Roman" w:eastAsia="Times New Roman" w:hAnsi="Times New Roman" w:cs="Times New Roman"/>
-          <w:b/>
-          <w:bCs/>
-          <w:sz w:val="24"/>
-          <w:szCs w:val="24"/>
-          <w:lang w:eastAsia="en-IN"/>
-        </w:rPr>
-        <w:t>Answer:</w:t>
-      </w:r>
+          <w:noProof/>
+          <w:sz w:val="27"/>
+          <w:szCs w:val="27"/>
+          <w:lang w:eastAsia="en-IN"/>
+        </w:rPr>
+      </w:pPr>
+      <w:r>
+        <w:rPr>
+          <w:rFonts w:ascii="Times New Roman" w:eastAsia="Times New Roman" w:hAnsi="Times New Roman" w:cs="Times New Roman"/>
+          <w:b/>
+          <w:bCs/>
+          <w:sz w:val="27"/>
+          <w:szCs w:val="27"/>
+          <w:lang w:eastAsia="en-IN"/>
+        </w:rPr>
+        <w:t xml:space="preserve">Q85. </w:t>
+      </w:r>
+      <w:r>
+        <w:rPr>
+          <w:rFonts w:ascii="Times New Roman" w:eastAsia="Times New Roman" w:hAnsi="Times New Roman" w:cs="Times New Roman"/>
+          <w:b/>
+          <w:bCs/>
+          <w:noProof/>
+          <w:sz w:val="27"/>
+          <w:szCs w:val="27"/>
+          <w:lang w:eastAsia="en-IN"/>
+        </w:rPr>
+        <w:t>Why does COUNT(*) still scan table?</w:t>
+      </w:r>
+    </w:p>
+    <w:p>
+      <w:pPr>
+        <w:spacing w:before="100" w:beforeAutospacing="1" w:after="100" w:afterAutospacing="1" w:line="240" w:lineRule="auto"/>
+        <w:rPr>
+          <w:rFonts w:ascii="Times New Roman" w:eastAsia="Times New Roman" w:hAnsi="Times New Roman" w:cs="Times New Roman"/>
+          <w:sz w:val="24"/>
+          <w:szCs w:val="24"/>
+          <w:lang w:eastAsia="en-IN"/>
+        </w:rPr>
+      </w:pPr>
+      <w:r>
+        <w:rPr>
+          <w:rFonts w:ascii="Times New Roman" w:eastAsia="Times New Roman" w:hAnsi="Times New Roman" w:cs="Times New Roman"/>
+          <w:b/>
+          <w:bCs/>
+          <w:sz w:val="24"/>
+          <w:szCs w:val="24"/>
+          <w:lang w:eastAsia="en-IN"/>
+        </w:rPr>
+        <w:t>Answer</w:t>
+      </w:r>
+      <w:proofErr w:type="gramStart"/>
+      <w:r>
+        <w:rPr>
+          <w:rFonts w:ascii="Times New Roman" w:eastAsia="Times New Roman" w:hAnsi="Times New Roman" w:cs="Times New Roman"/>
+          <w:b/>
+          <w:bCs/>
+          <w:sz w:val="24"/>
+          <w:szCs w:val="24"/>
+          <w:lang w:eastAsia="en-IN"/>
+        </w:rPr>
+        <w:t>:</w:t>
+      </w:r>
+      <w:proofErr w:type="gramEnd"/>
       <w:r>
         <w:rPr>
           <w:rFonts w:ascii="Times New Roman" w:eastAsia="Times New Roman" w:hAnsi="Times New Roman" w:cs="Times New Roman"/>
@@ -7472,8 +9049,21 @@
           <w:szCs w:val="24"/>
           <w:lang w:eastAsia="en-IN"/>
         </w:rPr>
-        <w:t>Answer:</w:t>
-      </w:r>
+        <w:t>Answer</w:t>
+      </w:r>
+      <w:proofErr w:type="gramStart"/>
+      <w:r>
+        <w:rPr>
+          <w:rFonts w:ascii="Times New Roman" w:eastAsia="Times New Roman" w:hAnsi="Times New Roman" w:cs="Times New Roman"/>
+          <w:b/>
+          <w:bCs/>
+          <w:sz w:val="24"/>
+          <w:szCs w:val="24"/>
+          <w:lang w:eastAsia="en-IN"/>
+        </w:rPr>
+        <w:t>:</w:t>
+      </w:r>
+      <w:proofErr w:type="gramEnd"/>
       <w:r>
         <w:rPr>
           <w:rFonts w:ascii="Times New Roman" w:eastAsia="Times New Roman" w:hAnsi="Times New Roman" w:cs="Times New Roman"/>
@@ -7552,8 +9142,21 @@
           <w:szCs w:val="24"/>
           <w:lang w:eastAsia="en-IN"/>
         </w:rPr>
-        <w:t>Answer:</w:t>
-      </w:r>
+        <w:t>Answer</w:t>
+      </w:r>
+      <w:proofErr w:type="gramStart"/>
+      <w:r>
+        <w:rPr>
+          <w:rFonts w:ascii="Times New Roman" w:eastAsia="Times New Roman" w:hAnsi="Times New Roman" w:cs="Times New Roman"/>
+          <w:b/>
+          <w:bCs/>
+          <w:sz w:val="24"/>
+          <w:szCs w:val="24"/>
+          <w:lang w:eastAsia="en-IN"/>
+        </w:rPr>
+        <w:t>:</w:t>
+      </w:r>
+      <w:proofErr w:type="gramEnd"/>
       <w:r>
         <w:rPr>
           <w:rFonts w:ascii="Times New Roman" w:eastAsia="Times New Roman" w:hAnsi="Times New Roman" w:cs="Times New Roman"/>
@@ -7631,8 +9234,21 @@
           <w:szCs w:val="24"/>
           <w:lang w:eastAsia="en-IN"/>
         </w:rPr>
-        <w:t>Answer:</w:t>
-      </w:r>
+        <w:t>Answer</w:t>
+      </w:r>
+      <w:proofErr w:type="gramStart"/>
+      <w:r>
+        <w:rPr>
+          <w:rFonts w:ascii="Times New Roman" w:eastAsia="Times New Roman" w:hAnsi="Times New Roman" w:cs="Times New Roman"/>
+          <w:b/>
+          <w:bCs/>
+          <w:sz w:val="24"/>
+          <w:szCs w:val="24"/>
+          <w:lang w:eastAsia="en-IN"/>
+        </w:rPr>
+        <w:t>:</w:t>
+      </w:r>
+      <w:proofErr w:type="gramEnd"/>
       <w:r>
         <w:rPr>
           <w:rFonts w:ascii="Times New Roman" w:eastAsia="Times New Roman" w:hAnsi="Times New Roman" w:cs="Times New Roman"/>
@@ -7710,8 +9326,21 @@
           <w:szCs w:val="24"/>
           <w:lang w:eastAsia="en-IN"/>
         </w:rPr>
-        <w:t>Answer:</w:t>
-      </w:r>
+        <w:t>Answer</w:t>
+      </w:r>
+      <w:proofErr w:type="gramStart"/>
+      <w:r>
+        <w:rPr>
+          <w:rFonts w:ascii="Times New Roman" w:eastAsia="Times New Roman" w:hAnsi="Times New Roman" w:cs="Times New Roman"/>
+          <w:b/>
+          <w:bCs/>
+          <w:sz w:val="24"/>
+          <w:szCs w:val="24"/>
+          <w:lang w:eastAsia="en-IN"/>
+        </w:rPr>
+        <w:t>:</w:t>
+      </w:r>
+      <w:proofErr w:type="gramEnd"/>
       <w:r>
         <w:rPr>
           <w:rFonts w:ascii="Times New Roman" w:eastAsia="Times New Roman" w:hAnsi="Times New Roman" w:cs="Times New Roman"/>
@@ -7789,8 +9418,21 @@
           <w:szCs w:val="24"/>
           <w:lang w:eastAsia="en-IN"/>
         </w:rPr>
-        <w:t>Answer:</w:t>
-      </w:r>
+        <w:t>Answer</w:t>
+      </w:r>
+      <w:proofErr w:type="gramStart"/>
+      <w:r>
+        <w:rPr>
+          <w:rFonts w:ascii="Times New Roman" w:eastAsia="Times New Roman" w:hAnsi="Times New Roman" w:cs="Times New Roman"/>
+          <w:b/>
+          <w:bCs/>
+          <w:sz w:val="24"/>
+          <w:szCs w:val="24"/>
+          <w:lang w:eastAsia="en-IN"/>
+        </w:rPr>
+        <w:t>:</w:t>
+      </w:r>
+      <w:proofErr w:type="gramEnd"/>
       <w:r>
         <w:rPr>
           <w:rFonts w:ascii="Times New Roman" w:eastAsia="Times New Roman" w:hAnsi="Times New Roman" w:cs="Times New Roman"/>
@@ -7846,30 +9488,67 @@
           <w:szCs w:val="27"/>
           <w:lang w:eastAsia="en-IN"/>
         </w:rPr>
-        <w:t>Q91. Why does AVG(salary) differ from SUM/COUNT?</w:t>
-      </w:r>
-    </w:p>
-    <w:p>
-      <w:pPr>
-        <w:spacing w:before="100" w:beforeAutospacing="1" w:after="100" w:afterAutospacing="1" w:line="240" w:lineRule="auto"/>
-        <w:rPr>
-          <w:rFonts w:ascii="Times New Roman" w:eastAsia="Times New Roman" w:hAnsi="Times New Roman" w:cs="Times New Roman"/>
-          <w:sz w:val="24"/>
-          <w:szCs w:val="24"/>
-          <w:lang w:eastAsia="en-IN"/>
-        </w:rPr>
-      </w:pPr>
-      <w:r>
-        <w:rPr>
-          <w:rFonts w:ascii="Times New Roman" w:eastAsia="Times New Roman" w:hAnsi="Times New Roman" w:cs="Times New Roman"/>
-          <w:b/>
-          <w:bCs/>
-          <w:sz w:val="24"/>
-          <w:szCs w:val="24"/>
-          <w:lang w:eastAsia="en-IN"/>
-        </w:rPr>
-        <w:t>Answer:</w:t>
-      </w:r>
+        <w:t xml:space="preserve">Q91. Why does </w:t>
+      </w:r>
+      <w:proofErr w:type="gramStart"/>
+      <w:r>
+        <w:rPr>
+          <w:rFonts w:ascii="Times New Roman" w:eastAsia="Times New Roman" w:hAnsi="Times New Roman" w:cs="Times New Roman"/>
+          <w:b/>
+          <w:bCs/>
+          <w:sz w:val="27"/>
+          <w:szCs w:val="27"/>
+          <w:lang w:eastAsia="en-IN"/>
+        </w:rPr>
+        <w:t>AVG(</w:t>
+      </w:r>
+      <w:proofErr w:type="gramEnd"/>
+      <w:r>
+        <w:rPr>
+          <w:rFonts w:ascii="Times New Roman" w:eastAsia="Times New Roman" w:hAnsi="Times New Roman" w:cs="Times New Roman"/>
+          <w:b/>
+          <w:bCs/>
+          <w:sz w:val="27"/>
+          <w:szCs w:val="27"/>
+          <w:lang w:eastAsia="en-IN"/>
+        </w:rPr>
+        <w:t>salary) differ from SUM/COUNT?</w:t>
+      </w:r>
+    </w:p>
+    <w:p>
+      <w:pPr>
+        <w:spacing w:before="100" w:beforeAutospacing="1" w:after="100" w:afterAutospacing="1" w:line="240" w:lineRule="auto"/>
+        <w:rPr>
+          <w:rFonts w:ascii="Times New Roman" w:eastAsia="Times New Roman" w:hAnsi="Times New Roman" w:cs="Times New Roman"/>
+          <w:sz w:val="24"/>
+          <w:szCs w:val="24"/>
+          <w:lang w:eastAsia="en-IN"/>
+        </w:rPr>
+      </w:pPr>
+      <w:r>
+        <w:rPr>
+          <w:rFonts w:ascii="Times New Roman" w:eastAsia="Times New Roman" w:hAnsi="Times New Roman" w:cs="Times New Roman"/>
+          <w:b/>
+          <w:bCs/>
+          <w:sz w:val="24"/>
+          <w:szCs w:val="24"/>
+          <w:lang w:eastAsia="en-IN"/>
+        </w:rPr>
+        <w:t>Answer</w:t>
+      </w:r>
+      <w:proofErr w:type="gramStart"/>
+      <w:r>
+        <w:rPr>
+          <w:rFonts w:ascii="Times New Roman" w:eastAsia="Times New Roman" w:hAnsi="Times New Roman" w:cs="Times New Roman"/>
+          <w:b/>
+          <w:bCs/>
+          <w:sz w:val="24"/>
+          <w:szCs w:val="24"/>
+          <w:lang w:eastAsia="en-IN"/>
+        </w:rPr>
+        <w:t>:</w:t>
+      </w:r>
+      <w:proofErr w:type="gramEnd"/>
       <w:r>
         <w:rPr>
           <w:rFonts w:ascii="Times New Roman" w:eastAsia="Times New Roman" w:hAnsi="Times New Roman" w:cs="Times New Roman"/>
@@ -7947,8 +9626,21 @@
           <w:szCs w:val="24"/>
           <w:lang w:eastAsia="en-IN"/>
         </w:rPr>
-        <w:t>Answer:</w:t>
-      </w:r>
+        <w:t>Answer</w:t>
+      </w:r>
+      <w:proofErr w:type="gramStart"/>
+      <w:r>
+        <w:rPr>
+          <w:rFonts w:ascii="Times New Roman" w:eastAsia="Times New Roman" w:hAnsi="Times New Roman" w:cs="Times New Roman"/>
+          <w:b/>
+          <w:bCs/>
+          <w:sz w:val="24"/>
+          <w:szCs w:val="24"/>
+          <w:lang w:eastAsia="en-IN"/>
+        </w:rPr>
+        <w:t>:</w:t>
+      </w:r>
+      <w:proofErr w:type="gramEnd"/>
       <w:r>
         <w:rPr>
           <w:rFonts w:ascii="Times New Roman" w:eastAsia="Times New Roman" w:hAnsi="Times New Roman" w:cs="Times New Roman"/>
@@ -8026,8 +9718,21 @@
           <w:szCs w:val="24"/>
           <w:lang w:eastAsia="en-IN"/>
         </w:rPr>
-        <w:t>Answer:</w:t>
-      </w:r>
+        <w:t>Answer</w:t>
+      </w:r>
+      <w:proofErr w:type="gramStart"/>
+      <w:r>
+        <w:rPr>
+          <w:rFonts w:ascii="Times New Roman" w:eastAsia="Times New Roman" w:hAnsi="Times New Roman" w:cs="Times New Roman"/>
+          <w:b/>
+          <w:bCs/>
+          <w:sz w:val="24"/>
+          <w:szCs w:val="24"/>
+          <w:lang w:eastAsia="en-IN"/>
+        </w:rPr>
+        <w:t>:</w:t>
+      </w:r>
+      <w:proofErr w:type="gramEnd"/>
       <w:r>
         <w:rPr>
           <w:rFonts w:ascii="Times New Roman" w:eastAsia="Times New Roman" w:hAnsi="Times New Roman" w:cs="Times New Roman"/>
@@ -8106,8 +9811,21 @@
           <w:szCs w:val="24"/>
           <w:lang w:eastAsia="en-IN"/>
         </w:rPr>
-        <w:t>Answer:</w:t>
-      </w:r>
+        <w:t>Answer</w:t>
+      </w:r>
+      <w:proofErr w:type="gramStart"/>
+      <w:r>
+        <w:rPr>
+          <w:rFonts w:ascii="Times New Roman" w:eastAsia="Times New Roman" w:hAnsi="Times New Roman" w:cs="Times New Roman"/>
+          <w:b/>
+          <w:bCs/>
+          <w:sz w:val="24"/>
+          <w:szCs w:val="24"/>
+          <w:lang w:eastAsia="en-IN"/>
+        </w:rPr>
+        <w:t>:</w:t>
+      </w:r>
+      <w:proofErr w:type="gramEnd"/>
       <w:r>
         <w:rPr>
           <w:rFonts w:ascii="Times New Roman" w:eastAsia="Times New Roman" w:hAnsi="Times New Roman" w:cs="Times New Roman"/>
@@ -8185,8 +9903,21 @@
           <w:szCs w:val="24"/>
           <w:lang w:eastAsia="en-IN"/>
         </w:rPr>
-        <w:t>Answer:</w:t>
-      </w:r>
+        <w:t>Answer</w:t>
+      </w:r>
+      <w:proofErr w:type="gramStart"/>
+      <w:r>
+        <w:rPr>
+          <w:rFonts w:ascii="Times New Roman" w:eastAsia="Times New Roman" w:hAnsi="Times New Roman" w:cs="Times New Roman"/>
+          <w:b/>
+          <w:bCs/>
+          <w:sz w:val="24"/>
+          <w:szCs w:val="24"/>
+          <w:lang w:eastAsia="en-IN"/>
+        </w:rPr>
+        <w:t>:</w:t>
+      </w:r>
+      <w:proofErr w:type="gramEnd"/>
       <w:r>
         <w:rPr>
           <w:rFonts w:ascii="Times New Roman" w:eastAsia="Times New Roman" w:hAnsi="Times New Roman" w:cs="Times New Roman"/>
@@ -8264,8 +9995,21 @@
           <w:szCs w:val="24"/>
           <w:lang w:eastAsia="en-IN"/>
         </w:rPr>
-        <w:t>Answer:</w:t>
-      </w:r>
+        <w:t>Answer</w:t>
+      </w:r>
+      <w:proofErr w:type="gramStart"/>
+      <w:r>
+        <w:rPr>
+          <w:rFonts w:ascii="Times New Roman" w:eastAsia="Times New Roman" w:hAnsi="Times New Roman" w:cs="Times New Roman"/>
+          <w:b/>
+          <w:bCs/>
+          <w:sz w:val="24"/>
+          <w:szCs w:val="24"/>
+          <w:lang w:eastAsia="en-IN"/>
+        </w:rPr>
+        <w:t>:</w:t>
+      </w:r>
+      <w:proofErr w:type="gramEnd"/>
       <w:r>
         <w:rPr>
           <w:rFonts w:ascii="Times New Roman" w:eastAsia="Times New Roman" w:hAnsi="Times New Roman" w:cs="Times New Roman"/>
@@ -8343,8 +10087,21 @@
           <w:szCs w:val="24"/>
           <w:lang w:eastAsia="en-IN"/>
         </w:rPr>
-        <w:t>Answer:</w:t>
-      </w:r>
+        <w:t>Answer</w:t>
+      </w:r>
+      <w:proofErr w:type="gramStart"/>
+      <w:r>
+        <w:rPr>
+          <w:rFonts w:ascii="Times New Roman" w:eastAsia="Times New Roman" w:hAnsi="Times New Roman" w:cs="Times New Roman"/>
+          <w:b/>
+          <w:bCs/>
+          <w:sz w:val="24"/>
+          <w:szCs w:val="24"/>
+          <w:lang w:eastAsia="en-IN"/>
+        </w:rPr>
+        <w:t>:</w:t>
+      </w:r>
+      <w:proofErr w:type="gramEnd"/>
       <w:r>
         <w:rPr>
           <w:rFonts w:ascii="Times New Roman" w:eastAsia="Times New Roman" w:hAnsi="Times New Roman" w:cs="Times New Roman"/>
@@ -8422,8 +10179,21 @@
           <w:szCs w:val="24"/>
           <w:lang w:eastAsia="en-IN"/>
         </w:rPr>
-        <w:t>Answer:</w:t>
-      </w:r>
+        <w:t>Answer</w:t>
+      </w:r>
+      <w:proofErr w:type="gramStart"/>
+      <w:r>
+        <w:rPr>
+          <w:rFonts w:ascii="Times New Roman" w:eastAsia="Times New Roman" w:hAnsi="Times New Roman" w:cs="Times New Roman"/>
+          <w:b/>
+          <w:bCs/>
+          <w:sz w:val="24"/>
+          <w:szCs w:val="24"/>
+          <w:lang w:eastAsia="en-IN"/>
+        </w:rPr>
+        <w:t>:</w:t>
+      </w:r>
+      <w:proofErr w:type="gramEnd"/>
       <w:r>
         <w:rPr>
           <w:rFonts w:ascii="Times New Roman" w:eastAsia="Times New Roman" w:hAnsi="Times New Roman" w:cs="Times New Roman"/>
@@ -8501,8 +10271,21 @@
           <w:szCs w:val="24"/>
           <w:lang w:eastAsia="en-IN"/>
         </w:rPr>
-        <w:t>Answer:</w:t>
-      </w:r>
+        <w:t>Answer</w:t>
+      </w:r>
+      <w:proofErr w:type="gramStart"/>
+      <w:r>
+        <w:rPr>
+          <w:rFonts w:ascii="Times New Roman" w:eastAsia="Times New Roman" w:hAnsi="Times New Roman" w:cs="Times New Roman"/>
+          <w:b/>
+          <w:bCs/>
+          <w:sz w:val="24"/>
+          <w:szCs w:val="24"/>
+          <w:lang w:eastAsia="en-IN"/>
+        </w:rPr>
+        <w:t>:</w:t>
+      </w:r>
+      <w:proofErr w:type="gramEnd"/>
       <w:r>
         <w:rPr>
           <w:rFonts w:ascii="Times New Roman" w:eastAsia="Times New Roman" w:hAnsi="Times New Roman" w:cs="Times New Roman"/>
@@ -8580,8 +10363,21 @@
           <w:szCs w:val="24"/>
           <w:lang w:eastAsia="en-IN"/>
         </w:rPr>
-        <w:t>Answer:</w:t>
-      </w:r>
+        <w:t>Answer</w:t>
+      </w:r>
+      <w:proofErr w:type="gramStart"/>
+      <w:r>
+        <w:rPr>
+          <w:rFonts w:ascii="Times New Roman" w:eastAsia="Times New Roman" w:hAnsi="Times New Roman" w:cs="Times New Roman"/>
+          <w:b/>
+          <w:bCs/>
+          <w:sz w:val="24"/>
+          <w:szCs w:val="24"/>
+          <w:lang w:eastAsia="en-IN"/>
+        </w:rPr>
+        <w:t>:</w:t>
+      </w:r>
+      <w:proofErr w:type="gramEnd"/>
       <w:r>
         <w:rPr>
           <w:rFonts w:ascii="Times New Roman" w:eastAsia="Times New Roman" w:hAnsi="Times New Roman" w:cs="Times New Roman"/>
@@ -8653,10 +10449,7 @@
         <w:t>, not just keywords.</w:t>
       </w:r>
     </w:p>
-    <w:p>
-      <w:bookmarkStart w:id="0" w:name="_GoBack"/>
-      <w:bookmarkEnd w:id="0"/>
-    </w:p>
+    <w:p/>
     <w:sectPr>
       <w:pgSz w:w="11906" w:h="16838"/>
       <w:pgMar w:top="1440" w:right="1440" w:bottom="1440" w:left="1440" w:header="708" w:footer="708" w:gutter="0"/>

--- a/100_logical_QA.docx
+++ b/100_logical_QA.docx
@@ -1,6 +1,6 @@
 
 <file path=word/document.xml><?xml version="1.0" encoding="utf-8"?>
-<w:document xmlns:wpc="http://schemas.microsoft.com/office/word/2010/wordprocessingCanvas" xmlns:mc="http://schemas.openxmlformats.org/markup-compatibility/2006" xmlns:o="urn:schemas-microsoft-com:office:office" xmlns:r="http://schemas.openxmlformats.org/officeDocument/2006/relationships" xmlns:m="http://schemas.openxmlformats.org/officeDocument/2006/math" xmlns:v="urn:schemas-microsoft-com:vml" xmlns:wp14="http://schemas.microsoft.com/office/word/2010/wordprocessingDrawing" xmlns:wp="http://schemas.openxmlformats.org/drawingml/2006/wordprocessingDrawing" xmlns:w10="urn:schemas-microsoft-com:office:word" xmlns:w="http://schemas.openxmlformats.org/wordprocessingml/2006/main" xmlns:w14="http://schemas.microsoft.com/office/word/2010/wordml" xmlns:wpg="http://schemas.microsoft.com/office/word/2010/wordprocessingGroup" xmlns:wpi="http://schemas.microsoft.com/office/word/2010/wordprocessingInk" xmlns:wne="http://schemas.microsoft.com/office/word/2006/wordml" xmlns:wps="http://schemas.microsoft.com/office/word/2010/wordprocessingShape" mc:Ignorable="w14 wp14">
+<w:document xmlns:wpc="http://schemas.microsoft.com/office/word/2010/wordprocessingCanvas" xmlns:cx="http://schemas.microsoft.com/office/drawing/2014/chartex" xmlns:cx1="http://schemas.microsoft.com/office/drawing/2015/9/8/chartex" xmlns:cx2="http://schemas.microsoft.com/office/drawing/2015/10/21/chartex" xmlns:cx3="http://schemas.microsoft.com/office/drawing/2016/5/9/chartex" xmlns:cx4="http://schemas.microsoft.com/office/drawing/2016/5/10/chartex" xmlns:cx5="http://schemas.microsoft.com/office/drawing/2016/5/11/chartex" xmlns:cx6="http://schemas.microsoft.com/office/drawing/2016/5/12/chartex" xmlns:cx7="http://schemas.microsoft.com/office/drawing/2016/5/13/chartex" xmlns:cx8="http://schemas.microsoft.com/office/drawing/2016/5/14/chartex" xmlns:mc="http://schemas.openxmlformats.org/markup-compatibility/2006" xmlns:aink="http://schemas.microsoft.com/office/drawing/2016/ink" xmlns:am3d="http://schemas.microsoft.com/office/drawing/2017/model3d" xmlns:o="urn:schemas-microsoft-com:office:office" xmlns:oel="http://schemas.microsoft.com/office/2019/extlst" xmlns:r="http://schemas.openxmlformats.org/officeDocument/2006/relationships" xmlns:m="http://schemas.openxmlformats.org/officeDocument/2006/math" xmlns:v="urn:schemas-microsoft-com:vml" xmlns:wp14="http://schemas.microsoft.com/office/word/2010/wordprocessingDrawing" xmlns:wp="http://schemas.openxmlformats.org/drawingml/2006/wordprocessingDrawing" xmlns:w10="urn:schemas-microsoft-com:office:word" xmlns:w="http://schemas.openxmlformats.org/wordprocessingml/2006/main" xmlns:w14="http://schemas.microsoft.com/office/word/2010/wordml" xmlns:w15="http://schemas.microsoft.com/office/word/2012/wordml" xmlns:w16cex="http://schemas.microsoft.com/office/word/2018/wordml/cex" xmlns:w16cid="http://schemas.microsoft.com/office/word/2016/wordml/cid" xmlns:w16="http://schemas.microsoft.com/office/word/2018/wordml" xmlns:w16du="http://schemas.microsoft.com/office/word/2023/wordml/word16du" xmlns:w16sdtdh="http://schemas.microsoft.com/office/word/2020/wordml/sdtdatahash" xmlns:w16sdtfl="http://schemas.microsoft.com/office/word/2024/wordml/sdtformatlock" xmlns:w16se="http://schemas.microsoft.com/office/word/2015/wordml/symex" xmlns:wpg="http://schemas.microsoft.com/office/word/2010/wordprocessingGroup" xmlns:wpi="http://schemas.microsoft.com/office/word/2010/wordprocessingInk" xmlns:wne="http://schemas.microsoft.com/office/word/2006/wordml" xmlns:wps="http://schemas.microsoft.com/office/word/2010/wordprocessingShape" mc:Ignorable="w14 w15 w16se w16cid w16 w16cex w16sdtdh w16sdtfl w16du wp14">
   <w:body>
     <w:p>
       <w:pPr>
@@ -68,7 +68,7 @@
           <w:szCs w:val="24"/>
           <w:lang w:eastAsia="en-IN"/>
         </w:rPr>
-        <w:pict>
+        <w:pict w14:anchorId="424D4C89">
           <v:rect id="_x0000_i1025" style="width:0;height:1.5pt" o:hralign="center" o:hrstd="t" o:hr="t" fillcolor="#a0a0a0" stroked="f"/>
         </w:pict>
       </w:r>
@@ -115,7 +115,7 @@
           <w:szCs w:val="24"/>
           <w:lang w:eastAsia="en-IN"/>
         </w:rPr>
-        <w:pict>
+        <w:pict w14:anchorId="2A7DFD16">
           <v:rect id="_x0000_i1026" style="width:0;height:1.5pt" o:hralign="center" o:hrstd="t" o:hr="t" fillcolor="#a0a0a0" stroked="f"/>
         </w:pict>
       </w:r>
@@ -164,21 +164,8 @@
           <w:szCs w:val="24"/>
           <w:lang w:eastAsia="en-IN"/>
         </w:rPr>
-        <w:t>Answer</w:t>
-      </w:r>
-      <w:proofErr w:type="gramStart"/>
-      <w:r>
-        <w:rPr>
-          <w:rFonts w:ascii="Times New Roman" w:eastAsia="Times New Roman" w:hAnsi="Times New Roman" w:cs="Times New Roman"/>
-          <w:b/>
-          <w:bCs/>
-          <w:sz w:val="24"/>
-          <w:szCs w:val="24"/>
-          <w:lang w:eastAsia="en-IN"/>
-        </w:rPr>
-        <w:t>:</w:t>
-      </w:r>
-      <w:proofErr w:type="gramEnd"/>
+        <w:t>Answer:</w:t>
+      </w:r>
       <w:r>
         <w:rPr>
           <w:rFonts w:ascii="Times New Roman" w:eastAsia="Times New Roman" w:hAnsi="Times New Roman" w:cs="Times New Roman"/>
@@ -276,7 +263,7 @@
           <w:szCs w:val="24"/>
           <w:lang w:eastAsia="en-IN"/>
         </w:rPr>
-        <w:pict>
+        <w:pict w14:anchorId="3E62FC40">
           <v:rect id="_x0000_i1027" style="width:0;height:1.5pt" o:hralign="center" o:hrstd="t" o:hr="t" fillcolor="#a0a0a0" stroked="f"/>
         </w:pict>
       </w:r>
@@ -361,53 +348,9 @@
           <w:szCs w:val="20"/>
           <w:lang w:eastAsia="en-IN"/>
         </w:rPr>
-        <w:t>*) FROM employees;</w:t>
-      </w:r>
-    </w:p>
-    <w:p>
-      <w:pPr>
-        <w:spacing w:before="100" w:beforeAutospacing="1" w:after="100" w:afterAutospacing="1" w:line="240" w:lineRule="auto"/>
-        <w:rPr>
-          <w:rFonts w:ascii="Times New Roman" w:eastAsia="Times New Roman" w:hAnsi="Times New Roman" w:cs="Times New Roman"/>
-          <w:sz w:val="24"/>
-          <w:szCs w:val="24"/>
-          <w:lang w:eastAsia="en-IN"/>
-        </w:rPr>
-      </w:pPr>
-      <w:r>
-        <w:rPr>
-          <w:rFonts w:ascii="Times New Roman" w:eastAsia="Times New Roman" w:hAnsi="Times New Roman" w:cs="Times New Roman"/>
-          <w:b/>
-          <w:bCs/>
-          <w:sz w:val="24"/>
-          <w:szCs w:val="24"/>
-          <w:lang w:eastAsia="en-IN"/>
-        </w:rPr>
-        <w:t>Answer</w:t>
+        <w:t xml:space="preserve">*) FROM </w:t>
       </w:r>
       <w:proofErr w:type="gramStart"/>
-      <w:r>
-        <w:rPr>
-          <w:rFonts w:ascii="Times New Roman" w:eastAsia="Times New Roman" w:hAnsi="Times New Roman" w:cs="Times New Roman"/>
-          <w:b/>
-          <w:bCs/>
-          <w:sz w:val="24"/>
-          <w:szCs w:val="24"/>
-          <w:lang w:eastAsia="en-IN"/>
-        </w:rPr>
-        <w:t>:</w:t>
-      </w:r>
-      <w:proofErr w:type="gramEnd"/>
-      <w:r>
-        <w:rPr>
-          <w:rFonts w:ascii="Times New Roman" w:eastAsia="Times New Roman" w:hAnsi="Times New Roman" w:cs="Times New Roman"/>
-          <w:sz w:val="24"/>
-          <w:szCs w:val="24"/>
-          <w:lang w:eastAsia="en-IN"/>
-        </w:rPr>
-        <w:br/>
-        <w:t xml:space="preserve">Because </w:t>
-      </w:r>
       <w:r>
         <w:rPr>
           <w:rFonts w:ascii="Courier New" w:eastAsia="Times New Roman" w:hAnsi="Courier New" w:cs="Courier New"/>
@@ -415,6 +358,48 @@
           <w:szCs w:val="20"/>
           <w:lang w:eastAsia="en-IN"/>
         </w:rPr>
+        <w:t>employees;</w:t>
+      </w:r>
+      <w:proofErr w:type="gramEnd"/>
+    </w:p>
+    <w:p>
+      <w:pPr>
+        <w:spacing w:before="100" w:beforeAutospacing="1" w:after="100" w:afterAutospacing="1" w:line="240" w:lineRule="auto"/>
+        <w:rPr>
+          <w:rFonts w:ascii="Times New Roman" w:eastAsia="Times New Roman" w:hAnsi="Times New Roman" w:cs="Times New Roman"/>
+          <w:sz w:val="24"/>
+          <w:szCs w:val="24"/>
+          <w:lang w:eastAsia="en-IN"/>
+        </w:rPr>
+      </w:pPr>
+      <w:r>
+        <w:rPr>
+          <w:rFonts w:ascii="Times New Roman" w:eastAsia="Times New Roman" w:hAnsi="Times New Roman" w:cs="Times New Roman"/>
+          <w:b/>
+          <w:bCs/>
+          <w:sz w:val="24"/>
+          <w:szCs w:val="24"/>
+          <w:lang w:eastAsia="en-IN"/>
+        </w:rPr>
+        <w:t>Answer:</w:t>
+      </w:r>
+      <w:r>
+        <w:rPr>
+          <w:rFonts w:ascii="Times New Roman" w:eastAsia="Times New Roman" w:hAnsi="Times New Roman" w:cs="Times New Roman"/>
+          <w:sz w:val="24"/>
+          <w:szCs w:val="24"/>
+          <w:lang w:eastAsia="en-IN"/>
+        </w:rPr>
+        <w:br/>
+        <w:t xml:space="preserve">Because </w:t>
+      </w:r>
+      <w:r>
+        <w:rPr>
+          <w:rFonts w:ascii="Courier New" w:eastAsia="Times New Roman" w:hAnsi="Courier New" w:cs="Courier New"/>
+          <w:sz w:val="20"/>
+          <w:szCs w:val="20"/>
+          <w:lang w:eastAsia="en-IN"/>
+        </w:rPr>
         <w:t>department</w:t>
       </w:r>
       <w:r>
@@ -464,7 +449,7 @@
           <w:szCs w:val="24"/>
           <w:lang w:eastAsia="en-IN"/>
         </w:rPr>
-        <w:pict>
+        <w:pict w14:anchorId="7673F31F">
           <v:rect id="_x0000_i1028" style="width:0;height:1.5pt" o:hralign="center" o:hrstd="t" o:hr="t" fillcolor="#a0a0a0" stroked="f"/>
         </w:pict>
       </w:r>
@@ -513,21 +498,8 @@
           <w:szCs w:val="24"/>
           <w:lang w:eastAsia="en-IN"/>
         </w:rPr>
-        <w:t>Answer</w:t>
-      </w:r>
-      <w:proofErr w:type="gramStart"/>
-      <w:r>
-        <w:rPr>
-          <w:rFonts w:ascii="Times New Roman" w:eastAsia="Times New Roman" w:hAnsi="Times New Roman" w:cs="Times New Roman"/>
-          <w:b/>
-          <w:bCs/>
-          <w:sz w:val="24"/>
-          <w:szCs w:val="24"/>
-          <w:lang w:eastAsia="en-IN"/>
-        </w:rPr>
-        <w:t>:</w:t>
-      </w:r>
-      <w:proofErr w:type="gramEnd"/>
+        <w:t>Answer:</w:t>
+      </w:r>
       <w:r>
         <w:rPr>
           <w:rFonts w:ascii="Times New Roman" w:eastAsia="Times New Roman" w:hAnsi="Times New Roman" w:cs="Times New Roman"/>
@@ -576,7 +548,7 @@
           <w:szCs w:val="24"/>
           <w:lang w:eastAsia="en-IN"/>
         </w:rPr>
-        <w:pict>
+        <w:pict w14:anchorId="5942DE3A">
           <v:rect id="_x0000_i1029" style="width:0;height:1.5pt" o:hralign="center" o:hrstd="t" o:hr="t" fillcolor="#a0a0a0" stroked="f"/>
         </w:pict>
       </w:r>
@@ -625,21 +597,8 @@
           <w:szCs w:val="24"/>
           <w:lang w:eastAsia="en-IN"/>
         </w:rPr>
-        <w:t>Answer</w:t>
-      </w:r>
-      <w:proofErr w:type="gramStart"/>
-      <w:r>
-        <w:rPr>
-          <w:rFonts w:ascii="Times New Roman" w:eastAsia="Times New Roman" w:hAnsi="Times New Roman" w:cs="Times New Roman"/>
-          <w:b/>
-          <w:bCs/>
-          <w:sz w:val="24"/>
-          <w:szCs w:val="24"/>
-          <w:lang w:eastAsia="en-IN"/>
-        </w:rPr>
-        <w:t>:</w:t>
-      </w:r>
-      <w:proofErr w:type="gramEnd"/>
+        <w:t>Answer:</w:t>
+      </w:r>
       <w:r>
         <w:rPr>
           <w:rFonts w:ascii="Times New Roman" w:eastAsia="Times New Roman" w:hAnsi="Times New Roman" w:cs="Times New Roman"/>
@@ -688,7 +647,7 @@
           <w:szCs w:val="24"/>
           <w:lang w:eastAsia="en-IN"/>
         </w:rPr>
-        <w:pict>
+        <w:pict w14:anchorId="75543B8C">
           <v:rect id="_x0000_i1030" style="width:0;height:1.5pt" o:hralign="center" o:hrstd="t" o:hr="t" fillcolor="#a0a0a0" stroked="f"/>
         </w:pict>
       </w:r>
@@ -738,21 +697,8 @@
           <w:lang w:eastAsia="en-IN"/>
         </w:rPr>
         <w:lastRenderedPageBreak/>
-        <w:t>Answer</w:t>
-      </w:r>
-      <w:proofErr w:type="gramStart"/>
-      <w:r>
-        <w:rPr>
-          <w:rFonts w:ascii="Times New Roman" w:eastAsia="Times New Roman" w:hAnsi="Times New Roman" w:cs="Times New Roman"/>
-          <w:b/>
-          <w:bCs/>
-          <w:sz w:val="24"/>
-          <w:szCs w:val="24"/>
-          <w:lang w:eastAsia="en-IN"/>
-        </w:rPr>
-        <w:t>:</w:t>
-      </w:r>
-      <w:proofErr w:type="gramEnd"/>
+        <w:t>Answer:</w:t>
+      </w:r>
       <w:r>
         <w:rPr>
           <w:rFonts w:ascii="Times New Roman" w:eastAsia="Times New Roman" w:hAnsi="Times New Roman" w:cs="Times New Roman"/>
@@ -801,7 +747,7 @@
           <w:szCs w:val="24"/>
           <w:lang w:eastAsia="en-IN"/>
         </w:rPr>
-        <w:pict>
+        <w:pict w14:anchorId="3B7D59F4">
           <v:rect id="_x0000_i1031" style="width:0;height:1.5pt" o:hralign="center" o:hrstd="t" o:hr="t" fillcolor="#a0a0a0" stroked="f"/>
         </w:pict>
       </w:r>
@@ -850,21 +796,8 @@
           <w:szCs w:val="24"/>
           <w:lang w:eastAsia="en-IN"/>
         </w:rPr>
-        <w:t>Answer</w:t>
-      </w:r>
-      <w:proofErr w:type="gramStart"/>
-      <w:r>
-        <w:rPr>
-          <w:rFonts w:ascii="Times New Roman" w:eastAsia="Times New Roman" w:hAnsi="Times New Roman" w:cs="Times New Roman"/>
-          <w:b/>
-          <w:bCs/>
-          <w:sz w:val="24"/>
-          <w:szCs w:val="24"/>
-          <w:lang w:eastAsia="en-IN"/>
-        </w:rPr>
-        <w:t>:</w:t>
-      </w:r>
-      <w:proofErr w:type="gramEnd"/>
+        <w:t>Answer:</w:t>
+      </w:r>
       <w:r>
         <w:rPr>
           <w:rFonts w:ascii="Times New Roman" w:eastAsia="Times New Roman" w:hAnsi="Times New Roman" w:cs="Times New Roman"/>
@@ -913,7 +846,7 @@
           <w:szCs w:val="24"/>
           <w:lang w:eastAsia="en-IN"/>
         </w:rPr>
-        <w:pict>
+        <w:pict w14:anchorId="52F0B54A">
           <v:rect id="_x0000_i1032" style="width:0;height:1.5pt" o:hralign="center" o:hrstd="t" o:hr="t" fillcolor="#a0a0a0" stroked="f"/>
         </w:pict>
       </w:r>
@@ -962,21 +895,8 @@
           <w:szCs w:val="24"/>
           <w:lang w:eastAsia="en-IN"/>
         </w:rPr>
-        <w:t>Answer</w:t>
-      </w:r>
-      <w:proofErr w:type="gramStart"/>
-      <w:r>
-        <w:rPr>
-          <w:rFonts w:ascii="Times New Roman" w:eastAsia="Times New Roman" w:hAnsi="Times New Roman" w:cs="Times New Roman"/>
-          <w:b/>
-          <w:bCs/>
-          <w:sz w:val="24"/>
-          <w:szCs w:val="24"/>
-          <w:lang w:eastAsia="en-IN"/>
-        </w:rPr>
-        <w:t>:</w:t>
-      </w:r>
-      <w:proofErr w:type="gramEnd"/>
+        <w:t>Answer:</w:t>
+      </w:r>
       <w:r>
         <w:rPr>
           <w:rFonts w:ascii="Times New Roman" w:eastAsia="Times New Roman" w:hAnsi="Times New Roman" w:cs="Times New Roman"/>
@@ -1005,7 +925,7 @@
           <w:szCs w:val="24"/>
           <w:lang w:eastAsia="en-IN"/>
         </w:rPr>
-        <w:pict>
+        <w:pict w14:anchorId="7767B4F1">
           <v:rect id="_x0000_i1033" style="width:0;height:1.5pt" o:hralign="center" o:hrstd="t" o:hr="t" fillcolor="#a0a0a0" stroked="f"/>
         </w:pict>
       </w:r>
@@ -1054,21 +974,8 @@
           <w:szCs w:val="24"/>
           <w:lang w:eastAsia="en-IN"/>
         </w:rPr>
-        <w:t>Answer</w:t>
-      </w:r>
-      <w:proofErr w:type="gramStart"/>
-      <w:r>
-        <w:rPr>
-          <w:rFonts w:ascii="Times New Roman" w:eastAsia="Times New Roman" w:hAnsi="Times New Roman" w:cs="Times New Roman"/>
-          <w:b/>
-          <w:bCs/>
-          <w:sz w:val="24"/>
-          <w:szCs w:val="24"/>
-          <w:lang w:eastAsia="en-IN"/>
-        </w:rPr>
-        <w:t>:</w:t>
-      </w:r>
-      <w:proofErr w:type="gramEnd"/>
+        <w:t>Answer:</w:t>
+      </w:r>
       <w:r>
         <w:rPr>
           <w:rFonts w:ascii="Times New Roman" w:eastAsia="Times New Roman" w:hAnsi="Times New Roman" w:cs="Times New Roman"/>
@@ -1097,7 +1004,7 @@
           <w:szCs w:val="24"/>
           <w:lang w:eastAsia="en-IN"/>
         </w:rPr>
-        <w:pict>
+        <w:pict w14:anchorId="60957251">
           <v:rect id="_x0000_i1034" style="width:0;height:1.5pt" o:hralign="center" o:hrstd="t" o:hr="t" fillcolor="#a0a0a0" stroked="f"/>
         </w:pict>
       </w:r>
@@ -1146,21 +1053,8 @@
           <w:szCs w:val="24"/>
           <w:lang w:eastAsia="en-IN"/>
         </w:rPr>
-        <w:t>Answer</w:t>
-      </w:r>
-      <w:proofErr w:type="gramStart"/>
-      <w:r>
-        <w:rPr>
-          <w:rFonts w:ascii="Times New Roman" w:eastAsia="Times New Roman" w:hAnsi="Times New Roman" w:cs="Times New Roman"/>
-          <w:b/>
-          <w:bCs/>
-          <w:sz w:val="24"/>
-          <w:szCs w:val="24"/>
-          <w:lang w:eastAsia="en-IN"/>
-        </w:rPr>
-        <w:t>:</w:t>
-      </w:r>
-      <w:proofErr w:type="gramEnd"/>
+        <w:t>Answer:</w:t>
+      </w:r>
       <w:r>
         <w:rPr>
           <w:rFonts w:ascii="Times New Roman" w:eastAsia="Times New Roman" w:hAnsi="Times New Roman" w:cs="Times New Roman"/>
@@ -1189,7 +1083,7 @@
           <w:szCs w:val="24"/>
           <w:lang w:eastAsia="en-IN"/>
         </w:rPr>
-        <w:pict>
+        <w:pict w14:anchorId="604F7580">
           <v:rect id="_x0000_i1035" style="width:0;height:1.5pt" o:hralign="center" o:hrstd="t" o:hr="t" fillcolor="#a0a0a0" stroked="f"/>
         </w:pict>
       </w:r>
@@ -1238,21 +1132,8 @@
           <w:szCs w:val="24"/>
           <w:lang w:eastAsia="en-IN"/>
         </w:rPr>
-        <w:t>Answer</w:t>
-      </w:r>
-      <w:proofErr w:type="gramStart"/>
-      <w:r>
-        <w:rPr>
-          <w:rFonts w:ascii="Times New Roman" w:eastAsia="Times New Roman" w:hAnsi="Times New Roman" w:cs="Times New Roman"/>
-          <w:b/>
-          <w:bCs/>
-          <w:sz w:val="24"/>
-          <w:szCs w:val="24"/>
-          <w:lang w:eastAsia="en-IN"/>
-        </w:rPr>
-        <w:t>:</w:t>
-      </w:r>
-      <w:proofErr w:type="gramEnd"/>
+        <w:t>Answer:</w:t>
+      </w:r>
       <w:r>
         <w:rPr>
           <w:rFonts w:ascii="Times New Roman" w:eastAsia="Times New Roman" w:hAnsi="Times New Roman" w:cs="Times New Roman"/>
@@ -1281,7 +1162,7 @@
           <w:szCs w:val="24"/>
           <w:lang w:eastAsia="en-IN"/>
         </w:rPr>
-        <w:pict>
+        <w:pict w14:anchorId="635B94CD">
           <v:rect id="_x0000_i1036" style="width:0;height:1.5pt" o:hralign="center" o:hrstd="t" o:hr="t" fillcolor="#a0a0a0" stroked="f"/>
         </w:pict>
       </w:r>
@@ -1332,29 +1213,7 @@
           <w:szCs w:val="27"/>
           <w:lang w:eastAsia="en-IN"/>
         </w:rPr>
-        <w:t>*) preferred over COUNT(column)?</w:t>
-      </w:r>
-    </w:p>
-    <w:p>
-      <w:pPr>
-        <w:spacing w:before="100" w:beforeAutospacing="1" w:after="100" w:afterAutospacing="1" w:line="240" w:lineRule="auto"/>
-        <w:rPr>
-          <w:rFonts w:ascii="Times New Roman" w:eastAsia="Times New Roman" w:hAnsi="Times New Roman" w:cs="Times New Roman"/>
-          <w:sz w:val="24"/>
-          <w:szCs w:val="24"/>
-          <w:lang w:eastAsia="en-IN"/>
-        </w:rPr>
-      </w:pPr>
-      <w:r>
-        <w:rPr>
-          <w:rFonts w:ascii="Times New Roman" w:eastAsia="Times New Roman" w:hAnsi="Times New Roman" w:cs="Times New Roman"/>
-          <w:b/>
-          <w:bCs/>
-          <w:sz w:val="24"/>
-          <w:szCs w:val="24"/>
-          <w:lang w:eastAsia="en-IN"/>
-        </w:rPr>
-        <w:t>Answer</w:t>
+        <w:t xml:space="preserve">*) preferred over </w:t>
       </w:r>
       <w:proofErr w:type="gramStart"/>
       <w:r>
@@ -1362,42 +1221,94 @@
           <w:rFonts w:ascii="Times New Roman" w:eastAsia="Times New Roman" w:hAnsi="Times New Roman" w:cs="Times New Roman"/>
           <w:b/>
           <w:bCs/>
-          <w:sz w:val="24"/>
-          <w:szCs w:val="24"/>
-          <w:lang w:eastAsia="en-IN"/>
-        </w:rPr>
-        <w:t>:</w:t>
+          <w:sz w:val="27"/>
+          <w:szCs w:val="27"/>
+          <w:lang w:eastAsia="en-IN"/>
+        </w:rPr>
+        <w:t>COUNT(</w:t>
       </w:r>
       <w:proofErr w:type="gramEnd"/>
       <w:r>
         <w:rPr>
           <w:rFonts w:ascii="Times New Roman" w:eastAsia="Times New Roman" w:hAnsi="Times New Roman" w:cs="Times New Roman"/>
+          <w:b/>
+          <w:bCs/>
+          <w:sz w:val="27"/>
+          <w:szCs w:val="27"/>
+          <w:lang w:eastAsia="en-IN"/>
+        </w:rPr>
+        <w:t>column)?</w:t>
+      </w:r>
+    </w:p>
+    <w:p>
+      <w:pPr>
+        <w:spacing w:before="100" w:beforeAutospacing="1" w:after="100" w:afterAutospacing="1" w:line="240" w:lineRule="auto"/>
+        <w:rPr>
+          <w:rFonts w:ascii="Times New Roman" w:eastAsia="Times New Roman" w:hAnsi="Times New Roman" w:cs="Times New Roman"/>
+          <w:sz w:val="24"/>
+          <w:szCs w:val="24"/>
+          <w:lang w:eastAsia="en-IN"/>
+        </w:rPr>
+      </w:pPr>
+      <w:r>
+        <w:rPr>
+          <w:rFonts w:ascii="Times New Roman" w:eastAsia="Times New Roman" w:hAnsi="Times New Roman" w:cs="Times New Roman"/>
+          <w:b/>
+          <w:bCs/>
+          <w:sz w:val="24"/>
+          <w:szCs w:val="24"/>
+          <w:lang w:eastAsia="en-IN"/>
+        </w:rPr>
+        <w:t>Answer:</w:t>
+      </w:r>
+      <w:r>
+        <w:rPr>
+          <w:rFonts w:ascii="Times New Roman" w:eastAsia="Times New Roman" w:hAnsi="Times New Roman" w:cs="Times New Roman"/>
           <w:sz w:val="24"/>
           <w:szCs w:val="24"/>
           <w:lang w:eastAsia="en-IN"/>
         </w:rPr>
         <w:br/>
-        <w:t>COUNT(column) ignores NULLs and can silently give wrong counts.</w:t>
-      </w:r>
-    </w:p>
-    <w:p>
-      <w:pPr>
-        <w:spacing w:after="0" w:line="240" w:lineRule="auto"/>
-        <w:rPr>
-          <w:rFonts w:ascii="Times New Roman" w:eastAsia="Times New Roman" w:hAnsi="Times New Roman" w:cs="Times New Roman"/>
-          <w:sz w:val="24"/>
-          <w:szCs w:val="24"/>
-          <w:lang w:eastAsia="en-IN"/>
-        </w:rPr>
-      </w:pPr>
-      <w:r>
-        <w:rPr>
-          <w:rFonts w:ascii="Times New Roman" w:eastAsia="Times New Roman" w:hAnsi="Times New Roman" w:cs="Times New Roman"/>
-          <w:sz w:val="24"/>
-          <w:szCs w:val="24"/>
-          <w:lang w:eastAsia="en-IN"/>
-        </w:rPr>
-        <w:pict>
+      </w:r>
+      <w:proofErr w:type="gramStart"/>
+      <w:r>
+        <w:rPr>
+          <w:rFonts w:ascii="Times New Roman" w:eastAsia="Times New Roman" w:hAnsi="Times New Roman" w:cs="Times New Roman"/>
+          <w:sz w:val="24"/>
+          <w:szCs w:val="24"/>
+          <w:lang w:eastAsia="en-IN"/>
+        </w:rPr>
+        <w:t>COUNT(</w:t>
+      </w:r>
+      <w:proofErr w:type="gramEnd"/>
+      <w:r>
+        <w:rPr>
+          <w:rFonts w:ascii="Times New Roman" w:eastAsia="Times New Roman" w:hAnsi="Times New Roman" w:cs="Times New Roman"/>
+          <w:sz w:val="24"/>
+          <w:szCs w:val="24"/>
+          <w:lang w:eastAsia="en-IN"/>
+        </w:rPr>
+        <w:t>column) ignores NULLs and can silently give wrong counts.</w:t>
+      </w:r>
+    </w:p>
+    <w:p>
+      <w:pPr>
+        <w:spacing w:after="0" w:line="240" w:lineRule="auto"/>
+        <w:rPr>
+          <w:rFonts w:ascii="Times New Roman" w:eastAsia="Times New Roman" w:hAnsi="Times New Roman" w:cs="Times New Roman"/>
+          <w:sz w:val="24"/>
+          <w:szCs w:val="24"/>
+          <w:lang w:eastAsia="en-IN"/>
+        </w:rPr>
+      </w:pPr>
+      <w:r>
+        <w:rPr>
+          <w:rFonts w:ascii="Times New Roman" w:eastAsia="Times New Roman" w:hAnsi="Times New Roman" w:cs="Times New Roman"/>
+          <w:sz w:val="24"/>
+          <w:szCs w:val="24"/>
+          <w:lang w:eastAsia="en-IN"/>
+        </w:rPr>
+        <w:pict w14:anchorId="4B686C7D">
           <v:rect id="_x0000_i1037" style="width:0;height:1.5pt" o:hralign="center" o:hrstd="t" o:hr="t" fillcolor="#a0a0a0" stroked="f"/>
         </w:pict>
       </w:r>
@@ -1447,21 +1358,8 @@
           <w:lang w:eastAsia="en-IN"/>
         </w:rPr>
         <w:lastRenderedPageBreak/>
-        <w:t>Answer</w:t>
-      </w:r>
-      <w:proofErr w:type="gramStart"/>
-      <w:r>
-        <w:rPr>
-          <w:rFonts w:ascii="Times New Roman" w:eastAsia="Times New Roman" w:hAnsi="Times New Roman" w:cs="Times New Roman"/>
-          <w:b/>
-          <w:bCs/>
-          <w:sz w:val="24"/>
-          <w:szCs w:val="24"/>
-          <w:lang w:eastAsia="en-IN"/>
-        </w:rPr>
-        <w:t>:</w:t>
-      </w:r>
-      <w:proofErr w:type="gramEnd"/>
+        <w:t>Answer:</w:t>
+      </w:r>
       <w:r>
         <w:rPr>
           <w:rFonts w:ascii="Times New Roman" w:eastAsia="Times New Roman" w:hAnsi="Times New Roman" w:cs="Times New Roman"/>
@@ -1490,7 +1388,7 @@
           <w:szCs w:val="24"/>
           <w:lang w:eastAsia="en-IN"/>
         </w:rPr>
-        <w:pict>
+        <w:pict w14:anchorId="0016E675">
           <v:rect id="_x0000_i1038" style="width:0;height:1.5pt" o:hralign="center" o:hrstd="t" o:hr="t" fillcolor="#a0a0a0" stroked="f"/>
         </w:pict>
       </w:r>
@@ -1539,21 +1437,8 @@
           <w:szCs w:val="24"/>
           <w:lang w:eastAsia="en-IN"/>
         </w:rPr>
-        <w:t>Answer</w:t>
-      </w:r>
-      <w:proofErr w:type="gramStart"/>
-      <w:r>
-        <w:rPr>
-          <w:rFonts w:ascii="Times New Roman" w:eastAsia="Times New Roman" w:hAnsi="Times New Roman" w:cs="Times New Roman"/>
-          <w:b/>
-          <w:bCs/>
-          <w:sz w:val="24"/>
-          <w:szCs w:val="24"/>
-          <w:lang w:eastAsia="en-IN"/>
-        </w:rPr>
-        <w:t>:</w:t>
-      </w:r>
-      <w:proofErr w:type="gramEnd"/>
+        <w:t>Answer:</w:t>
+      </w:r>
       <w:r>
         <w:rPr>
           <w:rFonts w:ascii="Times New Roman" w:eastAsia="Times New Roman" w:hAnsi="Times New Roman" w:cs="Times New Roman"/>
@@ -1582,7 +1467,7 @@
           <w:szCs w:val="24"/>
           <w:lang w:eastAsia="en-IN"/>
         </w:rPr>
-        <w:pict>
+        <w:pict w14:anchorId="0993D154">
           <v:rect id="_x0000_i1039" style="width:0;height:1.5pt" o:hralign="center" o:hrstd="t" o:hr="t" fillcolor="#a0a0a0" stroked="f"/>
         </w:pict>
       </w:r>
@@ -1631,21 +1516,8 @@
           <w:szCs w:val="24"/>
           <w:lang w:eastAsia="en-IN"/>
         </w:rPr>
-        <w:t>Answer</w:t>
-      </w:r>
-      <w:proofErr w:type="gramStart"/>
-      <w:r>
-        <w:rPr>
-          <w:rFonts w:ascii="Times New Roman" w:eastAsia="Times New Roman" w:hAnsi="Times New Roman" w:cs="Times New Roman"/>
-          <w:b/>
-          <w:bCs/>
-          <w:sz w:val="24"/>
-          <w:szCs w:val="24"/>
-          <w:lang w:eastAsia="en-IN"/>
-        </w:rPr>
-        <w:t>:</w:t>
-      </w:r>
-      <w:proofErr w:type="gramEnd"/>
+        <w:t>Answer:</w:t>
+      </w:r>
       <w:r>
         <w:rPr>
           <w:rFonts w:ascii="Times New Roman" w:eastAsia="Times New Roman" w:hAnsi="Times New Roman" w:cs="Times New Roman"/>
@@ -1674,7 +1546,7 @@
           <w:szCs w:val="24"/>
           <w:lang w:eastAsia="en-IN"/>
         </w:rPr>
-        <w:pict>
+        <w:pict w14:anchorId="06D22730">
           <v:rect id="_x0000_i1040" style="width:0;height:1.5pt" o:hralign="center" o:hrstd="t" o:hr="t" fillcolor="#a0a0a0" stroked="f"/>
         </w:pict>
       </w:r>
@@ -1701,67 +1573,30 @@
           <w:szCs w:val="27"/>
           <w:lang w:eastAsia="en-IN"/>
         </w:rPr>
-        <w:t xml:space="preserve">Q15. Why </w:t>
-      </w:r>
-      <w:proofErr w:type="gramStart"/>
-      <w:r>
-        <w:rPr>
-          <w:rFonts w:ascii="Times New Roman" w:eastAsia="Times New Roman" w:hAnsi="Times New Roman" w:cs="Times New Roman"/>
-          <w:b/>
-          <w:bCs/>
-          <w:sz w:val="27"/>
-          <w:szCs w:val="27"/>
-          <w:lang w:eastAsia="en-IN"/>
-        </w:rPr>
-        <w:t>does</w:t>
-      </w:r>
-      <w:proofErr w:type="gramEnd"/>
-      <w:r>
-        <w:rPr>
-          <w:rFonts w:ascii="Times New Roman" w:eastAsia="Times New Roman" w:hAnsi="Times New Roman" w:cs="Times New Roman"/>
-          <w:b/>
-          <w:bCs/>
-          <w:sz w:val="27"/>
-          <w:szCs w:val="27"/>
-          <w:lang w:eastAsia="en-IN"/>
-        </w:rPr>
-        <w:t xml:space="preserve"> GROUP BY + JOIN sometimes inflate totals?</w:t>
-      </w:r>
-    </w:p>
-    <w:p>
-      <w:pPr>
-        <w:spacing w:before="100" w:beforeAutospacing="1" w:after="100" w:afterAutospacing="1" w:line="240" w:lineRule="auto"/>
-        <w:rPr>
-          <w:rFonts w:ascii="Times New Roman" w:eastAsia="Times New Roman" w:hAnsi="Times New Roman" w:cs="Times New Roman"/>
-          <w:sz w:val="24"/>
-          <w:szCs w:val="24"/>
-          <w:lang w:eastAsia="en-IN"/>
-        </w:rPr>
-      </w:pPr>
-      <w:r>
-        <w:rPr>
-          <w:rFonts w:ascii="Times New Roman" w:eastAsia="Times New Roman" w:hAnsi="Times New Roman" w:cs="Times New Roman"/>
-          <w:b/>
-          <w:bCs/>
-          <w:sz w:val="24"/>
-          <w:szCs w:val="24"/>
-          <w:lang w:eastAsia="en-IN"/>
-        </w:rPr>
-        <w:t>Answer</w:t>
-      </w:r>
-      <w:proofErr w:type="gramStart"/>
-      <w:r>
-        <w:rPr>
-          <w:rFonts w:ascii="Times New Roman" w:eastAsia="Times New Roman" w:hAnsi="Times New Roman" w:cs="Times New Roman"/>
-          <w:b/>
-          <w:bCs/>
-          <w:sz w:val="24"/>
-          <w:szCs w:val="24"/>
-          <w:lang w:eastAsia="en-IN"/>
-        </w:rPr>
-        <w:t>:</w:t>
-      </w:r>
-      <w:proofErr w:type="gramEnd"/>
+        <w:t>Q15. Why does GROUP BY + JOIN sometimes inflate totals?</w:t>
+      </w:r>
+    </w:p>
+    <w:p>
+      <w:pPr>
+        <w:spacing w:before="100" w:beforeAutospacing="1" w:after="100" w:afterAutospacing="1" w:line="240" w:lineRule="auto"/>
+        <w:rPr>
+          <w:rFonts w:ascii="Times New Roman" w:eastAsia="Times New Roman" w:hAnsi="Times New Roman" w:cs="Times New Roman"/>
+          <w:sz w:val="24"/>
+          <w:szCs w:val="24"/>
+          <w:lang w:eastAsia="en-IN"/>
+        </w:rPr>
+      </w:pPr>
+      <w:r>
+        <w:rPr>
+          <w:rFonts w:ascii="Times New Roman" w:eastAsia="Times New Roman" w:hAnsi="Times New Roman" w:cs="Times New Roman"/>
+          <w:b/>
+          <w:bCs/>
+          <w:sz w:val="24"/>
+          <w:szCs w:val="24"/>
+          <w:lang w:eastAsia="en-IN"/>
+        </w:rPr>
+        <w:t>Answer:</w:t>
+      </w:r>
       <w:r>
         <w:rPr>
           <w:rFonts w:ascii="Times New Roman" w:eastAsia="Times New Roman" w:hAnsi="Times New Roman" w:cs="Times New Roman"/>
@@ -1810,7 +1645,7 @@
           <w:szCs w:val="24"/>
           <w:lang w:eastAsia="en-IN"/>
         </w:rPr>
-        <w:pict>
+        <w:pict w14:anchorId="473608E3">
           <v:rect id="_x0000_i1041" style="width:0;height:1.5pt" o:hralign="center" o:hrstd="t" o:hr="t" fillcolor="#a0a0a0" stroked="f"/>
         </w:pict>
       </w:r>
@@ -1859,21 +1694,8 @@
           <w:szCs w:val="24"/>
           <w:lang w:eastAsia="en-IN"/>
         </w:rPr>
-        <w:t>Answer</w:t>
-      </w:r>
-      <w:proofErr w:type="gramStart"/>
-      <w:r>
-        <w:rPr>
-          <w:rFonts w:ascii="Times New Roman" w:eastAsia="Times New Roman" w:hAnsi="Times New Roman" w:cs="Times New Roman"/>
-          <w:b/>
-          <w:bCs/>
-          <w:sz w:val="24"/>
-          <w:szCs w:val="24"/>
-          <w:lang w:eastAsia="en-IN"/>
-        </w:rPr>
-        <w:t>:</w:t>
-      </w:r>
-      <w:proofErr w:type="gramEnd"/>
+        <w:t>Answer:</w:t>
+      </w:r>
       <w:r>
         <w:rPr>
           <w:rFonts w:ascii="Times New Roman" w:eastAsia="Times New Roman" w:hAnsi="Times New Roman" w:cs="Times New Roman"/>
@@ -1902,7 +1724,7 @@
           <w:szCs w:val="24"/>
           <w:lang w:eastAsia="en-IN"/>
         </w:rPr>
-        <w:pict>
+        <w:pict w14:anchorId="7EFFD9CD">
           <v:rect id="_x0000_i1042" style="width:0;height:1.5pt" o:hralign="center" o:hrstd="t" o:hr="t" fillcolor="#a0a0a0" stroked="f"/>
         </w:pict>
       </w:r>
@@ -1951,21 +1773,8 @@
           <w:szCs w:val="24"/>
           <w:lang w:eastAsia="en-IN"/>
         </w:rPr>
-        <w:t>Answer</w:t>
-      </w:r>
-      <w:proofErr w:type="gramStart"/>
-      <w:r>
-        <w:rPr>
-          <w:rFonts w:ascii="Times New Roman" w:eastAsia="Times New Roman" w:hAnsi="Times New Roman" w:cs="Times New Roman"/>
-          <w:b/>
-          <w:bCs/>
-          <w:sz w:val="24"/>
-          <w:szCs w:val="24"/>
-          <w:lang w:eastAsia="en-IN"/>
-        </w:rPr>
-        <w:t>:</w:t>
-      </w:r>
-      <w:proofErr w:type="gramEnd"/>
+        <w:t>Answer:</w:t>
+      </w:r>
       <w:r>
         <w:rPr>
           <w:rFonts w:ascii="Times New Roman" w:eastAsia="Times New Roman" w:hAnsi="Times New Roman" w:cs="Times New Roman"/>
@@ -1994,7 +1803,7 @@
           <w:szCs w:val="24"/>
           <w:lang w:eastAsia="en-IN"/>
         </w:rPr>
-        <w:pict>
+        <w:pict w14:anchorId="38538655">
           <v:rect id="_x0000_i1043" style="width:0;height:1.5pt" o:hralign="center" o:hrstd="t" o:hr="t" fillcolor="#a0a0a0" stroked="f"/>
         </w:pict>
       </w:r>
@@ -2089,7 +1898,7 @@
           <w:szCs w:val="24"/>
           <w:lang w:eastAsia="en-IN"/>
         </w:rPr>
-        <w:pict>
+        <w:pict w14:anchorId="77554444">
           <v:rect id="_x0000_i1044" style="width:0;height:1.5pt" o:hralign="center" o:hrstd="t" o:hr="t" fillcolor="#a0a0a0" stroked="f"/>
         </w:pict>
       </w:r>
@@ -2139,21 +1948,8 @@
           <w:lang w:eastAsia="en-IN"/>
         </w:rPr>
         <w:lastRenderedPageBreak/>
-        <w:t>Answer</w:t>
-      </w:r>
-      <w:proofErr w:type="gramStart"/>
-      <w:r>
-        <w:rPr>
-          <w:rFonts w:ascii="Times New Roman" w:eastAsia="Times New Roman" w:hAnsi="Times New Roman" w:cs="Times New Roman"/>
-          <w:b/>
-          <w:bCs/>
-          <w:sz w:val="24"/>
-          <w:szCs w:val="24"/>
-          <w:lang w:eastAsia="en-IN"/>
-        </w:rPr>
-        <w:t>:</w:t>
-      </w:r>
-      <w:proofErr w:type="gramEnd"/>
+        <w:t>Answer:</w:t>
+      </w:r>
       <w:r>
         <w:rPr>
           <w:rFonts w:ascii="Times New Roman" w:eastAsia="Times New Roman" w:hAnsi="Times New Roman" w:cs="Times New Roman"/>
@@ -2162,47 +1958,27 @@
           <w:lang w:eastAsia="en-IN"/>
         </w:rPr>
         <w:br/>
-        <w:t xml:space="preserve">Yes. SQL evaluates the expression per row, </w:t>
-      </w:r>
-      <w:proofErr w:type="gramStart"/>
-      <w:r>
-        <w:rPr>
-          <w:rFonts w:ascii="Times New Roman" w:eastAsia="Times New Roman" w:hAnsi="Times New Roman" w:cs="Times New Roman"/>
-          <w:sz w:val="24"/>
-          <w:szCs w:val="24"/>
-          <w:lang w:eastAsia="en-IN"/>
-        </w:rPr>
-        <w:t>then</w:t>
-      </w:r>
-      <w:proofErr w:type="gramEnd"/>
-      <w:r>
-        <w:rPr>
-          <w:rFonts w:ascii="Times New Roman" w:eastAsia="Times New Roman" w:hAnsi="Times New Roman" w:cs="Times New Roman"/>
-          <w:sz w:val="24"/>
-          <w:szCs w:val="24"/>
-          <w:lang w:eastAsia="en-IN"/>
-        </w:rPr>
-        <w:t xml:space="preserve"> groups by the result.</w:t>
-      </w:r>
-    </w:p>
-    <w:p>
-      <w:pPr>
-        <w:spacing w:after="0" w:line="240" w:lineRule="auto"/>
-        <w:rPr>
-          <w:rFonts w:ascii="Times New Roman" w:eastAsia="Times New Roman" w:hAnsi="Times New Roman" w:cs="Times New Roman"/>
-          <w:sz w:val="24"/>
-          <w:szCs w:val="24"/>
-          <w:lang w:eastAsia="en-IN"/>
-        </w:rPr>
-      </w:pPr>
-      <w:r>
-        <w:rPr>
-          <w:rFonts w:ascii="Times New Roman" w:eastAsia="Times New Roman" w:hAnsi="Times New Roman" w:cs="Times New Roman"/>
-          <w:sz w:val="24"/>
-          <w:szCs w:val="24"/>
-          <w:lang w:eastAsia="en-IN"/>
-        </w:rPr>
-        <w:pict>
+        <w:t>Yes. SQL evaluates the expression per row, then groups by the result.</w:t>
+      </w:r>
+    </w:p>
+    <w:p>
+      <w:pPr>
+        <w:spacing w:after="0" w:line="240" w:lineRule="auto"/>
+        <w:rPr>
+          <w:rFonts w:ascii="Times New Roman" w:eastAsia="Times New Roman" w:hAnsi="Times New Roman" w:cs="Times New Roman"/>
+          <w:sz w:val="24"/>
+          <w:szCs w:val="24"/>
+          <w:lang w:eastAsia="en-IN"/>
+        </w:rPr>
+      </w:pPr>
+      <w:r>
+        <w:rPr>
+          <w:rFonts w:ascii="Times New Roman" w:eastAsia="Times New Roman" w:hAnsi="Times New Roman" w:cs="Times New Roman"/>
+          <w:sz w:val="24"/>
+          <w:szCs w:val="24"/>
+          <w:lang w:eastAsia="en-IN"/>
+        </w:rPr>
+        <w:pict w14:anchorId="1D28D94B">
           <v:rect id="_x0000_i1045" style="width:0;height:1.5pt" o:hralign="center" o:hrstd="t" o:hr="t" fillcolor="#a0a0a0" stroked="f"/>
         </w:pict>
       </w:r>
@@ -2251,21 +2027,8 @@
           <w:szCs w:val="24"/>
           <w:lang w:eastAsia="en-IN"/>
         </w:rPr>
-        <w:t>Answer</w:t>
-      </w:r>
-      <w:proofErr w:type="gramStart"/>
-      <w:r>
-        <w:rPr>
-          <w:rFonts w:ascii="Times New Roman" w:eastAsia="Times New Roman" w:hAnsi="Times New Roman" w:cs="Times New Roman"/>
-          <w:b/>
-          <w:bCs/>
-          <w:sz w:val="24"/>
-          <w:szCs w:val="24"/>
-          <w:lang w:eastAsia="en-IN"/>
-        </w:rPr>
-        <w:t>:</w:t>
-      </w:r>
-      <w:proofErr w:type="gramEnd"/>
+        <w:t>Answer:</w:t>
+      </w:r>
       <w:r>
         <w:rPr>
           <w:rFonts w:ascii="Times New Roman" w:eastAsia="Times New Roman" w:hAnsi="Times New Roman" w:cs="Times New Roman"/>
@@ -2294,7 +2057,7 @@
           <w:szCs w:val="24"/>
           <w:lang w:eastAsia="en-IN"/>
         </w:rPr>
-        <w:pict>
+        <w:pict w14:anchorId="4324DE00">
           <v:rect id="_x0000_i1046" style="width:0;height:1.5pt" o:hralign="center" o:hrstd="t" o:hr="t" fillcolor="#a0a0a0" stroked="f"/>
         </w:pict>
       </w:r>
@@ -2366,21 +2129,8 @@
           <w:szCs w:val="24"/>
           <w:lang w:eastAsia="en-IN"/>
         </w:rPr>
-        <w:t>Answer</w:t>
-      </w:r>
-      <w:proofErr w:type="gramStart"/>
-      <w:r>
-        <w:rPr>
-          <w:rFonts w:ascii="Times New Roman" w:eastAsia="Times New Roman" w:hAnsi="Times New Roman" w:cs="Times New Roman"/>
-          <w:b/>
-          <w:bCs/>
-          <w:sz w:val="24"/>
-          <w:szCs w:val="24"/>
-          <w:lang w:eastAsia="en-IN"/>
-        </w:rPr>
-        <w:t>:</w:t>
-      </w:r>
-      <w:proofErr w:type="gramEnd"/>
+        <w:t>Answer:</w:t>
+      </w:r>
       <w:r>
         <w:rPr>
           <w:rFonts w:ascii="Times New Roman" w:eastAsia="Times New Roman" w:hAnsi="Times New Roman" w:cs="Times New Roman"/>
@@ -2429,7 +2179,7 @@
           <w:szCs w:val="24"/>
           <w:lang w:eastAsia="en-IN"/>
         </w:rPr>
-        <w:pict>
+        <w:pict w14:anchorId="786571F9">
           <v:rect id="_x0000_i1047" style="width:0;height:1.5pt" o:hralign="center" o:hrstd="t" o:hr="t" fillcolor="#a0a0a0" stroked="f"/>
         </w:pict>
       </w:r>
@@ -2456,67 +2206,30 @@
           <w:szCs w:val="27"/>
           <w:lang w:eastAsia="en-IN"/>
         </w:rPr>
-        <w:t xml:space="preserve">Q22. Why </w:t>
-      </w:r>
-      <w:proofErr w:type="gramStart"/>
-      <w:r>
-        <w:rPr>
-          <w:rFonts w:ascii="Times New Roman" w:eastAsia="Times New Roman" w:hAnsi="Times New Roman" w:cs="Times New Roman"/>
-          <w:b/>
-          <w:bCs/>
-          <w:sz w:val="27"/>
-          <w:szCs w:val="27"/>
-          <w:lang w:eastAsia="en-IN"/>
-        </w:rPr>
-        <w:t>is GROUP BY</w:t>
-      </w:r>
-      <w:proofErr w:type="gramEnd"/>
-      <w:r>
-        <w:rPr>
-          <w:rFonts w:ascii="Times New Roman" w:eastAsia="Times New Roman" w:hAnsi="Times New Roman" w:cs="Times New Roman"/>
-          <w:b/>
-          <w:bCs/>
-          <w:sz w:val="27"/>
-          <w:szCs w:val="27"/>
-          <w:lang w:eastAsia="en-IN"/>
-        </w:rPr>
-        <w:t xml:space="preserve"> considered an aggregation boundary?</w:t>
-      </w:r>
-    </w:p>
-    <w:p>
-      <w:pPr>
-        <w:spacing w:before="100" w:beforeAutospacing="1" w:after="100" w:afterAutospacing="1" w:line="240" w:lineRule="auto"/>
-        <w:rPr>
-          <w:rFonts w:ascii="Times New Roman" w:eastAsia="Times New Roman" w:hAnsi="Times New Roman" w:cs="Times New Roman"/>
-          <w:sz w:val="24"/>
-          <w:szCs w:val="24"/>
-          <w:lang w:eastAsia="en-IN"/>
-        </w:rPr>
-      </w:pPr>
-      <w:r>
-        <w:rPr>
-          <w:rFonts w:ascii="Times New Roman" w:eastAsia="Times New Roman" w:hAnsi="Times New Roman" w:cs="Times New Roman"/>
-          <w:b/>
-          <w:bCs/>
-          <w:sz w:val="24"/>
-          <w:szCs w:val="24"/>
-          <w:lang w:eastAsia="en-IN"/>
-        </w:rPr>
-        <w:t>Answer</w:t>
-      </w:r>
-      <w:proofErr w:type="gramStart"/>
-      <w:r>
-        <w:rPr>
-          <w:rFonts w:ascii="Times New Roman" w:eastAsia="Times New Roman" w:hAnsi="Times New Roman" w:cs="Times New Roman"/>
-          <w:b/>
-          <w:bCs/>
-          <w:sz w:val="24"/>
-          <w:szCs w:val="24"/>
-          <w:lang w:eastAsia="en-IN"/>
-        </w:rPr>
-        <w:t>:</w:t>
-      </w:r>
-      <w:proofErr w:type="gramEnd"/>
+        <w:t>Q22. Why is GROUP BY considered an aggregation boundary?</w:t>
+      </w:r>
+    </w:p>
+    <w:p>
+      <w:pPr>
+        <w:spacing w:before="100" w:beforeAutospacing="1" w:after="100" w:afterAutospacing="1" w:line="240" w:lineRule="auto"/>
+        <w:rPr>
+          <w:rFonts w:ascii="Times New Roman" w:eastAsia="Times New Roman" w:hAnsi="Times New Roman" w:cs="Times New Roman"/>
+          <w:sz w:val="24"/>
+          <w:szCs w:val="24"/>
+          <w:lang w:eastAsia="en-IN"/>
+        </w:rPr>
+      </w:pPr>
+      <w:r>
+        <w:rPr>
+          <w:rFonts w:ascii="Times New Roman" w:eastAsia="Times New Roman" w:hAnsi="Times New Roman" w:cs="Times New Roman"/>
+          <w:b/>
+          <w:bCs/>
+          <w:sz w:val="24"/>
+          <w:szCs w:val="24"/>
+          <w:lang w:eastAsia="en-IN"/>
+        </w:rPr>
+        <w:t>Answer:</w:t>
+      </w:r>
       <w:r>
         <w:rPr>
           <w:rFonts w:ascii="Times New Roman" w:eastAsia="Times New Roman" w:hAnsi="Times New Roman" w:cs="Times New Roman"/>
@@ -2545,7 +2258,7 @@
           <w:szCs w:val="24"/>
           <w:lang w:eastAsia="en-IN"/>
         </w:rPr>
-        <w:pict>
+        <w:pict w14:anchorId="66D264B3">
           <v:rect id="_x0000_i1048" style="width:0;height:1.5pt" o:hralign="center" o:hrstd="t" o:hr="t" fillcolor="#a0a0a0" stroked="f"/>
         </w:pict>
       </w:r>
@@ -2594,21 +2307,8 @@
           <w:szCs w:val="24"/>
           <w:lang w:eastAsia="en-IN"/>
         </w:rPr>
-        <w:t>Answer</w:t>
-      </w:r>
-      <w:proofErr w:type="gramStart"/>
-      <w:r>
-        <w:rPr>
-          <w:rFonts w:ascii="Times New Roman" w:eastAsia="Times New Roman" w:hAnsi="Times New Roman" w:cs="Times New Roman"/>
-          <w:b/>
-          <w:bCs/>
-          <w:sz w:val="24"/>
-          <w:szCs w:val="24"/>
-          <w:lang w:eastAsia="en-IN"/>
-        </w:rPr>
-        <w:t>:</w:t>
-      </w:r>
-      <w:proofErr w:type="gramEnd"/>
+        <w:t>Answer:</w:t>
+      </w:r>
       <w:r>
         <w:rPr>
           <w:rFonts w:ascii="Times New Roman" w:eastAsia="Times New Roman" w:hAnsi="Times New Roman" w:cs="Times New Roman"/>
@@ -2637,7 +2337,7 @@
           <w:szCs w:val="24"/>
           <w:lang w:eastAsia="en-IN"/>
         </w:rPr>
-        <w:pict>
+        <w:pict w14:anchorId="306E21FC">
           <v:rect id="_x0000_i1049" style="width:0;height:1.5pt" o:hralign="center" o:hrstd="t" o:hr="t" fillcolor="#a0a0a0" stroked="f"/>
         </w:pict>
       </w:r>
@@ -2664,67 +2364,30 @@
           <w:szCs w:val="27"/>
           <w:lang w:eastAsia="en-IN"/>
         </w:rPr>
-        <w:t xml:space="preserve">Q24. Why </w:t>
-      </w:r>
-      <w:proofErr w:type="gramStart"/>
-      <w:r>
-        <w:rPr>
-          <w:rFonts w:ascii="Times New Roman" w:eastAsia="Times New Roman" w:hAnsi="Times New Roman" w:cs="Times New Roman"/>
-          <w:b/>
-          <w:bCs/>
-          <w:sz w:val="27"/>
-          <w:szCs w:val="27"/>
-          <w:lang w:eastAsia="en-IN"/>
-        </w:rPr>
-        <w:t>does</w:t>
-      </w:r>
-      <w:proofErr w:type="gramEnd"/>
-      <w:r>
-        <w:rPr>
-          <w:rFonts w:ascii="Times New Roman" w:eastAsia="Times New Roman" w:hAnsi="Times New Roman" w:cs="Times New Roman"/>
-          <w:b/>
-          <w:bCs/>
-          <w:sz w:val="27"/>
-          <w:szCs w:val="27"/>
-          <w:lang w:eastAsia="en-IN"/>
-        </w:rPr>
-        <w:t xml:space="preserve"> GROUP BY + LIMIT without ORDER BY give random rows?</w:t>
-      </w:r>
-    </w:p>
-    <w:p>
-      <w:pPr>
-        <w:spacing w:before="100" w:beforeAutospacing="1" w:after="100" w:afterAutospacing="1" w:line="240" w:lineRule="auto"/>
-        <w:rPr>
-          <w:rFonts w:ascii="Times New Roman" w:eastAsia="Times New Roman" w:hAnsi="Times New Roman" w:cs="Times New Roman"/>
-          <w:sz w:val="24"/>
-          <w:szCs w:val="24"/>
-          <w:lang w:eastAsia="en-IN"/>
-        </w:rPr>
-      </w:pPr>
-      <w:r>
-        <w:rPr>
-          <w:rFonts w:ascii="Times New Roman" w:eastAsia="Times New Roman" w:hAnsi="Times New Roman" w:cs="Times New Roman"/>
-          <w:b/>
-          <w:bCs/>
-          <w:sz w:val="24"/>
-          <w:szCs w:val="24"/>
-          <w:lang w:eastAsia="en-IN"/>
-        </w:rPr>
-        <w:t>Answer</w:t>
-      </w:r>
-      <w:proofErr w:type="gramStart"/>
-      <w:r>
-        <w:rPr>
-          <w:rFonts w:ascii="Times New Roman" w:eastAsia="Times New Roman" w:hAnsi="Times New Roman" w:cs="Times New Roman"/>
-          <w:b/>
-          <w:bCs/>
-          <w:sz w:val="24"/>
-          <w:szCs w:val="24"/>
-          <w:lang w:eastAsia="en-IN"/>
-        </w:rPr>
-        <w:t>:</w:t>
-      </w:r>
-      <w:proofErr w:type="gramEnd"/>
+        <w:t>Q24. Why does GROUP BY + LIMIT without ORDER BY give random rows?</w:t>
+      </w:r>
+    </w:p>
+    <w:p>
+      <w:pPr>
+        <w:spacing w:before="100" w:beforeAutospacing="1" w:after="100" w:afterAutospacing="1" w:line="240" w:lineRule="auto"/>
+        <w:rPr>
+          <w:rFonts w:ascii="Times New Roman" w:eastAsia="Times New Roman" w:hAnsi="Times New Roman" w:cs="Times New Roman"/>
+          <w:sz w:val="24"/>
+          <w:szCs w:val="24"/>
+          <w:lang w:eastAsia="en-IN"/>
+        </w:rPr>
+      </w:pPr>
+      <w:r>
+        <w:rPr>
+          <w:rFonts w:ascii="Times New Roman" w:eastAsia="Times New Roman" w:hAnsi="Times New Roman" w:cs="Times New Roman"/>
+          <w:b/>
+          <w:bCs/>
+          <w:sz w:val="24"/>
+          <w:szCs w:val="24"/>
+          <w:lang w:eastAsia="en-IN"/>
+        </w:rPr>
+        <w:t>Answer:</w:t>
+      </w:r>
       <w:r>
         <w:rPr>
           <w:rFonts w:ascii="Times New Roman" w:eastAsia="Times New Roman" w:hAnsi="Times New Roman" w:cs="Times New Roman"/>
@@ -2753,7 +2416,7 @@
           <w:szCs w:val="24"/>
           <w:lang w:eastAsia="en-IN"/>
         </w:rPr>
-        <w:pict>
+        <w:pict w14:anchorId="0C1A9D29">
           <v:rect id="_x0000_i1050" style="width:0;height:1.5pt" o:hralign="center" o:hrstd="t" o:hr="t" fillcolor="#a0a0a0" stroked="f"/>
         </w:pict>
       </w:r>
@@ -2802,21 +2465,8 @@
           <w:szCs w:val="24"/>
           <w:lang w:eastAsia="en-IN"/>
         </w:rPr>
-        <w:t>Answer</w:t>
-      </w:r>
-      <w:proofErr w:type="gramStart"/>
-      <w:r>
-        <w:rPr>
-          <w:rFonts w:ascii="Times New Roman" w:eastAsia="Times New Roman" w:hAnsi="Times New Roman" w:cs="Times New Roman"/>
-          <w:b/>
-          <w:bCs/>
-          <w:sz w:val="24"/>
-          <w:szCs w:val="24"/>
-          <w:lang w:eastAsia="en-IN"/>
-        </w:rPr>
-        <w:t>:</w:t>
-      </w:r>
-      <w:proofErr w:type="gramEnd"/>
+        <w:t>Answer:</w:t>
+      </w:r>
       <w:r>
         <w:rPr>
           <w:rFonts w:ascii="Times New Roman" w:eastAsia="Times New Roman" w:hAnsi="Times New Roman" w:cs="Times New Roman"/>
@@ -2845,7 +2495,7 @@
           <w:szCs w:val="24"/>
           <w:lang w:eastAsia="en-IN"/>
         </w:rPr>
-        <w:pict>
+        <w:pict w14:anchorId="740BF4D9">
           <v:rect id="_x0000_i1051" style="width:0;height:1.5pt" o:hralign="center" o:hrstd="t" o:hr="t" fillcolor="#a0a0a0" stroked="f"/>
         </w:pict>
       </w:r>
@@ -2873,51 +2523,27 @@
           <w:lang w:eastAsia="en-IN"/>
         </w:rPr>
         <w:lastRenderedPageBreak/>
-        <w:t xml:space="preserve">🟡 SECTION 2: WHERE </w:t>
-      </w:r>
-      <w:proofErr w:type="spellStart"/>
-      <w:r>
-        <w:rPr>
-          <w:rFonts w:ascii="Times New Roman" w:eastAsia="Times New Roman" w:hAnsi="Times New Roman" w:cs="Times New Roman"/>
-          <w:b/>
-          <w:bCs/>
-          <w:sz w:val="36"/>
-          <w:szCs w:val="36"/>
-          <w:lang w:eastAsia="en-IN"/>
-        </w:rPr>
-        <w:t>vs</w:t>
-      </w:r>
-      <w:proofErr w:type="spellEnd"/>
-      <w:r>
-        <w:rPr>
-          <w:rFonts w:ascii="Times New Roman" w:eastAsia="Times New Roman" w:hAnsi="Times New Roman" w:cs="Times New Roman"/>
-          <w:b/>
-          <w:bCs/>
-          <w:sz w:val="36"/>
-          <w:szCs w:val="36"/>
-          <w:lang w:eastAsia="en-IN"/>
-        </w:rPr>
-        <w:t xml:space="preserve"> HAVING (Q26–Q50)</w:t>
-      </w:r>
-    </w:p>
-    <w:p>
-      <w:pPr>
-        <w:spacing w:after="0" w:line="240" w:lineRule="auto"/>
-        <w:rPr>
-          <w:rFonts w:ascii="Times New Roman" w:eastAsia="Times New Roman" w:hAnsi="Times New Roman" w:cs="Times New Roman"/>
-          <w:sz w:val="24"/>
-          <w:szCs w:val="24"/>
-          <w:lang w:eastAsia="en-IN"/>
-        </w:rPr>
-      </w:pPr>
-      <w:r>
-        <w:rPr>
-          <w:rFonts w:ascii="Times New Roman" w:eastAsia="Times New Roman" w:hAnsi="Times New Roman" w:cs="Times New Roman"/>
-          <w:sz w:val="24"/>
-          <w:szCs w:val="24"/>
-          <w:lang w:eastAsia="en-IN"/>
-        </w:rPr>
-        <w:pict>
+        <w:t>🟡 SECTION 2: WHERE vs HAVING (Q26–Q50)</w:t>
+      </w:r>
+    </w:p>
+    <w:p>
+      <w:pPr>
+        <w:spacing w:after="0" w:line="240" w:lineRule="auto"/>
+        <w:rPr>
+          <w:rFonts w:ascii="Times New Roman" w:eastAsia="Times New Roman" w:hAnsi="Times New Roman" w:cs="Times New Roman"/>
+          <w:sz w:val="24"/>
+          <w:szCs w:val="24"/>
+          <w:lang w:eastAsia="en-IN"/>
+        </w:rPr>
+      </w:pPr>
+      <w:r>
+        <w:rPr>
+          <w:rFonts w:ascii="Times New Roman" w:eastAsia="Times New Roman" w:hAnsi="Times New Roman" w:cs="Times New Roman"/>
+          <w:sz w:val="24"/>
+          <w:szCs w:val="24"/>
+          <w:lang w:eastAsia="en-IN"/>
+        </w:rPr>
+        <w:pict w14:anchorId="09BD2990">
           <v:rect id="_x0000_i1052" style="width:0;height:1.5pt" o:hralign="center" o:hrstd="t" o:hr="t" fillcolor="#a0a0a0" stroked="f"/>
         </w:pict>
       </w:r>
@@ -2966,21 +2592,8 @@
           <w:szCs w:val="24"/>
           <w:lang w:eastAsia="en-IN"/>
         </w:rPr>
-        <w:t>Answer</w:t>
-      </w:r>
-      <w:proofErr w:type="gramStart"/>
-      <w:r>
-        <w:rPr>
-          <w:rFonts w:ascii="Times New Roman" w:eastAsia="Times New Roman" w:hAnsi="Times New Roman" w:cs="Times New Roman"/>
-          <w:b/>
-          <w:bCs/>
-          <w:sz w:val="24"/>
-          <w:szCs w:val="24"/>
-          <w:lang w:eastAsia="en-IN"/>
-        </w:rPr>
-        <w:t>:</w:t>
-      </w:r>
-      <w:proofErr w:type="gramEnd"/>
+        <w:t>Answer:</w:t>
+      </w:r>
       <w:r>
         <w:rPr>
           <w:rFonts w:ascii="Times New Roman" w:eastAsia="Times New Roman" w:hAnsi="Times New Roman" w:cs="Times New Roman"/>
@@ -3029,7 +2642,7 @@
           <w:szCs w:val="24"/>
           <w:lang w:eastAsia="en-IN"/>
         </w:rPr>
-        <w:pict>
+        <w:pict w14:anchorId="38F02F30">
           <v:rect id="_x0000_i1053" style="width:0;height:1.5pt" o:hralign="center" o:hrstd="t" o:hr="t" fillcolor="#a0a0a0" stroked="f"/>
         </w:pict>
       </w:r>
@@ -3078,21 +2691,8 @@
           <w:szCs w:val="24"/>
           <w:lang w:eastAsia="en-IN"/>
         </w:rPr>
-        <w:t>Answer</w:t>
-      </w:r>
-      <w:proofErr w:type="gramStart"/>
-      <w:r>
-        <w:rPr>
-          <w:rFonts w:ascii="Times New Roman" w:eastAsia="Times New Roman" w:hAnsi="Times New Roman" w:cs="Times New Roman"/>
-          <w:b/>
-          <w:bCs/>
-          <w:sz w:val="24"/>
-          <w:szCs w:val="24"/>
-          <w:lang w:eastAsia="en-IN"/>
-        </w:rPr>
-        <w:t>:</w:t>
-      </w:r>
-      <w:proofErr w:type="gramEnd"/>
+        <w:t>Answer:</w:t>
+      </w:r>
       <w:r>
         <w:rPr>
           <w:rFonts w:ascii="Times New Roman" w:eastAsia="Times New Roman" w:hAnsi="Times New Roman" w:cs="Times New Roman"/>
@@ -3141,7 +2741,7 @@
           <w:szCs w:val="24"/>
           <w:lang w:eastAsia="en-IN"/>
         </w:rPr>
-        <w:pict>
+        <w:pict w14:anchorId="714F0EEA">
           <v:rect id="_x0000_i1054" style="width:0;height:1.5pt" o:hralign="center" o:hrstd="t" o:hr="t" fillcolor="#a0a0a0" stroked="f"/>
         </w:pict>
       </w:r>
@@ -3228,21 +2828,8 @@
           <w:szCs w:val="24"/>
           <w:lang w:eastAsia="en-IN"/>
         </w:rPr>
-        <w:t>Answer</w:t>
-      </w:r>
-      <w:proofErr w:type="gramStart"/>
-      <w:r>
-        <w:rPr>
-          <w:rFonts w:ascii="Times New Roman" w:eastAsia="Times New Roman" w:hAnsi="Times New Roman" w:cs="Times New Roman"/>
-          <w:b/>
-          <w:bCs/>
-          <w:sz w:val="24"/>
-          <w:szCs w:val="24"/>
-          <w:lang w:eastAsia="en-IN"/>
-        </w:rPr>
-        <w:t>:</w:t>
-      </w:r>
-      <w:proofErr w:type="gramEnd"/>
+        <w:t>Answer:</w:t>
+      </w:r>
       <w:r>
         <w:rPr>
           <w:rFonts w:ascii="Times New Roman" w:eastAsia="Times New Roman" w:hAnsi="Times New Roman" w:cs="Times New Roman"/>
@@ -3291,7 +2878,7 @@
           <w:szCs w:val="24"/>
           <w:lang w:eastAsia="en-IN"/>
         </w:rPr>
-        <w:pict>
+        <w:pict w14:anchorId="00FC15FB">
           <v:rect id="_x0000_i1055" style="width:0;height:1.5pt" o:hralign="center" o:hrstd="t" o:hr="t" fillcolor="#a0a0a0" stroked="f"/>
         </w:pict>
       </w:r>
@@ -3340,21 +2927,8 @@
           <w:szCs w:val="24"/>
           <w:lang w:eastAsia="en-IN"/>
         </w:rPr>
-        <w:t>Answer</w:t>
-      </w:r>
-      <w:proofErr w:type="gramStart"/>
-      <w:r>
-        <w:rPr>
-          <w:rFonts w:ascii="Times New Roman" w:eastAsia="Times New Roman" w:hAnsi="Times New Roman" w:cs="Times New Roman"/>
-          <w:b/>
-          <w:bCs/>
-          <w:sz w:val="24"/>
-          <w:szCs w:val="24"/>
-          <w:lang w:eastAsia="en-IN"/>
-        </w:rPr>
-        <w:t>:</w:t>
-      </w:r>
-      <w:proofErr w:type="gramEnd"/>
+        <w:t>Answer:</w:t>
+      </w:r>
       <w:r>
         <w:rPr>
           <w:rFonts w:ascii="Times New Roman" w:eastAsia="Times New Roman" w:hAnsi="Times New Roman" w:cs="Times New Roman"/>
@@ -3383,7 +2957,7 @@
           <w:szCs w:val="24"/>
           <w:lang w:eastAsia="en-IN"/>
         </w:rPr>
-        <w:pict>
+        <w:pict w14:anchorId="61E3F21B">
           <v:rect id="_x0000_i1056" style="width:0;height:1.5pt" o:hralign="center" o:hrstd="t" o:hr="t" fillcolor="#a0a0a0" stroked="f"/>
         </w:pict>
       </w:r>
@@ -3432,19 +3006,26 @@
           <w:szCs w:val="24"/>
           <w:lang w:eastAsia="en-IN"/>
         </w:rPr>
-        <w:t>Answer</w:t>
+        <w:t>Answer:</w:t>
+      </w:r>
+      <w:r>
+        <w:rPr>
+          <w:rFonts w:ascii="Times New Roman" w:eastAsia="Times New Roman" w:hAnsi="Times New Roman" w:cs="Times New Roman"/>
+          <w:sz w:val="24"/>
+          <w:szCs w:val="24"/>
+          <w:lang w:eastAsia="en-IN"/>
+        </w:rPr>
+        <w:br/>
       </w:r>
       <w:proofErr w:type="gramStart"/>
       <w:r>
         <w:rPr>
           <w:rFonts w:ascii="Times New Roman" w:eastAsia="Times New Roman" w:hAnsi="Times New Roman" w:cs="Times New Roman"/>
-          <w:b/>
-          <w:bCs/>
-          <w:sz w:val="24"/>
-          <w:szCs w:val="24"/>
-          <w:lang w:eastAsia="en-IN"/>
-        </w:rPr>
-        <w:t>:</w:t>
+          <w:sz w:val="24"/>
+          <w:szCs w:val="24"/>
+          <w:lang w:eastAsia="en-IN"/>
+        </w:rPr>
+        <w:t>WHERE</w:t>
       </w:r>
       <w:proofErr w:type="gramEnd"/>
       <w:r>
@@ -3454,28 +3035,27 @@
           <w:szCs w:val="24"/>
           <w:lang w:eastAsia="en-IN"/>
         </w:rPr>
-        <w:br/>
-        <w:t>WHERE filters rows early, reducing data volume before grouping.</w:t>
-      </w:r>
-    </w:p>
-    <w:p>
-      <w:pPr>
-        <w:spacing w:after="0" w:line="240" w:lineRule="auto"/>
-        <w:rPr>
-          <w:rFonts w:ascii="Times New Roman" w:eastAsia="Times New Roman" w:hAnsi="Times New Roman" w:cs="Times New Roman"/>
-          <w:sz w:val="24"/>
-          <w:szCs w:val="24"/>
-          <w:lang w:eastAsia="en-IN"/>
-        </w:rPr>
-      </w:pPr>
-      <w:r>
-        <w:rPr>
-          <w:rFonts w:ascii="Times New Roman" w:eastAsia="Times New Roman" w:hAnsi="Times New Roman" w:cs="Times New Roman"/>
-          <w:sz w:val="24"/>
-          <w:szCs w:val="24"/>
-          <w:lang w:eastAsia="en-IN"/>
-        </w:rPr>
-        <w:pict>
+        <w:t xml:space="preserve"> filters rows early, reducing data volume before grouping.</w:t>
+      </w:r>
+    </w:p>
+    <w:p>
+      <w:pPr>
+        <w:spacing w:after="0" w:line="240" w:lineRule="auto"/>
+        <w:rPr>
+          <w:rFonts w:ascii="Times New Roman" w:eastAsia="Times New Roman" w:hAnsi="Times New Roman" w:cs="Times New Roman"/>
+          <w:sz w:val="24"/>
+          <w:szCs w:val="24"/>
+          <w:lang w:eastAsia="en-IN"/>
+        </w:rPr>
+      </w:pPr>
+      <w:r>
+        <w:rPr>
+          <w:rFonts w:ascii="Times New Roman" w:eastAsia="Times New Roman" w:hAnsi="Times New Roman" w:cs="Times New Roman"/>
+          <w:sz w:val="24"/>
+          <w:szCs w:val="24"/>
+          <w:lang w:eastAsia="en-IN"/>
+        </w:rPr>
+        <w:pict w14:anchorId="00CBF14C">
           <v:rect id="_x0000_i1057" style="width:0;height:1.5pt" o:hralign="center" o:hrstd="t" o:hr="t" fillcolor="#a0a0a0" stroked="f"/>
         </w:pict>
       </w:r>
@@ -3548,21 +3128,8 @@
           <w:szCs w:val="24"/>
           <w:lang w:eastAsia="en-IN"/>
         </w:rPr>
-        <w:t>Answer</w:t>
-      </w:r>
-      <w:proofErr w:type="gramStart"/>
-      <w:r>
-        <w:rPr>
-          <w:rFonts w:ascii="Times New Roman" w:eastAsia="Times New Roman" w:hAnsi="Times New Roman" w:cs="Times New Roman"/>
-          <w:b/>
-          <w:bCs/>
-          <w:sz w:val="24"/>
-          <w:szCs w:val="24"/>
-          <w:lang w:eastAsia="en-IN"/>
-        </w:rPr>
-        <w:t>:</w:t>
-      </w:r>
-      <w:proofErr w:type="gramEnd"/>
+        <w:t>Answer:</w:t>
+      </w:r>
       <w:r>
         <w:rPr>
           <w:rFonts w:ascii="Times New Roman" w:eastAsia="Times New Roman" w:hAnsi="Times New Roman" w:cs="Times New Roman"/>
@@ -3591,7 +3158,7 @@
           <w:szCs w:val="24"/>
           <w:lang w:eastAsia="en-IN"/>
         </w:rPr>
-        <w:pict>
+        <w:pict w14:anchorId="2AF49660">
           <v:rect id="_x0000_i1058" style="width:0;height:1.5pt" o:hralign="center" o:hrstd="t" o:hr="t" fillcolor="#a0a0a0" stroked="f"/>
         </w:pict>
       </w:r>
@@ -3618,6 +3185,7 @@
           <w:szCs w:val="27"/>
           <w:lang w:eastAsia="en-IN"/>
         </w:rPr>
+        <w:lastRenderedPageBreak/>
         <w:t>Q32. Why should row conditions always go in WHERE?</w:t>
       </w:r>
     </w:p>
@@ -3640,22 +3208,8 @@
           <w:szCs w:val="24"/>
           <w:lang w:eastAsia="en-IN"/>
         </w:rPr>
-        <w:lastRenderedPageBreak/>
-        <w:t>Answer</w:t>
-      </w:r>
-      <w:proofErr w:type="gramStart"/>
-      <w:r>
-        <w:rPr>
-          <w:rFonts w:ascii="Times New Roman" w:eastAsia="Times New Roman" w:hAnsi="Times New Roman" w:cs="Times New Roman"/>
-          <w:b/>
-          <w:bCs/>
-          <w:sz w:val="24"/>
-          <w:szCs w:val="24"/>
-          <w:lang w:eastAsia="en-IN"/>
-        </w:rPr>
-        <w:t>:</w:t>
-      </w:r>
-      <w:proofErr w:type="gramEnd"/>
+        <w:t>Answer:</w:t>
+      </w:r>
       <w:r>
         <w:rPr>
           <w:rFonts w:ascii="Times New Roman" w:eastAsia="Times New Roman" w:hAnsi="Times New Roman" w:cs="Times New Roman"/>
@@ -3684,7 +3238,7 @@
           <w:szCs w:val="24"/>
           <w:lang w:eastAsia="en-IN"/>
         </w:rPr>
-        <w:pict>
+        <w:pict w14:anchorId="0439A956">
           <v:rect id="_x0000_i1059" style="width:0;height:1.5pt" o:hralign="center" o:hrstd="t" o:hr="t" fillcolor="#a0a0a0" stroked="f"/>
         </w:pict>
       </w:r>
@@ -3733,21 +3287,8 @@
           <w:szCs w:val="24"/>
           <w:lang w:eastAsia="en-IN"/>
         </w:rPr>
-        <w:t>Answer</w:t>
-      </w:r>
-      <w:proofErr w:type="gramStart"/>
-      <w:r>
-        <w:rPr>
-          <w:rFonts w:ascii="Times New Roman" w:eastAsia="Times New Roman" w:hAnsi="Times New Roman" w:cs="Times New Roman"/>
-          <w:b/>
-          <w:bCs/>
-          <w:sz w:val="24"/>
-          <w:szCs w:val="24"/>
-          <w:lang w:eastAsia="en-IN"/>
-        </w:rPr>
-        <w:t>:</w:t>
-      </w:r>
-      <w:proofErr w:type="gramEnd"/>
+        <w:t>Answer:</w:t>
+      </w:r>
       <w:r>
         <w:rPr>
           <w:rFonts w:ascii="Times New Roman" w:eastAsia="Times New Roman" w:hAnsi="Times New Roman" w:cs="Times New Roman"/>
@@ -3776,7 +3317,7 @@
           <w:szCs w:val="24"/>
           <w:lang w:eastAsia="en-IN"/>
         </w:rPr>
-        <w:pict>
+        <w:pict w14:anchorId="3321F9A9">
           <v:rect id="_x0000_i1060" style="width:0;height:1.5pt" o:hralign="center" o:hrstd="t" o:hr="t" fillcolor="#a0a0a0" stroked="f"/>
         </w:pict>
       </w:r>
@@ -3803,67 +3344,30 @@
           <w:szCs w:val="27"/>
           <w:lang w:eastAsia="en-IN"/>
         </w:rPr>
-        <w:t xml:space="preserve">Q34. Why does HAVING </w:t>
-      </w:r>
-      <w:proofErr w:type="gramStart"/>
-      <w:r>
-        <w:rPr>
-          <w:rFonts w:ascii="Times New Roman" w:eastAsia="Times New Roman" w:hAnsi="Times New Roman" w:cs="Times New Roman"/>
-          <w:b/>
-          <w:bCs/>
-          <w:sz w:val="27"/>
-          <w:szCs w:val="27"/>
-          <w:lang w:eastAsia="en-IN"/>
-        </w:rPr>
-        <w:t>reject</w:t>
-      </w:r>
-      <w:proofErr w:type="gramEnd"/>
-      <w:r>
-        <w:rPr>
-          <w:rFonts w:ascii="Times New Roman" w:eastAsia="Times New Roman" w:hAnsi="Times New Roman" w:cs="Times New Roman"/>
-          <w:b/>
-          <w:bCs/>
-          <w:sz w:val="27"/>
-          <w:szCs w:val="27"/>
-          <w:lang w:eastAsia="en-IN"/>
-        </w:rPr>
-        <w:t xml:space="preserve"> non-grouped columns?</w:t>
-      </w:r>
-    </w:p>
-    <w:p>
-      <w:pPr>
-        <w:spacing w:before="100" w:beforeAutospacing="1" w:after="100" w:afterAutospacing="1" w:line="240" w:lineRule="auto"/>
-        <w:rPr>
-          <w:rFonts w:ascii="Times New Roman" w:eastAsia="Times New Roman" w:hAnsi="Times New Roman" w:cs="Times New Roman"/>
-          <w:sz w:val="24"/>
-          <w:szCs w:val="24"/>
-          <w:lang w:eastAsia="en-IN"/>
-        </w:rPr>
-      </w:pPr>
-      <w:r>
-        <w:rPr>
-          <w:rFonts w:ascii="Times New Roman" w:eastAsia="Times New Roman" w:hAnsi="Times New Roman" w:cs="Times New Roman"/>
-          <w:b/>
-          <w:bCs/>
-          <w:sz w:val="24"/>
-          <w:szCs w:val="24"/>
-          <w:lang w:eastAsia="en-IN"/>
-        </w:rPr>
-        <w:t>Answer</w:t>
-      </w:r>
-      <w:proofErr w:type="gramStart"/>
-      <w:r>
-        <w:rPr>
-          <w:rFonts w:ascii="Times New Roman" w:eastAsia="Times New Roman" w:hAnsi="Times New Roman" w:cs="Times New Roman"/>
-          <w:b/>
-          <w:bCs/>
-          <w:sz w:val="24"/>
-          <w:szCs w:val="24"/>
-          <w:lang w:eastAsia="en-IN"/>
-        </w:rPr>
-        <w:t>:</w:t>
-      </w:r>
-      <w:proofErr w:type="gramEnd"/>
+        <w:t>Q34. Why does HAVING reject non-grouped columns?</w:t>
+      </w:r>
+    </w:p>
+    <w:p>
+      <w:pPr>
+        <w:spacing w:before="100" w:beforeAutospacing="1" w:after="100" w:afterAutospacing="1" w:line="240" w:lineRule="auto"/>
+        <w:rPr>
+          <w:rFonts w:ascii="Times New Roman" w:eastAsia="Times New Roman" w:hAnsi="Times New Roman" w:cs="Times New Roman"/>
+          <w:sz w:val="24"/>
+          <w:szCs w:val="24"/>
+          <w:lang w:eastAsia="en-IN"/>
+        </w:rPr>
+      </w:pPr>
+      <w:r>
+        <w:rPr>
+          <w:rFonts w:ascii="Times New Roman" w:eastAsia="Times New Roman" w:hAnsi="Times New Roman" w:cs="Times New Roman"/>
+          <w:b/>
+          <w:bCs/>
+          <w:sz w:val="24"/>
+          <w:szCs w:val="24"/>
+          <w:lang w:eastAsia="en-IN"/>
+        </w:rPr>
+        <w:t>Answer:</w:t>
+      </w:r>
       <w:r>
         <w:rPr>
           <w:rFonts w:ascii="Times New Roman" w:eastAsia="Times New Roman" w:hAnsi="Times New Roman" w:cs="Times New Roman"/>
@@ -3892,7 +3396,7 @@
           <w:szCs w:val="24"/>
           <w:lang w:eastAsia="en-IN"/>
         </w:rPr>
-        <w:pict>
+        <w:pict w14:anchorId="39738713">
           <v:rect id="_x0000_i1061" style="width:0;height:1.5pt" o:hralign="center" o:hrstd="t" o:hr="t" fillcolor="#a0a0a0" stroked="f"/>
         </w:pict>
       </w:r>
@@ -3965,21 +3469,8 @@
           <w:szCs w:val="24"/>
           <w:lang w:eastAsia="en-IN"/>
         </w:rPr>
-        <w:t>Answer</w:t>
-      </w:r>
-      <w:proofErr w:type="gramStart"/>
-      <w:r>
-        <w:rPr>
-          <w:rFonts w:ascii="Times New Roman" w:eastAsia="Times New Roman" w:hAnsi="Times New Roman" w:cs="Times New Roman"/>
-          <w:b/>
-          <w:bCs/>
-          <w:sz w:val="24"/>
-          <w:szCs w:val="24"/>
-          <w:lang w:eastAsia="en-IN"/>
-        </w:rPr>
-        <w:t>:</w:t>
-      </w:r>
-      <w:proofErr w:type="gramEnd"/>
+        <w:t>Answer:</w:t>
+      </w:r>
       <w:r>
         <w:rPr>
           <w:rFonts w:ascii="Times New Roman" w:eastAsia="Times New Roman" w:hAnsi="Times New Roman" w:cs="Times New Roman"/>
@@ -4008,7 +3499,7 @@
           <w:szCs w:val="24"/>
           <w:lang w:eastAsia="en-IN"/>
         </w:rPr>
-        <w:pict>
+        <w:pict w14:anchorId="2011A85A">
           <v:rect id="_x0000_i1062" style="width:0;height:1.5pt" o:hralign="center" o:hrstd="t" o:hr="t" fillcolor="#a0a0a0" stroked="f"/>
         </w:pict>
       </w:r>
@@ -4081,21 +3572,8 @@
           <w:szCs w:val="24"/>
           <w:lang w:eastAsia="en-IN"/>
         </w:rPr>
-        <w:t>Answer</w:t>
-      </w:r>
-      <w:proofErr w:type="gramStart"/>
-      <w:r>
-        <w:rPr>
-          <w:rFonts w:ascii="Times New Roman" w:eastAsia="Times New Roman" w:hAnsi="Times New Roman" w:cs="Times New Roman"/>
-          <w:b/>
-          <w:bCs/>
-          <w:sz w:val="24"/>
-          <w:szCs w:val="24"/>
-          <w:lang w:eastAsia="en-IN"/>
-        </w:rPr>
-        <w:t>:</w:t>
-      </w:r>
-      <w:proofErr w:type="gramEnd"/>
+        <w:t>Answer:</w:t>
+      </w:r>
       <w:r>
         <w:rPr>
           <w:rFonts w:ascii="Times New Roman" w:eastAsia="Times New Roman" w:hAnsi="Times New Roman" w:cs="Times New Roman"/>
@@ -4124,7 +3602,7 @@
           <w:szCs w:val="24"/>
           <w:lang w:eastAsia="en-IN"/>
         </w:rPr>
-        <w:pict>
+        <w:pict w14:anchorId="60744894">
           <v:rect id="_x0000_i1063" style="width:0;height:1.5pt" o:hralign="center" o:hrstd="t" o:hr="t" fillcolor="#a0a0a0" stroked="f"/>
         </w:pict>
       </w:r>
@@ -4173,21 +3651,8 @@
           <w:szCs w:val="24"/>
           <w:lang w:eastAsia="en-IN"/>
         </w:rPr>
-        <w:t>Answer</w:t>
-      </w:r>
-      <w:proofErr w:type="gramStart"/>
-      <w:r>
-        <w:rPr>
-          <w:rFonts w:ascii="Times New Roman" w:eastAsia="Times New Roman" w:hAnsi="Times New Roman" w:cs="Times New Roman"/>
-          <w:b/>
-          <w:bCs/>
-          <w:sz w:val="24"/>
-          <w:szCs w:val="24"/>
-          <w:lang w:eastAsia="en-IN"/>
-        </w:rPr>
-        <w:t>:</w:t>
-      </w:r>
-      <w:proofErr w:type="gramEnd"/>
+        <w:t>Answer:</w:t>
+      </w:r>
       <w:r>
         <w:rPr>
           <w:rFonts w:ascii="Times New Roman" w:eastAsia="Times New Roman" w:hAnsi="Times New Roman" w:cs="Times New Roman"/>
@@ -4236,7 +3701,7 @@
           <w:szCs w:val="24"/>
           <w:lang w:eastAsia="en-IN"/>
         </w:rPr>
-        <w:pict>
+        <w:pict w14:anchorId="68114555">
           <v:rect id="_x0000_i1064" style="width:0;height:1.5pt" o:hralign="center" o:hrstd="t" o:hr="t" fillcolor="#a0a0a0" stroked="f"/>
         </w:pict>
       </w:r>
@@ -4285,21 +3750,8 @@
           <w:szCs w:val="24"/>
           <w:lang w:eastAsia="en-IN"/>
         </w:rPr>
-        <w:t>Answer</w:t>
-      </w:r>
-      <w:proofErr w:type="gramStart"/>
-      <w:r>
-        <w:rPr>
-          <w:rFonts w:ascii="Times New Roman" w:eastAsia="Times New Roman" w:hAnsi="Times New Roman" w:cs="Times New Roman"/>
-          <w:b/>
-          <w:bCs/>
-          <w:sz w:val="24"/>
-          <w:szCs w:val="24"/>
-          <w:lang w:eastAsia="en-IN"/>
-        </w:rPr>
-        <w:t>:</w:t>
-      </w:r>
-      <w:proofErr w:type="gramEnd"/>
+        <w:t>Answer:</w:t>
+      </w:r>
       <w:r>
         <w:rPr>
           <w:rFonts w:ascii="Times New Roman" w:eastAsia="Times New Roman" w:hAnsi="Times New Roman" w:cs="Times New Roman"/>
@@ -4328,7 +3780,7 @@
           <w:szCs w:val="24"/>
           <w:lang w:eastAsia="en-IN"/>
         </w:rPr>
-        <w:pict>
+        <w:pict w14:anchorId="799DB979">
           <v:rect id="_x0000_i1065" style="width:0;height:1.5pt" o:hralign="center" o:hrstd="t" o:hr="t" fillcolor="#a0a0a0" stroked="f"/>
         </w:pict>
       </w:r>
@@ -4355,6 +3807,7 @@
           <w:szCs w:val="27"/>
           <w:lang w:eastAsia="en-IN"/>
         </w:rPr>
+        <w:lastRenderedPageBreak/>
         <w:t>Q39. Why is using HAVING instead of WHERE a bug?</w:t>
       </w:r>
     </w:p>
@@ -4377,22 +3830,8 @@
           <w:szCs w:val="24"/>
           <w:lang w:eastAsia="en-IN"/>
         </w:rPr>
-        <w:lastRenderedPageBreak/>
-        <w:t>Answer</w:t>
-      </w:r>
-      <w:proofErr w:type="gramStart"/>
-      <w:r>
-        <w:rPr>
-          <w:rFonts w:ascii="Times New Roman" w:eastAsia="Times New Roman" w:hAnsi="Times New Roman" w:cs="Times New Roman"/>
-          <w:b/>
-          <w:bCs/>
-          <w:sz w:val="24"/>
-          <w:szCs w:val="24"/>
-          <w:lang w:eastAsia="en-IN"/>
-        </w:rPr>
-        <w:t>:</w:t>
-      </w:r>
-      <w:proofErr w:type="gramEnd"/>
+        <w:t>Answer:</w:t>
+      </w:r>
       <w:r>
         <w:rPr>
           <w:rFonts w:ascii="Times New Roman" w:eastAsia="Times New Roman" w:hAnsi="Times New Roman" w:cs="Times New Roman"/>
@@ -4421,7 +3860,7 @@
           <w:szCs w:val="24"/>
           <w:lang w:eastAsia="en-IN"/>
         </w:rPr>
-        <w:pict>
+        <w:pict w14:anchorId="32E150DE">
           <v:rect id="_x0000_i1066" style="width:0;height:1.5pt" o:hralign="center" o:hrstd="t" o:hr="t" fillcolor="#a0a0a0" stroked="f"/>
         </w:pict>
       </w:r>
@@ -4470,21 +3909,8 @@
           <w:szCs w:val="24"/>
           <w:lang w:eastAsia="en-IN"/>
         </w:rPr>
-        <w:t>Answer</w:t>
-      </w:r>
-      <w:proofErr w:type="gramStart"/>
-      <w:r>
-        <w:rPr>
-          <w:rFonts w:ascii="Times New Roman" w:eastAsia="Times New Roman" w:hAnsi="Times New Roman" w:cs="Times New Roman"/>
-          <w:b/>
-          <w:bCs/>
-          <w:sz w:val="24"/>
-          <w:szCs w:val="24"/>
-          <w:lang w:eastAsia="en-IN"/>
-        </w:rPr>
-        <w:t>:</w:t>
-      </w:r>
-      <w:proofErr w:type="gramEnd"/>
+        <w:t>Answer:</w:t>
+      </w:r>
       <w:r>
         <w:rPr>
           <w:rFonts w:ascii="Times New Roman" w:eastAsia="Times New Roman" w:hAnsi="Times New Roman" w:cs="Times New Roman"/>
@@ -4513,7 +3939,7 @@
           <w:szCs w:val="24"/>
           <w:lang w:eastAsia="en-IN"/>
         </w:rPr>
-        <w:pict>
+        <w:pict w14:anchorId="08E81C82">
           <v:rect id="_x0000_i1067" style="width:0;height:1.5pt" o:hralign="center" o:hrstd="t" o:hr="t" fillcolor="#a0a0a0" stroked="f"/>
         </w:pict>
       </w:r>
@@ -4540,91 +3966,30 @@
           <w:szCs w:val="27"/>
           <w:lang w:eastAsia="en-IN"/>
         </w:rPr>
-        <w:t xml:space="preserve">Q41. Can HAVING </w:t>
-      </w:r>
-      <w:proofErr w:type="gramStart"/>
-      <w:r>
-        <w:rPr>
-          <w:rFonts w:ascii="Times New Roman" w:eastAsia="Times New Roman" w:hAnsi="Times New Roman" w:cs="Times New Roman"/>
-          <w:b/>
-          <w:bCs/>
-          <w:sz w:val="27"/>
-          <w:szCs w:val="27"/>
-          <w:lang w:eastAsia="en-IN"/>
-        </w:rPr>
-        <w:t>contain</w:t>
-      </w:r>
-      <w:proofErr w:type="gramEnd"/>
-      <w:r>
-        <w:rPr>
-          <w:rFonts w:ascii="Times New Roman" w:eastAsia="Times New Roman" w:hAnsi="Times New Roman" w:cs="Times New Roman"/>
-          <w:b/>
-          <w:bCs/>
-          <w:sz w:val="27"/>
-          <w:szCs w:val="27"/>
-          <w:lang w:eastAsia="en-IN"/>
-        </w:rPr>
-        <w:t xml:space="preserve"> </w:t>
-      </w:r>
-      <w:proofErr w:type="spellStart"/>
-      <w:r>
-        <w:rPr>
-          <w:rFonts w:ascii="Times New Roman" w:eastAsia="Times New Roman" w:hAnsi="Times New Roman" w:cs="Times New Roman"/>
-          <w:b/>
-          <w:bCs/>
-          <w:sz w:val="27"/>
-          <w:szCs w:val="27"/>
-          <w:lang w:eastAsia="en-IN"/>
-        </w:rPr>
-        <w:t>subqueries</w:t>
-      </w:r>
-      <w:proofErr w:type="spellEnd"/>
-      <w:r>
-        <w:rPr>
-          <w:rFonts w:ascii="Times New Roman" w:eastAsia="Times New Roman" w:hAnsi="Times New Roman" w:cs="Times New Roman"/>
-          <w:b/>
-          <w:bCs/>
-          <w:sz w:val="27"/>
-          <w:szCs w:val="27"/>
-          <w:lang w:eastAsia="en-IN"/>
-        </w:rPr>
-        <w:t>?</w:t>
-      </w:r>
-    </w:p>
-    <w:p>
-      <w:pPr>
-        <w:spacing w:before="100" w:beforeAutospacing="1" w:after="100" w:afterAutospacing="1" w:line="240" w:lineRule="auto"/>
-        <w:rPr>
-          <w:rFonts w:ascii="Times New Roman" w:eastAsia="Times New Roman" w:hAnsi="Times New Roman" w:cs="Times New Roman"/>
-          <w:sz w:val="24"/>
-          <w:szCs w:val="24"/>
-          <w:lang w:eastAsia="en-IN"/>
-        </w:rPr>
-      </w:pPr>
-      <w:r>
-        <w:rPr>
-          <w:rFonts w:ascii="Times New Roman" w:eastAsia="Times New Roman" w:hAnsi="Times New Roman" w:cs="Times New Roman"/>
-          <w:b/>
-          <w:bCs/>
-          <w:sz w:val="24"/>
-          <w:szCs w:val="24"/>
-          <w:lang w:eastAsia="en-IN"/>
-        </w:rPr>
-        <w:t>Answer</w:t>
-      </w:r>
-      <w:proofErr w:type="gramStart"/>
-      <w:r>
-        <w:rPr>
-          <w:rFonts w:ascii="Times New Roman" w:eastAsia="Times New Roman" w:hAnsi="Times New Roman" w:cs="Times New Roman"/>
-          <w:b/>
-          <w:bCs/>
-          <w:sz w:val="24"/>
-          <w:szCs w:val="24"/>
-          <w:lang w:eastAsia="en-IN"/>
-        </w:rPr>
-        <w:t>:</w:t>
-      </w:r>
-      <w:proofErr w:type="gramEnd"/>
+        <w:t>Q41. Can HAVING contain subqueries?</w:t>
+      </w:r>
+    </w:p>
+    <w:p>
+      <w:pPr>
+        <w:spacing w:before="100" w:beforeAutospacing="1" w:after="100" w:afterAutospacing="1" w:line="240" w:lineRule="auto"/>
+        <w:rPr>
+          <w:rFonts w:ascii="Times New Roman" w:eastAsia="Times New Roman" w:hAnsi="Times New Roman" w:cs="Times New Roman"/>
+          <w:sz w:val="24"/>
+          <w:szCs w:val="24"/>
+          <w:lang w:eastAsia="en-IN"/>
+        </w:rPr>
+      </w:pPr>
+      <w:r>
+        <w:rPr>
+          <w:rFonts w:ascii="Times New Roman" w:eastAsia="Times New Roman" w:hAnsi="Times New Roman" w:cs="Times New Roman"/>
+          <w:b/>
+          <w:bCs/>
+          <w:sz w:val="24"/>
+          <w:szCs w:val="24"/>
+          <w:lang w:eastAsia="en-IN"/>
+        </w:rPr>
+        <w:t>Answer:</w:t>
+      </w:r>
       <w:r>
         <w:rPr>
           <w:rFonts w:ascii="Times New Roman" w:eastAsia="Times New Roman" w:hAnsi="Times New Roman" w:cs="Times New Roman"/>
@@ -4653,7 +4018,7 @@
           <w:szCs w:val="24"/>
           <w:lang w:eastAsia="en-IN"/>
         </w:rPr>
-        <w:pict>
+        <w:pict w14:anchorId="4B9A621F">
           <v:rect id="_x0000_i1068" style="width:0;height:1.5pt" o:hralign="center" o:hrstd="t" o:hr="t" fillcolor="#a0a0a0" stroked="f"/>
         </w:pict>
       </w:r>
@@ -4702,21 +4067,8 @@
           <w:szCs w:val="24"/>
           <w:lang w:eastAsia="en-IN"/>
         </w:rPr>
-        <w:t>Answer</w:t>
-      </w:r>
-      <w:proofErr w:type="gramStart"/>
-      <w:r>
-        <w:rPr>
-          <w:rFonts w:ascii="Times New Roman" w:eastAsia="Times New Roman" w:hAnsi="Times New Roman" w:cs="Times New Roman"/>
-          <w:b/>
-          <w:bCs/>
-          <w:sz w:val="24"/>
-          <w:szCs w:val="24"/>
-          <w:lang w:eastAsia="en-IN"/>
-        </w:rPr>
-        <w:t>:</w:t>
-      </w:r>
-      <w:proofErr w:type="gramEnd"/>
+        <w:t>Answer:</w:t>
+      </w:r>
       <w:r>
         <w:rPr>
           <w:rFonts w:ascii="Times New Roman" w:eastAsia="Times New Roman" w:hAnsi="Times New Roman" w:cs="Times New Roman"/>
@@ -4745,7 +4097,7 @@
           <w:szCs w:val="24"/>
           <w:lang w:eastAsia="en-IN"/>
         </w:rPr>
-        <w:pict>
+        <w:pict w14:anchorId="7CB31041">
           <v:rect id="_x0000_i1069" style="width:0;height:1.5pt" o:hralign="center" o:hrstd="t" o:hr="t" fillcolor="#a0a0a0" stroked="f"/>
         </w:pict>
       </w:r>
@@ -4818,21 +4170,8 @@
           <w:szCs w:val="24"/>
           <w:lang w:eastAsia="en-IN"/>
         </w:rPr>
-        <w:t>Answer</w:t>
-      </w:r>
-      <w:proofErr w:type="gramStart"/>
-      <w:r>
-        <w:rPr>
-          <w:rFonts w:ascii="Times New Roman" w:eastAsia="Times New Roman" w:hAnsi="Times New Roman" w:cs="Times New Roman"/>
-          <w:b/>
-          <w:bCs/>
-          <w:sz w:val="24"/>
-          <w:szCs w:val="24"/>
-          <w:lang w:eastAsia="en-IN"/>
-        </w:rPr>
-        <w:t>:</w:t>
-      </w:r>
-      <w:proofErr w:type="gramEnd"/>
+        <w:t>Answer:</w:t>
+      </w:r>
       <w:r>
         <w:rPr>
           <w:rFonts w:ascii="Times New Roman" w:eastAsia="Times New Roman" w:hAnsi="Times New Roman" w:cs="Times New Roman"/>
@@ -4861,7 +4200,7 @@
           <w:szCs w:val="24"/>
           <w:lang w:eastAsia="en-IN"/>
         </w:rPr>
-        <w:pict>
+        <w:pict w14:anchorId="7C839B60">
           <v:rect id="_x0000_i1070" style="width:0;height:1.5pt" o:hralign="center" o:hrstd="t" o:hr="t" fillcolor="#a0a0a0" stroked="f"/>
         </w:pict>
       </w:r>
@@ -4912,29 +4251,7 @@
           <w:szCs w:val="27"/>
           <w:lang w:eastAsia="en-IN"/>
         </w:rPr>
-        <w:t>*) differ from COUNT(column)?</w:t>
-      </w:r>
-    </w:p>
-    <w:p>
-      <w:pPr>
-        <w:spacing w:before="100" w:beforeAutospacing="1" w:after="100" w:afterAutospacing="1" w:line="240" w:lineRule="auto"/>
-        <w:rPr>
-          <w:rFonts w:ascii="Times New Roman" w:eastAsia="Times New Roman" w:hAnsi="Times New Roman" w:cs="Times New Roman"/>
-          <w:sz w:val="24"/>
-          <w:szCs w:val="24"/>
-          <w:lang w:eastAsia="en-IN"/>
-        </w:rPr>
-      </w:pPr>
-      <w:r>
-        <w:rPr>
-          <w:rFonts w:ascii="Times New Roman" w:eastAsia="Times New Roman" w:hAnsi="Times New Roman" w:cs="Times New Roman"/>
-          <w:b/>
-          <w:bCs/>
-          <w:sz w:val="24"/>
-          <w:szCs w:val="24"/>
-          <w:lang w:eastAsia="en-IN"/>
-        </w:rPr>
-        <w:t>Answer</w:t>
+        <w:t xml:space="preserve">*) differ from </w:t>
       </w:r>
       <w:proofErr w:type="gramStart"/>
       <w:r>
@@ -4942,42 +4259,94 @@
           <w:rFonts w:ascii="Times New Roman" w:eastAsia="Times New Roman" w:hAnsi="Times New Roman" w:cs="Times New Roman"/>
           <w:b/>
           <w:bCs/>
-          <w:sz w:val="24"/>
-          <w:szCs w:val="24"/>
-          <w:lang w:eastAsia="en-IN"/>
-        </w:rPr>
-        <w:t>:</w:t>
+          <w:sz w:val="27"/>
+          <w:szCs w:val="27"/>
+          <w:lang w:eastAsia="en-IN"/>
+        </w:rPr>
+        <w:t>COUNT(</w:t>
       </w:r>
       <w:proofErr w:type="gramEnd"/>
       <w:r>
         <w:rPr>
           <w:rFonts w:ascii="Times New Roman" w:eastAsia="Times New Roman" w:hAnsi="Times New Roman" w:cs="Times New Roman"/>
+          <w:b/>
+          <w:bCs/>
+          <w:sz w:val="27"/>
+          <w:szCs w:val="27"/>
+          <w:lang w:eastAsia="en-IN"/>
+        </w:rPr>
+        <w:t>column)?</w:t>
+      </w:r>
+    </w:p>
+    <w:p>
+      <w:pPr>
+        <w:spacing w:before="100" w:beforeAutospacing="1" w:after="100" w:afterAutospacing="1" w:line="240" w:lineRule="auto"/>
+        <w:rPr>
+          <w:rFonts w:ascii="Times New Roman" w:eastAsia="Times New Roman" w:hAnsi="Times New Roman" w:cs="Times New Roman"/>
+          <w:sz w:val="24"/>
+          <w:szCs w:val="24"/>
+          <w:lang w:eastAsia="en-IN"/>
+        </w:rPr>
+      </w:pPr>
+      <w:r>
+        <w:rPr>
+          <w:rFonts w:ascii="Times New Roman" w:eastAsia="Times New Roman" w:hAnsi="Times New Roman" w:cs="Times New Roman"/>
+          <w:b/>
+          <w:bCs/>
+          <w:sz w:val="24"/>
+          <w:szCs w:val="24"/>
+          <w:lang w:eastAsia="en-IN"/>
+        </w:rPr>
+        <w:t>Answer:</w:t>
+      </w:r>
+      <w:r>
+        <w:rPr>
+          <w:rFonts w:ascii="Times New Roman" w:eastAsia="Times New Roman" w:hAnsi="Times New Roman" w:cs="Times New Roman"/>
           <w:sz w:val="24"/>
           <w:szCs w:val="24"/>
           <w:lang w:eastAsia="en-IN"/>
         </w:rPr>
         <w:br/>
-        <w:t>COUNT(column) excludes NULLs.</w:t>
-      </w:r>
-    </w:p>
-    <w:p>
-      <w:pPr>
-        <w:spacing w:after="0" w:line="240" w:lineRule="auto"/>
-        <w:rPr>
-          <w:rFonts w:ascii="Times New Roman" w:eastAsia="Times New Roman" w:hAnsi="Times New Roman" w:cs="Times New Roman"/>
-          <w:sz w:val="24"/>
-          <w:szCs w:val="24"/>
-          <w:lang w:eastAsia="en-IN"/>
-        </w:rPr>
-      </w:pPr>
-      <w:r>
-        <w:rPr>
-          <w:rFonts w:ascii="Times New Roman" w:eastAsia="Times New Roman" w:hAnsi="Times New Roman" w:cs="Times New Roman"/>
-          <w:sz w:val="24"/>
-          <w:szCs w:val="24"/>
-          <w:lang w:eastAsia="en-IN"/>
-        </w:rPr>
-        <w:pict>
+      </w:r>
+      <w:proofErr w:type="gramStart"/>
+      <w:r>
+        <w:rPr>
+          <w:rFonts w:ascii="Times New Roman" w:eastAsia="Times New Roman" w:hAnsi="Times New Roman" w:cs="Times New Roman"/>
+          <w:sz w:val="24"/>
+          <w:szCs w:val="24"/>
+          <w:lang w:eastAsia="en-IN"/>
+        </w:rPr>
+        <w:t>COUNT(</w:t>
+      </w:r>
+      <w:proofErr w:type="gramEnd"/>
+      <w:r>
+        <w:rPr>
+          <w:rFonts w:ascii="Times New Roman" w:eastAsia="Times New Roman" w:hAnsi="Times New Roman" w:cs="Times New Roman"/>
+          <w:sz w:val="24"/>
+          <w:szCs w:val="24"/>
+          <w:lang w:eastAsia="en-IN"/>
+        </w:rPr>
+        <w:t>column) excludes NULLs.</w:t>
+      </w:r>
+    </w:p>
+    <w:p>
+      <w:pPr>
+        <w:spacing w:after="0" w:line="240" w:lineRule="auto"/>
+        <w:rPr>
+          <w:rFonts w:ascii="Times New Roman" w:eastAsia="Times New Roman" w:hAnsi="Times New Roman" w:cs="Times New Roman"/>
+          <w:sz w:val="24"/>
+          <w:szCs w:val="24"/>
+          <w:lang w:eastAsia="en-IN"/>
+        </w:rPr>
+      </w:pPr>
+      <w:r>
+        <w:rPr>
+          <w:rFonts w:ascii="Times New Roman" w:eastAsia="Times New Roman" w:hAnsi="Times New Roman" w:cs="Times New Roman"/>
+          <w:sz w:val="24"/>
+          <w:szCs w:val="24"/>
+          <w:lang w:eastAsia="en-IN"/>
+        </w:rPr>
+        <w:pict w14:anchorId="5FECA530">
           <v:rect id="_x0000_i1071" style="width:0;height:1.5pt" o:hralign="center" o:hrstd="t" o:hr="t" fillcolor="#a0a0a0" stroked="f"/>
         </w:pict>
       </w:r>
@@ -5026,21 +4395,8 @@
           <w:szCs w:val="24"/>
           <w:lang w:eastAsia="en-IN"/>
         </w:rPr>
-        <w:t>Answer</w:t>
-      </w:r>
-      <w:proofErr w:type="gramStart"/>
-      <w:r>
-        <w:rPr>
-          <w:rFonts w:ascii="Times New Roman" w:eastAsia="Times New Roman" w:hAnsi="Times New Roman" w:cs="Times New Roman"/>
-          <w:b/>
-          <w:bCs/>
-          <w:sz w:val="24"/>
-          <w:szCs w:val="24"/>
-          <w:lang w:eastAsia="en-IN"/>
-        </w:rPr>
-        <w:t>:</w:t>
-      </w:r>
-      <w:proofErr w:type="gramEnd"/>
+        <w:t>Answer:</w:t>
+      </w:r>
       <w:r>
         <w:rPr>
           <w:rFonts w:ascii="Times New Roman" w:eastAsia="Times New Roman" w:hAnsi="Times New Roman" w:cs="Times New Roman"/>
@@ -5069,7 +4425,7 @@
           <w:szCs w:val="24"/>
           <w:lang w:eastAsia="en-IN"/>
         </w:rPr>
-        <w:pict>
+        <w:pict w14:anchorId="148A1142">
           <v:rect id="_x0000_i1072" style="width:0;height:1.5pt" o:hralign="center" o:hrstd="t" o:hr="t" fillcolor="#a0a0a0" stroked="f"/>
         </w:pict>
       </w:r>
@@ -5096,6 +4452,7 @@
           <w:szCs w:val="27"/>
           <w:lang w:eastAsia="en-IN"/>
         </w:rPr>
+        <w:lastRenderedPageBreak/>
         <w:t>Q46. Why does HAVING not reduce input rows?</w:t>
       </w:r>
     </w:p>
@@ -5118,22 +4475,8 @@
           <w:szCs w:val="24"/>
           <w:lang w:eastAsia="en-IN"/>
         </w:rPr>
-        <w:lastRenderedPageBreak/>
-        <w:t>Answer</w:t>
-      </w:r>
-      <w:proofErr w:type="gramStart"/>
-      <w:r>
-        <w:rPr>
-          <w:rFonts w:ascii="Times New Roman" w:eastAsia="Times New Roman" w:hAnsi="Times New Roman" w:cs="Times New Roman"/>
-          <w:b/>
-          <w:bCs/>
-          <w:sz w:val="24"/>
-          <w:szCs w:val="24"/>
-          <w:lang w:eastAsia="en-IN"/>
-        </w:rPr>
-        <w:t>:</w:t>
-      </w:r>
-      <w:proofErr w:type="gramEnd"/>
+        <w:t>Answer:</w:t>
+      </w:r>
       <w:r>
         <w:rPr>
           <w:rFonts w:ascii="Times New Roman" w:eastAsia="Times New Roman" w:hAnsi="Times New Roman" w:cs="Times New Roman"/>
@@ -5182,7 +4525,7 @@
           <w:szCs w:val="24"/>
           <w:lang w:eastAsia="en-IN"/>
         </w:rPr>
-        <w:pict>
+        <w:pict w14:anchorId="0FC4DD42">
           <v:rect id="_x0000_i1073" style="width:0;height:1.5pt" o:hralign="center" o:hrstd="t" o:hr="t" fillcolor="#a0a0a0" stroked="f"/>
         </w:pict>
       </w:r>
@@ -5209,67 +4552,30 @@
           <w:szCs w:val="27"/>
           <w:lang w:eastAsia="en-IN"/>
         </w:rPr>
-        <w:t xml:space="preserve">Q47. Why does HAVING </w:t>
-      </w:r>
-      <w:proofErr w:type="gramStart"/>
-      <w:r>
-        <w:rPr>
-          <w:rFonts w:ascii="Times New Roman" w:eastAsia="Times New Roman" w:hAnsi="Times New Roman" w:cs="Times New Roman"/>
-          <w:b/>
-          <w:bCs/>
-          <w:sz w:val="27"/>
-          <w:szCs w:val="27"/>
-          <w:lang w:eastAsia="en-IN"/>
-        </w:rPr>
-        <w:t>require</w:t>
-      </w:r>
-      <w:proofErr w:type="gramEnd"/>
-      <w:r>
-        <w:rPr>
-          <w:rFonts w:ascii="Times New Roman" w:eastAsia="Times New Roman" w:hAnsi="Times New Roman" w:cs="Times New Roman"/>
-          <w:b/>
-          <w:bCs/>
-          <w:sz w:val="27"/>
-          <w:szCs w:val="27"/>
-          <w:lang w:eastAsia="en-IN"/>
-        </w:rPr>
-        <w:t xml:space="preserve"> GROUP BY context?</w:t>
-      </w:r>
-    </w:p>
-    <w:p>
-      <w:pPr>
-        <w:spacing w:before="100" w:beforeAutospacing="1" w:after="100" w:afterAutospacing="1" w:line="240" w:lineRule="auto"/>
-        <w:rPr>
-          <w:rFonts w:ascii="Times New Roman" w:eastAsia="Times New Roman" w:hAnsi="Times New Roman" w:cs="Times New Roman"/>
-          <w:sz w:val="24"/>
-          <w:szCs w:val="24"/>
-          <w:lang w:eastAsia="en-IN"/>
-        </w:rPr>
-      </w:pPr>
-      <w:r>
-        <w:rPr>
-          <w:rFonts w:ascii="Times New Roman" w:eastAsia="Times New Roman" w:hAnsi="Times New Roman" w:cs="Times New Roman"/>
-          <w:b/>
-          <w:bCs/>
-          <w:sz w:val="24"/>
-          <w:szCs w:val="24"/>
-          <w:lang w:eastAsia="en-IN"/>
-        </w:rPr>
-        <w:t>Answer</w:t>
-      </w:r>
-      <w:proofErr w:type="gramStart"/>
-      <w:r>
-        <w:rPr>
-          <w:rFonts w:ascii="Times New Roman" w:eastAsia="Times New Roman" w:hAnsi="Times New Roman" w:cs="Times New Roman"/>
-          <w:b/>
-          <w:bCs/>
-          <w:sz w:val="24"/>
-          <w:szCs w:val="24"/>
-          <w:lang w:eastAsia="en-IN"/>
-        </w:rPr>
-        <w:t>:</w:t>
-      </w:r>
-      <w:proofErr w:type="gramEnd"/>
+        <w:t>Q47. Why does HAVING require GROUP BY context?</w:t>
+      </w:r>
+    </w:p>
+    <w:p>
+      <w:pPr>
+        <w:spacing w:before="100" w:beforeAutospacing="1" w:after="100" w:afterAutospacing="1" w:line="240" w:lineRule="auto"/>
+        <w:rPr>
+          <w:rFonts w:ascii="Times New Roman" w:eastAsia="Times New Roman" w:hAnsi="Times New Roman" w:cs="Times New Roman"/>
+          <w:sz w:val="24"/>
+          <w:szCs w:val="24"/>
+          <w:lang w:eastAsia="en-IN"/>
+        </w:rPr>
+      </w:pPr>
+      <w:r>
+        <w:rPr>
+          <w:rFonts w:ascii="Times New Roman" w:eastAsia="Times New Roman" w:hAnsi="Times New Roman" w:cs="Times New Roman"/>
+          <w:b/>
+          <w:bCs/>
+          <w:sz w:val="24"/>
+          <w:szCs w:val="24"/>
+          <w:lang w:eastAsia="en-IN"/>
+        </w:rPr>
+        <w:t>Answer:</w:t>
+      </w:r>
       <w:r>
         <w:rPr>
           <w:rFonts w:ascii="Times New Roman" w:eastAsia="Times New Roman" w:hAnsi="Times New Roman" w:cs="Times New Roman"/>
@@ -5298,7 +4604,7 @@
           <w:szCs w:val="24"/>
           <w:lang w:eastAsia="en-IN"/>
         </w:rPr>
-        <w:pict>
+        <w:pict w14:anchorId="0E68DD02">
           <v:rect id="_x0000_i1074" style="width:0;height:1.5pt" o:hralign="center" o:hrstd="t" o:hr="t" fillcolor="#a0a0a0" stroked="f"/>
         </w:pict>
       </w:r>
@@ -5347,21 +4653,8 @@
           <w:szCs w:val="24"/>
           <w:lang w:eastAsia="en-IN"/>
         </w:rPr>
-        <w:t>Answer</w:t>
-      </w:r>
-      <w:proofErr w:type="gramStart"/>
-      <w:r>
-        <w:rPr>
-          <w:rFonts w:ascii="Times New Roman" w:eastAsia="Times New Roman" w:hAnsi="Times New Roman" w:cs="Times New Roman"/>
-          <w:b/>
-          <w:bCs/>
-          <w:sz w:val="24"/>
-          <w:szCs w:val="24"/>
-          <w:lang w:eastAsia="en-IN"/>
-        </w:rPr>
-        <w:t>:</w:t>
-      </w:r>
-      <w:proofErr w:type="gramEnd"/>
+        <w:t>Answer:</w:t>
+      </w:r>
       <w:r>
         <w:rPr>
           <w:rFonts w:ascii="Times New Roman" w:eastAsia="Times New Roman" w:hAnsi="Times New Roman" w:cs="Times New Roman"/>
@@ -5390,7 +4683,7 @@
           <w:szCs w:val="24"/>
           <w:lang w:eastAsia="en-IN"/>
         </w:rPr>
-        <w:pict>
+        <w:pict w14:anchorId="67F359C2">
           <v:rect id="_x0000_i1075" style="width:0;height:1.5pt" o:hralign="center" o:hrstd="t" o:hr="t" fillcolor="#a0a0a0" stroked="f"/>
         </w:pict>
       </w:r>
@@ -5439,21 +4732,8 @@
           <w:szCs w:val="24"/>
           <w:lang w:eastAsia="en-IN"/>
         </w:rPr>
-        <w:t>Answer</w:t>
-      </w:r>
-      <w:proofErr w:type="gramStart"/>
-      <w:r>
-        <w:rPr>
-          <w:rFonts w:ascii="Times New Roman" w:eastAsia="Times New Roman" w:hAnsi="Times New Roman" w:cs="Times New Roman"/>
-          <w:b/>
-          <w:bCs/>
-          <w:sz w:val="24"/>
-          <w:szCs w:val="24"/>
-          <w:lang w:eastAsia="en-IN"/>
-        </w:rPr>
-        <w:t>:</w:t>
-      </w:r>
-      <w:proofErr w:type="gramEnd"/>
+        <w:t>Answer:</w:t>
+      </w:r>
       <w:r>
         <w:rPr>
           <w:rFonts w:ascii="Times New Roman" w:eastAsia="Times New Roman" w:hAnsi="Times New Roman" w:cs="Times New Roman"/>
@@ -5482,7 +4762,7 @@
           <w:szCs w:val="24"/>
           <w:lang w:eastAsia="en-IN"/>
         </w:rPr>
-        <w:pict>
+        <w:pict w14:anchorId="7DC764FA">
           <v:rect id="_x0000_i1076" style="width:0;height:1.5pt" o:hralign="center" o:hrstd="t" o:hr="t" fillcolor="#a0a0a0" stroked="f"/>
         </w:pict>
       </w:r>
@@ -5509,67 +4789,30 @@
           <w:szCs w:val="27"/>
           <w:lang w:eastAsia="en-IN"/>
         </w:rPr>
-        <w:t xml:space="preserve">Q50. Why does HAVING </w:t>
-      </w:r>
-      <w:proofErr w:type="gramStart"/>
-      <w:r>
-        <w:rPr>
-          <w:rFonts w:ascii="Times New Roman" w:eastAsia="Times New Roman" w:hAnsi="Times New Roman" w:cs="Times New Roman"/>
-          <w:b/>
-          <w:bCs/>
-          <w:sz w:val="27"/>
-          <w:szCs w:val="27"/>
-          <w:lang w:eastAsia="en-IN"/>
-        </w:rPr>
-        <w:t>define</w:t>
-      </w:r>
-      <w:proofErr w:type="gramEnd"/>
-      <w:r>
-        <w:rPr>
-          <w:rFonts w:ascii="Times New Roman" w:eastAsia="Times New Roman" w:hAnsi="Times New Roman" w:cs="Times New Roman"/>
-          <w:b/>
-          <w:bCs/>
-          <w:sz w:val="27"/>
-          <w:szCs w:val="27"/>
-          <w:lang w:eastAsia="en-IN"/>
-        </w:rPr>
-        <w:t xml:space="preserve"> business rules?</w:t>
-      </w:r>
-    </w:p>
-    <w:p>
-      <w:pPr>
-        <w:spacing w:before="100" w:beforeAutospacing="1" w:after="100" w:afterAutospacing="1" w:line="240" w:lineRule="auto"/>
-        <w:rPr>
-          <w:rFonts w:ascii="Times New Roman" w:eastAsia="Times New Roman" w:hAnsi="Times New Roman" w:cs="Times New Roman"/>
-          <w:sz w:val="24"/>
-          <w:szCs w:val="24"/>
-          <w:lang w:eastAsia="en-IN"/>
-        </w:rPr>
-      </w:pPr>
-      <w:r>
-        <w:rPr>
-          <w:rFonts w:ascii="Times New Roman" w:eastAsia="Times New Roman" w:hAnsi="Times New Roman" w:cs="Times New Roman"/>
-          <w:b/>
-          <w:bCs/>
-          <w:sz w:val="24"/>
-          <w:szCs w:val="24"/>
-          <w:lang w:eastAsia="en-IN"/>
-        </w:rPr>
-        <w:t>Answer</w:t>
-      </w:r>
-      <w:proofErr w:type="gramStart"/>
-      <w:r>
-        <w:rPr>
-          <w:rFonts w:ascii="Times New Roman" w:eastAsia="Times New Roman" w:hAnsi="Times New Roman" w:cs="Times New Roman"/>
-          <w:b/>
-          <w:bCs/>
-          <w:sz w:val="24"/>
-          <w:szCs w:val="24"/>
-          <w:lang w:eastAsia="en-IN"/>
-        </w:rPr>
-        <w:t>:</w:t>
-      </w:r>
-      <w:proofErr w:type="gramEnd"/>
+        <w:t>Q50. Why does HAVING define business rules?</w:t>
+      </w:r>
+    </w:p>
+    <w:p>
+      <w:pPr>
+        <w:spacing w:before="100" w:beforeAutospacing="1" w:after="100" w:afterAutospacing="1" w:line="240" w:lineRule="auto"/>
+        <w:rPr>
+          <w:rFonts w:ascii="Times New Roman" w:eastAsia="Times New Roman" w:hAnsi="Times New Roman" w:cs="Times New Roman"/>
+          <w:sz w:val="24"/>
+          <w:szCs w:val="24"/>
+          <w:lang w:eastAsia="en-IN"/>
+        </w:rPr>
+      </w:pPr>
+      <w:r>
+        <w:rPr>
+          <w:rFonts w:ascii="Times New Roman" w:eastAsia="Times New Roman" w:hAnsi="Times New Roman" w:cs="Times New Roman"/>
+          <w:b/>
+          <w:bCs/>
+          <w:sz w:val="24"/>
+          <w:szCs w:val="24"/>
+          <w:lang w:eastAsia="en-IN"/>
+        </w:rPr>
+        <w:t>Answer:</w:t>
+      </w:r>
       <w:r>
         <w:rPr>
           <w:rFonts w:ascii="Times New Roman" w:eastAsia="Times New Roman" w:hAnsi="Times New Roman" w:cs="Times New Roman"/>
@@ -5598,7 +4841,7 @@
           <w:szCs w:val="24"/>
           <w:lang w:eastAsia="en-IN"/>
         </w:rPr>
-        <w:pict>
+        <w:pict w14:anchorId="6579D489">
           <v:rect id="_x0000_i1077" style="width:0;height:1.5pt" o:hralign="center" o:hrstd="t" o:hr="t" fillcolor="#a0a0a0" stroked="f"/>
         </w:pict>
       </w:r>
@@ -5645,7 +4888,7 @@
           <w:szCs w:val="24"/>
           <w:lang w:eastAsia="en-IN"/>
         </w:rPr>
-        <w:pict>
+        <w:pict w14:anchorId="0DDB8695">
           <v:rect id="_x0000_i1078" style="width:0;height:1.5pt" o:hralign="center" o:hrstd="t" o:hr="t" fillcolor="#a0a0a0" stroked="f"/>
         </w:pict>
       </w:r>
@@ -5694,21 +4937,8 @@
           <w:szCs w:val="24"/>
           <w:lang w:eastAsia="en-IN"/>
         </w:rPr>
-        <w:t>Answer</w:t>
-      </w:r>
-      <w:proofErr w:type="gramStart"/>
-      <w:r>
-        <w:rPr>
-          <w:rFonts w:ascii="Times New Roman" w:eastAsia="Times New Roman" w:hAnsi="Times New Roman" w:cs="Times New Roman"/>
-          <w:b/>
-          <w:bCs/>
-          <w:sz w:val="24"/>
-          <w:szCs w:val="24"/>
-          <w:lang w:eastAsia="en-IN"/>
-        </w:rPr>
-        <w:t>:</w:t>
-      </w:r>
-      <w:proofErr w:type="gramEnd"/>
+        <w:t>Answer:</w:t>
+      </w:r>
       <w:r>
         <w:rPr>
           <w:rFonts w:ascii="Times New Roman" w:eastAsia="Times New Roman" w:hAnsi="Times New Roman" w:cs="Times New Roman"/>
@@ -5737,7 +4967,7 @@
           <w:szCs w:val="24"/>
           <w:lang w:eastAsia="en-IN"/>
         </w:rPr>
-        <w:pict>
+        <w:pict w14:anchorId="39C6AA71">
           <v:rect id="_x0000_i1079" style="width:0;height:1.5pt" o:hralign="center" o:hrstd="t" o:hr="t" fillcolor="#a0a0a0" stroked="f"/>
         </w:pict>
       </w:r>
@@ -5786,21 +5016,9 @@
           <w:szCs w:val="24"/>
           <w:lang w:eastAsia="en-IN"/>
         </w:rPr>
-        <w:t>Answer</w:t>
-      </w:r>
-      <w:proofErr w:type="gramStart"/>
-      <w:r>
-        <w:rPr>
-          <w:rFonts w:ascii="Times New Roman" w:eastAsia="Times New Roman" w:hAnsi="Times New Roman" w:cs="Times New Roman"/>
-          <w:b/>
-          <w:bCs/>
-          <w:sz w:val="24"/>
-          <w:szCs w:val="24"/>
-          <w:lang w:eastAsia="en-IN"/>
-        </w:rPr>
-        <w:t>:</w:t>
-      </w:r>
-      <w:proofErr w:type="gramEnd"/>
+        <w:lastRenderedPageBreak/>
+        <w:t>Answer:</w:t>
+      </w:r>
       <w:r>
         <w:rPr>
           <w:rFonts w:ascii="Times New Roman" w:eastAsia="Times New Roman" w:hAnsi="Times New Roman" w:cs="Times New Roman"/>
@@ -5829,8 +5047,7 @@
           <w:szCs w:val="24"/>
           <w:lang w:eastAsia="en-IN"/>
         </w:rPr>
-        <w:lastRenderedPageBreak/>
-        <w:pict>
+        <w:pict w14:anchorId="15858041">
           <v:rect id="_x0000_i1080" style="width:0;height:1.5pt" o:hralign="center" o:hrstd="t" o:hr="t" fillcolor="#a0a0a0" stroked="f"/>
         </w:pict>
       </w:r>
@@ -5879,21 +5096,8 @@
           <w:szCs w:val="24"/>
           <w:lang w:eastAsia="en-IN"/>
         </w:rPr>
-        <w:t>Answer</w:t>
-      </w:r>
-      <w:proofErr w:type="gramStart"/>
-      <w:r>
-        <w:rPr>
-          <w:rFonts w:ascii="Times New Roman" w:eastAsia="Times New Roman" w:hAnsi="Times New Roman" w:cs="Times New Roman"/>
-          <w:b/>
-          <w:bCs/>
-          <w:sz w:val="24"/>
-          <w:szCs w:val="24"/>
-          <w:lang w:eastAsia="en-IN"/>
-        </w:rPr>
-        <w:t>:</w:t>
-      </w:r>
-      <w:proofErr w:type="gramEnd"/>
+        <w:t>Answer:</w:t>
+      </w:r>
       <w:r>
         <w:rPr>
           <w:rFonts w:ascii="Times New Roman" w:eastAsia="Times New Roman" w:hAnsi="Times New Roman" w:cs="Times New Roman"/>
@@ -5922,7 +5126,7 @@
           <w:szCs w:val="24"/>
           <w:lang w:eastAsia="en-IN"/>
         </w:rPr>
-        <w:pict>
+        <w:pict w14:anchorId="3D95F0DD">
           <v:rect id="_x0000_i1081" style="width:0;height:1.5pt" o:hralign="center" o:hrstd="t" o:hr="t" fillcolor="#a0a0a0" stroked="f"/>
         </w:pict>
       </w:r>
@@ -5971,21 +5175,8 @@
           <w:szCs w:val="24"/>
           <w:lang w:eastAsia="en-IN"/>
         </w:rPr>
-        <w:t>Answer</w:t>
-      </w:r>
-      <w:proofErr w:type="gramStart"/>
-      <w:r>
-        <w:rPr>
-          <w:rFonts w:ascii="Times New Roman" w:eastAsia="Times New Roman" w:hAnsi="Times New Roman" w:cs="Times New Roman"/>
-          <w:b/>
-          <w:bCs/>
-          <w:sz w:val="24"/>
-          <w:szCs w:val="24"/>
-          <w:lang w:eastAsia="en-IN"/>
-        </w:rPr>
-        <w:t>:</w:t>
-      </w:r>
-      <w:proofErr w:type="gramEnd"/>
+        <w:t>Answer:</w:t>
+      </w:r>
       <w:r>
         <w:rPr>
           <w:rFonts w:ascii="Times New Roman" w:eastAsia="Times New Roman" w:hAnsi="Times New Roman" w:cs="Times New Roman"/>
@@ -6014,7 +5205,7 @@
           <w:szCs w:val="24"/>
           <w:lang w:eastAsia="en-IN"/>
         </w:rPr>
-        <w:pict>
+        <w:pict w14:anchorId="3C46316A">
           <v:rect id="_x0000_i1082" style="width:0;height:1.5pt" o:hralign="center" o:hrstd="t" o:hr="t" fillcolor="#a0a0a0" stroked="f"/>
         </w:pict>
       </w:r>
@@ -6063,21 +5254,8 @@
           <w:szCs w:val="24"/>
           <w:lang w:eastAsia="en-IN"/>
         </w:rPr>
-        <w:t>Answer</w:t>
-      </w:r>
-      <w:proofErr w:type="gramStart"/>
-      <w:r>
-        <w:rPr>
-          <w:rFonts w:ascii="Times New Roman" w:eastAsia="Times New Roman" w:hAnsi="Times New Roman" w:cs="Times New Roman"/>
-          <w:b/>
-          <w:bCs/>
-          <w:sz w:val="24"/>
-          <w:szCs w:val="24"/>
-          <w:lang w:eastAsia="en-IN"/>
-        </w:rPr>
-        <w:t>:</w:t>
-      </w:r>
-      <w:proofErr w:type="gramEnd"/>
+        <w:t>Answer:</w:t>
+      </w:r>
       <w:r>
         <w:rPr>
           <w:rFonts w:ascii="Times New Roman" w:eastAsia="Times New Roman" w:hAnsi="Times New Roman" w:cs="Times New Roman"/>
@@ -6106,7 +5284,7 @@
           <w:szCs w:val="24"/>
           <w:lang w:eastAsia="en-IN"/>
         </w:rPr>
-        <w:pict>
+        <w:pict w14:anchorId="6BE29542">
           <v:rect id="_x0000_i1083" style="width:0;height:1.5pt" o:hralign="center" o:hrstd="t" o:hr="t" fillcolor="#a0a0a0" stroked="f"/>
         </w:pict>
       </w:r>
@@ -6155,21 +5333,8 @@
           <w:szCs w:val="24"/>
           <w:lang w:eastAsia="en-IN"/>
         </w:rPr>
-        <w:t>Answer</w:t>
-      </w:r>
-      <w:proofErr w:type="gramStart"/>
-      <w:r>
-        <w:rPr>
-          <w:rFonts w:ascii="Times New Roman" w:eastAsia="Times New Roman" w:hAnsi="Times New Roman" w:cs="Times New Roman"/>
-          <w:b/>
-          <w:bCs/>
-          <w:sz w:val="24"/>
-          <w:szCs w:val="24"/>
-          <w:lang w:eastAsia="en-IN"/>
-        </w:rPr>
-        <w:t>:</w:t>
-      </w:r>
-      <w:proofErr w:type="gramEnd"/>
+        <w:t>Answer:</w:t>
+      </w:r>
       <w:r>
         <w:rPr>
           <w:rFonts w:ascii="Times New Roman" w:eastAsia="Times New Roman" w:hAnsi="Times New Roman" w:cs="Times New Roman"/>
@@ -6198,7 +5363,7 @@
           <w:szCs w:val="24"/>
           <w:lang w:eastAsia="en-IN"/>
         </w:rPr>
-        <w:pict>
+        <w:pict w14:anchorId="6E84F870">
           <v:rect id="_x0000_i1084" style="width:0;height:1.5pt" o:hralign="center" o:hrstd="t" o:hr="t" fillcolor="#a0a0a0" stroked="f"/>
         </w:pict>
       </w:r>
@@ -6247,21 +5412,8 @@
           <w:szCs w:val="24"/>
           <w:lang w:eastAsia="en-IN"/>
         </w:rPr>
-        <w:t>Answer</w:t>
-      </w:r>
-      <w:proofErr w:type="gramStart"/>
-      <w:r>
-        <w:rPr>
-          <w:rFonts w:ascii="Times New Roman" w:eastAsia="Times New Roman" w:hAnsi="Times New Roman" w:cs="Times New Roman"/>
-          <w:b/>
-          <w:bCs/>
-          <w:sz w:val="24"/>
-          <w:szCs w:val="24"/>
-          <w:lang w:eastAsia="en-IN"/>
-        </w:rPr>
-        <w:t>:</w:t>
-      </w:r>
-      <w:proofErr w:type="gramEnd"/>
+        <w:t>Answer:</w:t>
+      </w:r>
       <w:r>
         <w:rPr>
           <w:rFonts w:ascii="Times New Roman" w:eastAsia="Times New Roman" w:hAnsi="Times New Roman" w:cs="Times New Roman"/>
@@ -6290,7 +5442,7 @@
           <w:szCs w:val="24"/>
           <w:lang w:eastAsia="en-IN"/>
         </w:rPr>
-        <w:pict>
+        <w:pict w14:anchorId="7E3BDD71">
           <v:rect id="_x0000_i1085" style="width:0;height:1.5pt" o:hralign="center" o:hrstd="t" o:hr="t" fillcolor="#a0a0a0" stroked="f"/>
         </w:pict>
       </w:r>
@@ -6339,21 +5491,8 @@
           <w:szCs w:val="24"/>
           <w:lang w:eastAsia="en-IN"/>
         </w:rPr>
-        <w:t>Answer</w:t>
-      </w:r>
-      <w:proofErr w:type="gramStart"/>
-      <w:r>
-        <w:rPr>
-          <w:rFonts w:ascii="Times New Roman" w:eastAsia="Times New Roman" w:hAnsi="Times New Roman" w:cs="Times New Roman"/>
-          <w:b/>
-          <w:bCs/>
-          <w:sz w:val="24"/>
-          <w:szCs w:val="24"/>
-          <w:lang w:eastAsia="en-IN"/>
-        </w:rPr>
-        <w:t>:</w:t>
-      </w:r>
-      <w:proofErr w:type="gramEnd"/>
+        <w:t>Answer:</w:t>
+      </w:r>
       <w:r>
         <w:rPr>
           <w:rFonts w:ascii="Times New Roman" w:eastAsia="Times New Roman" w:hAnsi="Times New Roman" w:cs="Times New Roman"/>
@@ -6382,7 +5521,7 @@
           <w:szCs w:val="24"/>
           <w:lang w:eastAsia="en-IN"/>
         </w:rPr>
-        <w:pict>
+        <w:pict w14:anchorId="59AB2286">
           <v:rect id="_x0000_i1086" style="width:0;height:1.5pt" o:hralign="center" o:hrstd="t" o:hr="t" fillcolor="#a0a0a0" stroked="f"/>
         </w:pict>
       </w:r>
@@ -6431,21 +5570,9 @@
           <w:szCs w:val="24"/>
           <w:lang w:eastAsia="en-IN"/>
         </w:rPr>
-        <w:t>Answer</w:t>
-      </w:r>
-      <w:proofErr w:type="gramStart"/>
-      <w:r>
-        <w:rPr>
-          <w:rFonts w:ascii="Times New Roman" w:eastAsia="Times New Roman" w:hAnsi="Times New Roman" w:cs="Times New Roman"/>
-          <w:b/>
-          <w:bCs/>
-          <w:sz w:val="24"/>
-          <w:szCs w:val="24"/>
-          <w:lang w:eastAsia="en-IN"/>
-        </w:rPr>
-        <w:t>:</w:t>
-      </w:r>
-      <w:proofErr w:type="gramEnd"/>
+        <w:lastRenderedPageBreak/>
+        <w:t>Answer:</w:t>
+      </w:r>
       <w:r>
         <w:rPr>
           <w:rFonts w:ascii="Times New Roman" w:eastAsia="Times New Roman" w:hAnsi="Times New Roman" w:cs="Times New Roman"/>
@@ -6474,8 +5601,7 @@
           <w:szCs w:val="24"/>
           <w:lang w:eastAsia="en-IN"/>
         </w:rPr>
-        <w:lastRenderedPageBreak/>
-        <w:pict>
+        <w:pict w14:anchorId="15584CDE">
           <v:rect id="_x0000_i1087" style="width:0;height:1.5pt" o:hralign="center" o:hrstd="t" o:hr="t" fillcolor="#a0a0a0" stroked="f"/>
         </w:pict>
       </w:r>
@@ -6524,21 +5650,8 @@
           <w:szCs w:val="24"/>
           <w:lang w:eastAsia="en-IN"/>
         </w:rPr>
-        <w:t>Answer</w:t>
-      </w:r>
-      <w:proofErr w:type="gramStart"/>
-      <w:r>
-        <w:rPr>
-          <w:rFonts w:ascii="Times New Roman" w:eastAsia="Times New Roman" w:hAnsi="Times New Roman" w:cs="Times New Roman"/>
-          <w:b/>
-          <w:bCs/>
-          <w:sz w:val="24"/>
-          <w:szCs w:val="24"/>
-          <w:lang w:eastAsia="en-IN"/>
-        </w:rPr>
-        <w:t>:</w:t>
-      </w:r>
-      <w:proofErr w:type="gramEnd"/>
+        <w:t>Answer:</w:t>
+      </w:r>
       <w:r>
         <w:rPr>
           <w:rFonts w:ascii="Times New Roman" w:eastAsia="Times New Roman" w:hAnsi="Times New Roman" w:cs="Times New Roman"/>
@@ -6567,7 +5680,7 @@
           <w:szCs w:val="24"/>
           <w:lang w:eastAsia="en-IN"/>
         </w:rPr>
-        <w:pict>
+        <w:pict w14:anchorId="7789A07C">
           <v:rect id="_x0000_i1088" style="width:0;height:1.5pt" o:hralign="center" o:hrstd="t" o:hr="t" fillcolor="#a0a0a0" stroked="f"/>
         </w:pict>
       </w:r>
@@ -6616,21 +5729,8 @@
           <w:szCs w:val="24"/>
           <w:lang w:eastAsia="en-IN"/>
         </w:rPr>
-        <w:t>Answer</w:t>
-      </w:r>
-      <w:proofErr w:type="gramStart"/>
-      <w:r>
-        <w:rPr>
-          <w:rFonts w:ascii="Times New Roman" w:eastAsia="Times New Roman" w:hAnsi="Times New Roman" w:cs="Times New Roman"/>
-          <w:b/>
-          <w:bCs/>
-          <w:sz w:val="24"/>
-          <w:szCs w:val="24"/>
-          <w:lang w:eastAsia="en-IN"/>
-        </w:rPr>
-        <w:t>:</w:t>
-      </w:r>
-      <w:proofErr w:type="gramEnd"/>
+        <w:t>Answer:</w:t>
+      </w:r>
       <w:r>
         <w:rPr>
           <w:rFonts w:ascii="Times New Roman" w:eastAsia="Times New Roman" w:hAnsi="Times New Roman" w:cs="Times New Roman"/>
@@ -6659,7 +5759,7 @@
           <w:szCs w:val="24"/>
           <w:lang w:eastAsia="en-IN"/>
         </w:rPr>
-        <w:pict>
+        <w:pict w14:anchorId="75DEABF5">
           <v:rect id="_x0000_i1089" style="width:0;height:1.5pt" o:hralign="center" o:hrstd="t" o:hr="t" fillcolor="#a0a0a0" stroked="f"/>
         </w:pict>
       </w:r>
@@ -6708,21 +5808,8 @@
           <w:szCs w:val="24"/>
           <w:lang w:eastAsia="en-IN"/>
         </w:rPr>
-        <w:t>Answer</w:t>
-      </w:r>
-      <w:proofErr w:type="gramStart"/>
-      <w:r>
-        <w:rPr>
-          <w:rFonts w:ascii="Times New Roman" w:eastAsia="Times New Roman" w:hAnsi="Times New Roman" w:cs="Times New Roman"/>
-          <w:b/>
-          <w:bCs/>
-          <w:sz w:val="24"/>
-          <w:szCs w:val="24"/>
-          <w:lang w:eastAsia="en-IN"/>
-        </w:rPr>
-        <w:t>:</w:t>
-      </w:r>
-      <w:proofErr w:type="gramEnd"/>
+        <w:t>Answer:</w:t>
+      </w:r>
       <w:r>
         <w:rPr>
           <w:rFonts w:ascii="Times New Roman" w:eastAsia="Times New Roman" w:hAnsi="Times New Roman" w:cs="Times New Roman"/>
@@ -6751,7 +5838,7 @@
           <w:szCs w:val="24"/>
           <w:lang w:eastAsia="en-IN"/>
         </w:rPr>
-        <w:pict>
+        <w:pict w14:anchorId="7A77BA08">
           <v:rect id="_x0000_i1090" style="width:0;height:1.5pt" o:hralign="center" o:hrstd="t" o:hr="t" fillcolor="#a0a0a0" stroked="f"/>
         </w:pict>
       </w:r>
@@ -6800,21 +5887,8 @@
           <w:szCs w:val="24"/>
           <w:lang w:eastAsia="en-IN"/>
         </w:rPr>
-        <w:t>Answer</w:t>
-      </w:r>
-      <w:proofErr w:type="gramStart"/>
-      <w:r>
-        <w:rPr>
-          <w:rFonts w:ascii="Times New Roman" w:eastAsia="Times New Roman" w:hAnsi="Times New Roman" w:cs="Times New Roman"/>
-          <w:b/>
-          <w:bCs/>
-          <w:sz w:val="24"/>
-          <w:szCs w:val="24"/>
-          <w:lang w:eastAsia="en-IN"/>
-        </w:rPr>
-        <w:t>:</w:t>
-      </w:r>
-      <w:proofErr w:type="gramEnd"/>
+        <w:t>Answer:</w:t>
+      </w:r>
       <w:r>
         <w:rPr>
           <w:rFonts w:ascii="Times New Roman" w:eastAsia="Times New Roman" w:hAnsi="Times New Roman" w:cs="Times New Roman"/>
@@ -6843,7 +5917,7 @@
           <w:szCs w:val="24"/>
           <w:lang w:eastAsia="en-IN"/>
         </w:rPr>
-        <w:pict>
+        <w:pict w14:anchorId="5E28B1A0">
           <v:rect id="_x0000_i1091" style="width:0;height:1.5pt" o:hralign="center" o:hrstd="t" o:hr="t" fillcolor="#a0a0a0" stroked="f"/>
         </w:pict>
       </w:r>
@@ -6892,21 +5966,8 @@
           <w:szCs w:val="24"/>
           <w:lang w:eastAsia="en-IN"/>
         </w:rPr>
-        <w:t>Answer</w:t>
-      </w:r>
-      <w:proofErr w:type="gramStart"/>
-      <w:r>
-        <w:rPr>
-          <w:rFonts w:ascii="Times New Roman" w:eastAsia="Times New Roman" w:hAnsi="Times New Roman" w:cs="Times New Roman"/>
-          <w:b/>
-          <w:bCs/>
-          <w:sz w:val="24"/>
-          <w:szCs w:val="24"/>
-          <w:lang w:eastAsia="en-IN"/>
-        </w:rPr>
-        <w:t>:</w:t>
-      </w:r>
-      <w:proofErr w:type="gramEnd"/>
+        <w:t>Answer:</w:t>
+      </w:r>
       <w:r>
         <w:rPr>
           <w:rFonts w:ascii="Times New Roman" w:eastAsia="Times New Roman" w:hAnsi="Times New Roman" w:cs="Times New Roman"/>
@@ -6935,7 +5996,7 @@
           <w:szCs w:val="24"/>
           <w:lang w:eastAsia="en-IN"/>
         </w:rPr>
-        <w:pict>
+        <w:pict w14:anchorId="5A33368B">
           <v:rect id="_x0000_i1092" style="width:0;height:1.5pt" o:hralign="center" o:hrstd="t" o:hr="t" fillcolor="#a0a0a0" stroked="f"/>
         </w:pict>
       </w:r>
@@ -6984,21 +6045,8 @@
           <w:szCs w:val="24"/>
           <w:lang w:eastAsia="en-IN"/>
         </w:rPr>
-        <w:t>Answer</w:t>
-      </w:r>
-      <w:proofErr w:type="gramStart"/>
-      <w:r>
-        <w:rPr>
-          <w:rFonts w:ascii="Times New Roman" w:eastAsia="Times New Roman" w:hAnsi="Times New Roman" w:cs="Times New Roman"/>
-          <w:b/>
-          <w:bCs/>
-          <w:sz w:val="24"/>
-          <w:szCs w:val="24"/>
-          <w:lang w:eastAsia="en-IN"/>
-        </w:rPr>
-        <w:t>:</w:t>
-      </w:r>
-      <w:proofErr w:type="gramEnd"/>
+        <w:t>Answer:</w:t>
+      </w:r>
       <w:r>
         <w:rPr>
           <w:rFonts w:ascii="Times New Roman" w:eastAsia="Times New Roman" w:hAnsi="Times New Roman" w:cs="Times New Roman"/>
@@ -7027,7 +6075,7 @@
           <w:szCs w:val="24"/>
           <w:lang w:eastAsia="en-IN"/>
         </w:rPr>
-        <w:pict>
+        <w:pict w14:anchorId="79C05027">
           <v:rect id="_x0000_i1093" style="width:0;height:1.5pt" o:hralign="center" o:hrstd="t" o:hr="t" fillcolor="#a0a0a0" stroked="f"/>
         </w:pict>
       </w:r>
@@ -7076,21 +6124,9 @@
           <w:szCs w:val="24"/>
           <w:lang w:eastAsia="en-IN"/>
         </w:rPr>
-        <w:t>Answer</w:t>
-      </w:r>
-      <w:proofErr w:type="gramStart"/>
-      <w:r>
-        <w:rPr>
-          <w:rFonts w:ascii="Times New Roman" w:eastAsia="Times New Roman" w:hAnsi="Times New Roman" w:cs="Times New Roman"/>
-          <w:b/>
-          <w:bCs/>
-          <w:sz w:val="24"/>
-          <w:szCs w:val="24"/>
-          <w:lang w:eastAsia="en-IN"/>
-        </w:rPr>
-        <w:t>:</w:t>
-      </w:r>
-      <w:proofErr w:type="gramEnd"/>
+        <w:lastRenderedPageBreak/>
+        <w:t>Answer:</w:t>
+      </w:r>
       <w:r>
         <w:rPr>
           <w:rFonts w:ascii="Times New Roman" w:eastAsia="Times New Roman" w:hAnsi="Times New Roman" w:cs="Times New Roman"/>
@@ -7119,8 +6155,7 @@
           <w:szCs w:val="24"/>
           <w:lang w:eastAsia="en-IN"/>
         </w:rPr>
-        <w:lastRenderedPageBreak/>
-        <w:pict>
+        <w:pict w14:anchorId="61CFEA51">
           <v:rect id="_x0000_i1094" style="width:0;height:1.5pt" o:hralign="center" o:hrstd="t" o:hr="t" fillcolor="#a0a0a0" stroked="f"/>
         </w:pict>
       </w:r>
@@ -7169,21 +6204,8 @@
           <w:szCs w:val="24"/>
           <w:lang w:eastAsia="en-IN"/>
         </w:rPr>
-        <w:t>Answer</w:t>
-      </w:r>
-      <w:proofErr w:type="gramStart"/>
-      <w:r>
-        <w:rPr>
-          <w:rFonts w:ascii="Times New Roman" w:eastAsia="Times New Roman" w:hAnsi="Times New Roman" w:cs="Times New Roman"/>
-          <w:b/>
-          <w:bCs/>
-          <w:sz w:val="24"/>
-          <w:szCs w:val="24"/>
-          <w:lang w:eastAsia="en-IN"/>
-        </w:rPr>
-        <w:t>:</w:t>
-      </w:r>
-      <w:proofErr w:type="gramEnd"/>
+        <w:t>Answer:</w:t>
+      </w:r>
       <w:r>
         <w:rPr>
           <w:rFonts w:ascii="Times New Roman" w:eastAsia="Times New Roman" w:hAnsi="Times New Roman" w:cs="Times New Roman"/>
@@ -7212,7 +6234,7 @@
           <w:szCs w:val="24"/>
           <w:lang w:eastAsia="en-IN"/>
         </w:rPr>
-        <w:pict>
+        <w:pict w14:anchorId="005D12E6">
           <v:rect id="_x0000_i1095" style="width:0;height:1.5pt" o:hralign="center" o:hrstd="t" o:hr="t" fillcolor="#a0a0a0" stroked="f"/>
         </w:pict>
       </w:r>
@@ -7261,19 +6283,27 @@
           <w:szCs w:val="24"/>
           <w:lang w:eastAsia="en-IN"/>
         </w:rPr>
-        <w:t>Answer</w:t>
+        <w:t>Answer:</w:t>
+      </w:r>
+      <w:r>
+        <w:rPr>
+          <w:rFonts w:ascii="Times New Roman" w:eastAsia="Times New Roman" w:hAnsi="Times New Roman" w:cs="Times New Roman"/>
+          <w:sz w:val="24"/>
+          <w:szCs w:val="24"/>
+          <w:lang w:eastAsia="en-IN"/>
+        </w:rPr>
+        <w:br/>
+        <w:t xml:space="preserve">Wrong logic gives </w:t>
       </w:r>
       <w:proofErr w:type="gramStart"/>
       <w:r>
         <w:rPr>
           <w:rFonts w:ascii="Times New Roman" w:eastAsia="Times New Roman" w:hAnsi="Times New Roman" w:cs="Times New Roman"/>
-          <w:b/>
-          <w:bCs/>
-          <w:sz w:val="24"/>
-          <w:szCs w:val="24"/>
-          <w:lang w:eastAsia="en-IN"/>
-        </w:rPr>
-        <w:t>:</w:t>
+          <w:sz w:val="24"/>
+          <w:szCs w:val="24"/>
+          <w:lang w:eastAsia="en-IN"/>
+        </w:rPr>
+        <w:t>correct-looking</w:t>
       </w:r>
       <w:proofErr w:type="gramEnd"/>
       <w:r>
@@ -7283,28 +6313,27 @@
           <w:szCs w:val="24"/>
           <w:lang w:eastAsia="en-IN"/>
         </w:rPr>
-        <w:br/>
-        <w:t>Wrong logic gives correct-looking but wrong results.</w:t>
-      </w:r>
-    </w:p>
-    <w:p>
-      <w:pPr>
-        <w:spacing w:after="0" w:line="240" w:lineRule="auto"/>
-        <w:rPr>
-          <w:rFonts w:ascii="Times New Roman" w:eastAsia="Times New Roman" w:hAnsi="Times New Roman" w:cs="Times New Roman"/>
-          <w:sz w:val="24"/>
-          <w:szCs w:val="24"/>
-          <w:lang w:eastAsia="en-IN"/>
-        </w:rPr>
-      </w:pPr>
-      <w:r>
-        <w:rPr>
-          <w:rFonts w:ascii="Times New Roman" w:eastAsia="Times New Roman" w:hAnsi="Times New Roman" w:cs="Times New Roman"/>
-          <w:sz w:val="24"/>
-          <w:szCs w:val="24"/>
-          <w:lang w:eastAsia="en-IN"/>
-        </w:rPr>
-        <w:pict>
+        <w:t xml:space="preserve"> but wrong results.</w:t>
+      </w:r>
+    </w:p>
+    <w:p>
+      <w:pPr>
+        <w:spacing w:after="0" w:line="240" w:lineRule="auto"/>
+        <w:rPr>
+          <w:rFonts w:ascii="Times New Roman" w:eastAsia="Times New Roman" w:hAnsi="Times New Roman" w:cs="Times New Roman"/>
+          <w:sz w:val="24"/>
+          <w:szCs w:val="24"/>
+          <w:lang w:eastAsia="en-IN"/>
+        </w:rPr>
+      </w:pPr>
+      <w:r>
+        <w:rPr>
+          <w:rFonts w:ascii="Times New Roman" w:eastAsia="Times New Roman" w:hAnsi="Times New Roman" w:cs="Times New Roman"/>
+          <w:sz w:val="24"/>
+          <w:szCs w:val="24"/>
+          <w:lang w:eastAsia="en-IN"/>
+        </w:rPr>
+        <w:pict w14:anchorId="0DAAC37F">
           <v:rect id="_x0000_i1096" style="width:0;height:1.5pt" o:hralign="center" o:hrstd="t" o:hr="t" fillcolor="#a0a0a0" stroked="f"/>
         </w:pict>
       </w:r>
@@ -7331,67 +6360,30 @@
           <w:szCs w:val="27"/>
           <w:lang w:eastAsia="en-IN"/>
         </w:rPr>
-        <w:t xml:space="preserve">Q69. Why </w:t>
-      </w:r>
-      <w:proofErr w:type="gramStart"/>
-      <w:r>
-        <w:rPr>
-          <w:rFonts w:ascii="Times New Roman" w:eastAsia="Times New Roman" w:hAnsi="Times New Roman" w:cs="Times New Roman"/>
-          <w:b/>
-          <w:bCs/>
-          <w:sz w:val="27"/>
-          <w:szCs w:val="27"/>
-          <w:lang w:eastAsia="en-IN"/>
-        </w:rPr>
-        <w:t>does</w:t>
-      </w:r>
-      <w:proofErr w:type="gramEnd"/>
-      <w:r>
-        <w:rPr>
-          <w:rFonts w:ascii="Times New Roman" w:eastAsia="Times New Roman" w:hAnsi="Times New Roman" w:cs="Times New Roman"/>
-          <w:b/>
-          <w:bCs/>
-          <w:sz w:val="27"/>
-          <w:szCs w:val="27"/>
-          <w:lang w:eastAsia="en-IN"/>
-        </w:rPr>
-        <w:t xml:space="preserve"> JOIN + GROUP BY need careful grain?</w:t>
-      </w:r>
-    </w:p>
-    <w:p>
-      <w:pPr>
-        <w:spacing w:before="100" w:beforeAutospacing="1" w:after="100" w:afterAutospacing="1" w:line="240" w:lineRule="auto"/>
-        <w:rPr>
-          <w:rFonts w:ascii="Times New Roman" w:eastAsia="Times New Roman" w:hAnsi="Times New Roman" w:cs="Times New Roman"/>
-          <w:sz w:val="24"/>
-          <w:szCs w:val="24"/>
-          <w:lang w:eastAsia="en-IN"/>
-        </w:rPr>
-      </w:pPr>
-      <w:r>
-        <w:rPr>
-          <w:rFonts w:ascii="Times New Roman" w:eastAsia="Times New Roman" w:hAnsi="Times New Roman" w:cs="Times New Roman"/>
-          <w:b/>
-          <w:bCs/>
-          <w:sz w:val="24"/>
-          <w:szCs w:val="24"/>
-          <w:lang w:eastAsia="en-IN"/>
-        </w:rPr>
-        <w:t>Answer</w:t>
-      </w:r>
-      <w:proofErr w:type="gramStart"/>
-      <w:r>
-        <w:rPr>
-          <w:rFonts w:ascii="Times New Roman" w:eastAsia="Times New Roman" w:hAnsi="Times New Roman" w:cs="Times New Roman"/>
-          <w:b/>
-          <w:bCs/>
-          <w:sz w:val="24"/>
-          <w:szCs w:val="24"/>
-          <w:lang w:eastAsia="en-IN"/>
-        </w:rPr>
-        <w:t>:</w:t>
-      </w:r>
-      <w:proofErr w:type="gramEnd"/>
+        <w:t>Q69. Why does JOIN + GROUP BY need careful grain?</w:t>
+      </w:r>
+    </w:p>
+    <w:p>
+      <w:pPr>
+        <w:spacing w:before="100" w:beforeAutospacing="1" w:after="100" w:afterAutospacing="1" w:line="240" w:lineRule="auto"/>
+        <w:rPr>
+          <w:rFonts w:ascii="Times New Roman" w:eastAsia="Times New Roman" w:hAnsi="Times New Roman" w:cs="Times New Roman"/>
+          <w:sz w:val="24"/>
+          <w:szCs w:val="24"/>
+          <w:lang w:eastAsia="en-IN"/>
+        </w:rPr>
+      </w:pPr>
+      <w:r>
+        <w:rPr>
+          <w:rFonts w:ascii="Times New Roman" w:eastAsia="Times New Roman" w:hAnsi="Times New Roman" w:cs="Times New Roman"/>
+          <w:b/>
+          <w:bCs/>
+          <w:sz w:val="24"/>
+          <w:szCs w:val="24"/>
+          <w:lang w:eastAsia="en-IN"/>
+        </w:rPr>
+        <w:t>Answer:</w:t>
+      </w:r>
       <w:r>
         <w:rPr>
           <w:rFonts w:ascii="Times New Roman" w:eastAsia="Times New Roman" w:hAnsi="Times New Roman" w:cs="Times New Roman"/>
@@ -7420,7 +6412,7 @@
           <w:szCs w:val="24"/>
           <w:lang w:eastAsia="en-IN"/>
         </w:rPr>
-        <w:pict>
+        <w:pict w14:anchorId="6B1A8C9E">
           <v:rect id="_x0000_i1097" style="width:0;height:1.5pt" o:hralign="center" o:hrstd="t" o:hr="t" fillcolor="#a0a0a0" stroked="f"/>
         </w:pict>
       </w:r>
@@ -7469,21 +6461,8 @@
           <w:szCs w:val="24"/>
           <w:lang w:eastAsia="en-IN"/>
         </w:rPr>
-        <w:t>Answer</w:t>
-      </w:r>
-      <w:proofErr w:type="gramStart"/>
-      <w:r>
-        <w:rPr>
-          <w:rFonts w:ascii="Times New Roman" w:eastAsia="Times New Roman" w:hAnsi="Times New Roman" w:cs="Times New Roman"/>
-          <w:b/>
-          <w:bCs/>
-          <w:sz w:val="24"/>
-          <w:szCs w:val="24"/>
-          <w:lang w:eastAsia="en-IN"/>
-        </w:rPr>
-        <w:t>:</w:t>
-      </w:r>
-      <w:proofErr w:type="gramEnd"/>
+        <w:t>Answer:</w:t>
+      </w:r>
       <w:r>
         <w:rPr>
           <w:rFonts w:ascii="Times New Roman" w:eastAsia="Times New Roman" w:hAnsi="Times New Roman" w:cs="Times New Roman"/>
@@ -7512,7 +6491,7 @@
           <w:szCs w:val="24"/>
           <w:lang w:eastAsia="en-IN"/>
         </w:rPr>
-        <w:pict>
+        <w:pict w14:anchorId="74917B6B">
           <v:rect id="_x0000_i1098" style="width:0;height:1.5pt" o:hralign="center" o:hrstd="t" o:hr="t" fillcolor="#a0a0a0" stroked="f"/>
         </w:pict>
       </w:r>
@@ -7561,21 +6540,8 @@
           <w:szCs w:val="24"/>
           <w:lang w:eastAsia="en-IN"/>
         </w:rPr>
-        <w:t>Answer</w:t>
-      </w:r>
-      <w:proofErr w:type="gramStart"/>
-      <w:r>
-        <w:rPr>
-          <w:rFonts w:ascii="Times New Roman" w:eastAsia="Times New Roman" w:hAnsi="Times New Roman" w:cs="Times New Roman"/>
-          <w:b/>
-          <w:bCs/>
-          <w:sz w:val="24"/>
-          <w:szCs w:val="24"/>
-          <w:lang w:eastAsia="en-IN"/>
-        </w:rPr>
-        <w:t>:</w:t>
-      </w:r>
-      <w:proofErr w:type="gramEnd"/>
+        <w:t>Answer:</w:t>
+      </w:r>
       <w:r>
         <w:rPr>
           <w:rFonts w:ascii="Times New Roman" w:eastAsia="Times New Roman" w:hAnsi="Times New Roman" w:cs="Times New Roman"/>
@@ -7604,7 +6570,7 @@
           <w:szCs w:val="24"/>
           <w:lang w:eastAsia="en-IN"/>
         </w:rPr>
-        <w:pict>
+        <w:pict w14:anchorId="0C38AB30">
           <v:rect id="_x0000_i1099" style="width:0;height:1.5pt" o:hralign="center" o:hrstd="t" o:hr="t" fillcolor="#a0a0a0" stroked="f"/>
         </w:pict>
       </w:r>
@@ -7653,21 +6619,8 @@
           <w:szCs w:val="24"/>
           <w:lang w:eastAsia="en-IN"/>
         </w:rPr>
-        <w:t>Answer</w:t>
-      </w:r>
-      <w:proofErr w:type="gramStart"/>
-      <w:r>
-        <w:rPr>
-          <w:rFonts w:ascii="Times New Roman" w:eastAsia="Times New Roman" w:hAnsi="Times New Roman" w:cs="Times New Roman"/>
-          <w:b/>
-          <w:bCs/>
-          <w:sz w:val="24"/>
-          <w:szCs w:val="24"/>
-          <w:lang w:eastAsia="en-IN"/>
-        </w:rPr>
-        <w:t>:</w:t>
-      </w:r>
-      <w:proofErr w:type="gramEnd"/>
+        <w:t>Answer:</w:t>
+      </w:r>
       <w:r>
         <w:rPr>
           <w:rFonts w:ascii="Times New Roman" w:eastAsia="Times New Roman" w:hAnsi="Times New Roman" w:cs="Times New Roman"/>
@@ -7696,7 +6649,7 @@
           <w:szCs w:val="24"/>
           <w:lang w:eastAsia="en-IN"/>
         </w:rPr>
-        <w:pict>
+        <w:pict w14:anchorId="750C18E4">
           <v:rect id="_x0000_i1100" style="width:0;height:1.5pt" o:hralign="center" o:hrstd="t" o:hr="t" fillcolor="#a0a0a0" stroked="f"/>
         </w:pict>
       </w:r>
@@ -7745,21 +6698,9 @@
           <w:szCs w:val="24"/>
           <w:lang w:eastAsia="en-IN"/>
         </w:rPr>
-        <w:t>Answer</w:t>
-      </w:r>
-      <w:proofErr w:type="gramStart"/>
-      <w:r>
-        <w:rPr>
-          <w:rFonts w:ascii="Times New Roman" w:eastAsia="Times New Roman" w:hAnsi="Times New Roman" w:cs="Times New Roman"/>
-          <w:b/>
-          <w:bCs/>
-          <w:sz w:val="24"/>
-          <w:szCs w:val="24"/>
-          <w:lang w:eastAsia="en-IN"/>
-        </w:rPr>
-        <w:t>:</w:t>
-      </w:r>
-      <w:proofErr w:type="gramEnd"/>
+        <w:lastRenderedPageBreak/>
+        <w:t>Answer:</w:t>
+      </w:r>
       <w:r>
         <w:rPr>
           <w:rFonts w:ascii="Times New Roman" w:eastAsia="Times New Roman" w:hAnsi="Times New Roman" w:cs="Times New Roman"/>
@@ -7788,8 +6729,7 @@
           <w:szCs w:val="24"/>
           <w:lang w:eastAsia="en-IN"/>
         </w:rPr>
-        <w:lastRenderedPageBreak/>
-        <w:pict>
+        <w:pict w14:anchorId="6C23D577">
           <v:rect id="_x0000_i1101" style="width:0;height:1.5pt" o:hralign="center" o:hrstd="t" o:hr="t" fillcolor="#a0a0a0" stroked="f"/>
         </w:pict>
       </w:r>
@@ -7838,21 +6778,8 @@
           <w:szCs w:val="24"/>
           <w:lang w:eastAsia="en-IN"/>
         </w:rPr>
-        <w:t>Answer</w:t>
-      </w:r>
-      <w:proofErr w:type="gramStart"/>
-      <w:r>
-        <w:rPr>
-          <w:rFonts w:ascii="Times New Roman" w:eastAsia="Times New Roman" w:hAnsi="Times New Roman" w:cs="Times New Roman"/>
-          <w:b/>
-          <w:bCs/>
-          <w:sz w:val="24"/>
-          <w:szCs w:val="24"/>
-          <w:lang w:eastAsia="en-IN"/>
-        </w:rPr>
-        <w:t>:</w:t>
-      </w:r>
-      <w:proofErr w:type="gramEnd"/>
+        <w:t>Answer:</w:t>
+      </w:r>
       <w:r>
         <w:rPr>
           <w:rFonts w:ascii="Times New Roman" w:eastAsia="Times New Roman" w:hAnsi="Times New Roman" w:cs="Times New Roman"/>
@@ -7881,7 +6808,7 @@
           <w:szCs w:val="24"/>
           <w:lang w:eastAsia="en-IN"/>
         </w:rPr>
-        <w:pict>
+        <w:pict w14:anchorId="35C13323">
           <v:rect id="_x0000_i1102" style="width:0;height:1.5pt" o:hralign="center" o:hrstd="t" o:hr="t" fillcolor="#a0a0a0" stroked="f"/>
         </w:pict>
       </w:r>
@@ -7930,21 +6857,8 @@
           <w:szCs w:val="24"/>
           <w:lang w:eastAsia="en-IN"/>
         </w:rPr>
-        <w:t>Answer</w:t>
-      </w:r>
-      <w:proofErr w:type="gramStart"/>
-      <w:r>
-        <w:rPr>
-          <w:rFonts w:ascii="Times New Roman" w:eastAsia="Times New Roman" w:hAnsi="Times New Roman" w:cs="Times New Roman"/>
-          <w:b/>
-          <w:bCs/>
-          <w:sz w:val="24"/>
-          <w:szCs w:val="24"/>
-          <w:lang w:eastAsia="en-IN"/>
-        </w:rPr>
-        <w:t>:</w:t>
-      </w:r>
-      <w:proofErr w:type="gramEnd"/>
+        <w:t>Answer:</w:t>
+      </w:r>
       <w:r>
         <w:rPr>
           <w:rFonts w:ascii="Times New Roman" w:eastAsia="Times New Roman" w:hAnsi="Times New Roman" w:cs="Times New Roman"/>
@@ -7973,7 +6887,7 @@
           <w:szCs w:val="24"/>
           <w:lang w:eastAsia="en-IN"/>
         </w:rPr>
-        <w:pict>
+        <w:pict w14:anchorId="4FD397C3">
           <v:rect id="_x0000_i1103" style="width:0;height:1.5pt" o:hralign="center" o:hrstd="t" o:hr="t" fillcolor="#a0a0a0" stroked="f"/>
         </w:pict>
       </w:r>
@@ -8020,7 +6934,7 @@
           <w:szCs w:val="24"/>
           <w:lang w:eastAsia="en-IN"/>
         </w:rPr>
-        <w:pict>
+        <w:pict w14:anchorId="0371E9B6">
           <v:rect id="_x0000_i1104" style="width:0;height:1.5pt" o:hralign="center" o:hrstd="t" o:hr="t" fillcolor="#a0a0a0" stroked="f"/>
         </w:pict>
       </w:r>
@@ -8069,21 +6983,8 @@
           <w:szCs w:val="24"/>
           <w:lang w:eastAsia="en-IN"/>
         </w:rPr>
-        <w:t>Answer</w:t>
-      </w:r>
-      <w:proofErr w:type="gramStart"/>
-      <w:r>
-        <w:rPr>
-          <w:rFonts w:ascii="Times New Roman" w:eastAsia="Times New Roman" w:hAnsi="Times New Roman" w:cs="Times New Roman"/>
-          <w:b/>
-          <w:bCs/>
-          <w:sz w:val="24"/>
-          <w:szCs w:val="24"/>
-          <w:lang w:eastAsia="en-IN"/>
-        </w:rPr>
-        <w:t>:</w:t>
-      </w:r>
-      <w:proofErr w:type="gramEnd"/>
+        <w:t>Answer:</w:t>
+      </w:r>
       <w:r>
         <w:rPr>
           <w:rFonts w:ascii="Times New Roman" w:eastAsia="Times New Roman" w:hAnsi="Times New Roman" w:cs="Times New Roman"/>
@@ -8112,7 +7013,7 @@
           <w:szCs w:val="24"/>
           <w:lang w:eastAsia="en-IN"/>
         </w:rPr>
-        <w:pict>
+        <w:pict w14:anchorId="441FA4BD">
           <v:rect id="_x0000_i1105" style="width:0;height:1.5pt" o:hralign="center" o:hrstd="t" o:hr="t" fillcolor="#a0a0a0" stroked="f"/>
         </w:pict>
       </w:r>
@@ -8183,21 +7084,8 @@
           <w:szCs w:val="24"/>
           <w:lang w:eastAsia="en-IN"/>
         </w:rPr>
-        <w:t>Answer</w:t>
-      </w:r>
-      <w:proofErr w:type="gramStart"/>
-      <w:r>
-        <w:rPr>
-          <w:rFonts w:ascii="Times New Roman" w:eastAsia="Times New Roman" w:hAnsi="Times New Roman" w:cs="Times New Roman"/>
-          <w:b/>
-          <w:bCs/>
-          <w:sz w:val="24"/>
-          <w:szCs w:val="24"/>
-          <w:lang w:eastAsia="en-IN"/>
-        </w:rPr>
-        <w:t>:</w:t>
-      </w:r>
-      <w:proofErr w:type="gramEnd"/>
+        <w:t>Answer:</w:t>
+      </w:r>
       <w:r>
         <w:rPr>
           <w:rFonts w:ascii="Times New Roman" w:eastAsia="Times New Roman" w:hAnsi="Times New Roman" w:cs="Times New Roman"/>
@@ -8226,7 +7114,7 @@
           <w:szCs w:val="24"/>
           <w:lang w:eastAsia="en-IN"/>
         </w:rPr>
-        <w:pict>
+        <w:pict w14:anchorId="0CFFB44A">
           <v:rect id="_x0000_i1106" style="width:0;height:1.5pt" o:hralign="center" o:hrstd="t" o:hr="t" fillcolor="#a0a0a0" stroked="f"/>
         </w:pict>
       </w:r>
@@ -8297,21 +7185,8 @@
           <w:szCs w:val="24"/>
           <w:lang w:eastAsia="en-IN"/>
         </w:rPr>
-        <w:t>Answer</w:t>
-      </w:r>
-      <w:proofErr w:type="gramStart"/>
-      <w:r>
-        <w:rPr>
-          <w:rFonts w:ascii="Times New Roman" w:eastAsia="Times New Roman" w:hAnsi="Times New Roman" w:cs="Times New Roman"/>
-          <w:b/>
-          <w:bCs/>
-          <w:sz w:val="24"/>
-          <w:szCs w:val="24"/>
-          <w:lang w:eastAsia="en-IN"/>
-        </w:rPr>
-        <w:t>:</w:t>
-      </w:r>
-      <w:proofErr w:type="gramEnd"/>
+        <w:t>Answer:</w:t>
+      </w:r>
       <w:r>
         <w:rPr>
           <w:rFonts w:ascii="Times New Roman" w:eastAsia="Times New Roman" w:hAnsi="Times New Roman" w:cs="Times New Roman"/>
@@ -8340,7 +7215,7 @@
           <w:szCs w:val="24"/>
           <w:lang w:eastAsia="en-IN"/>
         </w:rPr>
-        <w:pict>
+        <w:pict w14:anchorId="48B43540">
           <v:rect id="_x0000_i1107" style="width:0;height:1.5pt" o:hralign="center" o:hrstd="t" o:hr="t" fillcolor="#a0a0a0" stroked="f"/>
         </w:pict>
       </w:r>
@@ -8389,21 +7264,9 @@
           <w:szCs w:val="24"/>
           <w:lang w:eastAsia="en-IN"/>
         </w:rPr>
-        <w:t>Answer</w:t>
-      </w:r>
-      <w:proofErr w:type="gramStart"/>
-      <w:r>
-        <w:rPr>
-          <w:rFonts w:ascii="Times New Roman" w:eastAsia="Times New Roman" w:hAnsi="Times New Roman" w:cs="Times New Roman"/>
-          <w:b/>
-          <w:bCs/>
-          <w:sz w:val="24"/>
-          <w:szCs w:val="24"/>
-          <w:lang w:eastAsia="en-IN"/>
-        </w:rPr>
-        <w:t>:</w:t>
-      </w:r>
-      <w:proofErr w:type="gramEnd"/>
+        <w:lastRenderedPageBreak/>
+        <w:t>Answer:</w:t>
+      </w:r>
       <w:r>
         <w:rPr>
           <w:rFonts w:ascii="Times New Roman" w:eastAsia="Times New Roman" w:hAnsi="Times New Roman" w:cs="Times New Roman"/>
@@ -8432,7 +7295,7 @@
           <w:szCs w:val="24"/>
           <w:lang w:eastAsia="en-IN"/>
         </w:rPr>
-        <w:pict>
+        <w:pict w14:anchorId="446BC532">
           <v:rect id="_x0000_i1108" style="width:0;height:1.5pt" o:hralign="center" o:hrstd="t" o:hr="t" fillcolor="#a0a0a0" stroked="f"/>
         </w:pict>
       </w:r>
@@ -8459,7 +7322,6 @@
           <w:szCs w:val="27"/>
           <w:lang w:eastAsia="en-IN"/>
         </w:rPr>
-        <w:lastRenderedPageBreak/>
         <w:t>Q80. Why does ORDER BY allow aliases?</w:t>
       </w:r>
     </w:p>
@@ -8482,21 +7344,8 @@
           <w:szCs w:val="24"/>
           <w:lang w:eastAsia="en-IN"/>
         </w:rPr>
-        <w:t>Answer</w:t>
-      </w:r>
-      <w:proofErr w:type="gramStart"/>
-      <w:r>
-        <w:rPr>
-          <w:rFonts w:ascii="Times New Roman" w:eastAsia="Times New Roman" w:hAnsi="Times New Roman" w:cs="Times New Roman"/>
-          <w:b/>
-          <w:bCs/>
-          <w:sz w:val="24"/>
-          <w:szCs w:val="24"/>
-          <w:lang w:eastAsia="en-IN"/>
-        </w:rPr>
-        <w:t>:</w:t>
-      </w:r>
-      <w:proofErr w:type="gramEnd"/>
+        <w:t>Answer:</w:t>
+      </w:r>
       <w:r>
         <w:rPr>
           <w:rFonts w:ascii="Times New Roman" w:eastAsia="Times New Roman" w:hAnsi="Times New Roman" w:cs="Times New Roman"/>
@@ -8525,7 +7374,7 @@
           <w:szCs w:val="24"/>
           <w:lang w:eastAsia="en-IN"/>
         </w:rPr>
-        <w:pict>
+        <w:pict w14:anchorId="7578ED0C">
           <v:rect id="_x0000_i1109" style="width:0;height:1.5pt" o:hralign="center" o:hrstd="t" o:hr="t" fillcolor="#a0a0a0" stroked="f"/>
         </w:pict>
       </w:r>
@@ -8574,21 +7423,8 @@
           <w:szCs w:val="24"/>
           <w:lang w:eastAsia="en-IN"/>
         </w:rPr>
-        <w:t>Answer</w:t>
-      </w:r>
-      <w:proofErr w:type="gramStart"/>
-      <w:r>
-        <w:rPr>
-          <w:rFonts w:ascii="Times New Roman" w:eastAsia="Times New Roman" w:hAnsi="Times New Roman" w:cs="Times New Roman"/>
-          <w:b/>
-          <w:bCs/>
-          <w:sz w:val="24"/>
-          <w:szCs w:val="24"/>
-          <w:lang w:eastAsia="en-IN"/>
-        </w:rPr>
-        <w:t>:</w:t>
-      </w:r>
-      <w:proofErr w:type="gramEnd"/>
+        <w:t>Answer:</w:t>
+      </w:r>
       <w:r>
         <w:rPr>
           <w:rFonts w:ascii="Times New Roman" w:eastAsia="Times New Roman" w:hAnsi="Times New Roman" w:cs="Times New Roman"/>
@@ -8599,27 +7435,25 @@
         <w:br/>
         <w:t>GROUP BY runs before SELECT.</w:t>
       </w:r>
-      <w:bookmarkStart w:id="0" w:name="_GoBack"/>
-      <w:bookmarkEnd w:id="0"/>
-    </w:p>
-    <w:p>
-      <w:pPr>
-        <w:spacing w:after="0" w:line="240" w:lineRule="auto"/>
-        <w:rPr>
-          <w:rFonts w:ascii="Times New Roman" w:eastAsia="Times New Roman" w:hAnsi="Times New Roman" w:cs="Times New Roman"/>
-          <w:sz w:val="24"/>
-          <w:szCs w:val="24"/>
-          <w:lang w:eastAsia="en-IN"/>
-        </w:rPr>
-      </w:pPr>
-      <w:r>
-        <w:rPr>
-          <w:rFonts w:ascii="Times New Roman" w:eastAsia="Times New Roman" w:hAnsi="Times New Roman" w:cs="Times New Roman"/>
-          <w:sz w:val="24"/>
-          <w:szCs w:val="24"/>
-          <w:lang w:eastAsia="en-IN"/>
-        </w:rPr>
-        <w:pict>
+    </w:p>
+    <w:p>
+      <w:pPr>
+        <w:spacing w:after="0" w:line="240" w:lineRule="auto"/>
+        <w:rPr>
+          <w:rFonts w:ascii="Times New Roman" w:eastAsia="Times New Roman" w:hAnsi="Times New Roman" w:cs="Times New Roman"/>
+          <w:sz w:val="24"/>
+          <w:szCs w:val="24"/>
+          <w:lang w:eastAsia="en-IN"/>
+        </w:rPr>
+      </w:pPr>
+      <w:r>
+        <w:rPr>
+          <w:rFonts w:ascii="Times New Roman" w:eastAsia="Times New Roman" w:hAnsi="Times New Roman" w:cs="Times New Roman"/>
+          <w:sz w:val="24"/>
+          <w:szCs w:val="24"/>
+          <w:lang w:eastAsia="en-IN"/>
+        </w:rPr>
+        <w:pict w14:anchorId="3B2AD60D">
           <v:rect id="_x0000_i1110" style="width:0;height:1.5pt" o:hralign="center" o:hrstd="t" o:hr="t" fillcolor="#a0a0a0" stroked="f"/>
         </w:pict>
       </w:r>
@@ -8668,21 +7502,8 @@
           <w:szCs w:val="24"/>
           <w:lang w:eastAsia="en-IN"/>
         </w:rPr>
-        <w:t>Answer</w:t>
-      </w:r>
-      <w:proofErr w:type="gramStart"/>
-      <w:r>
-        <w:rPr>
-          <w:rFonts w:ascii="Times New Roman" w:eastAsia="Times New Roman" w:hAnsi="Times New Roman" w:cs="Times New Roman"/>
-          <w:b/>
-          <w:bCs/>
-          <w:sz w:val="24"/>
-          <w:szCs w:val="24"/>
-          <w:lang w:eastAsia="en-IN"/>
-        </w:rPr>
-        <w:t>:</w:t>
-      </w:r>
-      <w:proofErr w:type="gramEnd"/>
+        <w:t>Answer:</w:t>
+      </w:r>
       <w:r>
         <w:rPr>
           <w:rFonts w:ascii="Times New Roman" w:eastAsia="Times New Roman" w:hAnsi="Times New Roman" w:cs="Times New Roman"/>
@@ -8711,7 +7532,7 @@
           <w:szCs w:val="24"/>
           <w:lang w:eastAsia="en-IN"/>
         </w:rPr>
-        <w:pict>
+        <w:pict w14:anchorId="756291C0">
           <v:rect id="_x0000_i1111" style="width:0;height:1.5pt" o:hralign="center" o:hrstd="t" o:hr="t" fillcolor="#a0a0a0" stroked="f"/>
         </w:pict>
       </w:r>
@@ -8760,21 +7581,8 @@
           <w:szCs w:val="24"/>
           <w:lang w:eastAsia="en-IN"/>
         </w:rPr>
-        <w:t>Answer</w:t>
-      </w:r>
-      <w:proofErr w:type="gramStart"/>
-      <w:r>
-        <w:rPr>
-          <w:rFonts w:ascii="Times New Roman" w:eastAsia="Times New Roman" w:hAnsi="Times New Roman" w:cs="Times New Roman"/>
-          <w:b/>
-          <w:bCs/>
-          <w:sz w:val="24"/>
-          <w:szCs w:val="24"/>
-          <w:lang w:eastAsia="en-IN"/>
-        </w:rPr>
-        <w:t>:</w:t>
-      </w:r>
-      <w:proofErr w:type="gramEnd"/>
+        <w:t>Answer:</w:t>
+      </w:r>
       <w:r>
         <w:rPr>
           <w:rFonts w:ascii="Times New Roman" w:eastAsia="Times New Roman" w:hAnsi="Times New Roman" w:cs="Times New Roman"/>
@@ -8803,7 +7611,7 @@
           <w:szCs w:val="24"/>
           <w:lang w:eastAsia="en-IN"/>
         </w:rPr>
-        <w:pict>
+        <w:pict w14:anchorId="617E7B91">
           <v:rect id="_x0000_i1112" style="width:0;height:1.5pt" o:hralign="center" o:hrstd="t" o:hr="t" fillcolor="#a0a0a0" stroked="f"/>
         </w:pict>
       </w:r>
@@ -8852,21 +7660,8 @@
           <w:szCs w:val="24"/>
           <w:lang w:eastAsia="en-IN"/>
         </w:rPr>
-        <w:t>Answer</w:t>
-      </w:r>
-      <w:proofErr w:type="gramStart"/>
-      <w:r>
-        <w:rPr>
-          <w:rFonts w:ascii="Times New Roman" w:eastAsia="Times New Roman" w:hAnsi="Times New Roman" w:cs="Times New Roman"/>
-          <w:b/>
-          <w:bCs/>
-          <w:sz w:val="24"/>
-          <w:szCs w:val="24"/>
-          <w:lang w:eastAsia="en-IN"/>
-        </w:rPr>
-        <w:t>:</w:t>
-      </w:r>
-      <w:proofErr w:type="gramEnd"/>
+        <w:t>Answer:</w:t>
+      </w:r>
       <w:r>
         <w:rPr>
           <w:rFonts w:ascii="Times New Roman" w:eastAsia="Times New Roman" w:hAnsi="Times New Roman" w:cs="Times New Roman"/>
@@ -8895,7 +7690,7 @@
           <w:szCs w:val="24"/>
           <w:lang w:eastAsia="en-IN"/>
         </w:rPr>
-        <w:pict>
+        <w:pict w14:anchorId="4C575D97">
           <v:rect id="_x0000_i1113" style="width:0;height:1.5pt" o:hralign="center" o:hrstd="t" o:hr="t" fillcolor="#a0a0a0" stroked="f"/>
         </w:pict>
       </w:r>
@@ -8957,21 +7752,8 @@
           <w:szCs w:val="24"/>
           <w:lang w:eastAsia="en-IN"/>
         </w:rPr>
-        <w:t>Answer</w:t>
-      </w:r>
-      <w:proofErr w:type="gramStart"/>
-      <w:r>
-        <w:rPr>
-          <w:rFonts w:ascii="Times New Roman" w:eastAsia="Times New Roman" w:hAnsi="Times New Roman" w:cs="Times New Roman"/>
-          <w:b/>
-          <w:bCs/>
-          <w:sz w:val="24"/>
-          <w:szCs w:val="24"/>
-          <w:lang w:eastAsia="en-IN"/>
-        </w:rPr>
-        <w:t>:</w:t>
-      </w:r>
-      <w:proofErr w:type="gramEnd"/>
+        <w:t>Answer:</w:t>
+      </w:r>
       <w:r>
         <w:rPr>
           <w:rFonts w:ascii="Times New Roman" w:eastAsia="Times New Roman" w:hAnsi="Times New Roman" w:cs="Times New Roman"/>
@@ -9000,7 +7782,7 @@
           <w:szCs w:val="24"/>
           <w:lang w:eastAsia="en-IN"/>
         </w:rPr>
-        <w:pict>
+        <w:pict w14:anchorId="4EAE439E">
           <v:rect id="_x0000_i1114" style="width:0;height:1.5pt" o:hralign="center" o:hrstd="t" o:hr="t" fillcolor="#a0a0a0" stroked="f"/>
         </w:pict>
       </w:r>
@@ -9049,21 +7831,9 @@
           <w:szCs w:val="24"/>
           <w:lang w:eastAsia="en-IN"/>
         </w:rPr>
-        <w:t>Answer</w:t>
-      </w:r>
-      <w:proofErr w:type="gramStart"/>
-      <w:r>
-        <w:rPr>
-          <w:rFonts w:ascii="Times New Roman" w:eastAsia="Times New Roman" w:hAnsi="Times New Roman" w:cs="Times New Roman"/>
-          <w:b/>
-          <w:bCs/>
-          <w:sz w:val="24"/>
-          <w:szCs w:val="24"/>
-          <w:lang w:eastAsia="en-IN"/>
-        </w:rPr>
-        <w:t>:</w:t>
-      </w:r>
-      <w:proofErr w:type="gramEnd"/>
+        <w:lastRenderedPageBreak/>
+        <w:t>Answer:</w:t>
+      </w:r>
       <w:r>
         <w:rPr>
           <w:rFonts w:ascii="Times New Roman" w:eastAsia="Times New Roman" w:hAnsi="Times New Roman" w:cs="Times New Roman"/>
@@ -9092,7 +7862,7 @@
           <w:szCs w:val="24"/>
           <w:lang w:eastAsia="en-IN"/>
         </w:rPr>
-        <w:pict>
+        <w:pict w14:anchorId="0E64F578">
           <v:rect id="_x0000_i1115" style="width:0;height:1.5pt" o:hralign="center" o:hrstd="t" o:hr="t" fillcolor="#a0a0a0" stroked="f"/>
         </w:pict>
       </w:r>
@@ -9119,7 +7889,6 @@
           <w:szCs w:val="27"/>
           <w:lang w:eastAsia="en-IN"/>
         </w:rPr>
-        <w:lastRenderedPageBreak/>
         <w:t>Q87. Why does same SQL behave differently in Spark?</w:t>
       </w:r>
     </w:p>
@@ -9142,21 +7911,8 @@
           <w:szCs w:val="24"/>
           <w:lang w:eastAsia="en-IN"/>
         </w:rPr>
-        <w:t>Answer</w:t>
-      </w:r>
-      <w:proofErr w:type="gramStart"/>
-      <w:r>
-        <w:rPr>
-          <w:rFonts w:ascii="Times New Roman" w:eastAsia="Times New Roman" w:hAnsi="Times New Roman" w:cs="Times New Roman"/>
-          <w:b/>
-          <w:bCs/>
-          <w:sz w:val="24"/>
-          <w:szCs w:val="24"/>
-          <w:lang w:eastAsia="en-IN"/>
-        </w:rPr>
-        <w:t>:</w:t>
-      </w:r>
-      <w:proofErr w:type="gramEnd"/>
+        <w:t>Answer:</w:t>
+      </w:r>
       <w:r>
         <w:rPr>
           <w:rFonts w:ascii="Times New Roman" w:eastAsia="Times New Roman" w:hAnsi="Times New Roman" w:cs="Times New Roman"/>
@@ -9185,7 +7941,7 @@
           <w:szCs w:val="24"/>
           <w:lang w:eastAsia="en-IN"/>
         </w:rPr>
-        <w:pict>
+        <w:pict w14:anchorId="5229B3BD">
           <v:rect id="_x0000_i1116" style="width:0;height:1.5pt" o:hralign="center" o:hrstd="t" o:hr="t" fillcolor="#a0a0a0" stroked="f"/>
         </w:pict>
       </w:r>
@@ -9234,21 +7990,8 @@
           <w:szCs w:val="24"/>
           <w:lang w:eastAsia="en-IN"/>
         </w:rPr>
-        <w:t>Answer</w:t>
-      </w:r>
-      <w:proofErr w:type="gramStart"/>
-      <w:r>
-        <w:rPr>
-          <w:rFonts w:ascii="Times New Roman" w:eastAsia="Times New Roman" w:hAnsi="Times New Roman" w:cs="Times New Roman"/>
-          <w:b/>
-          <w:bCs/>
-          <w:sz w:val="24"/>
-          <w:szCs w:val="24"/>
-          <w:lang w:eastAsia="en-IN"/>
-        </w:rPr>
-        <w:t>:</w:t>
-      </w:r>
-      <w:proofErr w:type="gramEnd"/>
+        <w:t>Answer:</w:t>
+      </w:r>
       <w:r>
         <w:rPr>
           <w:rFonts w:ascii="Times New Roman" w:eastAsia="Times New Roman" w:hAnsi="Times New Roman" w:cs="Times New Roman"/>
@@ -9277,7 +8020,7 @@
           <w:szCs w:val="24"/>
           <w:lang w:eastAsia="en-IN"/>
         </w:rPr>
-        <w:pict>
+        <w:pict w14:anchorId="24E14DE0">
           <v:rect id="_x0000_i1117" style="width:0;height:1.5pt" o:hralign="center" o:hrstd="t" o:hr="t" fillcolor="#a0a0a0" stroked="f"/>
         </w:pict>
       </w:r>
@@ -9326,21 +8069,8 @@
           <w:szCs w:val="24"/>
           <w:lang w:eastAsia="en-IN"/>
         </w:rPr>
-        <w:t>Answer</w:t>
-      </w:r>
-      <w:proofErr w:type="gramStart"/>
-      <w:r>
-        <w:rPr>
-          <w:rFonts w:ascii="Times New Roman" w:eastAsia="Times New Roman" w:hAnsi="Times New Roman" w:cs="Times New Roman"/>
-          <w:b/>
-          <w:bCs/>
-          <w:sz w:val="24"/>
-          <w:szCs w:val="24"/>
-          <w:lang w:eastAsia="en-IN"/>
-        </w:rPr>
-        <w:t>:</w:t>
-      </w:r>
-      <w:proofErr w:type="gramEnd"/>
+        <w:t>Answer:</w:t>
+      </w:r>
       <w:r>
         <w:rPr>
           <w:rFonts w:ascii="Times New Roman" w:eastAsia="Times New Roman" w:hAnsi="Times New Roman" w:cs="Times New Roman"/>
@@ -9369,7 +8099,7 @@
           <w:szCs w:val="24"/>
           <w:lang w:eastAsia="en-IN"/>
         </w:rPr>
-        <w:pict>
+        <w:pict w14:anchorId="727559A5">
           <v:rect id="_x0000_i1118" style="width:0;height:1.5pt" o:hralign="center" o:hrstd="t" o:hr="t" fillcolor="#a0a0a0" stroked="f"/>
         </w:pict>
       </w:r>
@@ -9418,21 +8148,8 @@
           <w:szCs w:val="24"/>
           <w:lang w:eastAsia="en-IN"/>
         </w:rPr>
-        <w:t>Answer</w:t>
-      </w:r>
-      <w:proofErr w:type="gramStart"/>
-      <w:r>
-        <w:rPr>
-          <w:rFonts w:ascii="Times New Roman" w:eastAsia="Times New Roman" w:hAnsi="Times New Roman" w:cs="Times New Roman"/>
-          <w:b/>
-          <w:bCs/>
-          <w:sz w:val="24"/>
-          <w:szCs w:val="24"/>
-          <w:lang w:eastAsia="en-IN"/>
-        </w:rPr>
-        <w:t>:</w:t>
-      </w:r>
-      <w:proofErr w:type="gramEnd"/>
+        <w:t>Answer:</w:t>
+      </w:r>
       <w:r>
         <w:rPr>
           <w:rFonts w:ascii="Times New Roman" w:eastAsia="Times New Roman" w:hAnsi="Times New Roman" w:cs="Times New Roman"/>
@@ -9461,7 +8178,7 @@
           <w:szCs w:val="24"/>
           <w:lang w:eastAsia="en-IN"/>
         </w:rPr>
-        <w:pict>
+        <w:pict w14:anchorId="1AFD15E4">
           <v:rect id="_x0000_i1119" style="width:0;height:1.5pt" o:hralign="center" o:hrstd="t" o:hr="t" fillcolor="#a0a0a0" stroked="f"/>
         </w:pict>
       </w:r>
@@ -9534,21 +8251,8 @@
           <w:szCs w:val="24"/>
           <w:lang w:eastAsia="en-IN"/>
         </w:rPr>
-        <w:t>Answer</w:t>
-      </w:r>
-      <w:proofErr w:type="gramStart"/>
-      <w:r>
-        <w:rPr>
-          <w:rFonts w:ascii="Times New Roman" w:eastAsia="Times New Roman" w:hAnsi="Times New Roman" w:cs="Times New Roman"/>
-          <w:b/>
-          <w:bCs/>
-          <w:sz w:val="24"/>
-          <w:szCs w:val="24"/>
-          <w:lang w:eastAsia="en-IN"/>
-        </w:rPr>
-        <w:t>:</w:t>
-      </w:r>
-      <w:proofErr w:type="gramEnd"/>
+        <w:t>Answer:</w:t>
+      </w:r>
       <w:r>
         <w:rPr>
           <w:rFonts w:ascii="Times New Roman" w:eastAsia="Times New Roman" w:hAnsi="Times New Roman" w:cs="Times New Roman"/>
@@ -9577,7 +8281,7 @@
           <w:szCs w:val="24"/>
           <w:lang w:eastAsia="en-IN"/>
         </w:rPr>
-        <w:pict>
+        <w:pict w14:anchorId="7A3D848C">
           <v:rect id="_x0000_i1120" style="width:0;height:1.5pt" o:hralign="center" o:hrstd="t" o:hr="t" fillcolor="#a0a0a0" stroked="f"/>
         </w:pict>
       </w:r>
@@ -9626,21 +8330,8 @@
           <w:szCs w:val="24"/>
           <w:lang w:eastAsia="en-IN"/>
         </w:rPr>
-        <w:t>Answer</w:t>
-      </w:r>
-      <w:proofErr w:type="gramStart"/>
-      <w:r>
-        <w:rPr>
-          <w:rFonts w:ascii="Times New Roman" w:eastAsia="Times New Roman" w:hAnsi="Times New Roman" w:cs="Times New Roman"/>
-          <w:b/>
-          <w:bCs/>
-          <w:sz w:val="24"/>
-          <w:szCs w:val="24"/>
-          <w:lang w:eastAsia="en-IN"/>
-        </w:rPr>
-        <w:t>:</w:t>
-      </w:r>
-      <w:proofErr w:type="gramEnd"/>
+        <w:t>Answer:</w:t>
+      </w:r>
       <w:r>
         <w:rPr>
           <w:rFonts w:ascii="Times New Roman" w:eastAsia="Times New Roman" w:hAnsi="Times New Roman" w:cs="Times New Roman"/>
@@ -9669,7 +8360,7 @@
           <w:szCs w:val="24"/>
           <w:lang w:eastAsia="en-IN"/>
         </w:rPr>
-        <w:pict>
+        <w:pict w14:anchorId="2512DBF5">
           <v:rect id="_x0000_i1121" style="width:0;height:1.5pt" o:hralign="center" o:hrstd="t" o:hr="t" fillcolor="#a0a0a0" stroked="f"/>
         </w:pict>
       </w:r>
@@ -9718,21 +8409,9 @@
           <w:szCs w:val="24"/>
           <w:lang w:eastAsia="en-IN"/>
         </w:rPr>
-        <w:t>Answer</w:t>
-      </w:r>
-      <w:proofErr w:type="gramStart"/>
-      <w:r>
-        <w:rPr>
-          <w:rFonts w:ascii="Times New Roman" w:eastAsia="Times New Roman" w:hAnsi="Times New Roman" w:cs="Times New Roman"/>
-          <w:b/>
-          <w:bCs/>
-          <w:sz w:val="24"/>
-          <w:szCs w:val="24"/>
-          <w:lang w:eastAsia="en-IN"/>
-        </w:rPr>
-        <w:t>:</w:t>
-      </w:r>
-      <w:proofErr w:type="gramEnd"/>
+        <w:lastRenderedPageBreak/>
+        <w:t>Answer:</w:t>
+      </w:r>
       <w:r>
         <w:rPr>
           <w:rFonts w:ascii="Times New Roman" w:eastAsia="Times New Roman" w:hAnsi="Times New Roman" w:cs="Times New Roman"/>
@@ -9761,7 +8440,7 @@
           <w:szCs w:val="24"/>
           <w:lang w:eastAsia="en-IN"/>
         </w:rPr>
-        <w:pict>
+        <w:pict w14:anchorId="5F8D0B76">
           <v:rect id="_x0000_i1122" style="width:0;height:1.5pt" o:hralign="center" o:hrstd="t" o:hr="t" fillcolor="#a0a0a0" stroked="f"/>
         </w:pict>
       </w:r>
@@ -9788,7 +8467,6 @@
           <w:szCs w:val="27"/>
           <w:lang w:eastAsia="en-IN"/>
         </w:rPr>
-        <w:lastRenderedPageBreak/>
         <w:t>Q94. Why does SQL execution order confuse people?</w:t>
       </w:r>
     </w:p>
@@ -9811,21 +8489,8 @@
           <w:szCs w:val="24"/>
           <w:lang w:eastAsia="en-IN"/>
         </w:rPr>
-        <w:t>Answer</w:t>
-      </w:r>
-      <w:proofErr w:type="gramStart"/>
-      <w:r>
-        <w:rPr>
-          <w:rFonts w:ascii="Times New Roman" w:eastAsia="Times New Roman" w:hAnsi="Times New Roman" w:cs="Times New Roman"/>
-          <w:b/>
-          <w:bCs/>
-          <w:sz w:val="24"/>
-          <w:szCs w:val="24"/>
-          <w:lang w:eastAsia="en-IN"/>
-        </w:rPr>
-        <w:t>:</w:t>
-      </w:r>
-      <w:proofErr w:type="gramEnd"/>
+        <w:t>Answer:</w:t>
+      </w:r>
       <w:r>
         <w:rPr>
           <w:rFonts w:ascii="Times New Roman" w:eastAsia="Times New Roman" w:hAnsi="Times New Roman" w:cs="Times New Roman"/>
@@ -9854,7 +8519,7 @@
           <w:szCs w:val="24"/>
           <w:lang w:eastAsia="en-IN"/>
         </w:rPr>
-        <w:pict>
+        <w:pict w14:anchorId="40FD9651">
           <v:rect id="_x0000_i1123" style="width:0;height:1.5pt" o:hralign="center" o:hrstd="t" o:hr="t" fillcolor="#a0a0a0" stroked="f"/>
         </w:pict>
       </w:r>
@@ -9903,21 +8568,8 @@
           <w:szCs w:val="24"/>
           <w:lang w:eastAsia="en-IN"/>
         </w:rPr>
-        <w:t>Answer</w:t>
-      </w:r>
-      <w:proofErr w:type="gramStart"/>
-      <w:r>
-        <w:rPr>
-          <w:rFonts w:ascii="Times New Roman" w:eastAsia="Times New Roman" w:hAnsi="Times New Roman" w:cs="Times New Roman"/>
-          <w:b/>
-          <w:bCs/>
-          <w:sz w:val="24"/>
-          <w:szCs w:val="24"/>
-          <w:lang w:eastAsia="en-IN"/>
-        </w:rPr>
-        <w:t>:</w:t>
-      </w:r>
-      <w:proofErr w:type="gramEnd"/>
+        <w:t>Answer:</w:t>
+      </w:r>
       <w:r>
         <w:rPr>
           <w:rFonts w:ascii="Times New Roman" w:eastAsia="Times New Roman" w:hAnsi="Times New Roman" w:cs="Times New Roman"/>
@@ -9946,7 +8598,7 @@
           <w:szCs w:val="24"/>
           <w:lang w:eastAsia="en-IN"/>
         </w:rPr>
-        <w:pict>
+        <w:pict w14:anchorId="5B7C8335">
           <v:rect id="_x0000_i1124" style="width:0;height:1.5pt" o:hralign="center" o:hrstd="t" o:hr="t" fillcolor="#a0a0a0" stroked="f"/>
         </w:pict>
       </w:r>
@@ -9995,21 +8647,8 @@
           <w:szCs w:val="24"/>
           <w:lang w:eastAsia="en-IN"/>
         </w:rPr>
-        <w:t>Answer</w:t>
-      </w:r>
-      <w:proofErr w:type="gramStart"/>
-      <w:r>
-        <w:rPr>
-          <w:rFonts w:ascii="Times New Roman" w:eastAsia="Times New Roman" w:hAnsi="Times New Roman" w:cs="Times New Roman"/>
-          <w:b/>
-          <w:bCs/>
-          <w:sz w:val="24"/>
-          <w:szCs w:val="24"/>
-          <w:lang w:eastAsia="en-IN"/>
-        </w:rPr>
-        <w:t>:</w:t>
-      </w:r>
-      <w:proofErr w:type="gramEnd"/>
+        <w:t>Answer:</w:t>
+      </w:r>
       <w:r>
         <w:rPr>
           <w:rFonts w:ascii="Times New Roman" w:eastAsia="Times New Roman" w:hAnsi="Times New Roman" w:cs="Times New Roman"/>
@@ -10038,7 +8677,7 @@
           <w:szCs w:val="24"/>
           <w:lang w:eastAsia="en-IN"/>
         </w:rPr>
-        <w:pict>
+        <w:pict w14:anchorId="52C263AA">
           <v:rect id="_x0000_i1125" style="width:0;height:1.5pt" o:hralign="center" o:hrstd="t" o:hr="t" fillcolor="#a0a0a0" stroked="f"/>
         </w:pict>
       </w:r>
@@ -10087,21 +8726,8 @@
           <w:szCs w:val="24"/>
           <w:lang w:eastAsia="en-IN"/>
         </w:rPr>
-        <w:t>Answer</w:t>
-      </w:r>
-      <w:proofErr w:type="gramStart"/>
-      <w:r>
-        <w:rPr>
-          <w:rFonts w:ascii="Times New Roman" w:eastAsia="Times New Roman" w:hAnsi="Times New Roman" w:cs="Times New Roman"/>
-          <w:b/>
-          <w:bCs/>
-          <w:sz w:val="24"/>
-          <w:szCs w:val="24"/>
-          <w:lang w:eastAsia="en-IN"/>
-        </w:rPr>
-        <w:t>:</w:t>
-      </w:r>
-      <w:proofErr w:type="gramEnd"/>
+        <w:t>Answer:</w:t>
+      </w:r>
       <w:r>
         <w:rPr>
           <w:rFonts w:ascii="Times New Roman" w:eastAsia="Times New Roman" w:hAnsi="Times New Roman" w:cs="Times New Roman"/>
@@ -10130,7 +8756,7 @@
           <w:szCs w:val="24"/>
           <w:lang w:eastAsia="en-IN"/>
         </w:rPr>
-        <w:pict>
+        <w:pict w14:anchorId="067661AE">
           <v:rect id="_x0000_i1126" style="width:0;height:1.5pt" o:hralign="center" o:hrstd="t" o:hr="t" fillcolor="#a0a0a0" stroked="f"/>
         </w:pict>
       </w:r>
@@ -10179,21 +8805,8 @@
           <w:szCs w:val="24"/>
           <w:lang w:eastAsia="en-IN"/>
         </w:rPr>
-        <w:t>Answer</w:t>
-      </w:r>
-      <w:proofErr w:type="gramStart"/>
-      <w:r>
-        <w:rPr>
-          <w:rFonts w:ascii="Times New Roman" w:eastAsia="Times New Roman" w:hAnsi="Times New Roman" w:cs="Times New Roman"/>
-          <w:b/>
-          <w:bCs/>
-          <w:sz w:val="24"/>
-          <w:szCs w:val="24"/>
-          <w:lang w:eastAsia="en-IN"/>
-        </w:rPr>
-        <w:t>:</w:t>
-      </w:r>
-      <w:proofErr w:type="gramEnd"/>
+        <w:t>Answer:</w:t>
+      </w:r>
       <w:r>
         <w:rPr>
           <w:rFonts w:ascii="Times New Roman" w:eastAsia="Times New Roman" w:hAnsi="Times New Roman" w:cs="Times New Roman"/>
@@ -10222,7 +8835,7 @@
           <w:szCs w:val="24"/>
           <w:lang w:eastAsia="en-IN"/>
         </w:rPr>
-        <w:pict>
+        <w:pict w14:anchorId="068DF96D">
           <v:rect id="_x0000_i1127" style="width:0;height:1.5pt" o:hralign="center" o:hrstd="t" o:hr="t" fillcolor="#a0a0a0" stroked="f"/>
         </w:pict>
       </w:r>
@@ -10271,21 +8884,8 @@
           <w:szCs w:val="24"/>
           <w:lang w:eastAsia="en-IN"/>
         </w:rPr>
-        <w:t>Answer</w:t>
-      </w:r>
-      <w:proofErr w:type="gramStart"/>
-      <w:r>
-        <w:rPr>
-          <w:rFonts w:ascii="Times New Roman" w:eastAsia="Times New Roman" w:hAnsi="Times New Roman" w:cs="Times New Roman"/>
-          <w:b/>
-          <w:bCs/>
-          <w:sz w:val="24"/>
-          <w:szCs w:val="24"/>
-          <w:lang w:eastAsia="en-IN"/>
-        </w:rPr>
-        <w:t>:</w:t>
-      </w:r>
-      <w:proofErr w:type="gramEnd"/>
+        <w:t>Answer:</w:t>
+      </w:r>
       <w:r>
         <w:rPr>
           <w:rFonts w:ascii="Times New Roman" w:eastAsia="Times New Roman" w:hAnsi="Times New Roman" w:cs="Times New Roman"/>
@@ -10314,7 +8914,7 @@
           <w:szCs w:val="24"/>
           <w:lang w:eastAsia="en-IN"/>
         </w:rPr>
-        <w:pict>
+        <w:pict w14:anchorId="0FA67A55">
           <v:rect id="_x0000_i1128" style="width:0;height:1.5pt" o:hralign="center" o:hrstd="t" o:hr="t" fillcolor="#a0a0a0" stroked="f"/>
         </w:pict>
       </w:r>
@@ -10363,21 +8963,9 @@
           <w:szCs w:val="24"/>
           <w:lang w:eastAsia="en-IN"/>
         </w:rPr>
-        <w:t>Answer</w:t>
-      </w:r>
-      <w:proofErr w:type="gramStart"/>
-      <w:r>
-        <w:rPr>
-          <w:rFonts w:ascii="Times New Roman" w:eastAsia="Times New Roman" w:hAnsi="Times New Roman" w:cs="Times New Roman"/>
-          <w:b/>
-          <w:bCs/>
-          <w:sz w:val="24"/>
-          <w:szCs w:val="24"/>
-          <w:lang w:eastAsia="en-IN"/>
-        </w:rPr>
-        <w:t>:</w:t>
-      </w:r>
-      <w:proofErr w:type="gramEnd"/>
+        <w:lastRenderedPageBreak/>
+        <w:t>Answer:</w:t>
+      </w:r>
       <w:r>
         <w:rPr>
           <w:rFonts w:ascii="Times New Roman" w:eastAsia="Times New Roman" w:hAnsi="Times New Roman" w:cs="Times New Roman"/>
@@ -10461,7 +9049,7 @@
 </file>
 
 <file path=word/styles.xml><?xml version="1.0" encoding="utf-8"?>
-<w:styles xmlns:mc="http://schemas.openxmlformats.org/markup-compatibility/2006" xmlns:r="http://schemas.openxmlformats.org/officeDocument/2006/relationships" xmlns:w="http://schemas.openxmlformats.org/wordprocessingml/2006/main" xmlns:w14="http://schemas.microsoft.com/office/word/2010/wordml" mc:Ignorable="w14">
+<w:styles xmlns:mc="http://schemas.openxmlformats.org/markup-compatibility/2006" xmlns:r="http://schemas.openxmlformats.org/officeDocument/2006/relationships" xmlns:w="http://schemas.openxmlformats.org/wordprocessingml/2006/main" xmlns:w14="http://schemas.microsoft.com/office/word/2010/wordml" xmlns:w15="http://schemas.microsoft.com/office/word/2012/wordml" xmlns:w16cex="http://schemas.microsoft.com/office/word/2018/wordml/cex" xmlns:w16cid="http://schemas.microsoft.com/office/word/2016/wordml/cid" xmlns:w16="http://schemas.microsoft.com/office/word/2018/wordml" xmlns:w16du="http://schemas.microsoft.com/office/word/2023/wordml/word16du" xmlns:w16sdtdh="http://schemas.microsoft.com/office/word/2020/wordml/sdtdatahash" xmlns:w16sdtfl="http://schemas.microsoft.com/office/word/2024/wordml/sdtformatlock" xmlns:w16se="http://schemas.microsoft.com/office/word/2015/wordml/symex" mc:Ignorable="w14 w15 w16se w16cid w16 w16cex w16sdtdh w16sdtfl w16du">
   <w:docDefaults>
     <w:rPrDefault>
       <w:rPr>
@@ -10477,144 +9065,383 @@
       </w:pPr>
     </w:pPrDefault>
   </w:docDefaults>
-  <w:latentStyles w:defLockedState="0" w:defUIPriority="99" w:defSemiHidden="1" w:defUnhideWhenUsed="1" w:defQFormat="0" w:count="267">
-    <w:lsdException w:name="Normal" w:semiHidden="0" w:uiPriority="0" w:unhideWhenUsed="0" w:qFormat="1"/>
-    <w:lsdException w:name="heading 1" w:semiHidden="0" w:uiPriority="9" w:unhideWhenUsed="0" w:qFormat="1"/>
-    <w:lsdException w:name="heading 2" w:uiPriority="9" w:qFormat="1"/>
-    <w:lsdException w:name="heading 3" w:uiPriority="9" w:qFormat="1"/>
-    <w:lsdException w:name="heading 4" w:uiPriority="9" w:qFormat="1"/>
-    <w:lsdException w:name="heading 5" w:uiPriority="9" w:qFormat="1"/>
-    <w:lsdException w:name="heading 6" w:uiPriority="9" w:qFormat="1"/>
-    <w:lsdException w:name="heading 7" w:uiPriority="9" w:qFormat="1"/>
-    <w:lsdException w:name="heading 8" w:uiPriority="9" w:qFormat="1"/>
-    <w:lsdException w:name="heading 9" w:uiPriority="9" w:qFormat="1"/>
-    <w:lsdException w:name="toc 1" w:uiPriority="39"/>
-    <w:lsdException w:name="toc 2" w:uiPriority="39"/>
-    <w:lsdException w:name="toc 3" w:uiPriority="39"/>
-    <w:lsdException w:name="toc 4" w:uiPriority="39"/>
-    <w:lsdException w:name="toc 5" w:uiPriority="39"/>
-    <w:lsdException w:name="toc 6" w:uiPriority="39"/>
-    <w:lsdException w:name="toc 7" w:uiPriority="39"/>
-    <w:lsdException w:name="toc 8" w:uiPriority="39"/>
-    <w:lsdException w:name="toc 9" w:uiPriority="39"/>
-    <w:lsdException w:name="caption" w:uiPriority="35" w:qFormat="1"/>
-    <w:lsdException w:name="Title" w:semiHidden="0" w:uiPriority="10" w:unhideWhenUsed="0" w:qFormat="1"/>
-    <w:lsdException w:name="Default Paragraph Font" w:uiPriority="1"/>
-    <w:lsdException w:name="Subtitle" w:semiHidden="0" w:uiPriority="11" w:unhideWhenUsed="0" w:qFormat="1"/>
-    <w:lsdException w:name="Strong" w:semiHidden="0" w:uiPriority="22" w:unhideWhenUsed="0" w:qFormat="1"/>
-    <w:lsdException w:name="Emphasis" w:semiHidden="0" w:uiPriority="20" w:unhideWhenUsed="0" w:qFormat="1"/>
-    <w:lsdException w:name="Table Grid" w:semiHidden="0" w:uiPriority="59" w:unhideWhenUsed="0"/>
-    <w:lsdException w:name="Placeholder Text" w:unhideWhenUsed="0"/>
-    <w:lsdException w:name="No Spacing" w:semiHidden="0" w:uiPriority="1" w:unhideWhenUsed="0" w:qFormat="1"/>
-    <w:lsdException w:name="Light Shading" w:semiHidden="0" w:uiPriority="60" w:unhideWhenUsed="0"/>
-    <w:lsdException w:name="Light List" w:semiHidden="0" w:uiPriority="61" w:unhideWhenUsed="0"/>
-    <w:lsdException w:name="Light Grid" w:semiHidden="0" w:uiPriority="62" w:unhideWhenUsed="0"/>
-    <w:lsdException w:name="Medium Shading 1" w:semiHidden="0" w:uiPriority="63" w:unhideWhenUsed="0"/>
-    <w:lsdException w:name="Medium Shading 2" w:semiHidden="0" w:uiPriority="64" w:unhideWhenUsed="0"/>
-    <w:lsdException w:name="Medium List 1" w:semiHidden="0" w:uiPriority="65" w:unhideWhenUsed="0"/>
-    <w:lsdException w:name="Medium List 2" w:semiHidden="0" w:uiPriority="66" w:unhideWhenUsed="0"/>
-    <w:lsdException w:name="Medium Grid 1" w:semiHidden="0" w:uiPriority="67" w:unhideWhenUsed="0"/>
-    <w:lsdException w:name="Medium Grid 2" w:semiHidden="0" w:uiPriority="68" w:unhideWhenUsed="0"/>
-    <w:lsdException w:name="Medium Grid 3" w:semiHidden="0" w:uiPriority="69" w:unhideWhenUsed="0"/>
-    <w:lsdException w:name="Dark List" w:semiHidden="0" w:uiPriority="70" w:unhideWhenUsed="0"/>
-    <w:lsdException w:name="Colorful Shading" w:semiHidden="0" w:uiPriority="71" w:unhideWhenUsed="0"/>
-    <w:lsdException w:name="Colorful List" w:semiHidden="0" w:uiPriority="72" w:unhideWhenUsed="0"/>
-    <w:lsdException w:name="Colorful Grid" w:semiHidden="0" w:uiPriority="73" w:unhideWhenUsed="0"/>
-    <w:lsdException w:name="Light Shading Accent 1" w:semiHidden="0" w:uiPriority="60" w:unhideWhenUsed="0"/>
-    <w:lsdException w:name="Light List Accent 1" w:semiHidden="0" w:uiPriority="61" w:unhideWhenUsed="0"/>
-    <w:lsdException w:name="Light Grid Accent 1" w:semiHidden="0" w:uiPriority="62" w:unhideWhenUsed="0"/>
-    <w:lsdException w:name="Medium Shading 1 Accent 1" w:semiHidden="0" w:uiPriority="63" w:unhideWhenUsed="0"/>
-    <w:lsdException w:name="Medium Shading 2 Accent 1" w:semiHidden="0" w:uiPriority="64" w:unhideWhenUsed="0"/>
-    <w:lsdException w:name="Medium List 1 Accent 1" w:semiHidden="0" w:uiPriority="65" w:unhideWhenUsed="0"/>
-    <w:lsdException w:name="Revision" w:unhideWhenUsed="0"/>
-    <w:lsdException w:name="List Paragraph" w:semiHidden="0" w:uiPriority="34" w:unhideWhenUsed="0" w:qFormat="1"/>
-    <w:lsdException w:name="Quote" w:semiHidden="0" w:uiPriority="29" w:unhideWhenUsed="0" w:qFormat="1"/>
-    <w:lsdException w:name="Intense Quote" w:semiHidden="0" w:uiPriority="30" w:unhideWhenUsed="0" w:qFormat="1"/>
-    <w:lsdException w:name="Medium List 2 Accent 1" w:semiHidden="0" w:uiPriority="66" w:unhideWhenUsed="0"/>
-    <w:lsdException w:name="Medium Grid 1 Accent 1" w:semiHidden="0" w:uiPriority="67" w:unhideWhenUsed="0"/>
-    <w:lsdException w:name="Medium Grid 2 Accent 1" w:semiHidden="0" w:uiPriority="68" w:unhideWhenUsed="0"/>
-    <w:lsdException w:name="Medium Grid 3 Accent 1" w:semiHidden="0" w:uiPriority="69" w:unhideWhenUsed="0"/>
-    <w:lsdException w:name="Dark List Accent 1" w:semiHidden="0" w:uiPriority="70" w:unhideWhenUsed="0"/>
-    <w:lsdException w:name="Colorful Shading Accent 1" w:semiHidden="0" w:uiPriority="71" w:unhideWhenUsed="0"/>
-    <w:lsdException w:name="Colorful List Accent 1" w:semiHidden="0" w:uiPriority="72" w:unhideWhenUsed="0"/>
-    <w:lsdException w:name="Colorful Grid Accent 1" w:semiHidden="0" w:uiPriority="73" w:unhideWhenUsed="0"/>
-    <w:lsdException w:name="Light Shading Accent 2" w:semiHidden="0" w:uiPriority="60" w:unhideWhenUsed="0"/>
-    <w:lsdException w:name="Light List Accent 2" w:semiHidden="0" w:uiPriority="61" w:unhideWhenUsed="0"/>
-    <w:lsdException w:name="Light Grid Accent 2" w:semiHidden="0" w:uiPriority="62" w:unhideWhenUsed="0"/>
-    <w:lsdException w:name="Medium Shading 1 Accent 2" w:semiHidden="0" w:uiPriority="63" w:unhideWhenUsed="0"/>
-    <w:lsdException w:name="Medium Shading 2 Accent 2" w:semiHidden="0" w:uiPriority="64" w:unhideWhenUsed="0"/>
-    <w:lsdException w:name="Medium List 1 Accent 2" w:semiHidden="0" w:uiPriority="65" w:unhideWhenUsed="0"/>
-    <w:lsdException w:name="Medium List 2 Accent 2" w:semiHidden="0" w:uiPriority="66" w:unhideWhenUsed="0"/>
-    <w:lsdException w:name="Medium Grid 1 Accent 2" w:semiHidden="0" w:uiPriority="67" w:unhideWhenUsed="0"/>
-    <w:lsdException w:name="Medium Grid 2 Accent 2" w:semiHidden="0" w:uiPriority="68" w:unhideWhenUsed="0"/>
-    <w:lsdException w:name="Medium Grid 3 Accent 2" w:semiHidden="0" w:uiPriority="69" w:unhideWhenUsed="0"/>
-    <w:lsdException w:name="Dark List Accent 2" w:semiHidden="0" w:uiPriority="70" w:unhideWhenUsed="0"/>
-    <w:lsdException w:name="Colorful Shading Accent 2" w:semiHidden="0" w:uiPriority="71" w:unhideWhenUsed="0"/>
-    <w:lsdException w:name="Colorful List Accent 2" w:semiHidden="0" w:uiPriority="72" w:unhideWhenUsed="0"/>
-    <w:lsdException w:name="Colorful Grid Accent 2" w:semiHidden="0" w:uiPriority="73" w:unhideWhenUsed="0"/>
-    <w:lsdException w:name="Light Shading Accent 3" w:semiHidden="0" w:uiPriority="60" w:unhideWhenUsed="0"/>
-    <w:lsdException w:name="Light List Accent 3" w:semiHidden="0" w:uiPriority="61" w:unhideWhenUsed="0"/>
-    <w:lsdException w:name="Light Grid Accent 3" w:semiHidden="0" w:uiPriority="62" w:unhideWhenUsed="0"/>
-    <w:lsdException w:name="Medium Shading 1 Accent 3" w:semiHidden="0" w:uiPriority="63" w:unhideWhenUsed="0"/>
-    <w:lsdException w:name="Medium Shading 2 Accent 3" w:semiHidden="0" w:uiPriority="64" w:unhideWhenUsed="0"/>
-    <w:lsdException w:name="Medium List 1 Accent 3" w:semiHidden="0" w:uiPriority="65" w:unhideWhenUsed="0"/>
-    <w:lsdException w:name="Medium List 2 Accent 3" w:semiHidden="0" w:uiPriority="66" w:unhideWhenUsed="0"/>
-    <w:lsdException w:name="Medium Grid 1 Accent 3" w:semiHidden="0" w:uiPriority="67" w:unhideWhenUsed="0"/>
-    <w:lsdException w:name="Medium Grid 2 Accent 3" w:semiHidden="0" w:uiPriority="68" w:unhideWhenUsed="0"/>
-    <w:lsdException w:name="Medium Grid 3 Accent 3" w:semiHidden="0" w:uiPriority="69" w:unhideWhenUsed="0"/>
-    <w:lsdException w:name="Dark List Accent 3" w:semiHidden="0" w:uiPriority="70" w:unhideWhenUsed="0"/>
-    <w:lsdException w:name="Colorful Shading Accent 3" w:semiHidden="0" w:uiPriority="71" w:unhideWhenUsed="0"/>
-    <w:lsdException w:name="Colorful List Accent 3" w:semiHidden="0" w:uiPriority="72" w:unhideWhenUsed="0"/>
-    <w:lsdException w:name="Colorful Grid Accent 3" w:semiHidden="0" w:uiPriority="73" w:unhideWhenUsed="0"/>
-    <w:lsdException w:name="Light Shading Accent 4" w:semiHidden="0" w:uiPriority="60" w:unhideWhenUsed="0"/>
-    <w:lsdException w:name="Light List Accent 4" w:semiHidden="0" w:uiPriority="61" w:unhideWhenUsed="0"/>
-    <w:lsdException w:name="Light Grid Accent 4" w:semiHidden="0" w:uiPriority="62" w:unhideWhenUsed="0"/>
-    <w:lsdException w:name="Medium Shading 1 Accent 4" w:semiHidden="0" w:uiPriority="63" w:unhideWhenUsed="0"/>
-    <w:lsdException w:name="Medium Shading 2 Accent 4" w:semiHidden="0" w:uiPriority="64" w:unhideWhenUsed="0"/>
-    <w:lsdException w:name="Medium List 1 Accent 4" w:semiHidden="0" w:uiPriority="65" w:unhideWhenUsed="0"/>
-    <w:lsdException w:name="Medium List 2 Accent 4" w:semiHidden="0" w:uiPriority="66" w:unhideWhenUsed="0"/>
-    <w:lsdException w:name="Medium Grid 1 Accent 4" w:semiHidden="0" w:uiPriority="67" w:unhideWhenUsed="0"/>
-    <w:lsdException w:name="Medium Grid 2 Accent 4" w:semiHidden="0" w:uiPriority="68" w:unhideWhenUsed="0"/>
-    <w:lsdException w:name="Medium Grid 3 Accent 4" w:semiHidden="0" w:uiPriority="69" w:unhideWhenUsed="0"/>
-    <w:lsdException w:name="Dark List Accent 4" w:semiHidden="0" w:uiPriority="70" w:unhideWhenUsed="0"/>
-    <w:lsdException w:name="Colorful Shading Accent 4" w:semiHidden="0" w:uiPriority="71" w:unhideWhenUsed="0"/>
-    <w:lsdException w:name="Colorful List Accent 4" w:semiHidden="0" w:uiPriority="72" w:unhideWhenUsed="0"/>
-    <w:lsdException w:name="Colorful Grid Accent 4" w:semiHidden="0" w:uiPriority="73" w:unhideWhenUsed="0"/>
-    <w:lsdException w:name="Light Shading Accent 5" w:semiHidden="0" w:uiPriority="60" w:unhideWhenUsed="0"/>
-    <w:lsdException w:name="Light List Accent 5" w:semiHidden="0" w:uiPriority="61" w:unhideWhenUsed="0"/>
-    <w:lsdException w:name="Light Grid Accent 5" w:semiHidden="0" w:uiPriority="62" w:unhideWhenUsed="0"/>
-    <w:lsdException w:name="Medium Shading 1 Accent 5" w:semiHidden="0" w:uiPriority="63" w:unhideWhenUsed="0"/>
-    <w:lsdException w:name="Medium Shading 2 Accent 5" w:semiHidden="0" w:uiPriority="64" w:unhideWhenUsed="0"/>
-    <w:lsdException w:name="Medium List 1 Accent 5" w:semiHidden="0" w:uiPriority="65" w:unhideWhenUsed="0"/>
-    <w:lsdException w:name="Medium List 2 Accent 5" w:semiHidden="0" w:uiPriority="66" w:unhideWhenUsed="0"/>
-    <w:lsdException w:name="Medium Grid 1 Accent 5" w:semiHidden="0" w:uiPriority="67" w:unhideWhenUsed="0"/>
-    <w:lsdException w:name="Medium Grid 2 Accent 5" w:semiHidden="0" w:uiPriority="68" w:unhideWhenUsed="0"/>
-    <w:lsdException w:name="Medium Grid 3 Accent 5" w:semiHidden="0" w:uiPriority="69" w:unhideWhenUsed="0"/>
-    <w:lsdException w:name="Dark List Accent 5" w:semiHidden="0" w:uiPriority="70" w:unhideWhenUsed="0"/>
-    <w:lsdException w:name="Colorful Shading Accent 5" w:semiHidden="0" w:uiPriority="71" w:unhideWhenUsed="0"/>
-    <w:lsdException w:name="Colorful List Accent 5" w:semiHidden="0" w:uiPriority="72" w:unhideWhenUsed="0"/>
-    <w:lsdException w:name="Colorful Grid Accent 5" w:semiHidden="0" w:uiPriority="73" w:unhideWhenUsed="0"/>
-    <w:lsdException w:name="Light Shading Accent 6" w:semiHidden="0" w:uiPriority="60" w:unhideWhenUsed="0"/>
-    <w:lsdException w:name="Light List Accent 6" w:semiHidden="0" w:uiPriority="61" w:unhideWhenUsed="0"/>
-    <w:lsdException w:name="Light Grid Accent 6" w:semiHidden="0" w:uiPriority="62" w:unhideWhenUsed="0"/>
-    <w:lsdException w:name="Medium Shading 1 Accent 6" w:semiHidden="0" w:uiPriority="63" w:unhideWhenUsed="0"/>
-    <w:lsdException w:name="Medium Shading 2 Accent 6" w:semiHidden="0" w:uiPriority="64" w:unhideWhenUsed="0"/>
-    <w:lsdException w:name="Medium List 1 Accent 6" w:semiHidden="0" w:uiPriority="65" w:unhideWhenUsed="0"/>
-    <w:lsdException w:name="Medium List 2 Accent 6" w:semiHidden="0" w:uiPriority="66" w:unhideWhenUsed="0"/>
-    <w:lsdException w:name="Medium Grid 1 Accent 6" w:semiHidden="0" w:uiPriority="67" w:unhideWhenUsed="0"/>
-    <w:lsdException w:name="Medium Grid 2 Accent 6" w:semiHidden="0" w:uiPriority="68" w:unhideWhenUsed="0"/>
-    <w:lsdException w:name="Medium Grid 3 Accent 6" w:semiHidden="0" w:uiPriority="69" w:unhideWhenUsed="0"/>
-    <w:lsdException w:name="Dark List Accent 6" w:semiHidden="0" w:uiPriority="70" w:unhideWhenUsed="0"/>
-    <w:lsdException w:name="Colorful Shading Accent 6" w:semiHidden="0" w:uiPriority="71" w:unhideWhenUsed="0"/>
-    <w:lsdException w:name="Colorful List Accent 6" w:semiHidden="0" w:uiPriority="72" w:unhideWhenUsed="0"/>
-    <w:lsdException w:name="Colorful Grid Accent 6" w:semiHidden="0" w:uiPriority="73" w:unhideWhenUsed="0"/>
-    <w:lsdException w:name="Subtle Emphasis" w:semiHidden="0" w:uiPriority="19" w:unhideWhenUsed="0" w:qFormat="1"/>
-    <w:lsdException w:name="Intense Emphasis" w:semiHidden="0" w:uiPriority="21" w:unhideWhenUsed="0" w:qFormat="1"/>
-    <w:lsdException w:name="Subtle Reference" w:semiHidden="0" w:uiPriority="31" w:unhideWhenUsed="0" w:qFormat="1"/>
-    <w:lsdException w:name="Intense Reference" w:semiHidden="0" w:uiPriority="32" w:unhideWhenUsed="0" w:qFormat="1"/>
-    <w:lsdException w:name="Book Title" w:semiHidden="0" w:uiPriority="33" w:unhideWhenUsed="0" w:qFormat="1"/>
-    <w:lsdException w:name="Bibliography" w:uiPriority="37"/>
-    <w:lsdException w:name="TOC Heading" w:uiPriority="39" w:qFormat="1"/>
+  <w:latentStyles w:defLockedState="0" w:defUIPriority="99" w:defSemiHidden="0" w:defUnhideWhenUsed="0" w:defQFormat="0" w:count="376">
+    <w:lsdException w:name="Normal" w:uiPriority="0" w:qFormat="1"/>
+    <w:lsdException w:name="heading 1" w:uiPriority="9" w:qFormat="1"/>
+    <w:lsdException w:name="heading 2" w:semiHidden="1" w:uiPriority="9" w:unhideWhenUsed="1" w:qFormat="1"/>
+    <w:lsdException w:name="heading 3" w:semiHidden="1" w:uiPriority="9" w:unhideWhenUsed="1" w:qFormat="1"/>
+    <w:lsdException w:name="heading 4" w:semiHidden="1" w:uiPriority="9" w:unhideWhenUsed="1" w:qFormat="1"/>
+    <w:lsdException w:name="heading 5" w:semiHidden="1" w:uiPriority="9" w:unhideWhenUsed="1" w:qFormat="1"/>
+    <w:lsdException w:name="heading 6" w:semiHidden="1" w:uiPriority="9" w:unhideWhenUsed="1" w:qFormat="1"/>
+    <w:lsdException w:name="heading 7" w:semiHidden="1" w:uiPriority="9" w:unhideWhenUsed="1" w:qFormat="1"/>
+    <w:lsdException w:name="heading 8" w:semiHidden="1" w:uiPriority="9" w:unhideWhenUsed="1" w:qFormat="1"/>
+    <w:lsdException w:name="heading 9" w:semiHidden="1" w:uiPriority="9" w:unhideWhenUsed="1" w:qFormat="1"/>
+    <w:lsdException w:name="index 1" w:semiHidden="1" w:unhideWhenUsed="1"/>
+    <w:lsdException w:name="index 2" w:semiHidden="1" w:unhideWhenUsed="1"/>
+    <w:lsdException w:name="index 3" w:semiHidden="1" w:unhideWhenUsed="1"/>
+    <w:lsdException w:name="index 4" w:semiHidden="1" w:unhideWhenUsed="1"/>
+    <w:lsdException w:name="index 5" w:semiHidden="1" w:unhideWhenUsed="1"/>
+    <w:lsdException w:name="index 6" w:semiHidden="1" w:unhideWhenUsed="1"/>
+    <w:lsdException w:name="index 7" w:semiHidden="1" w:unhideWhenUsed="1"/>
+    <w:lsdException w:name="index 8" w:semiHidden="1" w:unhideWhenUsed="1"/>
+    <w:lsdException w:name="index 9" w:semiHidden="1" w:unhideWhenUsed="1"/>
+    <w:lsdException w:name="toc 1" w:semiHidden="1" w:uiPriority="39" w:unhideWhenUsed="1"/>
+    <w:lsdException w:name="toc 2" w:semiHidden="1" w:uiPriority="39" w:unhideWhenUsed="1"/>
+    <w:lsdException w:name="toc 3" w:semiHidden="1" w:uiPriority="39" w:unhideWhenUsed="1"/>
+    <w:lsdException w:name="toc 4" w:semiHidden="1" w:uiPriority="39" w:unhideWhenUsed="1"/>
+    <w:lsdException w:name="toc 5" w:semiHidden="1" w:uiPriority="39" w:unhideWhenUsed="1"/>
+    <w:lsdException w:name="toc 6" w:semiHidden="1" w:uiPriority="39" w:unhideWhenUsed="1"/>
+    <w:lsdException w:name="toc 7" w:semiHidden="1" w:uiPriority="39" w:unhideWhenUsed="1"/>
+    <w:lsdException w:name="toc 8" w:semiHidden="1" w:uiPriority="39" w:unhideWhenUsed="1"/>
+    <w:lsdException w:name="toc 9" w:semiHidden="1" w:uiPriority="39" w:unhideWhenUsed="1"/>
+    <w:lsdException w:name="Normal Indent" w:semiHidden="1" w:unhideWhenUsed="1"/>
+    <w:lsdException w:name="footnote text" w:semiHidden="1" w:unhideWhenUsed="1"/>
+    <w:lsdException w:name="annotation text" w:semiHidden="1" w:unhideWhenUsed="1"/>
+    <w:lsdException w:name="header" w:semiHidden="1" w:unhideWhenUsed="1"/>
+    <w:lsdException w:name="footer" w:semiHidden="1" w:unhideWhenUsed="1"/>
+    <w:lsdException w:name="index heading" w:semiHidden="1" w:unhideWhenUsed="1"/>
+    <w:lsdException w:name="caption" w:semiHidden="1" w:uiPriority="35" w:unhideWhenUsed="1" w:qFormat="1"/>
+    <w:lsdException w:name="table of figures" w:semiHidden="1" w:unhideWhenUsed="1"/>
+    <w:lsdException w:name="envelope address" w:semiHidden="1" w:unhideWhenUsed="1"/>
+    <w:lsdException w:name="envelope return" w:semiHidden="1" w:unhideWhenUsed="1"/>
+    <w:lsdException w:name="footnote reference" w:semiHidden="1" w:unhideWhenUsed="1"/>
+    <w:lsdException w:name="annotation reference" w:semiHidden="1" w:unhideWhenUsed="1"/>
+    <w:lsdException w:name="line number" w:semiHidden="1" w:unhideWhenUsed="1"/>
+    <w:lsdException w:name="page number" w:semiHidden="1" w:unhideWhenUsed="1"/>
+    <w:lsdException w:name="endnote reference" w:semiHidden="1" w:unhideWhenUsed="1"/>
+    <w:lsdException w:name="endnote text" w:semiHidden="1" w:unhideWhenUsed="1"/>
+    <w:lsdException w:name="table of authorities" w:semiHidden="1" w:unhideWhenUsed="1"/>
+    <w:lsdException w:name="macro" w:semiHidden="1" w:unhideWhenUsed="1"/>
+    <w:lsdException w:name="toa heading" w:semiHidden="1" w:unhideWhenUsed="1"/>
+    <w:lsdException w:name="List" w:semiHidden="1" w:unhideWhenUsed="1"/>
+    <w:lsdException w:name="List Bullet" w:semiHidden="1" w:unhideWhenUsed="1"/>
+    <w:lsdException w:name="List Number" w:semiHidden="1" w:unhideWhenUsed="1"/>
+    <w:lsdException w:name="List 2" w:semiHidden="1" w:unhideWhenUsed="1"/>
+    <w:lsdException w:name="List 3" w:semiHidden="1" w:unhideWhenUsed="1"/>
+    <w:lsdException w:name="List 4" w:semiHidden="1" w:unhideWhenUsed="1"/>
+    <w:lsdException w:name="List 5" w:semiHidden="1" w:unhideWhenUsed="1"/>
+    <w:lsdException w:name="List Bullet 2" w:semiHidden="1" w:unhideWhenUsed="1"/>
+    <w:lsdException w:name="List Bullet 3" w:semiHidden="1" w:unhideWhenUsed="1"/>
+    <w:lsdException w:name="List Bullet 4" w:semiHidden="1" w:unhideWhenUsed="1"/>
+    <w:lsdException w:name="List Bullet 5" w:semiHidden="1" w:unhideWhenUsed="1"/>
+    <w:lsdException w:name="List Number 2" w:semiHidden="1" w:unhideWhenUsed="1"/>
+    <w:lsdException w:name="List Number 3" w:semiHidden="1" w:unhideWhenUsed="1"/>
+    <w:lsdException w:name="List Number 4" w:semiHidden="1" w:unhideWhenUsed="1"/>
+    <w:lsdException w:name="List Number 5" w:semiHidden="1" w:unhideWhenUsed="1"/>
+    <w:lsdException w:name="Title" w:uiPriority="10" w:qFormat="1"/>
+    <w:lsdException w:name="Closing" w:semiHidden="1" w:unhideWhenUsed="1"/>
+    <w:lsdException w:name="Signature" w:semiHidden="1" w:unhideWhenUsed="1"/>
+    <w:lsdException w:name="Default Paragraph Font" w:semiHidden="1" w:uiPriority="1" w:unhideWhenUsed="1"/>
+    <w:lsdException w:name="Body Text" w:semiHidden="1" w:unhideWhenUsed="1"/>
+    <w:lsdException w:name="Body Text Indent" w:semiHidden="1" w:unhideWhenUsed="1"/>
+    <w:lsdException w:name="List Continue" w:semiHidden="1" w:unhideWhenUsed="1"/>
+    <w:lsdException w:name="List Continue 2" w:semiHidden="1" w:unhideWhenUsed="1"/>
+    <w:lsdException w:name="List Continue 3" w:semiHidden="1" w:unhideWhenUsed="1"/>
+    <w:lsdException w:name="List Continue 4" w:semiHidden="1" w:unhideWhenUsed="1"/>
+    <w:lsdException w:name="List Continue 5" w:semiHidden="1" w:unhideWhenUsed="1"/>
+    <w:lsdException w:name="Message Header" w:semiHidden="1" w:unhideWhenUsed="1"/>
+    <w:lsdException w:name="Subtitle" w:uiPriority="11" w:qFormat="1"/>
+    <w:lsdException w:name="Salutation" w:semiHidden="1" w:unhideWhenUsed="1"/>
+    <w:lsdException w:name="Date" w:semiHidden="1" w:unhideWhenUsed="1"/>
+    <w:lsdException w:name="Body Text First Indent" w:semiHidden="1" w:unhideWhenUsed="1"/>
+    <w:lsdException w:name="Body Text First Indent 2" w:semiHidden="1" w:unhideWhenUsed="1"/>
+    <w:lsdException w:name="Note Heading" w:semiHidden="1" w:unhideWhenUsed="1"/>
+    <w:lsdException w:name="Body Text 2" w:semiHidden="1" w:unhideWhenUsed="1"/>
+    <w:lsdException w:name="Body Text 3" w:semiHidden="1" w:unhideWhenUsed="1"/>
+    <w:lsdException w:name="Body Text Indent 2" w:semiHidden="1" w:unhideWhenUsed="1"/>
+    <w:lsdException w:name="Body Text Indent 3" w:semiHidden="1" w:unhideWhenUsed="1"/>
+    <w:lsdException w:name="Block Text" w:semiHidden="1" w:unhideWhenUsed="1"/>
+    <w:lsdException w:name="Hyperlink" w:semiHidden="1" w:unhideWhenUsed="1"/>
+    <w:lsdException w:name="FollowedHyperlink" w:semiHidden="1" w:unhideWhenUsed="1"/>
+    <w:lsdException w:name="Strong" w:uiPriority="22" w:qFormat="1"/>
+    <w:lsdException w:name="Emphasis" w:uiPriority="20" w:qFormat="1"/>
+    <w:lsdException w:name="Document Map" w:semiHidden="1" w:unhideWhenUsed="1"/>
+    <w:lsdException w:name="Plain Text" w:semiHidden="1" w:unhideWhenUsed="1"/>
+    <w:lsdException w:name="E-mail Signature" w:semiHidden="1" w:unhideWhenUsed="1"/>
+    <w:lsdException w:name="HTML Top of Form" w:semiHidden="1" w:unhideWhenUsed="1"/>
+    <w:lsdException w:name="HTML Bottom of Form" w:semiHidden="1" w:unhideWhenUsed="1"/>
+    <w:lsdException w:name="Normal (Web)" w:semiHidden="1" w:unhideWhenUsed="1"/>
+    <w:lsdException w:name="HTML Acronym" w:semiHidden="1" w:unhideWhenUsed="1"/>
+    <w:lsdException w:name="HTML Address" w:semiHidden="1" w:unhideWhenUsed="1"/>
+    <w:lsdException w:name="HTML Cite" w:semiHidden="1" w:unhideWhenUsed="1"/>
+    <w:lsdException w:name="HTML Code" w:semiHidden="1" w:unhideWhenUsed="1"/>
+    <w:lsdException w:name="HTML Definition" w:semiHidden="1" w:unhideWhenUsed="1"/>
+    <w:lsdException w:name="HTML Keyboard" w:semiHidden="1" w:unhideWhenUsed="1"/>
+    <w:lsdException w:name="HTML Preformatted" w:semiHidden="1" w:unhideWhenUsed="1"/>
+    <w:lsdException w:name="HTML Sample" w:semiHidden="1" w:unhideWhenUsed="1"/>
+    <w:lsdException w:name="HTML Typewriter" w:semiHidden="1" w:unhideWhenUsed="1"/>
+    <w:lsdException w:name="HTML Variable" w:semiHidden="1" w:unhideWhenUsed="1"/>
+    <w:lsdException w:name="Normal Table" w:semiHidden="1" w:unhideWhenUsed="1"/>
+    <w:lsdException w:name="annotation subject" w:semiHidden="1" w:unhideWhenUsed="1"/>
+    <w:lsdException w:name="No List" w:semiHidden="1" w:unhideWhenUsed="1"/>
+    <w:lsdException w:name="Outline List 1" w:semiHidden="1" w:unhideWhenUsed="1"/>
+    <w:lsdException w:name="Outline List 2" w:semiHidden="1" w:unhideWhenUsed="1"/>
+    <w:lsdException w:name="Outline List 3" w:semiHidden="1" w:unhideWhenUsed="1"/>
+    <w:lsdException w:name="Table Simple 1" w:semiHidden="1" w:unhideWhenUsed="1"/>
+    <w:lsdException w:name="Table Simple 2" w:semiHidden="1" w:unhideWhenUsed="1"/>
+    <w:lsdException w:name="Table Simple 3" w:semiHidden="1" w:unhideWhenUsed="1"/>
+    <w:lsdException w:name="Table Classic 1" w:semiHidden="1" w:unhideWhenUsed="1"/>
+    <w:lsdException w:name="Table Classic 2" w:semiHidden="1" w:unhideWhenUsed="1"/>
+    <w:lsdException w:name="Table Classic 3" w:semiHidden="1" w:unhideWhenUsed="1"/>
+    <w:lsdException w:name="Table Classic 4" w:semiHidden="1" w:unhideWhenUsed="1"/>
+    <w:lsdException w:name="Table Colorful 1" w:semiHidden="1" w:unhideWhenUsed="1"/>
+    <w:lsdException w:name="Table Colorful 2" w:semiHidden="1" w:unhideWhenUsed="1"/>
+    <w:lsdException w:name="Table Colorful 3" w:semiHidden="1" w:unhideWhenUsed="1"/>
+    <w:lsdException w:name="Table Columns 1" w:semiHidden="1" w:unhideWhenUsed="1"/>
+    <w:lsdException w:name="Table Columns 2" w:semiHidden="1" w:unhideWhenUsed="1"/>
+    <w:lsdException w:name="Table Columns 3" w:semiHidden="1" w:unhideWhenUsed="1"/>
+    <w:lsdException w:name="Table Columns 4" w:semiHidden="1" w:unhideWhenUsed="1"/>
+    <w:lsdException w:name="Table Columns 5" w:semiHidden="1" w:unhideWhenUsed="1"/>
+    <w:lsdException w:name="Table Grid 1" w:semiHidden="1" w:unhideWhenUsed="1"/>
+    <w:lsdException w:name="Table Grid 2" w:semiHidden="1" w:unhideWhenUsed="1"/>
+    <w:lsdException w:name="Table Grid 3" w:semiHidden="1" w:unhideWhenUsed="1"/>
+    <w:lsdException w:name="Table Grid 4" w:semiHidden="1" w:unhideWhenUsed="1"/>
+    <w:lsdException w:name="Table Grid 5" w:semiHidden="1" w:unhideWhenUsed="1"/>
+    <w:lsdException w:name="Table Grid 6" w:semiHidden="1" w:unhideWhenUsed="1"/>
+    <w:lsdException w:name="Table Grid 7" w:semiHidden="1" w:unhideWhenUsed="1"/>
+    <w:lsdException w:name="Table Grid 8" w:semiHidden="1" w:unhideWhenUsed="1"/>
+    <w:lsdException w:name="Table List 1" w:semiHidden="1" w:unhideWhenUsed="1"/>
+    <w:lsdException w:name="Table List 2" w:semiHidden="1" w:unhideWhenUsed="1"/>
+    <w:lsdException w:name="Table List 3" w:semiHidden="1" w:unhideWhenUsed="1"/>
+    <w:lsdException w:name="Table List 4" w:semiHidden="1" w:unhideWhenUsed="1"/>
+    <w:lsdException w:name="Table List 5" w:semiHidden="1" w:unhideWhenUsed="1"/>
+    <w:lsdException w:name="Table List 6" w:semiHidden="1" w:unhideWhenUsed="1"/>
+    <w:lsdException w:name="Table List 7" w:semiHidden="1" w:unhideWhenUsed="1"/>
+    <w:lsdException w:name="Table List 8" w:semiHidden="1" w:unhideWhenUsed="1"/>
+    <w:lsdException w:name="Table 3D effects 1" w:semiHidden="1" w:unhideWhenUsed="1"/>
+    <w:lsdException w:name="Table 3D effects 2" w:semiHidden="1" w:unhideWhenUsed="1"/>
+    <w:lsdException w:name="Table 3D effects 3" w:semiHidden="1" w:unhideWhenUsed="1"/>
+    <w:lsdException w:name="Table Contemporary" w:semiHidden="1" w:unhideWhenUsed="1"/>
+    <w:lsdException w:name="Table Elegant" w:semiHidden="1" w:unhideWhenUsed="1"/>
+    <w:lsdException w:name="Table Professional" w:semiHidden="1" w:unhideWhenUsed="1"/>
+    <w:lsdException w:name="Table Subtle 1" w:semiHidden="1" w:unhideWhenUsed="1"/>
+    <w:lsdException w:name="Table Subtle 2" w:semiHidden="1" w:unhideWhenUsed="1"/>
+    <w:lsdException w:name="Table Web 1" w:semiHidden="1" w:unhideWhenUsed="1"/>
+    <w:lsdException w:name="Table Web 2" w:semiHidden="1" w:unhideWhenUsed="1"/>
+    <w:lsdException w:name="Table Web 3" w:semiHidden="1" w:unhideWhenUsed="1"/>
+    <w:lsdException w:name="Balloon Text" w:semiHidden="1" w:unhideWhenUsed="1"/>
+    <w:lsdException w:name="Table Grid" w:uiPriority="59"/>
+    <w:lsdException w:name="Table Theme" w:semiHidden="1" w:unhideWhenUsed="1"/>
+    <w:lsdException w:name="Placeholder Text" w:semiHidden="1"/>
+    <w:lsdException w:name="No Spacing" w:uiPriority="1" w:qFormat="1"/>
+    <w:lsdException w:name="Light Shading" w:uiPriority="60"/>
+    <w:lsdException w:name="Light List" w:uiPriority="61"/>
+    <w:lsdException w:name="Light Grid" w:uiPriority="62"/>
+    <w:lsdException w:name="Medium Shading 1" w:uiPriority="63"/>
+    <w:lsdException w:name="Medium Shading 2" w:uiPriority="64"/>
+    <w:lsdException w:name="Medium List 1" w:uiPriority="65"/>
+    <w:lsdException w:name="Medium List 2" w:uiPriority="66"/>
+    <w:lsdException w:name="Medium Grid 1" w:uiPriority="67"/>
+    <w:lsdException w:name="Medium Grid 2" w:uiPriority="68"/>
+    <w:lsdException w:name="Medium Grid 3" w:uiPriority="69"/>
+    <w:lsdException w:name="Dark List" w:uiPriority="70"/>
+    <w:lsdException w:name="Colorful Shading" w:uiPriority="71"/>
+    <w:lsdException w:name="Colorful List" w:uiPriority="72"/>
+    <w:lsdException w:name="Colorful Grid" w:uiPriority="73"/>
+    <w:lsdException w:name="Light Shading Accent 1" w:uiPriority="60"/>
+    <w:lsdException w:name="Light List Accent 1" w:uiPriority="61"/>
+    <w:lsdException w:name="Light Grid Accent 1" w:uiPriority="62"/>
+    <w:lsdException w:name="Medium Shading 1 Accent 1" w:uiPriority="63"/>
+    <w:lsdException w:name="Medium Shading 2 Accent 1" w:uiPriority="64"/>
+    <w:lsdException w:name="Medium List 1 Accent 1" w:uiPriority="65"/>
+    <w:lsdException w:name="Revision" w:semiHidden="1"/>
+    <w:lsdException w:name="List Paragraph" w:uiPriority="34" w:qFormat="1"/>
+    <w:lsdException w:name="Quote" w:uiPriority="29" w:qFormat="1"/>
+    <w:lsdException w:name="Intense Quote" w:uiPriority="30" w:qFormat="1"/>
+    <w:lsdException w:name="Medium List 2 Accent 1" w:uiPriority="66"/>
+    <w:lsdException w:name="Medium Grid 1 Accent 1" w:uiPriority="67"/>
+    <w:lsdException w:name="Medium Grid 2 Accent 1" w:uiPriority="68"/>
+    <w:lsdException w:name="Medium Grid 3 Accent 1" w:uiPriority="69"/>
+    <w:lsdException w:name="Dark List Accent 1" w:uiPriority="70"/>
+    <w:lsdException w:name="Colorful Shading Accent 1" w:uiPriority="71"/>
+    <w:lsdException w:name="Colorful List Accent 1" w:uiPriority="72"/>
+    <w:lsdException w:name="Colorful Grid Accent 1" w:uiPriority="73"/>
+    <w:lsdException w:name="Light Shading Accent 2" w:uiPriority="60"/>
+    <w:lsdException w:name="Light List Accent 2" w:uiPriority="61"/>
+    <w:lsdException w:name="Light Grid Accent 2" w:uiPriority="62"/>
+    <w:lsdException w:name="Medium Shading 1 Accent 2" w:uiPriority="63"/>
+    <w:lsdException w:name="Medium Shading 2 Accent 2" w:uiPriority="64"/>
+    <w:lsdException w:name="Medium List 1 Accent 2" w:uiPriority="65"/>
+    <w:lsdException w:name="Medium List 2 Accent 2" w:uiPriority="66"/>
+    <w:lsdException w:name="Medium Grid 1 Accent 2" w:uiPriority="67"/>
+    <w:lsdException w:name="Medium Grid 2 Accent 2" w:uiPriority="68"/>
+    <w:lsdException w:name="Medium Grid 3 Accent 2" w:uiPriority="69"/>
+    <w:lsdException w:name="Dark List Accent 2" w:uiPriority="70"/>
+    <w:lsdException w:name="Colorful Shading Accent 2" w:uiPriority="71"/>
+    <w:lsdException w:name="Colorful List Accent 2" w:uiPriority="72"/>
+    <w:lsdException w:name="Colorful Grid Accent 2" w:uiPriority="73"/>
+    <w:lsdException w:name="Light Shading Accent 3" w:uiPriority="60"/>
+    <w:lsdException w:name="Light List Accent 3" w:uiPriority="61"/>
+    <w:lsdException w:name="Light Grid Accent 3" w:uiPriority="62"/>
+    <w:lsdException w:name="Medium Shading 1 Accent 3" w:uiPriority="63"/>
+    <w:lsdException w:name="Medium Shading 2 Accent 3" w:uiPriority="64"/>
+    <w:lsdException w:name="Medium List 1 Accent 3" w:uiPriority="65"/>
+    <w:lsdException w:name="Medium List 2 Accent 3" w:uiPriority="66"/>
+    <w:lsdException w:name="Medium Grid 1 Accent 3" w:uiPriority="67"/>
+    <w:lsdException w:name="Medium Grid 2 Accent 3" w:uiPriority="68"/>
+    <w:lsdException w:name="Medium Grid 3 Accent 3" w:uiPriority="69"/>
+    <w:lsdException w:name="Dark List Accent 3" w:uiPriority="70"/>
+    <w:lsdException w:name="Colorful Shading Accent 3" w:uiPriority="71"/>
+    <w:lsdException w:name="Colorful List Accent 3" w:uiPriority="72"/>
+    <w:lsdException w:name="Colorful Grid Accent 3" w:uiPriority="73"/>
+    <w:lsdException w:name="Light Shading Accent 4" w:uiPriority="60"/>
+    <w:lsdException w:name="Light List Accent 4" w:uiPriority="61"/>
+    <w:lsdException w:name="Light Grid Accent 4" w:uiPriority="62"/>
+    <w:lsdException w:name="Medium Shading 1 Accent 4" w:uiPriority="63"/>
+    <w:lsdException w:name="Medium Shading 2 Accent 4" w:uiPriority="64"/>
+    <w:lsdException w:name="Medium List 1 Accent 4" w:uiPriority="65"/>
+    <w:lsdException w:name="Medium List 2 Accent 4" w:uiPriority="66"/>
+    <w:lsdException w:name="Medium Grid 1 Accent 4" w:uiPriority="67"/>
+    <w:lsdException w:name="Medium Grid 2 Accent 4" w:uiPriority="68"/>
+    <w:lsdException w:name="Medium Grid 3 Accent 4" w:uiPriority="69"/>
+    <w:lsdException w:name="Dark List Accent 4" w:uiPriority="70"/>
+    <w:lsdException w:name="Colorful Shading Accent 4" w:uiPriority="71"/>
+    <w:lsdException w:name="Colorful List Accent 4" w:uiPriority="72"/>
+    <w:lsdException w:name="Colorful Grid Accent 4" w:uiPriority="73"/>
+    <w:lsdException w:name="Light Shading Accent 5" w:uiPriority="60"/>
+    <w:lsdException w:name="Light List Accent 5" w:uiPriority="61"/>
+    <w:lsdException w:name="Light Grid Accent 5" w:uiPriority="62"/>
+    <w:lsdException w:name="Medium Shading 1 Accent 5" w:uiPriority="63"/>
+    <w:lsdException w:name="Medium Shading 2 Accent 5" w:uiPriority="64"/>
+    <w:lsdException w:name="Medium List 1 Accent 5" w:uiPriority="65"/>
+    <w:lsdException w:name="Medium List 2 Accent 5" w:uiPriority="66"/>
+    <w:lsdException w:name="Medium Grid 1 Accent 5" w:uiPriority="67"/>
+    <w:lsdException w:name="Medium Grid 2 Accent 5" w:uiPriority="68"/>
+    <w:lsdException w:name="Medium Grid 3 Accent 5" w:uiPriority="69"/>
+    <w:lsdException w:name="Dark List Accent 5" w:uiPriority="70"/>
+    <w:lsdException w:name="Colorful Shading Accent 5" w:uiPriority="71"/>
+    <w:lsdException w:name="Colorful List Accent 5" w:uiPriority="72"/>
+    <w:lsdException w:name="Colorful Grid Accent 5" w:uiPriority="73"/>
+    <w:lsdException w:name="Light Shading Accent 6" w:uiPriority="60"/>
+    <w:lsdException w:name="Light List Accent 6" w:uiPriority="61"/>
+    <w:lsdException w:name="Light Grid Accent 6" w:uiPriority="62"/>
+    <w:lsdException w:name="Medium Shading 1 Accent 6" w:uiPriority="63"/>
+    <w:lsdException w:name="Medium Shading 2 Accent 6" w:uiPriority="64"/>
+    <w:lsdException w:name="Medium List 1 Accent 6" w:uiPriority="65"/>
+    <w:lsdException w:name="Medium List 2 Accent 6" w:uiPriority="66"/>
+    <w:lsdException w:name="Medium Grid 1 Accent 6" w:uiPriority="67"/>
+    <w:lsdException w:name="Medium Grid 2 Accent 6" w:uiPriority="68"/>
+    <w:lsdException w:name="Medium Grid 3 Accent 6" w:uiPriority="69"/>
+    <w:lsdException w:name="Dark List Accent 6" w:uiPriority="70"/>
+    <w:lsdException w:name="Colorful Shading Accent 6" w:uiPriority="71"/>
+    <w:lsdException w:name="Colorful List Accent 6" w:uiPriority="72"/>
+    <w:lsdException w:name="Colorful Grid Accent 6" w:uiPriority="73"/>
+    <w:lsdException w:name="Subtle Emphasis" w:uiPriority="19" w:qFormat="1"/>
+    <w:lsdException w:name="Intense Emphasis" w:uiPriority="21" w:qFormat="1"/>
+    <w:lsdException w:name="Subtle Reference" w:uiPriority="31" w:qFormat="1"/>
+    <w:lsdException w:name="Intense Reference" w:uiPriority="32" w:qFormat="1"/>
+    <w:lsdException w:name="Book Title" w:uiPriority="33" w:qFormat="1"/>
+    <w:lsdException w:name="Bibliography" w:semiHidden="1" w:uiPriority="37" w:unhideWhenUsed="1"/>
+    <w:lsdException w:name="TOC Heading" w:semiHidden="1" w:uiPriority="39" w:unhideWhenUsed="1" w:qFormat="1"/>
+    <w:lsdException w:name="Plain Table 1" w:uiPriority="41"/>
+    <w:lsdException w:name="Plain Table 2" w:uiPriority="42"/>
+    <w:lsdException w:name="Plain Table 3" w:uiPriority="43"/>
+    <w:lsdException w:name="Plain Table 4" w:uiPriority="44"/>
+    <w:lsdException w:name="Plain Table 5" w:uiPriority="45"/>
+    <w:lsdException w:name="Grid Table Light" w:uiPriority="40"/>
+    <w:lsdException w:name="Grid Table 1 Light" w:uiPriority="46"/>
+    <w:lsdException w:name="Grid Table 2" w:uiPriority="47"/>
+    <w:lsdException w:name="Grid Table 3" w:uiPriority="48"/>
+    <w:lsdException w:name="Grid Table 4" w:uiPriority="49"/>
+    <w:lsdException w:name="Grid Table 5 Dark" w:uiPriority="50"/>
+    <w:lsdException w:name="Grid Table 6 Colorful" w:uiPriority="51"/>
+    <w:lsdException w:name="Grid Table 7 Colorful" w:uiPriority="52"/>
+    <w:lsdException w:name="Grid Table 1 Light Accent 1" w:uiPriority="46"/>
+    <w:lsdException w:name="Grid Table 2 Accent 1" w:uiPriority="47"/>
+    <w:lsdException w:name="Grid Table 3 Accent 1" w:uiPriority="48"/>
+    <w:lsdException w:name="Grid Table 4 Accent 1" w:uiPriority="49"/>
+    <w:lsdException w:name="Grid Table 5 Dark Accent 1" w:uiPriority="50"/>
+    <w:lsdException w:name="Grid Table 6 Colorful Accent 1" w:uiPriority="51"/>
+    <w:lsdException w:name="Grid Table 7 Colorful Accent 1" w:uiPriority="52"/>
+    <w:lsdException w:name="Grid Table 1 Light Accent 2" w:uiPriority="46"/>
+    <w:lsdException w:name="Grid Table 2 Accent 2" w:uiPriority="47"/>
+    <w:lsdException w:name="Grid Table 3 Accent 2" w:uiPriority="48"/>
+    <w:lsdException w:name="Grid Table 4 Accent 2" w:uiPriority="49"/>
+    <w:lsdException w:name="Grid Table 5 Dark Accent 2" w:uiPriority="50"/>
+    <w:lsdException w:name="Grid Table 6 Colorful Accent 2" w:uiPriority="51"/>
+    <w:lsdException w:name="Grid Table 7 Colorful Accent 2" w:uiPriority="52"/>
+    <w:lsdException w:name="Grid Table 1 Light Accent 3" w:uiPriority="46"/>
+    <w:lsdException w:name="Grid Table 2 Accent 3" w:uiPriority="47"/>
+    <w:lsdException w:name="Grid Table 3 Accent 3" w:uiPriority="48"/>
+    <w:lsdException w:name="Grid Table 4 Accent 3" w:uiPriority="49"/>
+    <w:lsdException w:name="Grid Table 5 Dark Accent 3" w:uiPriority="50"/>
+    <w:lsdException w:name="Grid Table 6 Colorful Accent 3" w:uiPriority="51"/>
+    <w:lsdException w:name="Grid Table 7 Colorful Accent 3" w:uiPriority="52"/>
+    <w:lsdException w:name="Grid Table 1 Light Accent 4" w:uiPriority="46"/>
+    <w:lsdException w:name="Grid Table 2 Accent 4" w:uiPriority="47"/>
+    <w:lsdException w:name="Grid Table 3 Accent 4" w:uiPriority="48"/>
+    <w:lsdException w:name="Grid Table 4 Accent 4" w:uiPriority="49"/>
+    <w:lsdException w:name="Grid Table 5 Dark Accent 4" w:uiPriority="50"/>
+    <w:lsdException w:name="Grid Table 6 Colorful Accent 4" w:uiPriority="51"/>
+    <w:lsdException w:name="Grid Table 7 Colorful Accent 4" w:uiPriority="52"/>
+    <w:lsdException w:name="Grid Table 1 Light Accent 5" w:uiPriority="46"/>
+    <w:lsdException w:name="Grid Table 2 Accent 5" w:uiPriority="47"/>
+    <w:lsdException w:name="Grid Table 3 Accent 5" w:uiPriority="48"/>
+    <w:lsdException w:name="Grid Table 4 Accent 5" w:uiPriority="49"/>
+    <w:lsdException w:name="Grid Table 5 Dark Accent 5" w:uiPriority="50"/>
+    <w:lsdException w:name="Grid Table 6 Colorful Accent 5" w:uiPriority="51"/>
+    <w:lsdException w:name="Grid Table 7 Colorful Accent 5" w:uiPriority="52"/>
+    <w:lsdException w:name="Grid Table 1 Light Accent 6" w:uiPriority="46"/>
+    <w:lsdException w:name="Grid Table 2 Accent 6" w:uiPriority="47"/>
+    <w:lsdException w:name="Grid Table 3 Accent 6" w:uiPriority="48"/>
+    <w:lsdException w:name="Grid Table 4 Accent 6" w:uiPriority="49"/>
+    <w:lsdException w:name="Grid Table 5 Dark Accent 6" w:uiPriority="50"/>
+    <w:lsdException w:name="Grid Table 6 Colorful Accent 6" w:uiPriority="51"/>
+    <w:lsdException w:name="Grid Table 7 Colorful Accent 6" w:uiPriority="52"/>
+    <w:lsdException w:name="List Table 1 Light" w:uiPriority="46"/>
+    <w:lsdException w:name="List Table 2" w:uiPriority="47"/>
+    <w:lsdException w:name="List Table 3" w:uiPriority="48"/>
+    <w:lsdException w:name="List Table 4" w:uiPriority="49"/>
+    <w:lsdException w:name="List Table 5 Dark" w:uiPriority="50"/>
+    <w:lsdException w:name="List Table 6 Colorful" w:uiPriority="51"/>
+    <w:lsdException w:name="List Table 7 Colorful" w:uiPriority="52"/>
+    <w:lsdException w:name="List Table 1 Light Accent 1" w:uiPriority="46"/>
+    <w:lsdException w:name="List Table 2 Accent 1" w:uiPriority="47"/>
+    <w:lsdException w:name="List Table 3 Accent 1" w:uiPriority="48"/>
+    <w:lsdException w:name="List Table 4 Accent 1" w:uiPriority="49"/>
+    <w:lsdException w:name="List Table 5 Dark Accent 1" w:uiPriority="50"/>
+    <w:lsdException w:name="List Table 6 Colorful Accent 1" w:uiPriority="51"/>
+    <w:lsdException w:name="List Table 7 Colorful Accent 1" w:uiPriority="52"/>
+    <w:lsdException w:name="List Table 1 Light Accent 2" w:uiPriority="46"/>
+    <w:lsdException w:name="List Table 2 Accent 2" w:uiPriority="47"/>
+    <w:lsdException w:name="List Table 3 Accent 2" w:uiPriority="48"/>
+    <w:lsdException w:name="List Table 4 Accent 2" w:uiPriority="49"/>
+    <w:lsdException w:name="List Table 5 Dark Accent 2" w:uiPriority="50"/>
+    <w:lsdException w:name="List Table 6 Colorful Accent 2" w:uiPriority="51"/>
+    <w:lsdException w:name="List Table 7 Colorful Accent 2" w:uiPriority="52"/>
+    <w:lsdException w:name="List Table 1 Light Accent 3" w:uiPriority="46"/>
+    <w:lsdException w:name="List Table 2 Accent 3" w:uiPriority="47"/>
+    <w:lsdException w:name="List Table 3 Accent 3" w:uiPriority="48"/>
+    <w:lsdException w:name="List Table 4 Accent 3" w:uiPriority="49"/>
+    <w:lsdException w:name="List Table 5 Dark Accent 3" w:uiPriority="50"/>
+    <w:lsdException w:name="List Table 6 Colorful Accent 3" w:uiPriority="51"/>
+    <w:lsdException w:name="List Table 7 Colorful Accent 3" w:uiPriority="52"/>
+    <w:lsdException w:name="List Table 1 Light Accent 4" w:uiPriority="46"/>
+    <w:lsdException w:name="List Table 2 Accent 4" w:uiPriority="47"/>
+    <w:lsdException w:name="List Table 3 Accent 4" w:uiPriority="48"/>
+    <w:lsdException w:name="List Table 4 Accent 4" w:uiPriority="49"/>
+    <w:lsdException w:name="List Table 5 Dark Accent 4" w:uiPriority="50"/>
+    <w:lsdException w:name="List Table 6 Colorful Accent 4" w:uiPriority="51"/>
+    <w:lsdException w:name="List Table 7 Colorful Accent 4" w:uiPriority="52"/>
+    <w:lsdException w:name="List Table 1 Light Accent 5" w:uiPriority="46"/>
+    <w:lsdException w:name="List Table 2 Accent 5" w:uiPriority="47"/>
+    <w:lsdException w:name="List Table 3 Accent 5" w:uiPriority="48"/>
+    <w:lsdException w:name="List Table 4 Accent 5" w:uiPriority="49"/>
+    <w:lsdException w:name="List Table 5 Dark Accent 5" w:uiPriority="50"/>
+    <w:lsdException w:name="List Table 6 Colorful Accent 5" w:uiPriority="51"/>
+    <w:lsdException w:name="List Table 7 Colorful Accent 5" w:uiPriority="52"/>
+    <w:lsdException w:name="List Table 1 Light Accent 6" w:uiPriority="46"/>
+    <w:lsdException w:name="List Table 2 Accent 6" w:uiPriority="47"/>
+    <w:lsdException w:name="List Table 3 Accent 6" w:uiPriority="48"/>
+    <w:lsdException w:name="List Table 4 Accent 6" w:uiPriority="49"/>
+    <w:lsdException w:name="List Table 5 Dark Accent 6" w:uiPriority="50"/>
+    <w:lsdException w:name="List Table 6 Colorful Accent 6" w:uiPriority="51"/>
+    <w:lsdException w:name="List Table 7 Colorful Accent 6" w:uiPriority="52"/>
+    <w:lsdException w:name="Mention" w:semiHidden="1" w:unhideWhenUsed="1"/>
+    <w:lsdException w:name="Smart Hyperlink" w:semiHidden="1" w:unhideWhenUsed="1"/>
+    <w:lsdException w:name="Hashtag" w:semiHidden="1" w:unhideWhenUsed="1"/>
+    <w:lsdException w:name="Unresolved Mention" w:semiHidden="1" w:unhideWhenUsed="1"/>
+    <w:lsdException w:name="Smart Link" w:semiHidden="1" w:unhideWhenUsed="1"/>
   </w:latentStyles>
   <w:style w:type="paragraph" w:default="1" w:styleId="Normal">
     <w:name w:val="Normal"/>
@@ -10717,7 +9544,6 @@
       <w:spacing w:after="0" w:line="240" w:lineRule="auto"/>
     </w:pPr>
     <w:tblPr>
-      <w:tblInd w:w="0" w:type="dxa"/>
       <w:tblBorders>
         <w:top w:val="single" w:sz="4" w:space="0" w:color="auto"/>
         <w:left w:val="single" w:sz="4" w:space="0" w:color="auto"/>
@@ -10726,457 +9552,6 @@
         <w:insideH w:val="single" w:sz="4" w:space="0" w:color="auto"/>
         <w:insideV w:val="single" w:sz="4" w:space="0" w:color="auto"/>
       </w:tblBorders>
-      <w:tblCellMar>
-        <w:top w:w="0" w:type="dxa"/>
-        <w:left w:w="108" w:type="dxa"/>
-        <w:bottom w:w="0" w:type="dxa"/>
-        <w:right w:w="108" w:type="dxa"/>
-      </w:tblCellMar>
-    </w:tblPr>
-  </w:style>
-  <w:style w:type="character" w:customStyle="1" w:styleId="Heading1Char">
-    <w:name w:val="Heading 1 Char"/>
-    <w:basedOn w:val="DefaultParagraphFont"/>
-    <w:link w:val="Heading1"/>
-    <w:uiPriority w:val="9"/>
-    <w:rsid w:val="00356A49"/>
-    <w:rPr>
-      <w:rFonts w:ascii="Times New Roman" w:eastAsia="Times New Roman" w:hAnsi="Times New Roman" w:cs="Times New Roman"/>
-      <w:b/>
-      <w:bCs/>
-      <w:kern w:val="36"/>
-      <w:sz w:val="48"/>
-      <w:szCs w:val="48"/>
-      <w:lang w:eastAsia="en-IN"/>
-    </w:rPr>
-  </w:style>
-  <w:style w:type="character" w:customStyle="1" w:styleId="Heading2Char">
-    <w:name w:val="Heading 2 Char"/>
-    <w:basedOn w:val="DefaultParagraphFont"/>
-    <w:link w:val="Heading2"/>
-    <w:uiPriority w:val="9"/>
-    <w:rsid w:val="00356A49"/>
-    <w:rPr>
-      <w:rFonts w:ascii="Times New Roman" w:eastAsia="Times New Roman" w:hAnsi="Times New Roman" w:cs="Times New Roman"/>
-      <w:b/>
-      <w:bCs/>
-      <w:sz w:val="36"/>
-      <w:szCs w:val="36"/>
-      <w:lang w:eastAsia="en-IN"/>
-    </w:rPr>
-  </w:style>
-  <w:style w:type="character" w:customStyle="1" w:styleId="Heading3Char">
-    <w:name w:val="Heading 3 Char"/>
-    <w:basedOn w:val="DefaultParagraphFont"/>
-    <w:link w:val="Heading3"/>
-    <w:uiPriority w:val="9"/>
-    <w:rsid w:val="00356A49"/>
-    <w:rPr>
-      <w:rFonts w:ascii="Times New Roman" w:eastAsia="Times New Roman" w:hAnsi="Times New Roman" w:cs="Times New Roman"/>
-      <w:b/>
-      <w:bCs/>
-      <w:sz w:val="27"/>
-      <w:szCs w:val="27"/>
-      <w:lang w:eastAsia="en-IN"/>
-    </w:rPr>
-  </w:style>
-  <w:style w:type="paragraph" w:styleId="NormalWeb">
-    <w:name w:val="Normal (Web)"/>
-    <w:basedOn w:val="Normal"/>
-    <w:uiPriority w:val="99"/>
-    <w:semiHidden/>
-    <w:unhideWhenUsed/>
-    <w:rsid w:val="00356A49"/>
-    <w:pPr>
-      <w:spacing w:before="100" w:beforeAutospacing="1" w:after="100" w:afterAutospacing="1" w:line="240" w:lineRule="auto"/>
-    </w:pPr>
-    <w:rPr>
-      <w:rFonts w:ascii="Times New Roman" w:eastAsia="Times New Roman" w:hAnsi="Times New Roman" w:cs="Times New Roman"/>
-      <w:sz w:val="24"/>
-      <w:szCs w:val="24"/>
-      <w:lang w:eastAsia="en-IN"/>
-    </w:rPr>
-  </w:style>
-  <w:style w:type="character" w:styleId="Emphasis">
-    <w:name w:val="Emphasis"/>
-    <w:basedOn w:val="DefaultParagraphFont"/>
-    <w:uiPriority w:val="20"/>
-    <w:qFormat/>
-    <w:rsid w:val="00356A49"/>
-    <w:rPr>
-      <w:i/>
-      <w:iCs/>
-    </w:rPr>
-  </w:style>
-  <w:style w:type="character" w:styleId="Strong">
-    <w:name w:val="Strong"/>
-    <w:basedOn w:val="DefaultParagraphFont"/>
-    <w:uiPriority w:val="22"/>
-    <w:qFormat/>
-    <w:rsid w:val="00356A49"/>
-    <w:rPr>
-      <w:b/>
-      <w:bCs/>
-    </w:rPr>
-  </w:style>
-  <w:style w:type="paragraph" w:styleId="HTMLPreformatted">
-    <w:name w:val="HTML Preformatted"/>
-    <w:basedOn w:val="Normal"/>
-    <w:link w:val="HTMLPreformattedChar"/>
-    <w:uiPriority w:val="99"/>
-    <w:semiHidden/>
-    <w:unhideWhenUsed/>
-    <w:rsid w:val="00356A49"/>
-    <w:pPr>
-      <w:tabs>
-        <w:tab w:val="left" w:pos="916"/>
-        <w:tab w:val="left" w:pos="1832"/>
-        <w:tab w:val="left" w:pos="2748"/>
-        <w:tab w:val="left" w:pos="3664"/>
-        <w:tab w:val="left" w:pos="4580"/>
-        <w:tab w:val="left" w:pos="5496"/>
-        <w:tab w:val="left" w:pos="6412"/>
-        <w:tab w:val="left" w:pos="7328"/>
-        <w:tab w:val="left" w:pos="8244"/>
-        <w:tab w:val="left" w:pos="9160"/>
-        <w:tab w:val="left" w:pos="10076"/>
-        <w:tab w:val="left" w:pos="10992"/>
-        <w:tab w:val="left" w:pos="11908"/>
-        <w:tab w:val="left" w:pos="12824"/>
-        <w:tab w:val="left" w:pos="13740"/>
-        <w:tab w:val="left" w:pos="14656"/>
-      </w:tabs>
-      <w:spacing w:after="0" w:line="240" w:lineRule="auto"/>
-    </w:pPr>
-    <w:rPr>
-      <w:rFonts w:ascii="Courier New" w:eastAsia="Times New Roman" w:hAnsi="Courier New" w:cs="Courier New"/>
-      <w:sz w:val="20"/>
-      <w:szCs w:val="20"/>
-      <w:lang w:eastAsia="en-IN"/>
-    </w:rPr>
-  </w:style>
-  <w:style w:type="character" w:customStyle="1" w:styleId="HTMLPreformattedChar">
-    <w:name w:val="HTML Preformatted Char"/>
-    <w:basedOn w:val="DefaultParagraphFont"/>
-    <w:link w:val="HTMLPreformatted"/>
-    <w:uiPriority w:val="99"/>
-    <w:semiHidden/>
-    <w:rsid w:val="00356A49"/>
-    <w:rPr>
-      <w:rFonts w:ascii="Courier New" w:eastAsia="Times New Roman" w:hAnsi="Courier New" w:cs="Courier New"/>
-      <w:sz w:val="20"/>
-      <w:szCs w:val="20"/>
-      <w:lang w:eastAsia="en-IN"/>
-    </w:rPr>
-  </w:style>
-  <w:style w:type="character" w:styleId="HTMLCode">
-    <w:name w:val="HTML Code"/>
-    <w:basedOn w:val="DefaultParagraphFont"/>
-    <w:uiPriority w:val="99"/>
-    <w:semiHidden/>
-    <w:unhideWhenUsed/>
-    <w:rsid w:val="00356A49"/>
-    <w:rPr>
-      <w:rFonts w:ascii="Courier New" w:eastAsia="Times New Roman" w:hAnsi="Courier New" w:cs="Courier New"/>
-      <w:sz w:val="20"/>
-      <w:szCs w:val="20"/>
-    </w:rPr>
-  </w:style>
-  <w:style w:type="character" w:customStyle="1" w:styleId="hljs-keyword">
-    <w:name w:val="hljs-keyword"/>
-    <w:basedOn w:val="DefaultParagraphFont"/>
-    <w:rsid w:val="00356A49"/>
-  </w:style>
-  <w:style w:type="character" w:customStyle="1" w:styleId="hljs-builtin">
-    <w:name w:val="hljs-built_in"/>
-    <w:basedOn w:val="DefaultParagraphFont"/>
-    <w:rsid w:val="00356A49"/>
-  </w:style>
-  <w:style w:type="character" w:customStyle="1" w:styleId="hljs-operator">
-    <w:name w:val="hljs-operator"/>
-    <w:basedOn w:val="DefaultParagraphFont"/>
-    <w:rsid w:val="00356A49"/>
-  </w:style>
-  <w:style w:type="character" w:customStyle="1" w:styleId="hljs-number">
-    <w:name w:val="hljs-number"/>
-    <w:basedOn w:val="DefaultParagraphFont"/>
-    <w:rsid w:val="00356A49"/>
-  </w:style>
-</w:styles>
-</file>
-
-<file path=word/stylesWithEffects.xml><?xml version="1.0" encoding="utf-8"?>
-<w:styles xmlns:wpc="http://schemas.microsoft.com/office/word/2010/wordprocessingCanvas" xmlns:mc="http://schemas.openxmlformats.org/markup-compatibility/2006" xmlns:o="urn:schemas-microsoft-com:office:office" xmlns:r="http://schemas.openxmlformats.org/officeDocument/2006/relationships" xmlns:m="http://schemas.openxmlformats.org/officeDocument/2006/math" xmlns:v="urn:schemas-microsoft-com:vml" xmlns:wp14="http://schemas.microsoft.com/office/word/2010/wordprocessingDrawing" xmlns:wp="http://schemas.openxmlformats.org/drawingml/2006/wordprocessingDrawing" xmlns:w10="urn:schemas-microsoft-com:office:word" xmlns:w="http://schemas.openxmlformats.org/wordprocessingml/2006/main" xmlns:w14="http://schemas.microsoft.com/office/word/2010/wordml" xmlns:wpg="http://schemas.microsoft.com/office/word/2010/wordprocessingGroup" xmlns:wpi="http://schemas.microsoft.com/office/word/2010/wordprocessingInk" xmlns:wne="http://schemas.microsoft.com/office/word/2006/wordml" xmlns:wps="http://schemas.microsoft.com/office/word/2010/wordprocessingShape" mc:Ignorable="w14 wp14">
-  <w:docDefaults>
-    <w:rPrDefault>
-      <w:rPr>
-        <w:rFonts w:asciiTheme="minorHAnsi" w:eastAsiaTheme="minorHAnsi" w:hAnsiTheme="minorHAnsi" w:cstheme="minorBidi"/>
-        <w:sz w:val="22"/>
-        <w:szCs w:val="22"/>
-        <w:lang w:val="en-IN" w:eastAsia="en-US" w:bidi="ar-SA"/>
-      </w:rPr>
-    </w:rPrDefault>
-    <w:pPrDefault>
-      <w:pPr>
-        <w:spacing w:after="200" w:line="276" w:lineRule="auto"/>
-      </w:pPr>
-    </w:pPrDefault>
-  </w:docDefaults>
-  <w:latentStyles w:defLockedState="0" w:defUIPriority="99" w:defSemiHidden="1" w:defUnhideWhenUsed="1" w:defQFormat="0" w:count="267">
-    <w:lsdException w:name="Normal" w:semiHidden="0" w:uiPriority="0" w:unhideWhenUsed="0" w:qFormat="1"/>
-    <w:lsdException w:name="heading 1" w:semiHidden="0" w:uiPriority="9" w:unhideWhenUsed="0" w:qFormat="1"/>
-    <w:lsdException w:name="heading 2" w:uiPriority="9" w:qFormat="1"/>
-    <w:lsdException w:name="heading 3" w:uiPriority="9" w:qFormat="1"/>
-    <w:lsdException w:name="heading 4" w:uiPriority="9" w:qFormat="1"/>
-    <w:lsdException w:name="heading 5" w:uiPriority="9" w:qFormat="1"/>
-    <w:lsdException w:name="heading 6" w:uiPriority="9" w:qFormat="1"/>
-    <w:lsdException w:name="heading 7" w:uiPriority="9" w:qFormat="1"/>
-    <w:lsdException w:name="heading 8" w:uiPriority="9" w:qFormat="1"/>
-    <w:lsdException w:name="heading 9" w:uiPriority="9" w:qFormat="1"/>
-    <w:lsdException w:name="toc 1" w:uiPriority="39"/>
-    <w:lsdException w:name="toc 2" w:uiPriority="39"/>
-    <w:lsdException w:name="toc 3" w:uiPriority="39"/>
-    <w:lsdException w:name="toc 4" w:uiPriority="39"/>
-    <w:lsdException w:name="toc 5" w:uiPriority="39"/>
-    <w:lsdException w:name="toc 6" w:uiPriority="39"/>
-    <w:lsdException w:name="toc 7" w:uiPriority="39"/>
-    <w:lsdException w:name="toc 8" w:uiPriority="39"/>
-    <w:lsdException w:name="toc 9" w:uiPriority="39"/>
-    <w:lsdException w:name="caption" w:uiPriority="35" w:qFormat="1"/>
-    <w:lsdException w:name="Title" w:semiHidden="0" w:uiPriority="10" w:unhideWhenUsed="0" w:qFormat="1"/>
-    <w:lsdException w:name="Default Paragraph Font" w:uiPriority="1"/>
-    <w:lsdException w:name="Subtitle" w:semiHidden="0" w:uiPriority="11" w:unhideWhenUsed="0" w:qFormat="1"/>
-    <w:lsdException w:name="Strong" w:semiHidden="0" w:uiPriority="22" w:unhideWhenUsed="0" w:qFormat="1"/>
-    <w:lsdException w:name="Emphasis" w:semiHidden="0" w:uiPriority="20" w:unhideWhenUsed="0" w:qFormat="1"/>
-    <w:lsdException w:name="Table Grid" w:semiHidden="0" w:uiPriority="59" w:unhideWhenUsed="0"/>
-    <w:lsdException w:name="Placeholder Text" w:unhideWhenUsed="0"/>
-    <w:lsdException w:name="No Spacing" w:semiHidden="0" w:uiPriority="1" w:unhideWhenUsed="0" w:qFormat="1"/>
-    <w:lsdException w:name="Light Shading" w:semiHidden="0" w:uiPriority="60" w:unhideWhenUsed="0"/>
-    <w:lsdException w:name="Light List" w:semiHidden="0" w:uiPriority="61" w:unhideWhenUsed="0"/>
-    <w:lsdException w:name="Light Grid" w:semiHidden="0" w:uiPriority="62" w:unhideWhenUsed="0"/>
-    <w:lsdException w:name="Medium Shading 1" w:semiHidden="0" w:uiPriority="63" w:unhideWhenUsed="0"/>
-    <w:lsdException w:name="Medium Shading 2" w:semiHidden="0" w:uiPriority="64" w:unhideWhenUsed="0"/>
-    <w:lsdException w:name="Medium List 1" w:semiHidden="0" w:uiPriority="65" w:unhideWhenUsed="0"/>
-    <w:lsdException w:name="Medium List 2" w:semiHidden="0" w:uiPriority="66" w:unhideWhenUsed="0"/>
-    <w:lsdException w:name="Medium Grid 1" w:semiHidden="0" w:uiPriority="67" w:unhideWhenUsed="0"/>
-    <w:lsdException w:name="Medium Grid 2" w:semiHidden="0" w:uiPriority="68" w:unhideWhenUsed="0"/>
-    <w:lsdException w:name="Medium Grid 3" w:semiHidden="0" w:uiPriority="69" w:unhideWhenUsed="0"/>
-    <w:lsdException w:name="Dark List" w:semiHidden="0" w:uiPriority="70" w:unhideWhenUsed="0"/>
-    <w:lsdException w:name="Colorful Shading" w:semiHidden="0" w:uiPriority="71" w:unhideWhenUsed="0"/>
-    <w:lsdException w:name="Colorful List" w:semiHidden="0" w:uiPriority="72" w:unhideWhenUsed="0"/>
-    <w:lsdException w:name="Colorful Grid" w:semiHidden="0" w:uiPriority="73" w:unhideWhenUsed="0"/>
-    <w:lsdException w:name="Light Shading Accent 1" w:semiHidden="0" w:uiPriority="60" w:unhideWhenUsed="0"/>
-    <w:lsdException w:name="Light List Accent 1" w:semiHidden="0" w:uiPriority="61" w:unhideWhenUsed="0"/>
-    <w:lsdException w:name="Light Grid Accent 1" w:semiHidden="0" w:uiPriority="62" w:unhideWhenUsed="0"/>
-    <w:lsdException w:name="Medium Shading 1 Accent 1" w:semiHidden="0" w:uiPriority="63" w:unhideWhenUsed="0"/>
-    <w:lsdException w:name="Medium Shading 2 Accent 1" w:semiHidden="0" w:uiPriority="64" w:unhideWhenUsed="0"/>
-    <w:lsdException w:name="Medium List 1 Accent 1" w:semiHidden="0" w:uiPriority="65" w:unhideWhenUsed="0"/>
-    <w:lsdException w:name="Revision" w:unhideWhenUsed="0"/>
-    <w:lsdException w:name="List Paragraph" w:semiHidden="0" w:uiPriority="34" w:unhideWhenUsed="0" w:qFormat="1"/>
-    <w:lsdException w:name="Quote" w:semiHidden="0" w:uiPriority="29" w:unhideWhenUsed="0" w:qFormat="1"/>
-    <w:lsdException w:name="Intense Quote" w:semiHidden="0" w:uiPriority="30" w:unhideWhenUsed="0" w:qFormat="1"/>
-    <w:lsdException w:name="Medium List 2 Accent 1" w:semiHidden="0" w:uiPriority="66" w:unhideWhenUsed="0"/>
-    <w:lsdException w:name="Medium Grid 1 Accent 1" w:semiHidden="0" w:uiPriority="67" w:unhideWhenUsed="0"/>
-    <w:lsdException w:name="Medium Grid 2 Accent 1" w:semiHidden="0" w:uiPriority="68" w:unhideWhenUsed="0"/>
-    <w:lsdException w:name="Medium Grid 3 Accent 1" w:semiHidden="0" w:uiPriority="69" w:unhideWhenUsed="0"/>
-    <w:lsdException w:name="Dark List Accent 1" w:semiHidden="0" w:uiPriority="70" w:unhideWhenUsed="0"/>
-    <w:lsdException w:name="Colorful Shading Accent 1" w:semiHidden="0" w:uiPriority="71" w:unhideWhenUsed="0"/>
-    <w:lsdException w:name="Colorful List Accent 1" w:semiHidden="0" w:uiPriority="72" w:unhideWhenUsed="0"/>
-    <w:lsdException w:name="Colorful Grid Accent 1" w:semiHidden="0" w:uiPriority="73" w:unhideWhenUsed="0"/>
-    <w:lsdException w:name="Light Shading Accent 2" w:semiHidden="0" w:uiPriority="60" w:unhideWhenUsed="0"/>
-    <w:lsdException w:name="Light List Accent 2" w:semiHidden="0" w:uiPriority="61" w:unhideWhenUsed="0"/>
-    <w:lsdException w:name="Light Grid Accent 2" w:semiHidden="0" w:uiPriority="62" w:unhideWhenUsed="0"/>
-    <w:lsdException w:name="Medium Shading 1 Accent 2" w:semiHidden="0" w:uiPriority="63" w:unhideWhenUsed="0"/>
-    <w:lsdException w:name="Medium Shading 2 Accent 2" w:semiHidden="0" w:uiPriority="64" w:unhideWhenUsed="0"/>
-    <w:lsdException w:name="Medium List 1 Accent 2" w:semiHidden="0" w:uiPriority="65" w:unhideWhenUsed="0"/>
-    <w:lsdException w:name="Medium List 2 Accent 2" w:semiHidden="0" w:uiPriority="66" w:unhideWhenUsed="0"/>
-    <w:lsdException w:name="Medium Grid 1 Accent 2" w:semiHidden="0" w:uiPriority="67" w:unhideWhenUsed="0"/>
-    <w:lsdException w:name="Medium Grid 2 Accent 2" w:semiHidden="0" w:uiPriority="68" w:unhideWhenUsed="0"/>
-    <w:lsdException w:name="Medium Grid 3 Accent 2" w:semiHidden="0" w:uiPriority="69" w:unhideWhenUsed="0"/>
-    <w:lsdException w:name="Dark List Accent 2" w:semiHidden="0" w:uiPriority="70" w:unhideWhenUsed="0"/>
-    <w:lsdException w:name="Colorful Shading Accent 2" w:semiHidden="0" w:uiPriority="71" w:unhideWhenUsed="0"/>
-    <w:lsdException w:name="Colorful List Accent 2" w:semiHidden="0" w:uiPriority="72" w:unhideWhenUsed="0"/>
-    <w:lsdException w:name="Colorful Grid Accent 2" w:semiHidden="0" w:uiPriority="73" w:unhideWhenUsed="0"/>
-    <w:lsdException w:name="Light Shading Accent 3" w:semiHidden="0" w:uiPriority="60" w:unhideWhenUsed="0"/>
-    <w:lsdException w:name="Light List Accent 3" w:semiHidden="0" w:uiPriority="61" w:unhideWhenUsed="0"/>
-    <w:lsdException w:name="Light Grid Accent 3" w:semiHidden="0" w:uiPriority="62" w:unhideWhenUsed="0"/>
-    <w:lsdException w:name="Medium Shading 1 Accent 3" w:semiHidden="0" w:uiPriority="63" w:unhideWhenUsed="0"/>
-    <w:lsdException w:name="Medium Shading 2 Accent 3" w:semiHidden="0" w:uiPriority="64" w:unhideWhenUsed="0"/>
-    <w:lsdException w:name="Medium List 1 Accent 3" w:semiHidden="0" w:uiPriority="65" w:unhideWhenUsed="0"/>
-    <w:lsdException w:name="Medium List 2 Accent 3" w:semiHidden="0" w:uiPriority="66" w:unhideWhenUsed="0"/>
-    <w:lsdException w:name="Medium Grid 1 Accent 3" w:semiHidden="0" w:uiPriority="67" w:unhideWhenUsed="0"/>
-    <w:lsdException w:name="Medium Grid 2 Accent 3" w:semiHidden="0" w:uiPriority="68" w:unhideWhenUsed="0"/>
-    <w:lsdException w:name="Medium Grid 3 Accent 3" w:semiHidden="0" w:uiPriority="69" w:unhideWhenUsed="0"/>
-    <w:lsdException w:name="Dark List Accent 3" w:semiHidden="0" w:uiPriority="70" w:unhideWhenUsed="0"/>
-    <w:lsdException w:name="Colorful Shading Accent 3" w:semiHidden="0" w:uiPriority="71" w:unhideWhenUsed="0"/>
-    <w:lsdException w:name="Colorful List Accent 3" w:semiHidden="0" w:uiPriority="72" w:unhideWhenUsed="0"/>
-    <w:lsdException w:name="Colorful Grid Accent 3" w:semiHidden="0" w:uiPriority="73" w:unhideWhenUsed="0"/>
-    <w:lsdException w:name="Light Shading Accent 4" w:semiHidden="0" w:uiPriority="60" w:unhideWhenUsed="0"/>
-    <w:lsdException w:name="Light List Accent 4" w:semiHidden="0" w:uiPriority="61" w:unhideWhenUsed="0"/>
-    <w:lsdException w:name="Light Grid Accent 4" w:semiHidden="0" w:uiPriority="62" w:unhideWhenUsed="0"/>
-    <w:lsdException w:name="Medium Shading 1 Accent 4" w:semiHidden="0" w:uiPriority="63" w:unhideWhenUsed="0"/>
-    <w:lsdException w:name="Medium Shading 2 Accent 4" w:semiHidden="0" w:uiPriority="64" w:unhideWhenUsed="0"/>
-    <w:lsdException w:name="Medium List 1 Accent 4" w:semiHidden="0" w:uiPriority="65" w:unhideWhenUsed="0"/>
-    <w:lsdException w:name="Medium List 2 Accent 4" w:semiHidden="0" w:uiPriority="66" w:unhideWhenUsed="0"/>
-    <w:lsdException w:name="Medium Grid 1 Accent 4" w:semiHidden="0" w:uiPriority="67" w:unhideWhenUsed="0"/>
-    <w:lsdException w:name="Medium Grid 2 Accent 4" w:semiHidden="0" w:uiPriority="68" w:unhideWhenUsed="0"/>
-    <w:lsdException w:name="Medium Grid 3 Accent 4" w:semiHidden="0" w:uiPriority="69" w:unhideWhenUsed="0"/>
-    <w:lsdException w:name="Dark List Accent 4" w:semiHidden="0" w:uiPriority="70" w:unhideWhenUsed="0"/>
-    <w:lsdException w:name="Colorful Shading Accent 4" w:semiHidden="0" w:uiPriority="71" w:unhideWhenUsed="0"/>
-    <w:lsdException w:name="Colorful List Accent 4" w:semiHidden="0" w:uiPriority="72" w:unhideWhenUsed="0"/>
-    <w:lsdException w:name="Colorful Grid Accent 4" w:semiHidden="0" w:uiPriority="73" w:unhideWhenUsed="0"/>
-    <w:lsdException w:name="Light Shading Accent 5" w:semiHidden="0" w:uiPriority="60" w:unhideWhenUsed="0"/>
-    <w:lsdException w:name="Light List Accent 5" w:semiHidden="0" w:uiPriority="61" w:unhideWhenUsed="0"/>
-    <w:lsdException w:name="Light Grid Accent 5" w:semiHidden="0" w:uiPriority="62" w:unhideWhenUsed="0"/>
-    <w:lsdException w:name="Medium Shading 1 Accent 5" w:semiHidden="0" w:uiPriority="63" w:unhideWhenUsed="0"/>
-    <w:lsdException w:name="Medium Shading 2 Accent 5" w:semiHidden="0" w:uiPriority="64" w:unhideWhenUsed="0"/>
-    <w:lsdException w:name="Medium List 1 Accent 5" w:semiHidden="0" w:uiPriority="65" w:unhideWhenUsed="0"/>
-    <w:lsdException w:name="Medium List 2 Accent 5" w:semiHidden="0" w:uiPriority="66" w:unhideWhenUsed="0"/>
-    <w:lsdException w:name="Medium Grid 1 Accent 5" w:semiHidden="0" w:uiPriority="67" w:unhideWhenUsed="0"/>
-    <w:lsdException w:name="Medium Grid 2 Accent 5" w:semiHidden="0" w:uiPriority="68" w:unhideWhenUsed="0"/>
-    <w:lsdException w:name="Medium Grid 3 Accent 5" w:semiHidden="0" w:uiPriority="69" w:unhideWhenUsed="0"/>
-    <w:lsdException w:name="Dark List Accent 5" w:semiHidden="0" w:uiPriority="70" w:unhideWhenUsed="0"/>
-    <w:lsdException w:name="Colorful Shading Accent 5" w:semiHidden="0" w:uiPriority="71" w:unhideWhenUsed="0"/>
-    <w:lsdException w:name="Colorful List Accent 5" w:semiHidden="0" w:uiPriority="72" w:unhideWhenUsed="0"/>
-    <w:lsdException w:name="Colorful Grid Accent 5" w:semiHidden="0" w:uiPriority="73" w:unhideWhenUsed="0"/>
-    <w:lsdException w:name="Light Shading Accent 6" w:semiHidden="0" w:uiPriority="60" w:unhideWhenUsed="0"/>
-    <w:lsdException w:name="Light List Accent 6" w:semiHidden="0" w:uiPriority="61" w:unhideWhenUsed="0"/>
-    <w:lsdException w:name="Light Grid Accent 6" w:semiHidden="0" w:uiPriority="62" w:unhideWhenUsed="0"/>
-    <w:lsdException w:name="Medium Shading 1 Accent 6" w:semiHidden="0" w:uiPriority="63" w:unhideWhenUsed="0"/>
-    <w:lsdException w:name="Medium Shading 2 Accent 6" w:semiHidden="0" w:uiPriority="64" w:unhideWhenUsed="0"/>
-    <w:lsdException w:name="Medium List 1 Accent 6" w:semiHidden="0" w:uiPriority="65" w:unhideWhenUsed="0"/>
-    <w:lsdException w:name="Medium List 2 Accent 6" w:semiHidden="0" w:uiPriority="66" w:unhideWhenUsed="0"/>
-    <w:lsdException w:name="Medium Grid 1 Accent 6" w:semiHidden="0" w:uiPriority="67" w:unhideWhenUsed="0"/>
-    <w:lsdException w:name="Medium Grid 2 Accent 6" w:semiHidden="0" w:uiPriority="68" w:unhideWhenUsed="0"/>
-    <w:lsdException w:name="Medium Grid 3 Accent 6" w:semiHidden="0" w:uiPriority="69" w:unhideWhenUsed="0"/>
-    <w:lsdException w:name="Dark List Accent 6" w:semiHidden="0" w:uiPriority="70" w:unhideWhenUsed="0"/>
-    <w:lsdException w:name="Colorful Shading Accent 6" w:semiHidden="0" w:uiPriority="71" w:unhideWhenUsed="0"/>
-    <w:lsdException w:name="Colorful List Accent 6" w:semiHidden="0" w:uiPriority="72" w:unhideWhenUsed="0"/>
-    <w:lsdException w:name="Colorful Grid Accent 6" w:semiHidden="0" w:uiPriority="73" w:unhideWhenUsed="0"/>
-    <w:lsdException w:name="Subtle Emphasis" w:semiHidden="0" w:uiPriority="19" w:unhideWhenUsed="0" w:qFormat="1"/>
-    <w:lsdException w:name="Intense Emphasis" w:semiHidden="0" w:uiPriority="21" w:unhideWhenUsed="0" w:qFormat="1"/>
-    <w:lsdException w:name="Subtle Reference" w:semiHidden="0" w:uiPriority="31" w:unhideWhenUsed="0" w:qFormat="1"/>
-    <w:lsdException w:name="Intense Reference" w:semiHidden="0" w:uiPriority="32" w:unhideWhenUsed="0" w:qFormat="1"/>
-    <w:lsdException w:name="Book Title" w:semiHidden="0" w:uiPriority="33" w:unhideWhenUsed="0" w:qFormat="1"/>
-    <w:lsdException w:name="Bibliography" w:uiPriority="37"/>
-    <w:lsdException w:name="TOC Heading" w:uiPriority="39" w:qFormat="1"/>
-  </w:latentStyles>
-  <w:style w:type="paragraph" w:default="1" w:styleId="Normal">
-    <w:name w:val="Normal"/>
-    <w:qFormat/>
-  </w:style>
-  <w:style w:type="paragraph" w:styleId="Heading1">
-    <w:name w:val="heading 1"/>
-    <w:basedOn w:val="Normal"/>
-    <w:link w:val="Heading1Char"/>
-    <w:uiPriority w:val="9"/>
-    <w:qFormat/>
-    <w:rsid w:val="00356A49"/>
-    <w:pPr>
-      <w:spacing w:before="100" w:beforeAutospacing="1" w:after="100" w:afterAutospacing="1" w:line="240" w:lineRule="auto"/>
-      <w:outlineLvl w:val="0"/>
-    </w:pPr>
-    <w:rPr>
-      <w:rFonts w:ascii="Times New Roman" w:eastAsia="Times New Roman" w:hAnsi="Times New Roman" w:cs="Times New Roman"/>
-      <w:b/>
-      <w:bCs/>
-      <w:kern w:val="36"/>
-      <w:sz w:val="48"/>
-      <w:szCs w:val="48"/>
-      <w:lang w:eastAsia="en-IN"/>
-    </w:rPr>
-  </w:style>
-  <w:style w:type="paragraph" w:styleId="Heading2">
-    <w:name w:val="heading 2"/>
-    <w:basedOn w:val="Normal"/>
-    <w:link w:val="Heading2Char"/>
-    <w:uiPriority w:val="9"/>
-    <w:qFormat/>
-    <w:rsid w:val="00356A49"/>
-    <w:pPr>
-      <w:spacing w:before="100" w:beforeAutospacing="1" w:after="100" w:afterAutospacing="1" w:line="240" w:lineRule="auto"/>
-      <w:outlineLvl w:val="1"/>
-    </w:pPr>
-    <w:rPr>
-      <w:rFonts w:ascii="Times New Roman" w:eastAsia="Times New Roman" w:hAnsi="Times New Roman" w:cs="Times New Roman"/>
-      <w:b/>
-      <w:bCs/>
-      <w:sz w:val="36"/>
-      <w:szCs w:val="36"/>
-      <w:lang w:eastAsia="en-IN"/>
-    </w:rPr>
-  </w:style>
-  <w:style w:type="paragraph" w:styleId="Heading3">
-    <w:name w:val="heading 3"/>
-    <w:basedOn w:val="Normal"/>
-    <w:link w:val="Heading3Char"/>
-    <w:uiPriority w:val="9"/>
-    <w:qFormat/>
-    <w:rsid w:val="00356A49"/>
-    <w:pPr>
-      <w:spacing w:before="100" w:beforeAutospacing="1" w:after="100" w:afterAutospacing="1" w:line="240" w:lineRule="auto"/>
-      <w:outlineLvl w:val="2"/>
-    </w:pPr>
-    <w:rPr>
-      <w:rFonts w:ascii="Times New Roman" w:eastAsia="Times New Roman" w:hAnsi="Times New Roman" w:cs="Times New Roman"/>
-      <w:b/>
-      <w:bCs/>
-      <w:sz w:val="27"/>
-      <w:szCs w:val="27"/>
-      <w:lang w:eastAsia="en-IN"/>
-    </w:rPr>
-  </w:style>
-  <w:style w:type="character" w:default="1" w:styleId="DefaultParagraphFont">
-    <w:name w:val="Default Paragraph Font"/>
-    <w:uiPriority w:val="1"/>
-    <w:semiHidden/>
-    <w:unhideWhenUsed/>
-  </w:style>
-  <w:style w:type="table" w:default="1" w:styleId="TableNormal">
-    <w:name w:val="Normal Table"/>
-    <w:uiPriority w:val="99"/>
-    <w:semiHidden/>
-    <w:unhideWhenUsed/>
-    <w:tblPr>
-      <w:tblInd w:w="0" w:type="dxa"/>
-      <w:tblCellMar>
-        <w:top w:w="0" w:type="dxa"/>
-        <w:left w:w="108" w:type="dxa"/>
-        <w:bottom w:w="0" w:type="dxa"/>
-        <w:right w:w="108" w:type="dxa"/>
-      </w:tblCellMar>
-    </w:tblPr>
-  </w:style>
-  <w:style w:type="numbering" w:default="1" w:styleId="NoList">
-    <w:name w:val="No List"/>
-    <w:uiPriority w:val="99"/>
-    <w:semiHidden/>
-    <w:unhideWhenUsed/>
-  </w:style>
-  <w:style w:type="table" w:styleId="TableGrid">
-    <w:name w:val="Table Grid"/>
-    <w:basedOn w:val="TableNormal"/>
-    <w:uiPriority w:val="59"/>
-    <w:rsid w:val="00324FEE"/>
-    <w:pPr>
-      <w:spacing w:after="0" w:line="240" w:lineRule="auto"/>
-    </w:pPr>
-    <w:tblPr>
-      <w:tblInd w:w="0" w:type="dxa"/>
-      <w:tblBorders>
-        <w:top w:val="single" w:sz="4" w:space="0" w:color="auto"/>
-        <w:left w:val="single" w:sz="4" w:space="0" w:color="auto"/>
-        <w:bottom w:val="single" w:sz="4" w:space="0" w:color="auto"/>
-        <w:right w:val="single" w:sz="4" w:space="0" w:color="auto"/>
-        <w:insideH w:val="single" w:sz="4" w:space="0" w:color="auto"/>
-        <w:insideV w:val="single" w:sz="4" w:space="0" w:color="auto"/>
-      </w:tblBorders>
-      <w:tblCellMar>
-        <w:top w:w="0" w:type="dxa"/>
-        <w:left w:w="108" w:type="dxa"/>
-        <w:bottom w:w="0" w:type="dxa"/>
-        <w:right w:w="108" w:type="dxa"/>
-      </w:tblCellMar>
     </w:tblPr>
   </w:style>
   <w:style w:type="character" w:customStyle="1" w:styleId="Heading1Char">
@@ -11633,4 +10008,10 @@
   <a:objectDefaults/>
   <a:extraClrSchemeLst/>
 </a:theme>
+</file>
+
+<file path=docMetadata/LabelInfo.xml><?xml version="1.0" encoding="utf-8"?>
+<clbl:labelList xmlns:clbl="http://schemas.microsoft.com/office/2020/mipLabelMetadata">
+  <clbl:label id="{e760c494-6550-44b4-8258-77c175d778b7}" enabled="1" method="Privileged" siteId="{76a2ae5a-9f00-4f6b-95ed-5d33d77c4d61}" contentBits="0" removed="0"/>
+</clbl:labelList>
 </file>